--- a/项目计划.docx
+++ b/项目计划.docx
@@ -1342,16 +1342,3776 @@
         <w:spacing w:before="120" w:after="120" w:line="288" w:lineRule="auto"/>
         <w:ind w:left="0"/>
         <w:jc w:val="left"/>
-      </w:pPr>
-      <w:r>
-        <w:rPr>
-          <w:rFonts w:ascii="Arial" w:hAnsi="Arial" w:eastAsia="等线" w:cs="Arial"/>
-          <w:sz w:val="22"/>
-        </w:rPr>
-        <w:t>备注：本文件为项目计划迭代初始版本（V1.0），仅包含基础信息及团队架构，后续将逐步迭代补充项目阶段划分、甘特图、风险管控等模块，每次迭代将更新版本号并同步至CM工具，形成迭代历史。</w:t>
-      </w:r>
-      <w:bookmarkStart w:id="5" w:name="_GoBack"/>
+        <w:rPr>
+          <w:rFonts w:hint="eastAsia" w:eastAsiaTheme="minorEastAsia"/>
+          <w:lang w:eastAsia="zh-CN"/>
+        </w:rPr>
+      </w:pPr>
+    </w:p>
+    <w:p>
+      <w:pPr>
+        <w:spacing w:before="120" w:after="120" w:line="288" w:lineRule="auto"/>
+        <w:ind w:left="0"/>
+        <w:jc w:val="left"/>
+        <w:rPr>
+          <w:rFonts w:hint="eastAsia" w:eastAsiaTheme="minorEastAsia"/>
+          <w:lang w:eastAsia="zh-CN"/>
+        </w:rPr>
+      </w:pPr>
+    </w:p>
+    <w:p>
+      <w:pPr>
+        <w:spacing w:before="120" w:after="120" w:line="288" w:lineRule="auto"/>
+        <w:ind w:left="0"/>
+        <w:jc w:val="left"/>
+        <w:rPr>
+          <w:rFonts w:hint="eastAsia" w:eastAsiaTheme="minorEastAsia"/>
+          <w:lang w:eastAsia="zh-CN"/>
+        </w:rPr>
+      </w:pPr>
+    </w:p>
+    <w:p>
+      <w:pPr>
+        <w:spacing w:before="120" w:after="120" w:line="288" w:lineRule="auto"/>
+        <w:ind w:left="0"/>
+        <w:jc w:val="left"/>
+        <w:rPr>
+          <w:rFonts w:hint="eastAsia" w:eastAsiaTheme="minorEastAsia"/>
+          <w:lang w:eastAsia="zh-CN"/>
+        </w:rPr>
+      </w:pPr>
+    </w:p>
+    <w:p>
+      <w:pPr>
+        <w:spacing w:before="120" w:after="120" w:line="288" w:lineRule="auto"/>
+        <w:ind w:left="0"/>
+        <w:jc w:val="left"/>
+        <w:rPr>
+          <w:rFonts w:hint="eastAsia" w:eastAsiaTheme="minorEastAsia"/>
+          <w:lang w:eastAsia="zh-CN"/>
+        </w:rPr>
+      </w:pPr>
+    </w:p>
+    <w:p>
+      <w:pPr>
+        <w:spacing w:before="120" w:after="120" w:line="288" w:lineRule="auto"/>
+        <w:ind w:left="0"/>
+        <w:jc w:val="left"/>
+        <w:rPr>
+          <w:rFonts w:hint="eastAsia" w:eastAsiaTheme="minorEastAsia"/>
+          <w:lang w:eastAsia="zh-CN"/>
+        </w:rPr>
+      </w:pPr>
+    </w:p>
+    <w:p>
+      <w:pPr>
+        <w:spacing w:before="320" w:after="120" w:line="288" w:lineRule="auto"/>
+        <w:ind w:left="0"/>
+        <w:jc w:val="left"/>
+        <w:outlineLvl w:val="1"/>
+      </w:pPr>
+      <w:r>
+        <w:rPr>
+          <w:rFonts w:ascii="Arial" w:hAnsi="Arial" w:eastAsia="等线" w:cs="Arial"/>
+          <w:b/>
+          <w:sz w:val="32"/>
+        </w:rPr>
+        <w:t>三、项目阶段划分及核心任务</w:t>
+      </w:r>
+    </w:p>
+    <w:p>
+      <w:pPr>
+        <w:spacing w:before="120" w:after="120" w:line="288" w:lineRule="auto"/>
+        <w:ind w:left="0"/>
+        <w:jc w:val="left"/>
+      </w:pPr>
+      <w:r>
+        <w:rPr>
+          <w:rFonts w:ascii="Arial" w:hAnsi="Arial" w:eastAsia="等线" w:cs="Arial"/>
+          <w:sz w:val="22"/>
+        </w:rPr>
+        <w:t>结合项目2个月（8周）周期，将项目划分为6个核心阶段，明确各阶段任务、交付物及责任人，确保进度可控、衔接顺畅，所有任务均围绕《云南省企业就业失业数据采集系统工作说明书》核心需求推进，具体如下：</w:t>
+      </w:r>
+    </w:p>
+    <w:p>
+      <w:pPr>
+        <w:spacing w:before="300" w:after="120" w:line="288" w:lineRule="auto"/>
+        <w:ind w:left="0"/>
+        <w:jc w:val="left"/>
+        <w:outlineLvl w:val="2"/>
+      </w:pPr>
+      <w:r>
+        <w:rPr>
+          <w:rFonts w:ascii="Arial" w:hAnsi="Arial" w:eastAsia="等线" w:cs="Arial"/>
+          <w:b/>
+          <w:sz w:val="30"/>
+        </w:rPr>
+        <w:t>阶段一：项目启动与需求确认（第1周，共5个工作日）</w:t>
+      </w:r>
+    </w:p>
+    <w:p>
+      <w:pPr>
+        <w:spacing w:before="120" w:after="120" w:line="288" w:lineRule="auto"/>
+        <w:ind w:left="0"/>
+        <w:jc w:val="left"/>
+      </w:pPr>
+      <w:r>
+        <w:rPr>
+          <w:rFonts w:ascii="Arial" w:hAnsi="Arial" w:eastAsia="等线" w:cs="Arial"/>
+          <w:sz w:val="22"/>
+        </w:rPr>
+        <w:t>核心目标：完成项目启动，明确需求边界，达成需求共识，为后续开发工作奠定基础。</w:t>
+      </w:r>
+    </w:p>
+    <w:p>
+      <w:pPr>
+        <w:numPr>
+          <w:ilvl w:val="0"/>
+          <w:numId w:val="1"/>
+        </w:numPr>
+        <w:spacing w:before="120" w:after="120" w:line="288" w:lineRule="auto"/>
+        <w:ind w:left="0"/>
+        <w:jc w:val="left"/>
+      </w:pPr>
+      <w:r>
+        <w:rPr>
+          <w:rFonts w:ascii="Arial" w:hAnsi="Arial" w:eastAsia="等线" w:cs="Arial"/>
+          <w:sz w:val="22"/>
+        </w:rPr>
+        <w:t>核心任务：</w:t>
+      </w:r>
+    </w:p>
+    <w:p>
+      <w:pPr>
+        <w:numPr>
+          <w:ilvl w:val="0"/>
+          <w:numId w:val="2"/>
+        </w:numPr>
+        <w:spacing w:before="120" w:after="120" w:line="288" w:lineRule="auto"/>
+        <w:ind w:left="453"/>
+        <w:jc w:val="left"/>
+      </w:pPr>
+      <w:r>
+        <w:rPr>
+          <w:rFonts w:ascii="Arial" w:hAnsi="Arial" w:eastAsia="等线" w:cs="Arial"/>
+          <w:sz w:val="22"/>
+        </w:rPr>
+        <w:t>召开项目启动会，明确团队分工、项目目标、时间节点及沟通机制；</w:t>
+      </w:r>
+    </w:p>
+    <w:p>
+      <w:pPr>
+        <w:numPr>
+          <w:ilvl w:val="0"/>
+          <w:numId w:val="3"/>
+        </w:numPr>
+        <w:spacing w:before="120" w:after="120" w:line="288" w:lineRule="auto"/>
+        <w:ind w:left="453"/>
+        <w:jc w:val="left"/>
+      </w:pPr>
+      <w:r>
+        <w:rPr>
+          <w:rFonts w:ascii="Arial" w:hAnsi="Arial" w:eastAsia="等线" w:cs="Arial"/>
+          <w:sz w:val="22"/>
+        </w:rPr>
+        <w:t>组织团队研读项目说明书，梳理企业、市、省三级用户核心需求，明确需求边界；</w:t>
+      </w:r>
+    </w:p>
+    <w:p>
+      <w:pPr>
+        <w:numPr>
+          <w:ilvl w:val="0"/>
+          <w:numId w:val="4"/>
+        </w:numPr>
+        <w:spacing w:before="120" w:after="120" w:line="288" w:lineRule="auto"/>
+        <w:ind w:left="453"/>
+        <w:jc w:val="left"/>
+      </w:pPr>
+      <w:r>
+        <w:rPr>
+          <w:rFonts w:ascii="Arial" w:hAnsi="Arial" w:eastAsia="等线" w:cs="Arial"/>
+          <w:sz w:val="22"/>
+        </w:rPr>
+        <w:t>产品经理牵头，对接省厅需求方，细化需求细节，输出需求规格说明书（初稿）；</w:t>
+      </w:r>
+    </w:p>
+    <w:p>
+      <w:pPr>
+        <w:numPr>
+          <w:ilvl w:val="0"/>
+          <w:numId w:val="5"/>
+        </w:numPr>
+        <w:spacing w:before="120" w:after="120" w:line="288" w:lineRule="auto"/>
+        <w:ind w:left="453"/>
+        <w:jc w:val="left"/>
+      </w:pPr>
+      <w:r>
+        <w:rPr>
+          <w:rFonts w:ascii="Arial" w:hAnsi="Arial" w:eastAsia="等线" w:cs="Arial"/>
+          <w:sz w:val="22"/>
+        </w:rPr>
+        <w:t>完成需求评审会，组织项目经理、开发、测试等相关人员评审需求，确认需求无歧义；</w:t>
+      </w:r>
+    </w:p>
+    <w:p>
+      <w:pPr>
+        <w:numPr>
+          <w:ilvl w:val="0"/>
+          <w:numId w:val="6"/>
+        </w:numPr>
+        <w:spacing w:before="120" w:after="120" w:line="288" w:lineRule="auto"/>
+        <w:ind w:left="453"/>
+        <w:jc w:val="left"/>
+      </w:pPr>
+      <w:r>
+        <w:rPr>
+          <w:rFonts w:ascii="Arial" w:hAnsi="Arial" w:eastAsia="等线" w:cs="Arial"/>
+          <w:sz w:val="22"/>
+        </w:rPr>
+        <w:t>产品经理输出产品原型（V1.0），同步至团队所有成员。</w:t>
+      </w:r>
+    </w:p>
+    <w:p>
+      <w:pPr>
+        <w:numPr>
+          <w:ilvl w:val="0"/>
+          <w:numId w:val="7"/>
+        </w:numPr>
+        <w:spacing w:before="120" w:after="120" w:line="288" w:lineRule="auto"/>
+        <w:ind w:left="0"/>
+        <w:jc w:val="left"/>
+      </w:pPr>
+      <w:r>
+        <w:rPr>
+          <w:rFonts w:ascii="Arial" w:hAnsi="Arial" w:eastAsia="等线" w:cs="Arial"/>
+          <w:sz w:val="22"/>
+        </w:rPr>
+        <w:t>交付物：项目启动会纪要、需求规格说明书（初稿）、产品原型（V1.0）</w:t>
+      </w:r>
+    </w:p>
+    <w:p>
+      <w:pPr>
+        <w:numPr>
+          <w:ilvl w:val="0"/>
+          <w:numId w:val="8"/>
+        </w:numPr>
+        <w:spacing w:before="120" w:after="120" w:line="288" w:lineRule="auto"/>
+        <w:ind w:left="0"/>
+        <w:jc w:val="left"/>
+      </w:pPr>
+      <w:r>
+        <w:rPr>
+          <w:rFonts w:ascii="Arial" w:hAnsi="Arial" w:eastAsia="等线" w:cs="Arial"/>
+          <w:sz w:val="22"/>
+        </w:rPr>
+        <w:t>责任人：项目经理（统筹）、产品经理（核心执行）</w:t>
+      </w:r>
+    </w:p>
+    <w:p>
+      <w:pPr>
+        <w:numPr>
+          <w:ilvl w:val="0"/>
+          <w:numId w:val="9"/>
+        </w:numPr>
+        <w:spacing w:before="120" w:after="120" w:line="288" w:lineRule="auto"/>
+        <w:ind w:left="0"/>
+        <w:jc w:val="left"/>
+      </w:pPr>
+      <w:r>
+        <w:rPr>
+          <w:rFonts w:ascii="Arial" w:hAnsi="Arial" w:eastAsia="等线" w:cs="Arial"/>
+          <w:sz w:val="22"/>
+        </w:rPr>
+        <w:t>配合人员：全团队成员、省厅需求对接人</w:t>
+      </w:r>
+    </w:p>
+    <w:p>
+      <w:pPr>
+        <w:spacing w:before="300" w:after="120" w:line="288" w:lineRule="auto"/>
+        <w:ind w:left="0"/>
+        <w:jc w:val="left"/>
+        <w:outlineLvl w:val="2"/>
+      </w:pPr>
+      <w:r>
+        <w:rPr>
+          <w:rFonts w:ascii="Arial" w:hAnsi="Arial" w:eastAsia="等线" w:cs="Arial"/>
+          <w:b/>
+          <w:sz w:val="30"/>
+        </w:rPr>
+        <w:t>阶段二：系统设计（第2周，共5个工作日）</w:t>
+      </w:r>
+    </w:p>
+    <w:p>
+      <w:pPr>
+        <w:spacing w:before="120" w:after="120" w:line="288" w:lineRule="auto"/>
+        <w:ind w:left="0"/>
+        <w:jc w:val="left"/>
+      </w:pPr>
+      <w:r>
+        <w:rPr>
+          <w:rFonts w:ascii="Arial" w:hAnsi="Arial" w:eastAsia="等线" w:cs="Arial"/>
+          <w:sz w:val="22"/>
+        </w:rPr>
+        <w:t>核心目标：完成系统整体设计，明确技术方案、数据库结构及UI界面，确保设计方案贴合需求。</w:t>
+      </w:r>
+    </w:p>
+    <w:p>
+      <w:pPr>
+        <w:numPr>
+          <w:ilvl w:val="0"/>
+          <w:numId w:val="10"/>
+        </w:numPr>
+        <w:spacing w:before="120" w:after="120" w:line="288" w:lineRule="auto"/>
+        <w:ind w:left="0"/>
+        <w:jc w:val="left"/>
+      </w:pPr>
+      <w:r>
+        <w:rPr>
+          <w:rFonts w:ascii="Arial" w:hAnsi="Arial" w:eastAsia="等线" w:cs="Arial"/>
+          <w:sz w:val="22"/>
+        </w:rPr>
+        <w:t>核心任务：</w:t>
+      </w:r>
+    </w:p>
+    <w:p>
+      <w:pPr>
+        <w:numPr>
+          <w:ilvl w:val="0"/>
+          <w:numId w:val="11"/>
+        </w:numPr>
+        <w:spacing w:before="120" w:after="120" w:line="288" w:lineRule="auto"/>
+        <w:ind w:left="453"/>
+        <w:jc w:val="left"/>
+      </w:pPr>
+      <w:r>
+        <w:rPr>
+          <w:rFonts w:ascii="Arial" w:hAnsi="Arial" w:eastAsia="等线" w:cs="Arial"/>
+          <w:sz w:val="22"/>
+        </w:rPr>
+        <w:t>后端开发工程师牵头，结合需求规格说明书，设计数据库结构，输出数据库设计文档及数据库脚本；</w:t>
+      </w:r>
+    </w:p>
+    <w:p>
+      <w:pPr>
+        <w:numPr>
+          <w:ilvl w:val="0"/>
+          <w:numId w:val="12"/>
+        </w:numPr>
+        <w:spacing w:before="120" w:after="120" w:line="288" w:lineRule="auto"/>
+        <w:ind w:left="453"/>
+        <w:jc w:val="left"/>
+      </w:pPr>
+      <w:r>
+        <w:rPr>
+          <w:rFonts w:ascii="Arial" w:hAnsi="Arial" w:eastAsia="等线" w:cs="Arial"/>
+          <w:sz w:val="22"/>
+        </w:rPr>
+        <w:t>前后端开发工程师共同研讨，确定技术架构及开发方案，输出技术方案文档；</w:t>
+      </w:r>
+    </w:p>
+    <w:p>
+      <w:pPr>
+        <w:numPr>
+          <w:ilvl w:val="0"/>
+          <w:numId w:val="13"/>
+        </w:numPr>
+        <w:spacing w:before="120" w:after="120" w:line="288" w:lineRule="auto"/>
+        <w:ind w:left="453"/>
+        <w:jc w:val="left"/>
+      </w:pPr>
+      <w:r>
+        <w:rPr>
+          <w:rFonts w:ascii="Arial" w:hAnsi="Arial" w:eastAsia="等线" w:cs="Arial"/>
+          <w:sz w:val="22"/>
+        </w:rPr>
+        <w:t>UI/UE设计师根据产品原型，设计系统UI界面（含企业端、市/省端），优化操作体验；</w:t>
+      </w:r>
+    </w:p>
+    <w:p>
+      <w:pPr>
+        <w:numPr>
+          <w:ilvl w:val="0"/>
+          <w:numId w:val="14"/>
+        </w:numPr>
+        <w:spacing w:before="120" w:after="120" w:line="288" w:lineRule="auto"/>
+        <w:ind w:left="453"/>
+        <w:jc w:val="left"/>
+      </w:pPr>
+      <w:r>
+        <w:rPr>
+          <w:rFonts w:ascii="Arial" w:hAnsi="Arial" w:eastAsia="等线" w:cs="Arial"/>
+          <w:sz w:val="22"/>
+        </w:rPr>
+        <w:t>完成设计评审会，评审数据库设计、技术方案及UI设计稿，确认无误后定稿；</w:t>
+      </w:r>
+    </w:p>
+    <w:p>
+      <w:pPr>
+        <w:numPr>
+          <w:ilvl w:val="0"/>
+          <w:numId w:val="15"/>
+        </w:numPr>
+        <w:spacing w:before="120" w:after="120" w:line="288" w:lineRule="auto"/>
+        <w:ind w:left="453"/>
+        <w:jc w:val="left"/>
+      </w:pPr>
+      <w:r>
+        <w:rPr>
+          <w:rFonts w:ascii="Arial" w:hAnsi="Arial" w:eastAsia="等线" w:cs="Arial"/>
+          <w:sz w:val="22"/>
+        </w:rPr>
+        <w:t>UI/UE设计师输出UI切图，同步至前端开发工程师。</w:t>
+      </w:r>
+    </w:p>
+    <w:p>
+      <w:pPr>
+        <w:numPr>
+          <w:ilvl w:val="0"/>
+          <w:numId w:val="16"/>
+        </w:numPr>
+        <w:spacing w:before="120" w:after="120" w:line="288" w:lineRule="auto"/>
+        <w:ind w:left="0"/>
+        <w:jc w:val="left"/>
+      </w:pPr>
+      <w:r>
+        <w:rPr>
+          <w:rFonts w:ascii="Arial" w:hAnsi="Arial" w:eastAsia="等线" w:cs="Arial"/>
+          <w:sz w:val="22"/>
+        </w:rPr>
+        <w:t>交付物：数据库设计文档、数据库脚本、技术方案文档、UI设计稿、UI切图</w:t>
+      </w:r>
+    </w:p>
+    <w:p>
+      <w:pPr>
+        <w:numPr>
+          <w:ilvl w:val="0"/>
+          <w:numId w:val="17"/>
+        </w:numPr>
+        <w:spacing w:before="120" w:after="120" w:line="288" w:lineRule="auto"/>
+        <w:ind w:left="0"/>
+        <w:jc w:val="left"/>
+      </w:pPr>
+      <w:r>
+        <w:rPr>
+          <w:rFonts w:ascii="Arial" w:hAnsi="Arial" w:eastAsia="等线" w:cs="Arial"/>
+          <w:sz w:val="22"/>
+        </w:rPr>
+        <w:t>责任人：后端开发工程师（数据库/技术方案）、UI/UE设计师（UI设计）</w:t>
+      </w:r>
+    </w:p>
+    <w:p>
+      <w:pPr>
+        <w:numPr>
+          <w:ilvl w:val="0"/>
+          <w:numId w:val="18"/>
+        </w:numPr>
+        <w:spacing w:before="120" w:after="120" w:line="288" w:lineRule="auto"/>
+        <w:ind w:left="0"/>
+        <w:jc w:val="left"/>
+      </w:pPr>
+      <w:r>
+        <w:rPr>
+          <w:rFonts w:ascii="Arial" w:hAnsi="Arial" w:eastAsia="等线" w:cs="Arial"/>
+          <w:sz w:val="22"/>
+        </w:rPr>
+        <w:t>配合人员：产品经理、前端开发工程师、项目经理</w:t>
+      </w:r>
+    </w:p>
+    <w:p>
+      <w:pPr>
+        <w:spacing w:before="300" w:after="120" w:line="288" w:lineRule="auto"/>
+        <w:ind w:left="0"/>
+        <w:jc w:val="left"/>
+        <w:outlineLvl w:val="2"/>
+      </w:pPr>
+      <w:r>
+        <w:rPr>
+          <w:rFonts w:ascii="Arial" w:hAnsi="Arial" w:eastAsia="等线" w:cs="Arial"/>
+          <w:b/>
+          <w:sz w:val="30"/>
+        </w:rPr>
+        <w:t>阶段三：核心功能开发（第3-4周，共10个工作日）</w:t>
+      </w:r>
+    </w:p>
+    <w:p>
+      <w:pPr>
+        <w:spacing w:before="120" w:after="120" w:line="288" w:lineRule="auto"/>
+        <w:ind w:left="0"/>
+        <w:jc w:val="left"/>
+      </w:pPr>
+      <w:r>
+        <w:rPr>
+          <w:rFonts w:ascii="Arial" w:hAnsi="Arial" w:eastAsia="等线" w:cs="Arial"/>
+          <w:sz w:val="22"/>
+        </w:rPr>
+        <w:t>核心目标：完成企业端、市/省端核心功能开发，实现基础业务流程闭环。</w:t>
+      </w:r>
+    </w:p>
+    <w:p>
+      <w:pPr>
+        <w:numPr>
+          <w:ilvl w:val="0"/>
+          <w:numId w:val="19"/>
+        </w:numPr>
+        <w:spacing w:before="120" w:after="120" w:line="288" w:lineRule="auto"/>
+        <w:ind w:left="0"/>
+        <w:jc w:val="left"/>
+      </w:pPr>
+      <w:r>
+        <w:rPr>
+          <w:rFonts w:ascii="Arial" w:hAnsi="Arial" w:eastAsia="等线" w:cs="Arial"/>
+          <w:sz w:val="22"/>
+        </w:rPr>
+        <w:t>核心任务：</w:t>
+      </w:r>
+    </w:p>
+    <w:p>
+      <w:pPr>
+        <w:numPr>
+          <w:ilvl w:val="0"/>
+          <w:numId w:val="20"/>
+        </w:numPr>
+        <w:spacing w:before="120" w:after="120" w:line="288" w:lineRule="auto"/>
+        <w:ind w:left="453"/>
+        <w:jc w:val="left"/>
+      </w:pPr>
+      <w:r>
+        <w:rPr>
+          <w:rFonts w:ascii="Arial" w:hAnsi="Arial" w:eastAsia="等线" w:cs="Arial"/>
+          <w:sz w:val="22"/>
+        </w:rPr>
+        <w:t>前端开发工程师：开发企业端核心页面（备案上报、数据填报、数据查询、密码修改）、市/省端基础页面（通知管理、用户管理基础功能），实现页面交互；</w:t>
+      </w:r>
+    </w:p>
+    <w:p>
+      <w:pPr>
+        <w:numPr>
+          <w:ilvl w:val="0"/>
+          <w:numId w:val="21"/>
+        </w:numPr>
+        <w:spacing w:before="120" w:after="120" w:line="288" w:lineRule="auto"/>
+        <w:ind w:left="453"/>
+        <w:jc w:val="left"/>
+      </w:pPr>
+      <w:r>
+        <w:rPr>
+          <w:rFonts w:ascii="Arial" w:hAnsi="Arial" w:eastAsia="等线" w:cs="Arial"/>
+          <w:sz w:val="22"/>
+        </w:rPr>
+        <w:t>后端开发工程师：开发核心接口（企业备案、数据填报、基础查询、通知发布），实现基础业务逻辑，搭建数据库连接；</w:t>
+      </w:r>
+    </w:p>
+    <w:p>
+      <w:pPr>
+        <w:numPr>
+          <w:ilvl w:val="0"/>
+          <w:numId w:val="22"/>
+        </w:numPr>
+        <w:spacing w:before="120" w:after="120" w:line="288" w:lineRule="auto"/>
+        <w:ind w:left="453"/>
+        <w:jc w:val="left"/>
+      </w:pPr>
+      <w:r>
+        <w:rPr>
+          <w:rFonts w:ascii="Arial" w:hAnsi="Arial" w:eastAsia="等线" w:cs="Arial"/>
+          <w:sz w:val="22"/>
+        </w:rPr>
+        <w:t>每日召开短会，同步开发进度，解决开发过程中遇到的问题；</w:t>
+      </w:r>
+    </w:p>
+    <w:p>
+      <w:pPr>
+        <w:numPr>
+          <w:ilvl w:val="0"/>
+          <w:numId w:val="23"/>
+        </w:numPr>
+        <w:spacing w:before="120" w:after="120" w:line="288" w:lineRule="auto"/>
+        <w:ind w:left="453"/>
+        <w:jc w:val="left"/>
+      </w:pPr>
+      <w:r>
+        <w:rPr>
+          <w:rFonts w:ascii="Arial" w:hAnsi="Arial" w:eastAsia="等线" w:cs="Arial"/>
+          <w:sz w:val="22"/>
+        </w:rPr>
+        <w:t>第4周末，完成核心功能内部联调，确保基础功能可正常运行。</w:t>
+      </w:r>
+    </w:p>
+    <w:p>
+      <w:pPr>
+        <w:numPr>
+          <w:ilvl w:val="0"/>
+          <w:numId w:val="24"/>
+        </w:numPr>
+        <w:spacing w:before="120" w:after="120" w:line="288" w:lineRule="auto"/>
+        <w:ind w:left="0"/>
+        <w:jc w:val="left"/>
+      </w:pPr>
+      <w:r>
+        <w:rPr>
+          <w:rFonts w:ascii="Arial" w:hAnsi="Arial" w:eastAsia="等线" w:cs="Arial"/>
+          <w:sz w:val="22"/>
+        </w:rPr>
+        <w:t>交付物：核心功能开发代码、前端页面原型（可交互）、后端核心接口、内部联调报告</w:t>
+      </w:r>
+    </w:p>
+    <w:p>
+      <w:pPr>
+        <w:numPr>
+          <w:ilvl w:val="0"/>
+          <w:numId w:val="25"/>
+        </w:numPr>
+        <w:spacing w:before="120" w:after="120" w:line="288" w:lineRule="auto"/>
+        <w:ind w:left="0"/>
+        <w:jc w:val="left"/>
+      </w:pPr>
+      <w:r>
+        <w:rPr>
+          <w:rFonts w:ascii="Arial" w:hAnsi="Arial" w:eastAsia="等线" w:cs="Arial"/>
+          <w:sz w:val="22"/>
+        </w:rPr>
+        <w:t>责任人：前端开发工程师、后端开发工程师</w:t>
+      </w:r>
+    </w:p>
+    <w:p>
+      <w:pPr>
+        <w:numPr>
+          <w:ilvl w:val="0"/>
+          <w:numId w:val="26"/>
+        </w:numPr>
+        <w:spacing w:before="120" w:after="120" w:line="288" w:lineRule="auto"/>
+        <w:ind w:left="0"/>
+        <w:jc w:val="left"/>
+      </w:pPr>
+      <w:r>
+        <w:rPr>
+          <w:rFonts w:ascii="Arial" w:hAnsi="Arial" w:eastAsia="等线" w:cs="Arial"/>
+          <w:sz w:val="22"/>
+        </w:rPr>
+        <w:t>配合人员：产品经理、项目经理</w:t>
+      </w:r>
+    </w:p>
+    <w:p>
+      <w:pPr>
+        <w:spacing w:before="300" w:after="120" w:line="288" w:lineRule="auto"/>
+        <w:ind w:left="0"/>
+        <w:jc w:val="left"/>
+        <w:outlineLvl w:val="2"/>
+      </w:pPr>
+      <w:r>
+        <w:rPr>
+          <w:rFonts w:ascii="Arial" w:hAnsi="Arial" w:eastAsia="等线" w:cs="Arial"/>
+          <w:b/>
+          <w:sz w:val="30"/>
+        </w:rPr>
+        <w:t>阶段四：全功能开发与联调（第5-6周，共10个工作日）</w:t>
+      </w:r>
+    </w:p>
+    <w:p>
+      <w:pPr>
+        <w:spacing w:before="120" w:after="120" w:line="288" w:lineRule="auto"/>
+        <w:ind w:left="0"/>
+        <w:jc w:val="left"/>
+      </w:pPr>
+      <w:r>
+        <w:rPr>
+          <w:rFonts w:ascii="Arial" w:hAnsi="Arial" w:eastAsia="等线" w:cs="Arial"/>
+          <w:sz w:val="22"/>
+        </w:rPr>
+        <w:t>核心目标：完成所有功能开发，实现前后端全流程联调，对接国家失业监测系统接口。</w:t>
+      </w:r>
+    </w:p>
+    <w:p>
+      <w:pPr>
+        <w:numPr>
+          <w:ilvl w:val="0"/>
+          <w:numId w:val="27"/>
+        </w:numPr>
+        <w:spacing w:before="120" w:after="120" w:line="288" w:lineRule="auto"/>
+        <w:ind w:left="0"/>
+        <w:jc w:val="left"/>
+      </w:pPr>
+      <w:r>
+        <w:rPr>
+          <w:rFonts w:ascii="Arial" w:hAnsi="Arial" w:eastAsia="等线" w:cs="Arial"/>
+          <w:sz w:val="22"/>
+        </w:rPr>
+        <w:t>核心任务：</w:t>
+      </w:r>
+    </w:p>
+    <w:p>
+      <w:pPr>
+        <w:numPr>
+          <w:ilvl w:val="0"/>
+          <w:numId w:val="28"/>
+        </w:numPr>
+        <w:spacing w:before="120" w:after="120" w:line="288" w:lineRule="auto"/>
+        <w:ind w:left="453"/>
+        <w:jc w:val="left"/>
+      </w:pPr>
+      <w:r>
+        <w:rPr>
+          <w:rFonts w:ascii="Arial" w:hAnsi="Arial" w:eastAsia="等线" w:cs="Arial"/>
+          <w:sz w:val="22"/>
+        </w:rPr>
+        <w:t>前端开发工程师：完成剩余页面开发（省端多维分析、图表分析、数据导出等），优化页面交互及兼容性；</w:t>
+      </w:r>
+    </w:p>
+    <w:p>
+      <w:pPr>
+        <w:numPr>
+          <w:ilvl w:val="0"/>
+          <w:numId w:val="29"/>
+        </w:numPr>
+        <w:spacing w:before="120" w:after="120" w:line="288" w:lineRule="auto"/>
+        <w:ind w:left="453"/>
+        <w:jc w:val="left"/>
+      </w:pPr>
+      <w:r>
+        <w:rPr>
+          <w:rFonts w:ascii="Arial" w:hAnsi="Arial" w:eastAsia="等线" w:cs="Arial"/>
+          <w:sz w:val="22"/>
+        </w:rPr>
+        <w:t>后端开发工程师：完成剩余接口开发（审核、汇总、分析、数据删除/退回、数据接口对接等），完善业务逻辑；</w:t>
+      </w:r>
+    </w:p>
+    <w:p>
+      <w:pPr>
+        <w:numPr>
+          <w:ilvl w:val="0"/>
+          <w:numId w:val="30"/>
+        </w:numPr>
+        <w:spacing w:before="120" w:after="120" w:line="288" w:lineRule="auto"/>
+        <w:ind w:left="453"/>
+        <w:jc w:val="left"/>
+      </w:pPr>
+      <w:r>
+        <w:rPr>
+          <w:rFonts w:ascii="Arial" w:hAnsi="Arial" w:eastAsia="等线" w:cs="Arial"/>
+          <w:sz w:val="22"/>
+        </w:rPr>
+        <w:t>前后端联合联调，确保各功能模块衔接顺畅，数据流转正常；</w:t>
+      </w:r>
+    </w:p>
+    <w:p>
+      <w:pPr>
+        <w:numPr>
+          <w:ilvl w:val="0"/>
+          <w:numId w:val="31"/>
+        </w:numPr>
+        <w:spacing w:before="120" w:after="120" w:line="288" w:lineRule="auto"/>
+        <w:ind w:left="453"/>
+        <w:jc w:val="left"/>
+      </w:pPr>
+      <w:r>
+        <w:rPr>
+          <w:rFonts w:ascii="Arial" w:hAnsi="Arial" w:eastAsia="等线" w:cs="Arial"/>
+          <w:sz w:val="22"/>
+        </w:rPr>
+        <w:t>后端开发工程师对接国家失业监测系统，完成数据交换接口开发及联调；</w:t>
+      </w:r>
+    </w:p>
+    <w:p>
+      <w:pPr>
+        <w:numPr>
+          <w:ilvl w:val="0"/>
+          <w:numId w:val="32"/>
+        </w:numPr>
+        <w:spacing w:before="120" w:after="120" w:line="288" w:lineRule="auto"/>
+        <w:ind w:left="453"/>
+        <w:jc w:val="left"/>
+      </w:pPr>
+      <w:r>
+        <w:rPr>
+          <w:rFonts w:ascii="Arial" w:hAnsi="Arial" w:eastAsia="等线" w:cs="Arial"/>
+          <w:sz w:val="22"/>
+        </w:rPr>
+        <w:t>第6周末，完成全功能联调，形成联调报告，提交测试工程师准备测试。</w:t>
+      </w:r>
+    </w:p>
+    <w:p>
+      <w:pPr>
+        <w:numPr>
+          <w:ilvl w:val="0"/>
+          <w:numId w:val="33"/>
+        </w:numPr>
+        <w:spacing w:before="120" w:after="120" w:line="288" w:lineRule="auto"/>
+        <w:ind w:left="0"/>
+        <w:jc w:val="left"/>
+      </w:pPr>
+      <w:r>
+        <w:rPr>
+          <w:rFonts w:ascii="Arial" w:hAnsi="Arial" w:eastAsia="等线" w:cs="Arial"/>
+          <w:sz w:val="22"/>
+        </w:rPr>
+        <w:t>交付物：全功能开发代码、前后端联调报告、国家失业监测系统接口对接文档</w:t>
+      </w:r>
+    </w:p>
+    <w:p>
+      <w:pPr>
+        <w:numPr>
+          <w:ilvl w:val="0"/>
+          <w:numId w:val="34"/>
+        </w:numPr>
+        <w:spacing w:before="120" w:after="120" w:line="288" w:lineRule="auto"/>
+        <w:ind w:left="0"/>
+        <w:jc w:val="left"/>
+      </w:pPr>
+      <w:r>
+        <w:rPr>
+          <w:rFonts w:ascii="Arial" w:hAnsi="Arial" w:eastAsia="等线" w:cs="Arial"/>
+          <w:sz w:val="22"/>
+        </w:rPr>
+        <w:t>责任人：前端开发工程师、后端开发工程师</w:t>
+      </w:r>
+    </w:p>
+    <w:p>
+      <w:pPr>
+        <w:numPr>
+          <w:ilvl w:val="0"/>
+          <w:numId w:val="35"/>
+        </w:numPr>
+        <w:spacing w:before="120" w:after="120" w:line="288" w:lineRule="auto"/>
+        <w:ind w:left="0"/>
+        <w:jc w:val="left"/>
+      </w:pPr>
+      <w:r>
+        <w:rPr>
+          <w:rFonts w:ascii="Arial" w:hAnsi="Arial" w:eastAsia="等线" w:cs="Arial"/>
+          <w:sz w:val="22"/>
+        </w:rPr>
+        <w:t>配合人员：产品经理、测试工程师、项目经理</w:t>
+      </w:r>
+    </w:p>
+    <w:p>
+      <w:pPr>
+        <w:spacing w:before="300" w:after="120" w:line="288" w:lineRule="auto"/>
+        <w:ind w:left="0"/>
+        <w:jc w:val="left"/>
+        <w:outlineLvl w:val="2"/>
+      </w:pPr>
+      <w:bookmarkStart w:id="5" w:name="heading_5"/>
+      <w:r>
+        <w:rPr>
+          <w:rFonts w:ascii="Arial" w:hAnsi="Arial" w:eastAsia="等线" w:cs="Arial"/>
+          <w:b/>
+          <w:sz w:val="30"/>
+        </w:rPr>
+        <w:t>阶段五：系统测试与缺陷修复（第7周，共5个工作日）</w:t>
+      </w:r>
       <w:bookmarkEnd w:id="5"/>
+    </w:p>
+    <w:p>
+      <w:pPr>
+        <w:spacing w:before="120" w:after="120" w:line="288" w:lineRule="auto"/>
+        <w:ind w:left="0"/>
+        <w:jc w:val="left"/>
+      </w:pPr>
+      <w:r>
+        <w:rPr>
+          <w:rFonts w:ascii="Arial" w:hAnsi="Arial" w:eastAsia="等线" w:cs="Arial"/>
+          <w:sz w:val="22"/>
+        </w:rPr>
+        <w:t>核心目标：全面测试系统功能，修复各类缺陷，确保系统符合需求及质量标准。</w:t>
+      </w:r>
+    </w:p>
+    <w:p>
+      <w:pPr>
+        <w:numPr>
+          <w:ilvl w:val="0"/>
+          <w:numId w:val="36"/>
+        </w:numPr>
+        <w:spacing w:before="120" w:after="120" w:line="288" w:lineRule="auto"/>
+        <w:ind w:left="0"/>
+        <w:jc w:val="left"/>
+      </w:pPr>
+      <w:r>
+        <w:rPr>
+          <w:rFonts w:ascii="Arial" w:hAnsi="Arial" w:eastAsia="等线" w:cs="Arial"/>
+          <w:sz w:val="22"/>
+        </w:rPr>
+        <w:t>核心任务：</w:t>
+      </w:r>
+    </w:p>
+    <w:p>
+      <w:pPr>
+        <w:numPr>
+          <w:ilvl w:val="0"/>
+          <w:numId w:val="37"/>
+        </w:numPr>
+        <w:spacing w:before="120" w:after="120" w:line="288" w:lineRule="auto"/>
+        <w:ind w:left="453"/>
+        <w:jc w:val="left"/>
+      </w:pPr>
+      <w:r>
+        <w:rPr>
+          <w:rFonts w:ascii="Arial" w:hAnsi="Arial" w:eastAsia="等线" w:cs="Arial"/>
+          <w:sz w:val="22"/>
+        </w:rPr>
+        <w:t>测试工程师根据需求规格说明书及设计文档，编写测试用例，执行功能测试、兼容性测试、性能测试；</w:t>
+      </w:r>
+    </w:p>
+    <w:p>
+      <w:pPr>
+        <w:numPr>
+          <w:ilvl w:val="0"/>
+          <w:numId w:val="38"/>
+        </w:numPr>
+        <w:spacing w:before="120" w:after="120" w:line="288" w:lineRule="auto"/>
+        <w:ind w:left="453"/>
+        <w:jc w:val="left"/>
+      </w:pPr>
+      <w:r>
+        <w:rPr>
+          <w:rFonts w:ascii="Arial" w:hAnsi="Arial" w:eastAsia="等线" w:cs="Arial"/>
+          <w:sz w:val="22"/>
+        </w:rPr>
+        <w:t>跟踪缺陷，记录缺陷详情，反馈给开发工程师进行修复；</w:t>
+      </w:r>
+    </w:p>
+    <w:p>
+      <w:pPr>
+        <w:numPr>
+          <w:ilvl w:val="0"/>
+          <w:numId w:val="39"/>
+        </w:numPr>
+        <w:spacing w:before="120" w:after="120" w:line="288" w:lineRule="auto"/>
+        <w:ind w:left="453"/>
+        <w:jc w:val="left"/>
+      </w:pPr>
+      <w:r>
+        <w:rPr>
+          <w:rFonts w:ascii="Arial" w:hAnsi="Arial" w:eastAsia="等线" w:cs="Arial"/>
+          <w:sz w:val="22"/>
+        </w:rPr>
+        <w:t>开发工程师修复缺陷后，测试工程师进行回归测试，确保缺陷闭环；</w:t>
+      </w:r>
+    </w:p>
+    <w:p>
+      <w:pPr>
+        <w:numPr>
+          <w:ilvl w:val="0"/>
+          <w:numId w:val="40"/>
+        </w:numPr>
+        <w:spacing w:before="120" w:after="120" w:line="288" w:lineRule="auto"/>
+        <w:ind w:left="453"/>
+        <w:jc w:val="left"/>
+      </w:pPr>
+      <w:r>
+        <w:rPr>
+          <w:rFonts w:ascii="Arial" w:hAnsi="Arial" w:eastAsia="等线" w:cs="Arial"/>
+          <w:sz w:val="22"/>
+        </w:rPr>
+        <w:t>完成测试总结，输出测试报告，确认系统无重大缺陷，符合上线条件。</w:t>
+      </w:r>
+    </w:p>
+    <w:p>
+      <w:pPr>
+        <w:numPr>
+          <w:ilvl w:val="0"/>
+          <w:numId w:val="41"/>
+        </w:numPr>
+        <w:spacing w:before="120" w:after="120" w:line="288" w:lineRule="auto"/>
+        <w:ind w:left="0"/>
+        <w:jc w:val="left"/>
+      </w:pPr>
+      <w:r>
+        <w:rPr>
+          <w:rFonts w:ascii="Arial" w:hAnsi="Arial" w:eastAsia="等线" w:cs="Arial"/>
+          <w:sz w:val="22"/>
+        </w:rPr>
+        <w:t>交付物：测试用例、测试报告、缺陷修复记录</w:t>
+      </w:r>
+    </w:p>
+    <w:p>
+      <w:pPr>
+        <w:numPr>
+          <w:ilvl w:val="0"/>
+          <w:numId w:val="42"/>
+        </w:numPr>
+        <w:spacing w:before="120" w:after="120" w:line="288" w:lineRule="auto"/>
+        <w:ind w:left="0"/>
+        <w:jc w:val="left"/>
+      </w:pPr>
+      <w:r>
+        <w:rPr>
+          <w:rFonts w:ascii="Arial" w:hAnsi="Arial" w:eastAsia="等线" w:cs="Arial"/>
+          <w:sz w:val="22"/>
+        </w:rPr>
+        <w:t>责任人：测试工程师</w:t>
+      </w:r>
+    </w:p>
+    <w:p>
+      <w:pPr>
+        <w:numPr>
+          <w:ilvl w:val="0"/>
+          <w:numId w:val="43"/>
+        </w:numPr>
+        <w:spacing w:before="120" w:after="120" w:line="288" w:lineRule="auto"/>
+        <w:ind w:left="0"/>
+        <w:jc w:val="left"/>
+      </w:pPr>
+      <w:r>
+        <w:rPr>
+          <w:rFonts w:ascii="Arial" w:hAnsi="Arial" w:eastAsia="等线" w:cs="Arial"/>
+          <w:sz w:val="22"/>
+        </w:rPr>
+        <w:t>配合人员：前端开发工程师、后端开发工程师、产品经理</w:t>
+      </w:r>
+    </w:p>
+    <w:p>
+      <w:pPr>
+        <w:spacing w:before="300" w:after="120" w:line="288" w:lineRule="auto"/>
+        <w:ind w:left="0"/>
+        <w:jc w:val="left"/>
+        <w:outlineLvl w:val="2"/>
+      </w:pPr>
+      <w:bookmarkStart w:id="6" w:name="heading_6"/>
+      <w:r>
+        <w:rPr>
+          <w:rFonts w:ascii="Arial" w:hAnsi="Arial" w:eastAsia="等线" w:cs="Arial"/>
+          <w:b/>
+          <w:sz w:val="30"/>
+        </w:rPr>
+        <w:t>阶段六：上线部署与验收交付（第8周，共5个工作日）</w:t>
+      </w:r>
+      <w:bookmarkEnd w:id="6"/>
+    </w:p>
+    <w:p>
+      <w:pPr>
+        <w:spacing w:before="120" w:after="120" w:line="288" w:lineRule="auto"/>
+        <w:ind w:left="0"/>
+        <w:jc w:val="left"/>
+      </w:pPr>
+      <w:r>
+        <w:rPr>
+          <w:rFonts w:ascii="Arial" w:hAnsi="Arial" w:eastAsia="等线" w:cs="Arial"/>
+          <w:sz w:val="22"/>
+        </w:rPr>
+        <w:t>核心目标：完成系统上线部署，开展用户培训，提交验收材料，确保项目顺利验收。</w:t>
+      </w:r>
+    </w:p>
+    <w:p>
+      <w:pPr>
+        <w:numPr>
+          <w:ilvl w:val="0"/>
+          <w:numId w:val="44"/>
+        </w:numPr>
+        <w:spacing w:before="120" w:after="120" w:line="288" w:lineRule="auto"/>
+        <w:ind w:left="0"/>
+        <w:jc w:val="left"/>
+      </w:pPr>
+      <w:r>
+        <w:rPr>
+          <w:rFonts w:ascii="Arial" w:hAnsi="Arial" w:eastAsia="等线" w:cs="Arial"/>
+          <w:sz w:val="22"/>
+        </w:rPr>
+        <w:t>核心任务：</w:t>
+      </w:r>
+    </w:p>
+    <w:p>
+      <w:pPr>
+        <w:numPr>
+          <w:ilvl w:val="0"/>
+          <w:numId w:val="45"/>
+        </w:numPr>
+        <w:spacing w:before="120" w:after="120" w:line="288" w:lineRule="auto"/>
+        <w:ind w:left="453"/>
+        <w:jc w:val="left"/>
+      </w:pPr>
+      <w:r>
+        <w:rPr>
+          <w:rFonts w:ascii="Arial" w:hAnsi="Arial" w:eastAsia="等线" w:cs="Arial"/>
+          <w:sz w:val="22"/>
+        </w:rPr>
+        <w:t>运维工程师搭建生产环境，完成系统上线部署，配置系统监控；</w:t>
+      </w:r>
+    </w:p>
+    <w:p>
+      <w:pPr>
+        <w:numPr>
+          <w:ilvl w:val="0"/>
+          <w:numId w:val="46"/>
+        </w:numPr>
+        <w:spacing w:before="120" w:after="120" w:line="288" w:lineRule="auto"/>
+        <w:ind w:left="453"/>
+        <w:jc w:val="left"/>
+      </w:pPr>
+      <w:r>
+        <w:rPr>
+          <w:rFonts w:ascii="Arial" w:hAnsi="Arial" w:eastAsia="等线" w:cs="Arial"/>
+          <w:sz w:val="22"/>
+        </w:rPr>
+        <w:t>产品经理、项目经理组织省、市、企业端用户培训，讲解系统操作流程；</w:t>
+      </w:r>
+    </w:p>
+    <w:p>
+      <w:pPr>
+        <w:numPr>
+          <w:ilvl w:val="0"/>
+          <w:numId w:val="47"/>
+        </w:numPr>
+        <w:spacing w:before="120" w:after="120" w:line="288" w:lineRule="auto"/>
+        <w:ind w:left="453"/>
+        <w:jc w:val="left"/>
+      </w:pPr>
+      <w:r>
+        <w:rPr>
+          <w:rFonts w:ascii="Arial" w:hAnsi="Arial" w:eastAsia="等线" w:cs="Arial"/>
+          <w:sz w:val="22"/>
+        </w:rPr>
+        <w:t>系统试运行1-2个工作日，监控系统运行状态，处理试运行过程中的异常；</w:t>
+      </w:r>
+    </w:p>
+    <w:p>
+      <w:pPr>
+        <w:numPr>
+          <w:ilvl w:val="0"/>
+          <w:numId w:val="48"/>
+        </w:numPr>
+        <w:spacing w:before="120" w:after="120" w:line="288" w:lineRule="auto"/>
+        <w:ind w:left="453"/>
+        <w:jc w:val="left"/>
+      </w:pPr>
+      <w:r>
+        <w:rPr>
+          <w:rFonts w:ascii="Arial" w:hAnsi="Arial" w:eastAsia="等线" w:cs="Arial"/>
+          <w:sz w:val="22"/>
+        </w:rPr>
+        <w:t>整理验收材料（需求规格说明书、设计文档、测试报告、部署文档、用户手册等），提交省厅需求方验收；</w:t>
+      </w:r>
+    </w:p>
+    <w:p>
+      <w:pPr>
+        <w:numPr>
+          <w:ilvl w:val="0"/>
+          <w:numId w:val="49"/>
+        </w:numPr>
+        <w:spacing w:before="120" w:after="120" w:line="288" w:lineRule="auto"/>
+        <w:ind w:left="453"/>
+        <w:jc w:val="left"/>
+      </w:pPr>
+      <w:r>
+        <w:rPr>
+          <w:rFonts w:ascii="Arial" w:hAnsi="Arial" w:eastAsia="等线" w:cs="Arial"/>
+          <w:sz w:val="22"/>
+        </w:rPr>
+        <w:t>对接验收反馈，处理验收过程中提出的问题，完成验收签字确认。</w:t>
+      </w:r>
+    </w:p>
+    <w:p>
+      <w:pPr>
+        <w:numPr>
+          <w:ilvl w:val="0"/>
+          <w:numId w:val="50"/>
+        </w:numPr>
+        <w:spacing w:before="120" w:after="120" w:line="288" w:lineRule="auto"/>
+        <w:ind w:left="0"/>
+        <w:jc w:val="left"/>
+      </w:pPr>
+      <w:r>
+        <w:rPr>
+          <w:rFonts w:ascii="Arial" w:hAnsi="Arial" w:eastAsia="等线" w:cs="Arial"/>
+          <w:sz w:val="22"/>
+        </w:rPr>
+        <w:t>交付物：部署文档、用户手册、验收材料、验收报告</w:t>
+      </w:r>
+    </w:p>
+    <w:p>
+      <w:pPr>
+        <w:numPr>
+          <w:ilvl w:val="0"/>
+          <w:numId w:val="51"/>
+        </w:numPr>
+        <w:spacing w:before="120" w:after="120" w:line="288" w:lineRule="auto"/>
+        <w:ind w:left="0"/>
+        <w:jc w:val="left"/>
+      </w:pPr>
+      <w:r>
+        <w:rPr>
+          <w:rFonts w:ascii="Arial" w:hAnsi="Arial" w:eastAsia="等线" w:cs="Arial"/>
+          <w:sz w:val="22"/>
+        </w:rPr>
+        <w:t>责任人：项目经理（统筹）、运维工程师（部署）、产品经理（培训）</w:t>
+      </w:r>
+    </w:p>
+    <w:p>
+      <w:pPr>
+        <w:numPr>
+          <w:ilvl w:val="0"/>
+          <w:numId w:val="52"/>
+        </w:numPr>
+        <w:spacing w:before="120" w:after="120" w:line="288" w:lineRule="auto"/>
+        <w:ind w:left="0"/>
+        <w:jc w:val="left"/>
+      </w:pPr>
+      <w:r>
+        <w:rPr>
+          <w:rFonts w:ascii="Arial" w:hAnsi="Arial" w:eastAsia="等线" w:cs="Arial"/>
+          <w:sz w:val="22"/>
+        </w:rPr>
+        <w:t>配合人员：全团队成员、省厅需求对接人</w:t>
+      </w:r>
+    </w:p>
+    <w:p>
+      <w:pPr>
+        <w:spacing w:before="320" w:after="120" w:line="288" w:lineRule="auto"/>
+        <w:ind w:left="0"/>
+        <w:jc w:val="left"/>
+        <w:outlineLvl w:val="1"/>
+        <w:rPr>
+          <w:rFonts w:hint="default" w:ascii="Arial" w:hAnsi="Arial" w:eastAsia="等线" w:cs="Arial"/>
+          <w:b/>
+          <w:sz w:val="32"/>
+          <w:lang w:val="en-US" w:eastAsia="zh-CN"/>
+        </w:rPr>
+      </w:pPr>
+      <w:r>
+        <w:rPr>
+          <w:rFonts w:hint="eastAsia" w:ascii="Arial" w:hAnsi="Arial" w:eastAsia="等线" w:cs="Arial"/>
+          <w:b/>
+          <w:sz w:val="32"/>
+          <w:lang w:val="en-US" w:eastAsia="zh-CN"/>
+        </w:rPr>
+        <w:t>四、甘特图（另附）</w:t>
+      </w:r>
+    </w:p>
+    <w:p>
+      <w:pPr>
+        <w:spacing w:before="320" w:after="120" w:line="288" w:lineRule="auto"/>
+        <w:ind w:left="0"/>
+        <w:jc w:val="left"/>
+        <w:outlineLvl w:val="1"/>
+      </w:pPr>
+      <w:r>
+        <w:rPr>
+          <w:rFonts w:ascii="Arial" w:hAnsi="Arial" w:eastAsia="等线" w:cs="Arial"/>
+          <w:b/>
+          <w:sz w:val="32"/>
+        </w:rPr>
+        <w:t>五、项目风险管控</w:t>
+      </w:r>
+    </w:p>
+    <w:p>
+      <w:pPr>
+        <w:spacing w:before="120" w:after="120" w:line="288" w:lineRule="auto"/>
+        <w:ind w:left="0"/>
+        <w:jc w:val="left"/>
+      </w:pPr>
+      <w:r>
+        <w:rPr>
+          <w:rFonts w:ascii="Arial" w:hAnsi="Arial" w:eastAsia="等线" w:cs="Arial"/>
+          <w:sz w:val="22"/>
+        </w:rPr>
+        <w:t>结合项目周期、团队规模及《云南省企业就业失业数据采集系统工作说明书》需求特点，全面梳理项目全流程潜在风险，明确风险等级、应对措施、责任人及监控机制，实现风险早识别、早应对、早解决，具体如下：</w:t>
+      </w:r>
+    </w:p>
+    <w:p>
+      <w:pPr>
+        <w:spacing w:before="300" w:after="120" w:line="288" w:lineRule="auto"/>
+        <w:ind w:left="0"/>
+        <w:jc w:val="left"/>
+        <w:outlineLvl w:val="2"/>
+      </w:pPr>
+      <w:r>
+        <w:rPr>
+          <w:rFonts w:ascii="Arial" w:hAnsi="Arial" w:eastAsia="等线" w:cs="Arial"/>
+          <w:b/>
+          <w:sz w:val="30"/>
+        </w:rPr>
+        <w:t>5.1 风险识别与分级</w:t>
+      </w:r>
+    </w:p>
+    <w:p>
+      <w:pPr>
+        <w:spacing w:before="120" w:after="120" w:line="288" w:lineRule="auto"/>
+        <w:ind w:left="0"/>
+        <w:jc w:val="left"/>
+      </w:pPr>
+      <w:r>
+        <w:rPr>
+          <w:rFonts w:ascii="Arial" w:hAnsi="Arial" w:eastAsia="等线" w:cs="Arial"/>
+          <w:sz w:val="22"/>
+        </w:rPr>
+        <w:t>按风险影响程度分为高、中、低三个等级，重点管控高、中等级风险，低等级风险定期监控，具体风险清单如下：</w:t>
+      </w:r>
+    </w:p>
+    <w:tbl>
+      <w:tblPr>
+        <w:tblStyle w:val="2"/>
+        <w:tblW w:w="0" w:type="auto"/>
+        <w:tblInd w:w="0" w:type="dxa"/>
+        <w:tblBorders>
+          <w:top w:val="single" w:color="DEE0E3" w:sz="0" w:space="0"/>
+          <w:left w:val="single" w:color="DEE0E3" w:sz="0" w:space="0"/>
+          <w:bottom w:val="single" w:color="DEE0E3" w:sz="0" w:space="0"/>
+          <w:right w:val="single" w:color="DEE0E3" w:sz="0" w:space="0"/>
+          <w:insideH w:val="single" w:color="DEE0E3" w:sz="0" w:space="0"/>
+          <w:insideV w:val="single" w:color="DEE0E3" w:sz="0" w:space="0"/>
+        </w:tblBorders>
+        <w:tblLayout w:type="fixed"/>
+        <w:tblCellMar>
+          <w:top w:w="0" w:type="dxa"/>
+          <w:left w:w="10" w:type="dxa"/>
+          <w:bottom w:w="0" w:type="dxa"/>
+          <w:right w:w="10" w:type="dxa"/>
+        </w:tblCellMar>
+      </w:tblPr>
+      <w:tblGrid>
+        <w:gridCol w:w="1650"/>
+        <w:gridCol w:w="1650"/>
+        <w:gridCol w:w="1650"/>
+        <w:gridCol w:w="1650"/>
+        <w:gridCol w:w="1650"/>
+      </w:tblGrid>
+      <w:tr>
+        <w:tblPrEx>
+          <w:tblBorders>
+            <w:top w:val="single" w:color="DEE0E3" w:sz="0" w:space="0"/>
+            <w:left w:val="single" w:color="DEE0E3" w:sz="0" w:space="0"/>
+            <w:bottom w:val="single" w:color="DEE0E3" w:sz="0" w:space="0"/>
+            <w:right w:val="single" w:color="DEE0E3" w:sz="0" w:space="0"/>
+            <w:insideH w:val="single" w:color="DEE0E3" w:sz="0" w:space="0"/>
+            <w:insideV w:val="single" w:color="DEE0E3" w:sz="0" w:space="0"/>
+          </w:tblBorders>
+          <w:tblCellMar>
+            <w:top w:w="0" w:type="dxa"/>
+            <w:left w:w="10" w:type="dxa"/>
+            <w:bottom w:w="0" w:type="dxa"/>
+            <w:right w:w="10" w:type="dxa"/>
+          </w:tblCellMar>
+        </w:tblPrEx>
+        <w:tc>
+          <w:tcPr>
+            <w:tcW w:w="1650" w:type="dxa"/>
+            <w:tcMar>
+              <w:top w:w="60" w:type="dxa"/>
+              <w:left w:w="120" w:type="dxa"/>
+              <w:bottom w:w="30" w:type="dxa"/>
+              <w:right w:w="120" w:type="dxa"/>
+            </w:tcMar>
+          </w:tcPr>
+          <w:p>
+            <w:pPr>
+              <w:spacing w:before="120" w:after="120" w:line="288" w:lineRule="auto"/>
+              <w:ind w:left="0"/>
+              <w:jc w:val="left"/>
+            </w:pPr>
+            <w:r>
+              <w:rPr>
+                <w:rFonts w:ascii="Arial" w:hAnsi="Arial" w:eastAsia="等线" w:cs="Arial"/>
+                <w:sz w:val="22"/>
+              </w:rPr>
+              <w:t>风险序号</w:t>
+            </w:r>
+          </w:p>
+        </w:tc>
+        <w:tc>
+          <w:tcPr>
+            <w:tcW w:w="1650" w:type="dxa"/>
+            <w:tcMar>
+              <w:top w:w="60" w:type="dxa"/>
+              <w:left w:w="120" w:type="dxa"/>
+              <w:bottom w:w="30" w:type="dxa"/>
+              <w:right w:w="120" w:type="dxa"/>
+            </w:tcMar>
+          </w:tcPr>
+          <w:p>
+            <w:pPr>
+              <w:spacing w:before="120" w:after="120" w:line="288" w:lineRule="auto"/>
+              <w:ind w:left="0"/>
+              <w:jc w:val="left"/>
+            </w:pPr>
+            <w:r>
+              <w:rPr>
+                <w:rFonts w:ascii="Arial" w:hAnsi="Arial" w:eastAsia="等线" w:cs="Arial"/>
+                <w:sz w:val="22"/>
+              </w:rPr>
+              <w:t>风险描述</w:t>
+            </w:r>
+          </w:p>
+        </w:tc>
+        <w:tc>
+          <w:tcPr>
+            <w:tcW w:w="1650" w:type="dxa"/>
+            <w:tcMar>
+              <w:top w:w="60" w:type="dxa"/>
+              <w:left w:w="120" w:type="dxa"/>
+              <w:bottom w:w="30" w:type="dxa"/>
+              <w:right w:w="120" w:type="dxa"/>
+            </w:tcMar>
+          </w:tcPr>
+          <w:p>
+            <w:pPr>
+              <w:spacing w:before="120" w:after="120" w:line="288" w:lineRule="auto"/>
+              <w:ind w:left="0"/>
+              <w:jc w:val="left"/>
+            </w:pPr>
+            <w:r>
+              <w:rPr>
+                <w:rFonts w:ascii="Arial" w:hAnsi="Arial" w:eastAsia="等线" w:cs="Arial"/>
+                <w:sz w:val="22"/>
+              </w:rPr>
+              <w:t>风险等级</w:t>
+            </w:r>
+          </w:p>
+        </w:tc>
+        <w:tc>
+          <w:tcPr>
+            <w:tcW w:w="1650" w:type="dxa"/>
+            <w:tcMar>
+              <w:top w:w="60" w:type="dxa"/>
+              <w:left w:w="120" w:type="dxa"/>
+              <w:bottom w:w="30" w:type="dxa"/>
+              <w:right w:w="120" w:type="dxa"/>
+            </w:tcMar>
+          </w:tcPr>
+          <w:p>
+            <w:pPr>
+              <w:spacing w:before="120" w:after="120" w:line="288" w:lineRule="auto"/>
+              <w:ind w:left="0"/>
+              <w:jc w:val="left"/>
+            </w:pPr>
+            <w:r>
+              <w:rPr>
+                <w:rFonts w:ascii="Arial" w:hAnsi="Arial" w:eastAsia="等线" w:cs="Arial"/>
+                <w:sz w:val="22"/>
+              </w:rPr>
+              <w:t>影响阶段</w:t>
+            </w:r>
+          </w:p>
+        </w:tc>
+        <w:tc>
+          <w:tcPr>
+            <w:tcW w:w="1650" w:type="dxa"/>
+            <w:tcMar>
+              <w:top w:w="60" w:type="dxa"/>
+              <w:left w:w="120" w:type="dxa"/>
+              <w:bottom w:w="30" w:type="dxa"/>
+              <w:right w:w="120" w:type="dxa"/>
+            </w:tcMar>
+          </w:tcPr>
+          <w:p>
+            <w:pPr>
+              <w:spacing w:before="120" w:after="120" w:line="288" w:lineRule="auto"/>
+              <w:ind w:left="0"/>
+              <w:jc w:val="left"/>
+            </w:pPr>
+            <w:r>
+              <w:rPr>
+                <w:rFonts w:ascii="Arial" w:hAnsi="Arial" w:eastAsia="等线" w:cs="Arial"/>
+                <w:sz w:val="22"/>
+              </w:rPr>
+              <w:t>可能造成的后果</w:t>
+            </w:r>
+          </w:p>
+        </w:tc>
+      </w:tr>
+      <w:tr>
+        <w:tblPrEx>
+          <w:tblBorders>
+            <w:top w:val="single" w:color="DEE0E3" w:sz="0" w:space="0"/>
+            <w:left w:val="single" w:color="DEE0E3" w:sz="0" w:space="0"/>
+            <w:bottom w:val="single" w:color="DEE0E3" w:sz="0" w:space="0"/>
+            <w:right w:val="single" w:color="DEE0E3" w:sz="0" w:space="0"/>
+            <w:insideH w:val="single" w:color="DEE0E3" w:sz="0" w:space="0"/>
+            <w:insideV w:val="single" w:color="DEE0E3" w:sz="0" w:space="0"/>
+          </w:tblBorders>
+          <w:tblCellMar>
+            <w:top w:w="0" w:type="dxa"/>
+            <w:left w:w="10" w:type="dxa"/>
+            <w:bottom w:w="0" w:type="dxa"/>
+            <w:right w:w="10" w:type="dxa"/>
+          </w:tblCellMar>
+        </w:tblPrEx>
+        <w:tc>
+          <w:tcPr>
+            <w:tcW w:w="1650" w:type="dxa"/>
+            <w:tcMar>
+              <w:top w:w="60" w:type="dxa"/>
+              <w:left w:w="120" w:type="dxa"/>
+              <w:bottom w:w="30" w:type="dxa"/>
+              <w:right w:w="120" w:type="dxa"/>
+            </w:tcMar>
+          </w:tcPr>
+          <w:p>
+            <w:pPr>
+              <w:spacing w:before="120" w:after="120" w:line="288" w:lineRule="auto"/>
+              <w:ind w:left="0"/>
+              <w:jc w:val="left"/>
+            </w:pPr>
+            <w:r>
+              <w:rPr>
+                <w:rFonts w:ascii="Arial" w:hAnsi="Arial" w:eastAsia="等线" w:cs="Arial"/>
+                <w:sz w:val="22"/>
+              </w:rPr>
+              <w:t>1</w:t>
+            </w:r>
+          </w:p>
+        </w:tc>
+        <w:tc>
+          <w:tcPr>
+            <w:tcW w:w="1650" w:type="dxa"/>
+            <w:tcMar>
+              <w:top w:w="60" w:type="dxa"/>
+              <w:left w:w="120" w:type="dxa"/>
+              <w:bottom w:w="30" w:type="dxa"/>
+              <w:right w:w="120" w:type="dxa"/>
+            </w:tcMar>
+          </w:tcPr>
+          <w:p>
+            <w:pPr>
+              <w:spacing w:before="120" w:after="120" w:line="288" w:lineRule="auto"/>
+              <w:ind w:left="0"/>
+              <w:jc w:val="left"/>
+            </w:pPr>
+            <w:r>
+              <w:rPr>
+                <w:rFonts w:ascii="Arial" w:hAnsi="Arial" w:eastAsia="等线" w:cs="Arial"/>
+                <w:sz w:val="22"/>
+              </w:rPr>
+              <w:t>需求变更频繁，导致开发返工、进度延误</w:t>
+            </w:r>
+          </w:p>
+        </w:tc>
+        <w:tc>
+          <w:tcPr>
+            <w:tcW w:w="1650" w:type="dxa"/>
+            <w:tcMar>
+              <w:top w:w="60" w:type="dxa"/>
+              <w:left w:w="120" w:type="dxa"/>
+              <w:bottom w:w="30" w:type="dxa"/>
+              <w:right w:w="120" w:type="dxa"/>
+            </w:tcMar>
+          </w:tcPr>
+          <w:p>
+            <w:pPr>
+              <w:spacing w:before="120" w:after="120" w:line="288" w:lineRule="auto"/>
+              <w:ind w:left="0"/>
+              <w:jc w:val="left"/>
+            </w:pPr>
+            <w:r>
+              <w:rPr>
+                <w:rFonts w:ascii="Arial" w:hAnsi="Arial" w:eastAsia="等线" w:cs="Arial"/>
+                <w:sz w:val="22"/>
+              </w:rPr>
+              <w:t>高</w:t>
+            </w:r>
+          </w:p>
+        </w:tc>
+        <w:tc>
+          <w:tcPr>
+            <w:tcW w:w="1650" w:type="dxa"/>
+            <w:tcMar>
+              <w:top w:w="60" w:type="dxa"/>
+              <w:left w:w="120" w:type="dxa"/>
+              <w:bottom w:w="30" w:type="dxa"/>
+              <w:right w:w="120" w:type="dxa"/>
+            </w:tcMar>
+          </w:tcPr>
+          <w:p>
+            <w:pPr>
+              <w:spacing w:before="120" w:after="120" w:line="288" w:lineRule="auto"/>
+              <w:ind w:left="0"/>
+              <w:jc w:val="left"/>
+            </w:pPr>
+            <w:r>
+              <w:rPr>
+                <w:rFonts w:ascii="Arial" w:hAnsi="Arial" w:eastAsia="等线" w:cs="Arial"/>
+                <w:sz w:val="22"/>
+              </w:rPr>
+              <w:t>启动/设计/开发阶段</w:t>
+            </w:r>
+          </w:p>
+        </w:tc>
+        <w:tc>
+          <w:tcPr>
+            <w:tcW w:w="1650" w:type="dxa"/>
+            <w:tcMar>
+              <w:top w:w="60" w:type="dxa"/>
+              <w:left w:w="120" w:type="dxa"/>
+              <w:bottom w:w="30" w:type="dxa"/>
+              <w:right w:w="120" w:type="dxa"/>
+            </w:tcMar>
+          </w:tcPr>
+          <w:p>
+            <w:pPr>
+              <w:spacing w:before="120" w:after="120" w:line="288" w:lineRule="auto"/>
+              <w:ind w:left="0"/>
+              <w:jc w:val="left"/>
+            </w:pPr>
+            <w:r>
+              <w:rPr>
+                <w:rFonts w:ascii="Arial" w:hAnsi="Arial" w:eastAsia="等线" w:cs="Arial"/>
+                <w:sz w:val="22"/>
+              </w:rPr>
+              <w:t>开发工作量增加，项目周期延长，成本上升</w:t>
+            </w:r>
+          </w:p>
+        </w:tc>
+      </w:tr>
+      <w:tr>
+        <w:tblPrEx>
+          <w:tblBorders>
+            <w:top w:val="single" w:color="DEE0E3" w:sz="0" w:space="0"/>
+            <w:left w:val="single" w:color="DEE0E3" w:sz="0" w:space="0"/>
+            <w:bottom w:val="single" w:color="DEE0E3" w:sz="0" w:space="0"/>
+            <w:right w:val="single" w:color="DEE0E3" w:sz="0" w:space="0"/>
+            <w:insideH w:val="single" w:color="DEE0E3" w:sz="0" w:space="0"/>
+            <w:insideV w:val="single" w:color="DEE0E3" w:sz="0" w:space="0"/>
+          </w:tblBorders>
+          <w:tblCellMar>
+            <w:top w:w="0" w:type="dxa"/>
+            <w:left w:w="10" w:type="dxa"/>
+            <w:bottom w:w="0" w:type="dxa"/>
+            <w:right w:w="10" w:type="dxa"/>
+          </w:tblCellMar>
+        </w:tblPrEx>
+        <w:tc>
+          <w:tcPr>
+            <w:tcW w:w="1650" w:type="dxa"/>
+            <w:tcMar>
+              <w:top w:w="60" w:type="dxa"/>
+              <w:left w:w="120" w:type="dxa"/>
+              <w:bottom w:w="30" w:type="dxa"/>
+              <w:right w:w="120" w:type="dxa"/>
+            </w:tcMar>
+          </w:tcPr>
+          <w:p>
+            <w:pPr>
+              <w:spacing w:before="120" w:after="120" w:line="288" w:lineRule="auto"/>
+              <w:ind w:left="0"/>
+              <w:jc w:val="left"/>
+            </w:pPr>
+            <w:r>
+              <w:rPr>
+                <w:rFonts w:ascii="Arial" w:hAnsi="Arial" w:eastAsia="等线" w:cs="Arial"/>
+                <w:sz w:val="22"/>
+              </w:rPr>
+              <w:t>2</w:t>
+            </w:r>
+          </w:p>
+        </w:tc>
+        <w:tc>
+          <w:tcPr>
+            <w:tcW w:w="1650" w:type="dxa"/>
+            <w:tcMar>
+              <w:top w:w="60" w:type="dxa"/>
+              <w:left w:w="120" w:type="dxa"/>
+              <w:bottom w:w="30" w:type="dxa"/>
+              <w:right w:w="120" w:type="dxa"/>
+            </w:tcMar>
+          </w:tcPr>
+          <w:p>
+            <w:pPr>
+              <w:spacing w:before="120" w:after="120" w:line="288" w:lineRule="auto"/>
+              <w:ind w:left="0"/>
+              <w:jc w:val="left"/>
+            </w:pPr>
+            <w:r>
+              <w:rPr>
+                <w:rFonts w:ascii="Arial" w:hAnsi="Arial" w:eastAsia="等线" w:cs="Arial"/>
+                <w:sz w:val="22"/>
+              </w:rPr>
+              <w:t>国家失业监测系统接口对接失败，无法完成数据交换</w:t>
+            </w:r>
+          </w:p>
+        </w:tc>
+        <w:tc>
+          <w:tcPr>
+            <w:tcW w:w="1650" w:type="dxa"/>
+            <w:tcMar>
+              <w:top w:w="60" w:type="dxa"/>
+              <w:left w:w="120" w:type="dxa"/>
+              <w:bottom w:w="30" w:type="dxa"/>
+              <w:right w:w="120" w:type="dxa"/>
+            </w:tcMar>
+          </w:tcPr>
+          <w:p>
+            <w:pPr>
+              <w:spacing w:before="120" w:after="120" w:line="288" w:lineRule="auto"/>
+              <w:ind w:left="0"/>
+              <w:jc w:val="left"/>
+            </w:pPr>
+            <w:r>
+              <w:rPr>
+                <w:rFonts w:ascii="Arial" w:hAnsi="Arial" w:eastAsia="等线" w:cs="Arial"/>
+                <w:sz w:val="22"/>
+              </w:rPr>
+              <w:t>高</w:t>
+            </w:r>
+          </w:p>
+        </w:tc>
+        <w:tc>
+          <w:tcPr>
+            <w:tcW w:w="1650" w:type="dxa"/>
+            <w:tcMar>
+              <w:top w:w="60" w:type="dxa"/>
+              <w:left w:w="120" w:type="dxa"/>
+              <w:bottom w:w="30" w:type="dxa"/>
+              <w:right w:w="120" w:type="dxa"/>
+            </w:tcMar>
+          </w:tcPr>
+          <w:p>
+            <w:pPr>
+              <w:spacing w:before="120" w:after="120" w:line="288" w:lineRule="auto"/>
+              <w:ind w:left="0"/>
+              <w:jc w:val="left"/>
+            </w:pPr>
+            <w:r>
+              <w:rPr>
+                <w:rFonts w:ascii="Arial" w:hAnsi="Arial" w:eastAsia="等线" w:cs="Arial"/>
+                <w:sz w:val="22"/>
+              </w:rPr>
+              <w:t>全功能开发与联调阶段</w:t>
+            </w:r>
+          </w:p>
+        </w:tc>
+        <w:tc>
+          <w:tcPr>
+            <w:tcW w:w="1650" w:type="dxa"/>
+            <w:tcMar>
+              <w:top w:w="60" w:type="dxa"/>
+              <w:left w:w="120" w:type="dxa"/>
+              <w:bottom w:w="30" w:type="dxa"/>
+              <w:right w:w="120" w:type="dxa"/>
+            </w:tcMar>
+          </w:tcPr>
+          <w:p>
+            <w:pPr>
+              <w:spacing w:before="120" w:after="120" w:line="288" w:lineRule="auto"/>
+              <w:ind w:left="0"/>
+              <w:jc w:val="left"/>
+            </w:pPr>
+            <w:r>
+              <w:rPr>
+                <w:rFonts w:ascii="Arial" w:hAnsi="Arial" w:eastAsia="等线" w:cs="Arial"/>
+                <w:sz w:val="22"/>
+              </w:rPr>
+              <w:t>核心需求无法实现，项目验收受阻</w:t>
+            </w:r>
+          </w:p>
+        </w:tc>
+      </w:tr>
+      <w:tr>
+        <w:tblPrEx>
+          <w:tblBorders>
+            <w:top w:val="single" w:color="DEE0E3" w:sz="0" w:space="0"/>
+            <w:left w:val="single" w:color="DEE0E3" w:sz="0" w:space="0"/>
+            <w:bottom w:val="single" w:color="DEE0E3" w:sz="0" w:space="0"/>
+            <w:right w:val="single" w:color="DEE0E3" w:sz="0" w:space="0"/>
+            <w:insideH w:val="single" w:color="DEE0E3" w:sz="0" w:space="0"/>
+            <w:insideV w:val="single" w:color="DEE0E3" w:sz="0" w:space="0"/>
+          </w:tblBorders>
+          <w:tblCellMar>
+            <w:top w:w="0" w:type="dxa"/>
+            <w:left w:w="10" w:type="dxa"/>
+            <w:bottom w:w="0" w:type="dxa"/>
+            <w:right w:w="10" w:type="dxa"/>
+          </w:tblCellMar>
+        </w:tblPrEx>
+        <w:tc>
+          <w:tcPr>
+            <w:tcW w:w="1650" w:type="dxa"/>
+            <w:tcMar>
+              <w:top w:w="60" w:type="dxa"/>
+              <w:left w:w="120" w:type="dxa"/>
+              <w:bottom w:w="30" w:type="dxa"/>
+              <w:right w:w="120" w:type="dxa"/>
+            </w:tcMar>
+          </w:tcPr>
+          <w:p>
+            <w:pPr>
+              <w:spacing w:before="120" w:after="120" w:line="288" w:lineRule="auto"/>
+              <w:ind w:left="0"/>
+              <w:jc w:val="left"/>
+            </w:pPr>
+            <w:r>
+              <w:rPr>
+                <w:rFonts w:ascii="Arial" w:hAnsi="Arial" w:eastAsia="等线" w:cs="Arial"/>
+                <w:sz w:val="22"/>
+              </w:rPr>
+              <w:t>3</w:t>
+            </w:r>
+          </w:p>
+        </w:tc>
+        <w:tc>
+          <w:tcPr>
+            <w:tcW w:w="1650" w:type="dxa"/>
+            <w:tcMar>
+              <w:top w:w="60" w:type="dxa"/>
+              <w:left w:w="120" w:type="dxa"/>
+              <w:bottom w:w="30" w:type="dxa"/>
+              <w:right w:w="120" w:type="dxa"/>
+            </w:tcMar>
+          </w:tcPr>
+          <w:p>
+            <w:pPr>
+              <w:spacing w:before="120" w:after="120" w:line="288" w:lineRule="auto"/>
+              <w:ind w:left="0"/>
+              <w:jc w:val="left"/>
+            </w:pPr>
+            <w:r>
+              <w:rPr>
+                <w:rFonts w:ascii="Arial" w:hAnsi="Arial" w:eastAsia="等线" w:cs="Arial"/>
+                <w:sz w:val="22"/>
+              </w:rPr>
+              <w:t>开发进度滞后，无法按时间节点完成各阶段任务</w:t>
+            </w:r>
+          </w:p>
+        </w:tc>
+        <w:tc>
+          <w:tcPr>
+            <w:tcW w:w="1650" w:type="dxa"/>
+            <w:tcMar>
+              <w:top w:w="60" w:type="dxa"/>
+              <w:left w:w="120" w:type="dxa"/>
+              <w:bottom w:w="30" w:type="dxa"/>
+              <w:right w:w="120" w:type="dxa"/>
+            </w:tcMar>
+          </w:tcPr>
+          <w:p>
+            <w:pPr>
+              <w:spacing w:before="120" w:after="120" w:line="288" w:lineRule="auto"/>
+              <w:ind w:left="0"/>
+              <w:jc w:val="left"/>
+            </w:pPr>
+            <w:r>
+              <w:rPr>
+                <w:rFonts w:ascii="Arial" w:hAnsi="Arial" w:eastAsia="等线" w:cs="Arial"/>
+                <w:sz w:val="22"/>
+              </w:rPr>
+              <w:t>中</w:t>
+            </w:r>
+          </w:p>
+        </w:tc>
+        <w:tc>
+          <w:tcPr>
+            <w:tcW w:w="1650" w:type="dxa"/>
+            <w:tcMar>
+              <w:top w:w="60" w:type="dxa"/>
+              <w:left w:w="120" w:type="dxa"/>
+              <w:bottom w:w="30" w:type="dxa"/>
+              <w:right w:w="120" w:type="dxa"/>
+            </w:tcMar>
+          </w:tcPr>
+          <w:p>
+            <w:pPr>
+              <w:spacing w:before="120" w:after="120" w:line="288" w:lineRule="auto"/>
+              <w:ind w:left="0"/>
+              <w:jc w:val="left"/>
+            </w:pPr>
+            <w:r>
+              <w:rPr>
+                <w:rFonts w:ascii="Arial" w:hAnsi="Arial" w:eastAsia="等线" w:cs="Arial"/>
+                <w:sz w:val="22"/>
+              </w:rPr>
+              <w:t>开发/联调阶段</w:t>
+            </w:r>
+          </w:p>
+        </w:tc>
+        <w:tc>
+          <w:tcPr>
+            <w:tcW w:w="1650" w:type="dxa"/>
+            <w:tcMar>
+              <w:top w:w="60" w:type="dxa"/>
+              <w:left w:w="120" w:type="dxa"/>
+              <w:bottom w:w="30" w:type="dxa"/>
+              <w:right w:w="120" w:type="dxa"/>
+            </w:tcMar>
+          </w:tcPr>
+          <w:p>
+            <w:pPr>
+              <w:spacing w:before="120" w:after="120" w:line="288" w:lineRule="auto"/>
+              <w:ind w:left="0"/>
+              <w:jc w:val="left"/>
+            </w:pPr>
+            <w:r>
+              <w:rPr>
+                <w:rFonts w:ascii="Arial" w:hAnsi="Arial" w:eastAsia="等线" w:cs="Arial"/>
+                <w:sz w:val="22"/>
+              </w:rPr>
+              <w:t>后续测试、上线阶段压缩，影响系统质量</w:t>
+            </w:r>
+          </w:p>
+        </w:tc>
+      </w:tr>
+      <w:tr>
+        <w:tblPrEx>
+          <w:tblBorders>
+            <w:top w:val="single" w:color="DEE0E3" w:sz="0" w:space="0"/>
+            <w:left w:val="single" w:color="DEE0E3" w:sz="0" w:space="0"/>
+            <w:bottom w:val="single" w:color="DEE0E3" w:sz="0" w:space="0"/>
+            <w:right w:val="single" w:color="DEE0E3" w:sz="0" w:space="0"/>
+            <w:insideH w:val="single" w:color="DEE0E3" w:sz="0" w:space="0"/>
+            <w:insideV w:val="single" w:color="DEE0E3" w:sz="0" w:space="0"/>
+          </w:tblBorders>
+          <w:tblCellMar>
+            <w:top w:w="0" w:type="dxa"/>
+            <w:left w:w="10" w:type="dxa"/>
+            <w:bottom w:w="0" w:type="dxa"/>
+            <w:right w:w="10" w:type="dxa"/>
+          </w:tblCellMar>
+        </w:tblPrEx>
+        <w:tc>
+          <w:tcPr>
+            <w:tcW w:w="1650" w:type="dxa"/>
+            <w:tcMar>
+              <w:top w:w="60" w:type="dxa"/>
+              <w:left w:w="120" w:type="dxa"/>
+              <w:bottom w:w="30" w:type="dxa"/>
+              <w:right w:w="120" w:type="dxa"/>
+            </w:tcMar>
+          </w:tcPr>
+          <w:p>
+            <w:pPr>
+              <w:spacing w:before="120" w:after="120" w:line="288" w:lineRule="auto"/>
+              <w:ind w:left="0"/>
+              <w:jc w:val="left"/>
+            </w:pPr>
+            <w:r>
+              <w:rPr>
+                <w:rFonts w:ascii="Arial" w:hAnsi="Arial" w:eastAsia="等线" w:cs="Arial"/>
+                <w:sz w:val="22"/>
+              </w:rPr>
+              <w:t>4</w:t>
+            </w:r>
+          </w:p>
+        </w:tc>
+        <w:tc>
+          <w:tcPr>
+            <w:tcW w:w="1650" w:type="dxa"/>
+            <w:tcMar>
+              <w:top w:w="60" w:type="dxa"/>
+              <w:left w:w="120" w:type="dxa"/>
+              <w:bottom w:w="30" w:type="dxa"/>
+              <w:right w:w="120" w:type="dxa"/>
+            </w:tcMar>
+          </w:tcPr>
+          <w:p>
+            <w:pPr>
+              <w:spacing w:before="120" w:after="120" w:line="288" w:lineRule="auto"/>
+              <w:ind w:left="0"/>
+              <w:jc w:val="left"/>
+            </w:pPr>
+            <w:r>
+              <w:rPr>
+                <w:rFonts w:ascii="Arial" w:hAnsi="Arial" w:eastAsia="等线" w:cs="Arial"/>
+                <w:sz w:val="22"/>
+              </w:rPr>
+              <w:t>测试发现重大缺陷，无法在测试周期内完成修复</w:t>
+            </w:r>
+          </w:p>
+        </w:tc>
+        <w:tc>
+          <w:tcPr>
+            <w:tcW w:w="1650" w:type="dxa"/>
+            <w:tcMar>
+              <w:top w:w="60" w:type="dxa"/>
+              <w:left w:w="120" w:type="dxa"/>
+              <w:bottom w:w="30" w:type="dxa"/>
+              <w:right w:w="120" w:type="dxa"/>
+            </w:tcMar>
+          </w:tcPr>
+          <w:p>
+            <w:pPr>
+              <w:spacing w:before="120" w:after="120" w:line="288" w:lineRule="auto"/>
+              <w:ind w:left="0"/>
+              <w:jc w:val="left"/>
+            </w:pPr>
+            <w:r>
+              <w:rPr>
+                <w:rFonts w:ascii="Arial" w:hAnsi="Arial" w:eastAsia="等线" w:cs="Arial"/>
+                <w:sz w:val="22"/>
+              </w:rPr>
+              <w:t>中</w:t>
+            </w:r>
+          </w:p>
+        </w:tc>
+        <w:tc>
+          <w:tcPr>
+            <w:tcW w:w="1650" w:type="dxa"/>
+            <w:tcMar>
+              <w:top w:w="60" w:type="dxa"/>
+              <w:left w:w="120" w:type="dxa"/>
+              <w:bottom w:w="30" w:type="dxa"/>
+              <w:right w:w="120" w:type="dxa"/>
+            </w:tcMar>
+          </w:tcPr>
+          <w:p>
+            <w:pPr>
+              <w:spacing w:before="120" w:after="120" w:line="288" w:lineRule="auto"/>
+              <w:ind w:left="0"/>
+              <w:jc w:val="left"/>
+            </w:pPr>
+            <w:r>
+              <w:rPr>
+                <w:rFonts w:ascii="Arial" w:hAnsi="Arial" w:eastAsia="等线" w:cs="Arial"/>
+                <w:sz w:val="22"/>
+              </w:rPr>
+              <w:t>测试阶段</w:t>
+            </w:r>
+          </w:p>
+        </w:tc>
+        <w:tc>
+          <w:tcPr>
+            <w:tcW w:w="1650" w:type="dxa"/>
+            <w:tcMar>
+              <w:top w:w="60" w:type="dxa"/>
+              <w:left w:w="120" w:type="dxa"/>
+              <w:bottom w:w="30" w:type="dxa"/>
+              <w:right w:w="120" w:type="dxa"/>
+            </w:tcMar>
+          </w:tcPr>
+          <w:p>
+            <w:pPr>
+              <w:spacing w:before="120" w:after="120" w:line="288" w:lineRule="auto"/>
+              <w:ind w:left="0"/>
+              <w:jc w:val="left"/>
+            </w:pPr>
+            <w:r>
+              <w:rPr>
+                <w:rFonts w:ascii="Arial" w:hAnsi="Arial" w:eastAsia="等线" w:cs="Arial"/>
+                <w:sz w:val="22"/>
+              </w:rPr>
+              <w:t>上线时间推迟，验收延误</w:t>
+            </w:r>
+          </w:p>
+        </w:tc>
+      </w:tr>
+      <w:tr>
+        <w:tblPrEx>
+          <w:tblBorders>
+            <w:top w:val="single" w:color="DEE0E3" w:sz="0" w:space="0"/>
+            <w:left w:val="single" w:color="DEE0E3" w:sz="0" w:space="0"/>
+            <w:bottom w:val="single" w:color="DEE0E3" w:sz="0" w:space="0"/>
+            <w:right w:val="single" w:color="DEE0E3" w:sz="0" w:space="0"/>
+            <w:insideH w:val="single" w:color="DEE0E3" w:sz="0" w:space="0"/>
+            <w:insideV w:val="single" w:color="DEE0E3" w:sz="0" w:space="0"/>
+          </w:tblBorders>
+          <w:tblCellMar>
+            <w:top w:w="0" w:type="dxa"/>
+            <w:left w:w="10" w:type="dxa"/>
+            <w:bottom w:w="0" w:type="dxa"/>
+            <w:right w:w="10" w:type="dxa"/>
+          </w:tblCellMar>
+        </w:tblPrEx>
+        <w:tc>
+          <w:tcPr>
+            <w:tcW w:w="1650" w:type="dxa"/>
+            <w:tcMar>
+              <w:top w:w="60" w:type="dxa"/>
+              <w:left w:w="120" w:type="dxa"/>
+              <w:bottom w:w="30" w:type="dxa"/>
+              <w:right w:w="120" w:type="dxa"/>
+            </w:tcMar>
+          </w:tcPr>
+          <w:p>
+            <w:pPr>
+              <w:spacing w:before="120" w:after="120" w:line="288" w:lineRule="auto"/>
+              <w:ind w:left="0"/>
+              <w:jc w:val="left"/>
+            </w:pPr>
+            <w:r>
+              <w:rPr>
+                <w:rFonts w:ascii="Arial" w:hAnsi="Arial" w:eastAsia="等线" w:cs="Arial"/>
+                <w:sz w:val="22"/>
+              </w:rPr>
+              <w:t>5</w:t>
+            </w:r>
+          </w:p>
+        </w:tc>
+        <w:tc>
+          <w:tcPr>
+            <w:tcW w:w="1650" w:type="dxa"/>
+            <w:tcMar>
+              <w:top w:w="60" w:type="dxa"/>
+              <w:left w:w="120" w:type="dxa"/>
+              <w:bottom w:w="30" w:type="dxa"/>
+              <w:right w:w="120" w:type="dxa"/>
+            </w:tcMar>
+          </w:tcPr>
+          <w:p>
+            <w:pPr>
+              <w:spacing w:before="120" w:after="120" w:line="288" w:lineRule="auto"/>
+              <w:ind w:left="0"/>
+              <w:jc w:val="left"/>
+            </w:pPr>
+            <w:r>
+              <w:rPr>
+                <w:rFonts w:ascii="Arial" w:hAnsi="Arial" w:eastAsia="等线" w:cs="Arial"/>
+                <w:sz w:val="22"/>
+              </w:rPr>
+              <w:t>团队成员离职，导致工作衔接断层</w:t>
+            </w:r>
+          </w:p>
+        </w:tc>
+        <w:tc>
+          <w:tcPr>
+            <w:tcW w:w="1650" w:type="dxa"/>
+            <w:tcMar>
+              <w:top w:w="60" w:type="dxa"/>
+              <w:left w:w="120" w:type="dxa"/>
+              <w:bottom w:w="30" w:type="dxa"/>
+              <w:right w:w="120" w:type="dxa"/>
+            </w:tcMar>
+          </w:tcPr>
+          <w:p>
+            <w:pPr>
+              <w:spacing w:before="120" w:after="120" w:line="288" w:lineRule="auto"/>
+              <w:ind w:left="0"/>
+              <w:jc w:val="left"/>
+            </w:pPr>
+            <w:r>
+              <w:rPr>
+                <w:rFonts w:ascii="Arial" w:hAnsi="Arial" w:eastAsia="等线" w:cs="Arial"/>
+                <w:sz w:val="22"/>
+              </w:rPr>
+              <w:t>中</w:t>
+            </w:r>
+          </w:p>
+        </w:tc>
+        <w:tc>
+          <w:tcPr>
+            <w:tcW w:w="1650" w:type="dxa"/>
+            <w:tcMar>
+              <w:top w:w="60" w:type="dxa"/>
+              <w:left w:w="120" w:type="dxa"/>
+              <w:bottom w:w="30" w:type="dxa"/>
+              <w:right w:w="120" w:type="dxa"/>
+            </w:tcMar>
+          </w:tcPr>
+          <w:p>
+            <w:pPr>
+              <w:spacing w:before="120" w:after="120" w:line="288" w:lineRule="auto"/>
+              <w:ind w:left="0"/>
+              <w:jc w:val="left"/>
+            </w:pPr>
+            <w:r>
+              <w:rPr>
+                <w:rFonts w:ascii="Arial" w:hAnsi="Arial" w:eastAsia="等线" w:cs="Arial"/>
+                <w:sz w:val="22"/>
+              </w:rPr>
+              <w:t>全项目周期</w:t>
+            </w:r>
+          </w:p>
+        </w:tc>
+        <w:tc>
+          <w:tcPr>
+            <w:tcW w:w="1650" w:type="dxa"/>
+            <w:tcMar>
+              <w:top w:w="60" w:type="dxa"/>
+              <w:left w:w="120" w:type="dxa"/>
+              <w:bottom w:w="30" w:type="dxa"/>
+              <w:right w:w="120" w:type="dxa"/>
+            </w:tcMar>
+          </w:tcPr>
+          <w:p>
+            <w:pPr>
+              <w:spacing w:before="120" w:after="120" w:line="288" w:lineRule="auto"/>
+              <w:ind w:left="0"/>
+              <w:jc w:val="left"/>
+            </w:pPr>
+            <w:r>
+              <w:rPr>
+                <w:rFonts w:ascii="Arial" w:hAnsi="Arial" w:eastAsia="等线" w:cs="Arial"/>
+                <w:sz w:val="22"/>
+              </w:rPr>
+              <w:t>对应模块开发/测试停滞，进度延误</w:t>
+            </w:r>
+          </w:p>
+        </w:tc>
+      </w:tr>
+      <w:tr>
+        <w:tblPrEx>
+          <w:tblBorders>
+            <w:top w:val="single" w:color="DEE0E3" w:sz="0" w:space="0"/>
+            <w:left w:val="single" w:color="DEE0E3" w:sz="0" w:space="0"/>
+            <w:bottom w:val="single" w:color="DEE0E3" w:sz="0" w:space="0"/>
+            <w:right w:val="single" w:color="DEE0E3" w:sz="0" w:space="0"/>
+            <w:insideH w:val="single" w:color="DEE0E3" w:sz="0" w:space="0"/>
+            <w:insideV w:val="single" w:color="DEE0E3" w:sz="0" w:space="0"/>
+          </w:tblBorders>
+          <w:tblCellMar>
+            <w:top w:w="0" w:type="dxa"/>
+            <w:left w:w="10" w:type="dxa"/>
+            <w:bottom w:w="0" w:type="dxa"/>
+            <w:right w:w="10" w:type="dxa"/>
+          </w:tblCellMar>
+        </w:tblPrEx>
+        <w:tc>
+          <w:tcPr>
+            <w:tcW w:w="1650" w:type="dxa"/>
+            <w:tcMar>
+              <w:top w:w="60" w:type="dxa"/>
+              <w:left w:w="120" w:type="dxa"/>
+              <w:bottom w:w="30" w:type="dxa"/>
+              <w:right w:w="120" w:type="dxa"/>
+            </w:tcMar>
+          </w:tcPr>
+          <w:p>
+            <w:pPr>
+              <w:spacing w:before="120" w:after="120" w:line="288" w:lineRule="auto"/>
+              <w:ind w:left="0"/>
+              <w:jc w:val="left"/>
+            </w:pPr>
+            <w:r>
+              <w:rPr>
+                <w:rFonts w:ascii="Arial" w:hAnsi="Arial" w:eastAsia="等线" w:cs="Arial"/>
+                <w:sz w:val="22"/>
+              </w:rPr>
+              <w:t>6</w:t>
+            </w:r>
+          </w:p>
+        </w:tc>
+        <w:tc>
+          <w:tcPr>
+            <w:tcW w:w="1650" w:type="dxa"/>
+            <w:tcMar>
+              <w:top w:w="60" w:type="dxa"/>
+              <w:left w:w="120" w:type="dxa"/>
+              <w:bottom w:w="30" w:type="dxa"/>
+              <w:right w:w="120" w:type="dxa"/>
+            </w:tcMar>
+          </w:tcPr>
+          <w:p>
+            <w:pPr>
+              <w:spacing w:before="120" w:after="120" w:line="288" w:lineRule="auto"/>
+              <w:ind w:left="0"/>
+              <w:jc w:val="left"/>
+            </w:pPr>
+            <w:r>
+              <w:rPr>
+                <w:rFonts w:ascii="Arial" w:hAnsi="Arial" w:eastAsia="等线" w:cs="Arial"/>
+                <w:sz w:val="22"/>
+              </w:rPr>
+              <w:t>系统上线后出现运行异常（如卡顿、数据丢失）</w:t>
+            </w:r>
+          </w:p>
+        </w:tc>
+        <w:tc>
+          <w:tcPr>
+            <w:tcW w:w="1650" w:type="dxa"/>
+            <w:tcMar>
+              <w:top w:w="60" w:type="dxa"/>
+              <w:left w:w="120" w:type="dxa"/>
+              <w:bottom w:w="30" w:type="dxa"/>
+              <w:right w:w="120" w:type="dxa"/>
+            </w:tcMar>
+          </w:tcPr>
+          <w:p>
+            <w:pPr>
+              <w:spacing w:before="120" w:after="120" w:line="288" w:lineRule="auto"/>
+              <w:ind w:left="0"/>
+              <w:jc w:val="left"/>
+            </w:pPr>
+            <w:r>
+              <w:rPr>
+                <w:rFonts w:ascii="Arial" w:hAnsi="Arial" w:eastAsia="等线" w:cs="Arial"/>
+                <w:sz w:val="22"/>
+              </w:rPr>
+              <w:t>中</w:t>
+            </w:r>
+          </w:p>
+        </w:tc>
+        <w:tc>
+          <w:tcPr>
+            <w:tcW w:w="1650" w:type="dxa"/>
+            <w:tcMar>
+              <w:top w:w="60" w:type="dxa"/>
+              <w:left w:w="120" w:type="dxa"/>
+              <w:bottom w:w="30" w:type="dxa"/>
+              <w:right w:w="120" w:type="dxa"/>
+            </w:tcMar>
+          </w:tcPr>
+          <w:p>
+            <w:pPr>
+              <w:spacing w:before="120" w:after="120" w:line="288" w:lineRule="auto"/>
+              <w:ind w:left="0"/>
+              <w:jc w:val="left"/>
+            </w:pPr>
+            <w:r>
+              <w:rPr>
+                <w:rFonts w:ascii="Arial" w:hAnsi="Arial" w:eastAsia="等线" w:cs="Arial"/>
+                <w:sz w:val="22"/>
+              </w:rPr>
+              <w:t>上线部署阶段</w:t>
+            </w:r>
+          </w:p>
+        </w:tc>
+        <w:tc>
+          <w:tcPr>
+            <w:tcW w:w="1650" w:type="dxa"/>
+            <w:tcMar>
+              <w:top w:w="60" w:type="dxa"/>
+              <w:left w:w="120" w:type="dxa"/>
+              <w:bottom w:w="30" w:type="dxa"/>
+              <w:right w:w="120" w:type="dxa"/>
+            </w:tcMar>
+          </w:tcPr>
+          <w:p>
+            <w:pPr>
+              <w:spacing w:before="120" w:after="120" w:line="288" w:lineRule="auto"/>
+              <w:ind w:left="0"/>
+              <w:jc w:val="left"/>
+            </w:pPr>
+            <w:r>
+              <w:rPr>
+                <w:rFonts w:ascii="Arial" w:hAnsi="Arial" w:eastAsia="等线" w:cs="Arial"/>
+                <w:sz w:val="22"/>
+              </w:rPr>
+              <w:t>影响用户使用，需紧急修复，损害项目口碑</w:t>
+            </w:r>
+          </w:p>
+        </w:tc>
+      </w:tr>
+      <w:tr>
+        <w:tblPrEx>
+          <w:tblBorders>
+            <w:top w:val="single" w:color="DEE0E3" w:sz="0" w:space="0"/>
+            <w:left w:val="single" w:color="DEE0E3" w:sz="0" w:space="0"/>
+            <w:bottom w:val="single" w:color="DEE0E3" w:sz="0" w:space="0"/>
+            <w:right w:val="single" w:color="DEE0E3" w:sz="0" w:space="0"/>
+            <w:insideH w:val="single" w:color="DEE0E3" w:sz="0" w:space="0"/>
+            <w:insideV w:val="single" w:color="DEE0E3" w:sz="0" w:space="0"/>
+          </w:tblBorders>
+          <w:tblCellMar>
+            <w:top w:w="0" w:type="dxa"/>
+            <w:left w:w="10" w:type="dxa"/>
+            <w:bottom w:w="0" w:type="dxa"/>
+            <w:right w:w="10" w:type="dxa"/>
+          </w:tblCellMar>
+        </w:tblPrEx>
+        <w:tc>
+          <w:tcPr>
+            <w:tcW w:w="1650" w:type="dxa"/>
+            <w:tcMar>
+              <w:top w:w="60" w:type="dxa"/>
+              <w:left w:w="120" w:type="dxa"/>
+              <w:bottom w:w="30" w:type="dxa"/>
+              <w:right w:w="120" w:type="dxa"/>
+            </w:tcMar>
+          </w:tcPr>
+          <w:p>
+            <w:pPr>
+              <w:spacing w:before="120" w:after="120" w:line="288" w:lineRule="auto"/>
+              <w:ind w:left="0"/>
+              <w:jc w:val="left"/>
+            </w:pPr>
+            <w:r>
+              <w:rPr>
+                <w:rFonts w:ascii="Arial" w:hAnsi="Arial" w:eastAsia="等线" w:cs="Arial"/>
+                <w:sz w:val="22"/>
+              </w:rPr>
+              <w:t>7</w:t>
+            </w:r>
+          </w:p>
+        </w:tc>
+        <w:tc>
+          <w:tcPr>
+            <w:tcW w:w="1650" w:type="dxa"/>
+            <w:tcMar>
+              <w:top w:w="60" w:type="dxa"/>
+              <w:left w:w="120" w:type="dxa"/>
+              <w:bottom w:w="30" w:type="dxa"/>
+              <w:right w:w="120" w:type="dxa"/>
+            </w:tcMar>
+          </w:tcPr>
+          <w:p>
+            <w:pPr>
+              <w:spacing w:before="120" w:after="120" w:line="288" w:lineRule="auto"/>
+              <w:ind w:left="0"/>
+              <w:jc w:val="left"/>
+            </w:pPr>
+            <w:r>
+              <w:rPr>
+                <w:rFonts w:ascii="Arial" w:hAnsi="Arial" w:eastAsia="等线" w:cs="Arial"/>
+                <w:sz w:val="22"/>
+              </w:rPr>
+              <w:t>UI设计还原度不足，需多次修改</w:t>
+            </w:r>
+          </w:p>
+        </w:tc>
+        <w:tc>
+          <w:tcPr>
+            <w:tcW w:w="1650" w:type="dxa"/>
+            <w:tcMar>
+              <w:top w:w="60" w:type="dxa"/>
+              <w:left w:w="120" w:type="dxa"/>
+              <w:bottom w:w="30" w:type="dxa"/>
+              <w:right w:w="120" w:type="dxa"/>
+            </w:tcMar>
+          </w:tcPr>
+          <w:p>
+            <w:pPr>
+              <w:spacing w:before="120" w:after="120" w:line="288" w:lineRule="auto"/>
+              <w:ind w:left="0"/>
+              <w:jc w:val="left"/>
+            </w:pPr>
+            <w:r>
+              <w:rPr>
+                <w:rFonts w:ascii="Arial" w:hAnsi="Arial" w:eastAsia="等线" w:cs="Arial"/>
+                <w:sz w:val="22"/>
+              </w:rPr>
+              <w:t>低</w:t>
+            </w:r>
+          </w:p>
+        </w:tc>
+        <w:tc>
+          <w:tcPr>
+            <w:tcW w:w="1650" w:type="dxa"/>
+            <w:tcMar>
+              <w:top w:w="60" w:type="dxa"/>
+              <w:left w:w="120" w:type="dxa"/>
+              <w:bottom w:w="30" w:type="dxa"/>
+              <w:right w:w="120" w:type="dxa"/>
+            </w:tcMar>
+          </w:tcPr>
+          <w:p>
+            <w:pPr>
+              <w:spacing w:before="120" w:after="120" w:line="288" w:lineRule="auto"/>
+              <w:ind w:left="0"/>
+              <w:jc w:val="left"/>
+            </w:pPr>
+            <w:r>
+              <w:rPr>
+                <w:rFonts w:ascii="Arial" w:hAnsi="Arial" w:eastAsia="等线" w:cs="Arial"/>
+                <w:sz w:val="22"/>
+              </w:rPr>
+              <w:t>设计/开发阶段</w:t>
+            </w:r>
+          </w:p>
+        </w:tc>
+        <w:tc>
+          <w:tcPr>
+            <w:tcW w:w="1650" w:type="dxa"/>
+            <w:tcMar>
+              <w:top w:w="60" w:type="dxa"/>
+              <w:left w:w="120" w:type="dxa"/>
+              <w:bottom w:w="30" w:type="dxa"/>
+              <w:right w:w="120" w:type="dxa"/>
+            </w:tcMar>
+          </w:tcPr>
+          <w:p>
+            <w:pPr>
+              <w:spacing w:before="120" w:after="120" w:line="288" w:lineRule="auto"/>
+              <w:ind w:left="0"/>
+              <w:jc w:val="left"/>
+            </w:pPr>
+            <w:r>
+              <w:rPr>
+                <w:rFonts w:ascii="Arial" w:hAnsi="Arial" w:eastAsia="等线" w:cs="Arial"/>
+                <w:sz w:val="22"/>
+              </w:rPr>
+              <w:t>前端开发返工，小幅影响进度</w:t>
+            </w:r>
+          </w:p>
+        </w:tc>
+      </w:tr>
+    </w:tbl>
+    <w:p>
+      <w:pPr>
+        <w:spacing w:before="300" w:after="120" w:line="288" w:lineRule="auto"/>
+        <w:ind w:left="0"/>
+        <w:jc w:val="left"/>
+        <w:outlineLvl w:val="2"/>
+      </w:pPr>
+      <w:r>
+        <w:rPr>
+          <w:rFonts w:ascii="Arial" w:hAnsi="Arial" w:eastAsia="等线" w:cs="Arial"/>
+          <w:b/>
+          <w:sz w:val="30"/>
+        </w:rPr>
+        <w:t>5.2 风险应对措施</w:t>
+      </w:r>
+    </w:p>
+    <w:p>
+      <w:pPr>
+        <w:spacing w:before="120" w:after="120" w:line="288" w:lineRule="auto"/>
+        <w:ind w:left="0"/>
+        <w:jc w:val="left"/>
+      </w:pPr>
+      <w:r>
+        <w:rPr>
+          <w:rFonts w:ascii="Arial" w:hAnsi="Arial" w:eastAsia="等线" w:cs="Arial"/>
+          <w:sz w:val="22"/>
+        </w:rPr>
+        <w:t>针对各类风险，制定具体、可落地的应对措施，明确责任人，确保风险发生时可快速响应，最大限度降低影响：</w:t>
+      </w:r>
+    </w:p>
+    <w:tbl>
+      <w:tblPr>
+        <w:tblStyle w:val="2"/>
+        <w:tblW w:w="0" w:type="auto"/>
+        <w:tblInd w:w="0" w:type="dxa"/>
+        <w:tblBorders>
+          <w:top w:val="single" w:color="DEE0E3" w:sz="0" w:space="0"/>
+          <w:left w:val="single" w:color="DEE0E3" w:sz="0" w:space="0"/>
+          <w:bottom w:val="single" w:color="DEE0E3" w:sz="0" w:space="0"/>
+          <w:right w:val="single" w:color="DEE0E3" w:sz="0" w:space="0"/>
+          <w:insideH w:val="single" w:color="DEE0E3" w:sz="0" w:space="0"/>
+          <w:insideV w:val="single" w:color="DEE0E3" w:sz="0" w:space="0"/>
+        </w:tblBorders>
+        <w:tblLayout w:type="fixed"/>
+        <w:tblCellMar>
+          <w:top w:w="0" w:type="dxa"/>
+          <w:left w:w="10" w:type="dxa"/>
+          <w:bottom w:w="0" w:type="dxa"/>
+          <w:right w:w="10" w:type="dxa"/>
+        </w:tblCellMar>
+      </w:tblPr>
+      <w:tblGrid>
+        <w:gridCol w:w="1650"/>
+        <w:gridCol w:w="1650"/>
+        <w:gridCol w:w="1650"/>
+        <w:gridCol w:w="1650"/>
+        <w:gridCol w:w="1650"/>
+      </w:tblGrid>
+      <w:tr>
+        <w:tblPrEx>
+          <w:tblBorders>
+            <w:top w:val="single" w:color="DEE0E3" w:sz="0" w:space="0"/>
+            <w:left w:val="single" w:color="DEE0E3" w:sz="0" w:space="0"/>
+            <w:bottom w:val="single" w:color="DEE0E3" w:sz="0" w:space="0"/>
+            <w:right w:val="single" w:color="DEE0E3" w:sz="0" w:space="0"/>
+            <w:insideH w:val="single" w:color="DEE0E3" w:sz="0" w:space="0"/>
+            <w:insideV w:val="single" w:color="DEE0E3" w:sz="0" w:space="0"/>
+          </w:tblBorders>
+          <w:tblCellMar>
+            <w:top w:w="0" w:type="dxa"/>
+            <w:left w:w="10" w:type="dxa"/>
+            <w:bottom w:w="0" w:type="dxa"/>
+            <w:right w:w="10" w:type="dxa"/>
+          </w:tblCellMar>
+        </w:tblPrEx>
+        <w:tc>
+          <w:tcPr>
+            <w:tcW w:w="1650" w:type="dxa"/>
+            <w:tcMar>
+              <w:top w:w="60" w:type="dxa"/>
+              <w:left w:w="120" w:type="dxa"/>
+              <w:bottom w:w="30" w:type="dxa"/>
+              <w:right w:w="120" w:type="dxa"/>
+            </w:tcMar>
+          </w:tcPr>
+          <w:p>
+            <w:pPr>
+              <w:spacing w:before="120" w:after="120" w:line="288" w:lineRule="auto"/>
+              <w:ind w:left="0"/>
+              <w:jc w:val="left"/>
+            </w:pPr>
+            <w:r>
+              <w:rPr>
+                <w:rFonts w:ascii="Arial" w:hAnsi="Arial" w:eastAsia="等线" w:cs="Arial"/>
+                <w:sz w:val="22"/>
+              </w:rPr>
+              <w:t>风险序号</w:t>
+            </w:r>
+          </w:p>
+        </w:tc>
+        <w:tc>
+          <w:tcPr>
+            <w:tcW w:w="1650" w:type="dxa"/>
+            <w:tcMar>
+              <w:top w:w="60" w:type="dxa"/>
+              <w:left w:w="120" w:type="dxa"/>
+              <w:bottom w:w="30" w:type="dxa"/>
+              <w:right w:w="120" w:type="dxa"/>
+            </w:tcMar>
+          </w:tcPr>
+          <w:p>
+            <w:pPr>
+              <w:spacing w:before="120" w:after="120" w:line="288" w:lineRule="auto"/>
+              <w:ind w:left="0"/>
+              <w:jc w:val="left"/>
+            </w:pPr>
+            <w:r>
+              <w:rPr>
+                <w:rFonts w:ascii="Arial" w:hAnsi="Arial" w:eastAsia="等线" w:cs="Arial"/>
+                <w:sz w:val="22"/>
+              </w:rPr>
+              <w:t>应对措施</w:t>
+            </w:r>
+          </w:p>
+        </w:tc>
+        <w:tc>
+          <w:tcPr>
+            <w:tcW w:w="1650" w:type="dxa"/>
+            <w:tcMar>
+              <w:top w:w="60" w:type="dxa"/>
+              <w:left w:w="120" w:type="dxa"/>
+              <w:bottom w:w="30" w:type="dxa"/>
+              <w:right w:w="120" w:type="dxa"/>
+            </w:tcMar>
+          </w:tcPr>
+          <w:p>
+            <w:pPr>
+              <w:spacing w:before="120" w:after="120" w:line="288" w:lineRule="auto"/>
+              <w:ind w:left="0"/>
+              <w:jc w:val="left"/>
+            </w:pPr>
+            <w:r>
+              <w:rPr>
+                <w:rFonts w:ascii="Arial" w:hAnsi="Arial" w:eastAsia="等线" w:cs="Arial"/>
+                <w:sz w:val="22"/>
+              </w:rPr>
+              <w:t>责任人</w:t>
+            </w:r>
+          </w:p>
+        </w:tc>
+        <w:tc>
+          <w:tcPr>
+            <w:tcW w:w="1650" w:type="dxa"/>
+            <w:tcMar>
+              <w:top w:w="60" w:type="dxa"/>
+              <w:left w:w="120" w:type="dxa"/>
+              <w:bottom w:w="30" w:type="dxa"/>
+              <w:right w:w="120" w:type="dxa"/>
+            </w:tcMar>
+          </w:tcPr>
+          <w:p>
+            <w:pPr>
+              <w:spacing w:before="120" w:after="120" w:line="288" w:lineRule="auto"/>
+              <w:ind w:left="0"/>
+              <w:jc w:val="left"/>
+            </w:pPr>
+            <w:r>
+              <w:rPr>
+                <w:rFonts w:ascii="Arial" w:hAnsi="Arial" w:eastAsia="等线" w:cs="Arial"/>
+                <w:sz w:val="22"/>
+              </w:rPr>
+              <w:t>配合人员</w:t>
+            </w:r>
+          </w:p>
+        </w:tc>
+        <w:tc>
+          <w:tcPr>
+            <w:tcW w:w="1650" w:type="dxa"/>
+            <w:tcMar>
+              <w:top w:w="60" w:type="dxa"/>
+              <w:left w:w="120" w:type="dxa"/>
+              <w:bottom w:w="30" w:type="dxa"/>
+              <w:right w:w="120" w:type="dxa"/>
+            </w:tcMar>
+          </w:tcPr>
+          <w:p>
+            <w:pPr>
+              <w:spacing w:before="120" w:after="120" w:line="288" w:lineRule="auto"/>
+              <w:ind w:left="0"/>
+              <w:jc w:val="left"/>
+            </w:pPr>
+            <w:r>
+              <w:rPr>
+                <w:rFonts w:ascii="Arial" w:hAnsi="Arial" w:eastAsia="等线" w:cs="Arial"/>
+                <w:sz w:val="22"/>
+              </w:rPr>
+              <w:t>应急方案</w:t>
+            </w:r>
+          </w:p>
+        </w:tc>
+      </w:tr>
+      <w:tr>
+        <w:tblPrEx>
+          <w:tblBorders>
+            <w:top w:val="single" w:color="DEE0E3" w:sz="0" w:space="0"/>
+            <w:left w:val="single" w:color="DEE0E3" w:sz="0" w:space="0"/>
+            <w:bottom w:val="single" w:color="DEE0E3" w:sz="0" w:space="0"/>
+            <w:right w:val="single" w:color="DEE0E3" w:sz="0" w:space="0"/>
+            <w:insideH w:val="single" w:color="DEE0E3" w:sz="0" w:space="0"/>
+            <w:insideV w:val="single" w:color="DEE0E3" w:sz="0" w:space="0"/>
+          </w:tblBorders>
+          <w:tblCellMar>
+            <w:top w:w="0" w:type="dxa"/>
+            <w:left w:w="10" w:type="dxa"/>
+            <w:bottom w:w="0" w:type="dxa"/>
+            <w:right w:w="10" w:type="dxa"/>
+          </w:tblCellMar>
+        </w:tblPrEx>
+        <w:tc>
+          <w:tcPr>
+            <w:tcW w:w="1650" w:type="dxa"/>
+            <w:tcMar>
+              <w:top w:w="60" w:type="dxa"/>
+              <w:left w:w="120" w:type="dxa"/>
+              <w:bottom w:w="30" w:type="dxa"/>
+              <w:right w:w="120" w:type="dxa"/>
+            </w:tcMar>
+          </w:tcPr>
+          <w:p>
+            <w:pPr>
+              <w:spacing w:before="120" w:after="120" w:line="288" w:lineRule="auto"/>
+              <w:ind w:left="0"/>
+              <w:jc w:val="left"/>
+            </w:pPr>
+            <w:r>
+              <w:rPr>
+                <w:rFonts w:ascii="Arial" w:hAnsi="Arial" w:eastAsia="等线" w:cs="Arial"/>
+                <w:sz w:val="22"/>
+              </w:rPr>
+              <w:t>1</w:t>
+            </w:r>
+          </w:p>
+        </w:tc>
+        <w:tc>
+          <w:tcPr>
+            <w:tcW w:w="1650" w:type="dxa"/>
+            <w:tcMar>
+              <w:top w:w="60" w:type="dxa"/>
+              <w:left w:w="120" w:type="dxa"/>
+              <w:bottom w:w="30" w:type="dxa"/>
+              <w:right w:w="120" w:type="dxa"/>
+            </w:tcMar>
+          </w:tcPr>
+          <w:p>
+            <w:pPr>
+              <w:spacing w:before="120" w:after="120" w:line="288" w:lineRule="auto"/>
+              <w:ind w:left="0"/>
+              <w:jc w:val="left"/>
+            </w:pPr>
+            <w:r>
+              <w:rPr>
+                <w:rFonts w:ascii="Arial" w:hAnsi="Arial" w:eastAsia="等线" w:cs="Arial"/>
+                <w:sz w:val="22"/>
+              </w:rPr>
+              <w:t>1. 启动阶段冻结需求，明确需求变更流程；2. 任何需求变更需提交变更申请，经项目经理、产品经理、省厅需求方共同审批；3. 变更后同步更新需求文档及计划，通知相关团队成员。</w:t>
+            </w:r>
+          </w:p>
+        </w:tc>
+        <w:tc>
+          <w:tcPr>
+            <w:tcW w:w="1650" w:type="dxa"/>
+            <w:tcMar>
+              <w:top w:w="60" w:type="dxa"/>
+              <w:left w:w="120" w:type="dxa"/>
+              <w:bottom w:w="30" w:type="dxa"/>
+              <w:right w:w="120" w:type="dxa"/>
+            </w:tcMar>
+          </w:tcPr>
+          <w:p>
+            <w:pPr>
+              <w:spacing w:before="120" w:after="120" w:line="288" w:lineRule="auto"/>
+              <w:ind w:left="0"/>
+              <w:jc w:val="left"/>
+            </w:pPr>
+            <w:r>
+              <w:rPr>
+                <w:rFonts w:ascii="Arial" w:hAnsi="Arial" w:eastAsia="等线" w:cs="Arial"/>
+                <w:sz w:val="22"/>
+              </w:rPr>
+              <w:t>项目经理、产品经理</w:t>
+            </w:r>
+          </w:p>
+        </w:tc>
+        <w:tc>
+          <w:tcPr>
+            <w:tcW w:w="1650" w:type="dxa"/>
+            <w:tcMar>
+              <w:top w:w="60" w:type="dxa"/>
+              <w:left w:w="120" w:type="dxa"/>
+              <w:bottom w:w="30" w:type="dxa"/>
+              <w:right w:w="120" w:type="dxa"/>
+            </w:tcMar>
+          </w:tcPr>
+          <w:p>
+            <w:pPr>
+              <w:spacing w:before="120" w:after="120" w:line="288" w:lineRule="auto"/>
+              <w:ind w:left="0"/>
+              <w:jc w:val="left"/>
+            </w:pPr>
+            <w:r>
+              <w:rPr>
+                <w:rFonts w:ascii="Arial" w:hAnsi="Arial" w:eastAsia="等线" w:cs="Arial"/>
+                <w:sz w:val="22"/>
+              </w:rPr>
+              <w:t>全团队、省厅需求对接人</w:t>
+            </w:r>
+          </w:p>
+        </w:tc>
+        <w:tc>
+          <w:tcPr>
+            <w:tcW w:w="1650" w:type="dxa"/>
+            <w:tcMar>
+              <w:top w:w="60" w:type="dxa"/>
+              <w:left w:w="120" w:type="dxa"/>
+              <w:bottom w:w="30" w:type="dxa"/>
+              <w:right w:w="120" w:type="dxa"/>
+            </w:tcMar>
+          </w:tcPr>
+          <w:p>
+            <w:pPr>
+              <w:spacing w:before="120" w:after="120" w:line="288" w:lineRule="auto"/>
+              <w:ind w:left="0"/>
+              <w:jc w:val="left"/>
+            </w:pPr>
+            <w:r>
+              <w:rPr>
+                <w:rFonts w:ascii="Arial" w:hAnsi="Arial" w:eastAsia="等线" w:cs="Arial"/>
+                <w:sz w:val="22"/>
+              </w:rPr>
+              <w:t>优先保障核心需求开发，非核心变更延后至迭代优化阶段</w:t>
+            </w:r>
+          </w:p>
+        </w:tc>
+      </w:tr>
+      <w:tr>
+        <w:tblPrEx>
+          <w:tblBorders>
+            <w:top w:val="single" w:color="DEE0E3" w:sz="0" w:space="0"/>
+            <w:left w:val="single" w:color="DEE0E3" w:sz="0" w:space="0"/>
+            <w:bottom w:val="single" w:color="DEE0E3" w:sz="0" w:space="0"/>
+            <w:right w:val="single" w:color="DEE0E3" w:sz="0" w:space="0"/>
+            <w:insideH w:val="single" w:color="DEE0E3" w:sz="0" w:space="0"/>
+            <w:insideV w:val="single" w:color="DEE0E3" w:sz="0" w:space="0"/>
+          </w:tblBorders>
+          <w:tblCellMar>
+            <w:top w:w="0" w:type="dxa"/>
+            <w:left w:w="10" w:type="dxa"/>
+            <w:bottom w:w="0" w:type="dxa"/>
+            <w:right w:w="10" w:type="dxa"/>
+          </w:tblCellMar>
+        </w:tblPrEx>
+        <w:tc>
+          <w:tcPr>
+            <w:tcW w:w="1650" w:type="dxa"/>
+            <w:tcMar>
+              <w:top w:w="60" w:type="dxa"/>
+              <w:left w:w="120" w:type="dxa"/>
+              <w:bottom w:w="30" w:type="dxa"/>
+              <w:right w:w="120" w:type="dxa"/>
+            </w:tcMar>
+          </w:tcPr>
+          <w:p>
+            <w:pPr>
+              <w:spacing w:before="120" w:after="120" w:line="288" w:lineRule="auto"/>
+              <w:ind w:left="0"/>
+              <w:jc w:val="left"/>
+            </w:pPr>
+            <w:r>
+              <w:rPr>
+                <w:rFonts w:ascii="Arial" w:hAnsi="Arial" w:eastAsia="等线" w:cs="Arial"/>
+                <w:sz w:val="22"/>
+              </w:rPr>
+              <w:t>2</w:t>
+            </w:r>
+          </w:p>
+        </w:tc>
+        <w:tc>
+          <w:tcPr>
+            <w:tcW w:w="1650" w:type="dxa"/>
+            <w:tcMar>
+              <w:top w:w="60" w:type="dxa"/>
+              <w:left w:w="120" w:type="dxa"/>
+              <w:bottom w:w="30" w:type="dxa"/>
+              <w:right w:w="120" w:type="dxa"/>
+            </w:tcMar>
+          </w:tcPr>
+          <w:p>
+            <w:pPr>
+              <w:spacing w:before="120" w:after="120" w:line="288" w:lineRule="auto"/>
+              <w:ind w:left="0"/>
+              <w:jc w:val="left"/>
+            </w:pPr>
+            <w:r>
+              <w:rPr>
+                <w:rFonts w:ascii="Arial" w:hAnsi="Arial" w:eastAsia="等线" w:cs="Arial"/>
+                <w:sz w:val="22"/>
+              </w:rPr>
+              <w:t>1. 提前与国家失业监测系统对接方沟通，获取接口文档；2. 后端开发提前熟悉接口规范，预留2个工作日缓冲时间；3. 联调阶段安排专人负责对接，及时解决对接问题。</w:t>
+            </w:r>
+          </w:p>
+        </w:tc>
+        <w:tc>
+          <w:tcPr>
+            <w:tcW w:w="1650" w:type="dxa"/>
+            <w:tcMar>
+              <w:top w:w="60" w:type="dxa"/>
+              <w:left w:w="120" w:type="dxa"/>
+              <w:bottom w:w="30" w:type="dxa"/>
+              <w:right w:w="120" w:type="dxa"/>
+            </w:tcMar>
+          </w:tcPr>
+          <w:p>
+            <w:pPr>
+              <w:spacing w:before="120" w:after="120" w:line="288" w:lineRule="auto"/>
+              <w:ind w:left="0"/>
+              <w:jc w:val="left"/>
+            </w:pPr>
+            <w:r>
+              <w:rPr>
+                <w:rFonts w:ascii="Arial" w:hAnsi="Arial" w:eastAsia="等线" w:cs="Arial"/>
+                <w:sz w:val="22"/>
+              </w:rPr>
+              <w:t>后端开发工程师</w:t>
+            </w:r>
+          </w:p>
+        </w:tc>
+        <w:tc>
+          <w:tcPr>
+            <w:tcW w:w="1650" w:type="dxa"/>
+            <w:tcMar>
+              <w:top w:w="60" w:type="dxa"/>
+              <w:left w:w="120" w:type="dxa"/>
+              <w:bottom w:w="30" w:type="dxa"/>
+              <w:right w:w="120" w:type="dxa"/>
+            </w:tcMar>
+          </w:tcPr>
+          <w:p>
+            <w:pPr>
+              <w:spacing w:before="120" w:after="120" w:line="288" w:lineRule="auto"/>
+              <w:ind w:left="0"/>
+              <w:jc w:val="left"/>
+            </w:pPr>
+            <w:r>
+              <w:rPr>
+                <w:rFonts w:ascii="Arial" w:hAnsi="Arial" w:eastAsia="等线" w:cs="Arial"/>
+                <w:sz w:val="22"/>
+              </w:rPr>
+              <w:t>项目经理、产品经理</w:t>
+            </w:r>
+          </w:p>
+        </w:tc>
+        <w:tc>
+          <w:tcPr>
+            <w:tcW w:w="1650" w:type="dxa"/>
+            <w:tcMar>
+              <w:top w:w="60" w:type="dxa"/>
+              <w:left w:w="120" w:type="dxa"/>
+              <w:bottom w:w="30" w:type="dxa"/>
+              <w:right w:w="120" w:type="dxa"/>
+            </w:tcMar>
+          </w:tcPr>
+          <w:p>
+            <w:pPr>
+              <w:spacing w:before="120" w:after="120" w:line="288" w:lineRule="auto"/>
+              <w:ind w:left="0"/>
+              <w:jc w:val="left"/>
+            </w:pPr>
+            <w:r>
+              <w:rPr>
+                <w:rFonts w:ascii="Arial" w:hAnsi="Arial" w:eastAsia="等线" w:cs="Arial"/>
+                <w:sz w:val="22"/>
+              </w:rPr>
+              <w:t>若对接失败，启动备用接口方案，同时同步对接方紧急处理</w:t>
+            </w:r>
+          </w:p>
+        </w:tc>
+      </w:tr>
+      <w:tr>
+        <w:tblPrEx>
+          <w:tblBorders>
+            <w:top w:val="single" w:color="DEE0E3" w:sz="0" w:space="0"/>
+            <w:left w:val="single" w:color="DEE0E3" w:sz="0" w:space="0"/>
+            <w:bottom w:val="single" w:color="DEE0E3" w:sz="0" w:space="0"/>
+            <w:right w:val="single" w:color="DEE0E3" w:sz="0" w:space="0"/>
+            <w:insideH w:val="single" w:color="DEE0E3" w:sz="0" w:space="0"/>
+            <w:insideV w:val="single" w:color="DEE0E3" w:sz="0" w:space="0"/>
+          </w:tblBorders>
+          <w:tblCellMar>
+            <w:top w:w="0" w:type="dxa"/>
+            <w:left w:w="10" w:type="dxa"/>
+            <w:bottom w:w="0" w:type="dxa"/>
+            <w:right w:w="10" w:type="dxa"/>
+          </w:tblCellMar>
+        </w:tblPrEx>
+        <w:tc>
+          <w:tcPr>
+            <w:tcW w:w="1650" w:type="dxa"/>
+            <w:tcMar>
+              <w:top w:w="60" w:type="dxa"/>
+              <w:left w:w="120" w:type="dxa"/>
+              <w:bottom w:w="30" w:type="dxa"/>
+              <w:right w:w="120" w:type="dxa"/>
+            </w:tcMar>
+          </w:tcPr>
+          <w:p>
+            <w:pPr>
+              <w:spacing w:before="120" w:after="120" w:line="288" w:lineRule="auto"/>
+              <w:ind w:left="0"/>
+              <w:jc w:val="left"/>
+            </w:pPr>
+            <w:r>
+              <w:rPr>
+                <w:rFonts w:ascii="Arial" w:hAnsi="Arial" w:eastAsia="等线" w:cs="Arial"/>
+                <w:sz w:val="22"/>
+              </w:rPr>
+              <w:t>3</w:t>
+            </w:r>
+          </w:p>
+        </w:tc>
+        <w:tc>
+          <w:tcPr>
+            <w:tcW w:w="1650" w:type="dxa"/>
+            <w:tcMar>
+              <w:top w:w="60" w:type="dxa"/>
+              <w:left w:w="120" w:type="dxa"/>
+              <w:bottom w:w="30" w:type="dxa"/>
+              <w:right w:w="120" w:type="dxa"/>
+            </w:tcMar>
+          </w:tcPr>
+          <w:p>
+            <w:pPr>
+              <w:spacing w:before="120" w:after="120" w:line="288" w:lineRule="auto"/>
+              <w:ind w:left="0"/>
+              <w:jc w:val="left"/>
+            </w:pPr>
+            <w:r>
+              <w:rPr>
+                <w:rFonts w:ascii="Arial" w:hAnsi="Arial" w:eastAsia="等线" w:cs="Arial"/>
+                <w:sz w:val="22"/>
+              </w:rPr>
+              <w:t>1. 每日召开15分钟站会，同步进度，及时解决阻碍；2. 每周汇总进度，对比甘特图，发现滞后立即调整分工；3. 预留1个工作日缓冲时间，应对突发进度延误。</w:t>
+            </w:r>
+          </w:p>
+        </w:tc>
+        <w:tc>
+          <w:tcPr>
+            <w:tcW w:w="1650" w:type="dxa"/>
+            <w:tcMar>
+              <w:top w:w="60" w:type="dxa"/>
+              <w:left w:w="120" w:type="dxa"/>
+              <w:bottom w:w="30" w:type="dxa"/>
+              <w:right w:w="120" w:type="dxa"/>
+            </w:tcMar>
+          </w:tcPr>
+          <w:p>
+            <w:pPr>
+              <w:spacing w:before="120" w:after="120" w:line="288" w:lineRule="auto"/>
+              <w:ind w:left="0"/>
+              <w:jc w:val="left"/>
+            </w:pPr>
+            <w:r>
+              <w:rPr>
+                <w:rFonts w:ascii="Arial" w:hAnsi="Arial" w:eastAsia="等线" w:cs="Arial"/>
+                <w:sz w:val="22"/>
+              </w:rPr>
+              <w:t>项目经理</w:t>
+            </w:r>
+          </w:p>
+        </w:tc>
+        <w:tc>
+          <w:tcPr>
+            <w:tcW w:w="1650" w:type="dxa"/>
+            <w:tcMar>
+              <w:top w:w="60" w:type="dxa"/>
+              <w:left w:w="120" w:type="dxa"/>
+              <w:bottom w:w="30" w:type="dxa"/>
+              <w:right w:w="120" w:type="dxa"/>
+            </w:tcMar>
+          </w:tcPr>
+          <w:p>
+            <w:pPr>
+              <w:spacing w:before="120" w:after="120" w:line="288" w:lineRule="auto"/>
+              <w:ind w:left="0"/>
+              <w:jc w:val="left"/>
+            </w:pPr>
+            <w:r>
+              <w:rPr>
+                <w:rFonts w:ascii="Arial" w:hAnsi="Arial" w:eastAsia="等线" w:cs="Arial"/>
+                <w:sz w:val="22"/>
+              </w:rPr>
+              <w:t>全团队</w:t>
+            </w:r>
+          </w:p>
+        </w:tc>
+        <w:tc>
+          <w:tcPr>
+            <w:tcW w:w="1650" w:type="dxa"/>
+            <w:tcMar>
+              <w:top w:w="60" w:type="dxa"/>
+              <w:left w:w="120" w:type="dxa"/>
+              <w:bottom w:w="30" w:type="dxa"/>
+              <w:right w:w="120" w:type="dxa"/>
+            </w:tcMar>
+          </w:tcPr>
+          <w:p>
+            <w:pPr>
+              <w:spacing w:before="120" w:after="120" w:line="288" w:lineRule="auto"/>
+              <w:ind w:left="0"/>
+              <w:jc w:val="left"/>
+            </w:pPr>
+            <w:r>
+              <w:rPr>
+                <w:rFonts w:ascii="Arial" w:hAnsi="Arial" w:eastAsia="等线" w:cs="Arial"/>
+                <w:sz w:val="22"/>
+              </w:rPr>
+              <w:t>滞后严重时，调整团队分工，加班赶工（控制加班频率），优先完成核心任务</w:t>
+            </w:r>
+          </w:p>
+        </w:tc>
+      </w:tr>
+      <w:tr>
+        <w:tblPrEx>
+          <w:tblBorders>
+            <w:top w:val="single" w:color="DEE0E3" w:sz="0" w:space="0"/>
+            <w:left w:val="single" w:color="DEE0E3" w:sz="0" w:space="0"/>
+            <w:bottom w:val="single" w:color="DEE0E3" w:sz="0" w:space="0"/>
+            <w:right w:val="single" w:color="DEE0E3" w:sz="0" w:space="0"/>
+            <w:insideH w:val="single" w:color="DEE0E3" w:sz="0" w:space="0"/>
+            <w:insideV w:val="single" w:color="DEE0E3" w:sz="0" w:space="0"/>
+          </w:tblBorders>
+          <w:tblCellMar>
+            <w:top w:w="0" w:type="dxa"/>
+            <w:left w:w="10" w:type="dxa"/>
+            <w:bottom w:w="0" w:type="dxa"/>
+            <w:right w:w="10" w:type="dxa"/>
+          </w:tblCellMar>
+        </w:tblPrEx>
+        <w:tc>
+          <w:tcPr>
+            <w:tcW w:w="1650" w:type="dxa"/>
+            <w:tcMar>
+              <w:top w:w="60" w:type="dxa"/>
+              <w:left w:w="120" w:type="dxa"/>
+              <w:bottom w:w="30" w:type="dxa"/>
+              <w:right w:w="120" w:type="dxa"/>
+            </w:tcMar>
+          </w:tcPr>
+          <w:p>
+            <w:pPr>
+              <w:spacing w:before="120" w:after="120" w:line="288" w:lineRule="auto"/>
+              <w:ind w:left="0"/>
+              <w:jc w:val="left"/>
+            </w:pPr>
+            <w:r>
+              <w:rPr>
+                <w:rFonts w:ascii="Arial" w:hAnsi="Arial" w:eastAsia="等线" w:cs="Arial"/>
+                <w:sz w:val="22"/>
+              </w:rPr>
+              <w:t>4</w:t>
+            </w:r>
+          </w:p>
+        </w:tc>
+        <w:tc>
+          <w:tcPr>
+            <w:tcW w:w="1650" w:type="dxa"/>
+            <w:tcMar>
+              <w:top w:w="60" w:type="dxa"/>
+              <w:left w:w="120" w:type="dxa"/>
+              <w:bottom w:w="30" w:type="dxa"/>
+              <w:right w:w="120" w:type="dxa"/>
+            </w:tcMar>
+          </w:tcPr>
+          <w:p>
+            <w:pPr>
+              <w:spacing w:before="120" w:after="120" w:line="288" w:lineRule="auto"/>
+              <w:ind w:left="0"/>
+              <w:jc w:val="left"/>
+            </w:pPr>
+            <w:r>
+              <w:rPr>
+                <w:rFonts w:ascii="Arial" w:hAnsi="Arial" w:eastAsia="等线" w:cs="Arial"/>
+                <w:sz w:val="22"/>
+              </w:rPr>
+              <w:t>1. 测试工程师提前编写测试用例，与开发同步推进；2. 重大缺陷立即反馈，开发工程师优先修复；3. 测试阶段预留1个工作日用于缺陷回归测试。</w:t>
+            </w:r>
+          </w:p>
+        </w:tc>
+        <w:tc>
+          <w:tcPr>
+            <w:tcW w:w="1650" w:type="dxa"/>
+            <w:tcMar>
+              <w:top w:w="60" w:type="dxa"/>
+              <w:left w:w="120" w:type="dxa"/>
+              <w:bottom w:w="30" w:type="dxa"/>
+              <w:right w:w="120" w:type="dxa"/>
+            </w:tcMar>
+          </w:tcPr>
+          <w:p>
+            <w:pPr>
+              <w:spacing w:before="120" w:after="120" w:line="288" w:lineRule="auto"/>
+              <w:ind w:left="0"/>
+              <w:jc w:val="left"/>
+            </w:pPr>
+            <w:r>
+              <w:rPr>
+                <w:rFonts w:ascii="Arial" w:hAnsi="Arial" w:eastAsia="等线" w:cs="Arial"/>
+                <w:sz w:val="22"/>
+              </w:rPr>
+              <w:t>测试工程师、开发工程师</w:t>
+            </w:r>
+          </w:p>
+        </w:tc>
+        <w:tc>
+          <w:tcPr>
+            <w:tcW w:w="1650" w:type="dxa"/>
+            <w:tcMar>
+              <w:top w:w="60" w:type="dxa"/>
+              <w:left w:w="120" w:type="dxa"/>
+              <w:bottom w:w="30" w:type="dxa"/>
+              <w:right w:w="120" w:type="dxa"/>
+            </w:tcMar>
+          </w:tcPr>
+          <w:p>
+            <w:pPr>
+              <w:spacing w:before="120" w:after="120" w:line="288" w:lineRule="auto"/>
+              <w:ind w:left="0"/>
+              <w:jc w:val="left"/>
+            </w:pPr>
+            <w:r>
+              <w:rPr>
+                <w:rFonts w:ascii="Arial" w:hAnsi="Arial" w:eastAsia="等线" w:cs="Arial"/>
+                <w:sz w:val="22"/>
+              </w:rPr>
+              <w:t>产品经理</w:t>
+            </w:r>
+          </w:p>
+        </w:tc>
+        <w:tc>
+          <w:tcPr>
+            <w:tcW w:w="1650" w:type="dxa"/>
+            <w:tcMar>
+              <w:top w:w="60" w:type="dxa"/>
+              <w:left w:w="120" w:type="dxa"/>
+              <w:bottom w:w="30" w:type="dxa"/>
+              <w:right w:w="120" w:type="dxa"/>
+            </w:tcMar>
+          </w:tcPr>
+          <w:p>
+            <w:pPr>
+              <w:spacing w:before="120" w:after="120" w:line="288" w:lineRule="auto"/>
+              <w:ind w:left="0"/>
+              <w:jc w:val="left"/>
+            </w:pPr>
+            <w:r>
+              <w:rPr>
+                <w:rFonts w:ascii="Arial" w:hAnsi="Arial" w:eastAsia="等线" w:cs="Arial"/>
+                <w:sz w:val="22"/>
+              </w:rPr>
+              <w:t>若缺陷无法按期修复，申请延长测试1个工作日，同步调整上线计划</w:t>
+            </w:r>
+          </w:p>
+        </w:tc>
+      </w:tr>
+      <w:tr>
+        <w:tblPrEx>
+          <w:tblBorders>
+            <w:top w:val="single" w:color="DEE0E3" w:sz="0" w:space="0"/>
+            <w:left w:val="single" w:color="DEE0E3" w:sz="0" w:space="0"/>
+            <w:bottom w:val="single" w:color="DEE0E3" w:sz="0" w:space="0"/>
+            <w:right w:val="single" w:color="DEE0E3" w:sz="0" w:space="0"/>
+            <w:insideH w:val="single" w:color="DEE0E3" w:sz="0" w:space="0"/>
+            <w:insideV w:val="single" w:color="DEE0E3" w:sz="0" w:space="0"/>
+          </w:tblBorders>
+          <w:tblCellMar>
+            <w:top w:w="0" w:type="dxa"/>
+            <w:left w:w="10" w:type="dxa"/>
+            <w:bottom w:w="0" w:type="dxa"/>
+            <w:right w:w="10" w:type="dxa"/>
+          </w:tblCellMar>
+        </w:tblPrEx>
+        <w:tc>
+          <w:tcPr>
+            <w:tcW w:w="1650" w:type="dxa"/>
+            <w:tcMar>
+              <w:top w:w="60" w:type="dxa"/>
+              <w:left w:w="120" w:type="dxa"/>
+              <w:bottom w:w="30" w:type="dxa"/>
+              <w:right w:w="120" w:type="dxa"/>
+            </w:tcMar>
+          </w:tcPr>
+          <w:p>
+            <w:pPr>
+              <w:spacing w:before="120" w:after="120" w:line="288" w:lineRule="auto"/>
+              <w:ind w:left="0"/>
+              <w:jc w:val="left"/>
+            </w:pPr>
+            <w:r>
+              <w:rPr>
+                <w:rFonts w:ascii="Arial" w:hAnsi="Arial" w:eastAsia="等线" w:cs="Arial"/>
+                <w:sz w:val="22"/>
+              </w:rPr>
+              <w:t>5</w:t>
+            </w:r>
+          </w:p>
+        </w:tc>
+        <w:tc>
+          <w:tcPr>
+            <w:tcW w:w="1650" w:type="dxa"/>
+            <w:tcMar>
+              <w:top w:w="60" w:type="dxa"/>
+              <w:left w:w="120" w:type="dxa"/>
+              <w:bottom w:w="30" w:type="dxa"/>
+              <w:right w:w="120" w:type="dxa"/>
+            </w:tcMar>
+          </w:tcPr>
+          <w:p>
+            <w:pPr>
+              <w:spacing w:before="120" w:after="120" w:line="288" w:lineRule="auto"/>
+              <w:ind w:left="0"/>
+              <w:jc w:val="left"/>
+            </w:pPr>
+            <w:r>
+              <w:rPr>
+                <w:rFonts w:ascii="Arial" w:hAnsi="Arial" w:eastAsia="等线" w:cs="Arial"/>
+                <w:sz w:val="22"/>
+              </w:rPr>
+              <w:t>1. 建立工作交接机制，每位成员定期整理工作文档；2. 核心模块安排两人负责，避免单人依赖；3. 提前储备备用人员，应对突发离职。</w:t>
+            </w:r>
+          </w:p>
+        </w:tc>
+        <w:tc>
+          <w:tcPr>
+            <w:tcW w:w="1650" w:type="dxa"/>
+            <w:tcMar>
+              <w:top w:w="60" w:type="dxa"/>
+              <w:left w:w="120" w:type="dxa"/>
+              <w:bottom w:w="30" w:type="dxa"/>
+              <w:right w:w="120" w:type="dxa"/>
+            </w:tcMar>
+          </w:tcPr>
+          <w:p>
+            <w:pPr>
+              <w:spacing w:before="120" w:after="120" w:line="288" w:lineRule="auto"/>
+              <w:ind w:left="0"/>
+              <w:jc w:val="left"/>
+            </w:pPr>
+            <w:r>
+              <w:rPr>
+                <w:rFonts w:ascii="Arial" w:hAnsi="Arial" w:eastAsia="等线" w:cs="Arial"/>
+                <w:sz w:val="22"/>
+              </w:rPr>
+              <w:t>项目经理</w:t>
+            </w:r>
+          </w:p>
+        </w:tc>
+        <w:tc>
+          <w:tcPr>
+            <w:tcW w:w="1650" w:type="dxa"/>
+            <w:tcMar>
+              <w:top w:w="60" w:type="dxa"/>
+              <w:left w:w="120" w:type="dxa"/>
+              <w:bottom w:w="30" w:type="dxa"/>
+              <w:right w:w="120" w:type="dxa"/>
+            </w:tcMar>
+          </w:tcPr>
+          <w:p>
+            <w:pPr>
+              <w:spacing w:before="120" w:after="120" w:line="288" w:lineRule="auto"/>
+              <w:ind w:left="0"/>
+              <w:jc w:val="left"/>
+            </w:pPr>
+            <w:r>
+              <w:rPr>
+                <w:rFonts w:ascii="Arial" w:hAnsi="Arial" w:eastAsia="等线" w:cs="Arial"/>
+                <w:sz w:val="22"/>
+              </w:rPr>
+              <w:t>全团队</w:t>
+            </w:r>
+          </w:p>
+        </w:tc>
+        <w:tc>
+          <w:tcPr>
+            <w:tcW w:w="1650" w:type="dxa"/>
+            <w:tcMar>
+              <w:top w:w="60" w:type="dxa"/>
+              <w:left w:w="120" w:type="dxa"/>
+              <w:bottom w:w="30" w:type="dxa"/>
+              <w:right w:w="120" w:type="dxa"/>
+            </w:tcMar>
+          </w:tcPr>
+          <w:p>
+            <w:pPr>
+              <w:spacing w:before="120" w:after="120" w:line="288" w:lineRule="auto"/>
+              <w:ind w:left="0"/>
+              <w:jc w:val="left"/>
+            </w:pPr>
+            <w:r>
+              <w:rPr>
+                <w:rFonts w:ascii="Arial" w:hAnsi="Arial" w:eastAsia="等线" w:cs="Arial"/>
+                <w:sz w:val="22"/>
+              </w:rPr>
+              <w:t>立即安排相关成员接手工作，组织离职人员远程交接（必要时）</w:t>
+            </w:r>
+          </w:p>
+        </w:tc>
+      </w:tr>
+      <w:tr>
+        <w:tblPrEx>
+          <w:tblBorders>
+            <w:top w:val="single" w:color="DEE0E3" w:sz="0" w:space="0"/>
+            <w:left w:val="single" w:color="DEE0E3" w:sz="0" w:space="0"/>
+            <w:bottom w:val="single" w:color="DEE0E3" w:sz="0" w:space="0"/>
+            <w:right w:val="single" w:color="DEE0E3" w:sz="0" w:space="0"/>
+            <w:insideH w:val="single" w:color="DEE0E3" w:sz="0" w:space="0"/>
+            <w:insideV w:val="single" w:color="DEE0E3" w:sz="0" w:space="0"/>
+          </w:tblBorders>
+          <w:tblCellMar>
+            <w:top w:w="0" w:type="dxa"/>
+            <w:left w:w="10" w:type="dxa"/>
+            <w:bottom w:w="0" w:type="dxa"/>
+            <w:right w:w="10" w:type="dxa"/>
+          </w:tblCellMar>
+        </w:tblPrEx>
+        <w:tc>
+          <w:tcPr>
+            <w:tcW w:w="1650" w:type="dxa"/>
+            <w:tcMar>
+              <w:top w:w="60" w:type="dxa"/>
+              <w:left w:w="120" w:type="dxa"/>
+              <w:bottom w:w="30" w:type="dxa"/>
+              <w:right w:w="120" w:type="dxa"/>
+            </w:tcMar>
+          </w:tcPr>
+          <w:p>
+            <w:pPr>
+              <w:spacing w:before="120" w:after="120" w:line="288" w:lineRule="auto"/>
+              <w:ind w:left="0"/>
+              <w:jc w:val="left"/>
+            </w:pPr>
+            <w:r>
+              <w:rPr>
+                <w:rFonts w:ascii="Arial" w:hAnsi="Arial" w:eastAsia="等线" w:cs="Arial"/>
+                <w:sz w:val="22"/>
+              </w:rPr>
+              <w:t>6</w:t>
+            </w:r>
+          </w:p>
+        </w:tc>
+        <w:tc>
+          <w:tcPr>
+            <w:tcW w:w="1650" w:type="dxa"/>
+            <w:tcMar>
+              <w:top w:w="60" w:type="dxa"/>
+              <w:left w:w="120" w:type="dxa"/>
+              <w:bottom w:w="30" w:type="dxa"/>
+              <w:right w:w="120" w:type="dxa"/>
+            </w:tcMar>
+          </w:tcPr>
+          <w:p>
+            <w:pPr>
+              <w:spacing w:before="120" w:after="120" w:line="288" w:lineRule="auto"/>
+              <w:ind w:left="0"/>
+              <w:jc w:val="left"/>
+            </w:pPr>
+            <w:r>
+              <w:rPr>
+                <w:rFonts w:ascii="Arial" w:hAnsi="Arial" w:eastAsia="等线" w:cs="Arial"/>
+                <w:sz w:val="22"/>
+              </w:rPr>
+              <w:t>1. 上线前进行全量压力测试，排查运行隐患；2. 运维工程师上线后24小时监控系统状态；3. 开发工程师预留应急响应人员，及时处理异常。</w:t>
+            </w:r>
+          </w:p>
+        </w:tc>
+        <w:tc>
+          <w:tcPr>
+            <w:tcW w:w="1650" w:type="dxa"/>
+            <w:tcMar>
+              <w:top w:w="60" w:type="dxa"/>
+              <w:left w:w="120" w:type="dxa"/>
+              <w:bottom w:w="30" w:type="dxa"/>
+              <w:right w:w="120" w:type="dxa"/>
+            </w:tcMar>
+          </w:tcPr>
+          <w:p>
+            <w:pPr>
+              <w:spacing w:before="120" w:after="120" w:line="288" w:lineRule="auto"/>
+              <w:ind w:left="0"/>
+              <w:jc w:val="left"/>
+            </w:pPr>
+            <w:r>
+              <w:rPr>
+                <w:rFonts w:ascii="Arial" w:hAnsi="Arial" w:eastAsia="等线" w:cs="Arial"/>
+                <w:sz w:val="22"/>
+              </w:rPr>
+              <w:t>运维工程师、开发工程师</w:t>
+            </w:r>
+          </w:p>
+        </w:tc>
+        <w:tc>
+          <w:tcPr>
+            <w:tcW w:w="1650" w:type="dxa"/>
+            <w:tcMar>
+              <w:top w:w="60" w:type="dxa"/>
+              <w:left w:w="120" w:type="dxa"/>
+              <w:bottom w:w="30" w:type="dxa"/>
+              <w:right w:w="120" w:type="dxa"/>
+            </w:tcMar>
+          </w:tcPr>
+          <w:p>
+            <w:pPr>
+              <w:spacing w:before="120" w:after="120" w:line="288" w:lineRule="auto"/>
+              <w:ind w:left="0"/>
+              <w:jc w:val="left"/>
+            </w:pPr>
+            <w:r>
+              <w:rPr>
+                <w:rFonts w:ascii="Arial" w:hAnsi="Arial" w:eastAsia="等线" w:cs="Arial"/>
+                <w:sz w:val="22"/>
+              </w:rPr>
+              <w:t>项目经理</w:t>
+            </w:r>
+          </w:p>
+        </w:tc>
+        <w:tc>
+          <w:tcPr>
+            <w:tcW w:w="1650" w:type="dxa"/>
+            <w:tcMar>
+              <w:top w:w="60" w:type="dxa"/>
+              <w:left w:w="120" w:type="dxa"/>
+              <w:bottom w:w="30" w:type="dxa"/>
+              <w:right w:w="120" w:type="dxa"/>
+            </w:tcMar>
+          </w:tcPr>
+          <w:p>
+            <w:pPr>
+              <w:spacing w:before="120" w:after="120" w:line="288" w:lineRule="auto"/>
+              <w:ind w:left="0"/>
+              <w:jc w:val="left"/>
+            </w:pPr>
+            <w:r>
+              <w:rPr>
+                <w:rFonts w:ascii="Arial" w:hAnsi="Arial" w:eastAsia="等线" w:cs="Arial"/>
+                <w:sz w:val="22"/>
+              </w:rPr>
+              <w:t>出现异常立即启动回滚方案，恢复系统正常运行，再排查修复问题</w:t>
+            </w:r>
+          </w:p>
+        </w:tc>
+      </w:tr>
+      <w:tr>
+        <w:tblPrEx>
+          <w:tblBorders>
+            <w:top w:val="single" w:color="DEE0E3" w:sz="0" w:space="0"/>
+            <w:left w:val="single" w:color="DEE0E3" w:sz="0" w:space="0"/>
+            <w:bottom w:val="single" w:color="DEE0E3" w:sz="0" w:space="0"/>
+            <w:right w:val="single" w:color="DEE0E3" w:sz="0" w:space="0"/>
+            <w:insideH w:val="single" w:color="DEE0E3" w:sz="0" w:space="0"/>
+            <w:insideV w:val="single" w:color="DEE0E3" w:sz="0" w:space="0"/>
+          </w:tblBorders>
+          <w:tblCellMar>
+            <w:top w:w="0" w:type="dxa"/>
+            <w:left w:w="10" w:type="dxa"/>
+            <w:bottom w:w="0" w:type="dxa"/>
+            <w:right w:w="10" w:type="dxa"/>
+          </w:tblCellMar>
+        </w:tblPrEx>
+        <w:tc>
+          <w:tcPr>
+            <w:tcW w:w="1650" w:type="dxa"/>
+            <w:tcMar>
+              <w:top w:w="60" w:type="dxa"/>
+              <w:left w:w="120" w:type="dxa"/>
+              <w:bottom w:w="30" w:type="dxa"/>
+              <w:right w:w="120" w:type="dxa"/>
+            </w:tcMar>
+          </w:tcPr>
+          <w:p>
+            <w:pPr>
+              <w:spacing w:before="120" w:after="120" w:line="288" w:lineRule="auto"/>
+              <w:ind w:left="0"/>
+              <w:jc w:val="left"/>
+            </w:pPr>
+            <w:r>
+              <w:rPr>
+                <w:rFonts w:ascii="Arial" w:hAnsi="Arial" w:eastAsia="等线" w:cs="Arial"/>
+                <w:sz w:val="22"/>
+              </w:rPr>
+              <w:t>7</w:t>
+            </w:r>
+          </w:p>
+        </w:tc>
+        <w:tc>
+          <w:tcPr>
+            <w:tcW w:w="1650" w:type="dxa"/>
+            <w:tcMar>
+              <w:top w:w="60" w:type="dxa"/>
+              <w:left w:w="120" w:type="dxa"/>
+              <w:bottom w:w="30" w:type="dxa"/>
+              <w:right w:w="120" w:type="dxa"/>
+            </w:tcMar>
+          </w:tcPr>
+          <w:p>
+            <w:pPr>
+              <w:spacing w:before="120" w:after="120" w:line="288" w:lineRule="auto"/>
+              <w:ind w:left="0"/>
+              <w:jc w:val="left"/>
+            </w:pPr>
+            <w:r>
+              <w:rPr>
+                <w:rFonts w:ascii="Arial" w:hAnsi="Arial" w:eastAsia="等线" w:cs="Arial"/>
+                <w:sz w:val="22"/>
+              </w:rPr>
+              <w:t>1. 设计阶段组织UI评审，确认设计稿符合需求；2. 前端开发前与UI设计师确认还原标准；3. 开发过程中及时沟通，避免后期大幅修改。</w:t>
+            </w:r>
+          </w:p>
+        </w:tc>
+        <w:tc>
+          <w:tcPr>
+            <w:tcW w:w="1650" w:type="dxa"/>
+            <w:tcMar>
+              <w:top w:w="60" w:type="dxa"/>
+              <w:left w:w="120" w:type="dxa"/>
+              <w:bottom w:w="30" w:type="dxa"/>
+              <w:right w:w="120" w:type="dxa"/>
+            </w:tcMar>
+          </w:tcPr>
+          <w:p>
+            <w:pPr>
+              <w:spacing w:before="120" w:after="120" w:line="288" w:lineRule="auto"/>
+              <w:ind w:left="0"/>
+              <w:jc w:val="left"/>
+            </w:pPr>
+            <w:r>
+              <w:rPr>
+                <w:rFonts w:ascii="Arial" w:hAnsi="Arial" w:eastAsia="等线" w:cs="Arial"/>
+                <w:sz w:val="22"/>
+              </w:rPr>
+              <w:t>UI/UE设计师、前端开发工程师</w:t>
+            </w:r>
+          </w:p>
+        </w:tc>
+        <w:tc>
+          <w:tcPr>
+            <w:tcW w:w="1650" w:type="dxa"/>
+            <w:tcMar>
+              <w:top w:w="60" w:type="dxa"/>
+              <w:left w:w="120" w:type="dxa"/>
+              <w:bottom w:w="30" w:type="dxa"/>
+              <w:right w:w="120" w:type="dxa"/>
+            </w:tcMar>
+          </w:tcPr>
+          <w:p>
+            <w:pPr>
+              <w:spacing w:before="120" w:after="120" w:line="288" w:lineRule="auto"/>
+              <w:ind w:left="0"/>
+              <w:jc w:val="left"/>
+            </w:pPr>
+            <w:r>
+              <w:rPr>
+                <w:rFonts w:ascii="Arial" w:hAnsi="Arial" w:eastAsia="等线" w:cs="Arial"/>
+                <w:sz w:val="22"/>
+              </w:rPr>
+              <w:t>产品经理</w:t>
+            </w:r>
+          </w:p>
+        </w:tc>
+        <w:tc>
+          <w:tcPr>
+            <w:tcW w:w="1650" w:type="dxa"/>
+            <w:tcMar>
+              <w:top w:w="60" w:type="dxa"/>
+              <w:left w:w="120" w:type="dxa"/>
+              <w:bottom w:w="30" w:type="dxa"/>
+              <w:right w:w="120" w:type="dxa"/>
+            </w:tcMar>
+          </w:tcPr>
+          <w:p>
+            <w:pPr>
+              <w:spacing w:before="120" w:after="120" w:line="288" w:lineRule="auto"/>
+              <w:ind w:left="0"/>
+              <w:jc w:val="left"/>
+            </w:pPr>
+            <w:r>
+              <w:rPr>
+                <w:rFonts w:ascii="Arial" w:hAnsi="Arial" w:eastAsia="等线" w:cs="Arial"/>
+                <w:sz w:val="22"/>
+              </w:rPr>
+              <w:t>小幅修改立即调整，大幅修改重新评审，压缩非核心页面修改时间</w:t>
+            </w:r>
+          </w:p>
+        </w:tc>
+      </w:tr>
+    </w:tbl>
+    <w:p>
+      <w:pPr>
+        <w:spacing w:before="300" w:after="120" w:line="288" w:lineRule="auto"/>
+        <w:ind w:left="0"/>
+        <w:jc w:val="left"/>
+        <w:outlineLvl w:val="2"/>
+      </w:pPr>
+      <w:r>
+        <w:rPr>
+          <w:rFonts w:ascii="Arial" w:hAnsi="Arial" w:eastAsia="等线" w:cs="Arial"/>
+          <w:b/>
+          <w:sz w:val="30"/>
+        </w:rPr>
+        <w:t>5.3 风险监控机制</w:t>
+      </w:r>
+    </w:p>
+    <w:p>
+      <w:pPr>
+        <w:numPr>
+          <w:ilvl w:val="0"/>
+          <w:numId w:val="1"/>
+        </w:numPr>
+        <w:spacing w:before="120" w:after="120" w:line="288" w:lineRule="auto"/>
+        <w:ind w:left="0"/>
+        <w:jc w:val="left"/>
+      </w:pPr>
+      <w:r>
+        <w:rPr>
+          <w:rFonts w:ascii="Arial" w:hAnsi="Arial" w:eastAsia="等线" w:cs="Arial"/>
+          <w:sz w:val="22"/>
+        </w:rPr>
+        <w:t>日常监控：每日站会同步各模块风险情况，责任人汇报风险应对进度，项目经理记录风险变化；</w:t>
+      </w:r>
+    </w:p>
+    <w:p>
+      <w:pPr>
+        <w:numPr>
+          <w:ilvl w:val="0"/>
+          <w:numId w:val="2"/>
+        </w:numPr>
+        <w:spacing w:before="120" w:after="120" w:line="288" w:lineRule="auto"/>
+        <w:ind w:left="0"/>
+        <w:jc w:val="left"/>
+      </w:pPr>
+      <w:r>
+        <w:rPr>
+          <w:rFonts w:ascii="Arial" w:hAnsi="Arial" w:eastAsia="等线" w:cs="Arial"/>
+          <w:sz w:val="22"/>
+        </w:rPr>
+        <w:t>每周复盘：每周五召开风险复盘会，梳理新增风险、已解决风险，调整应对措施，更新风险清单；</w:t>
+      </w:r>
+    </w:p>
+    <w:p>
+      <w:pPr>
+        <w:numPr>
+          <w:ilvl w:val="0"/>
+          <w:numId w:val="3"/>
+        </w:numPr>
+        <w:spacing w:before="120" w:after="120" w:line="288" w:lineRule="auto"/>
+        <w:ind w:left="0"/>
+        <w:jc w:val="left"/>
+      </w:pPr>
+      <w:r>
+        <w:rPr>
+          <w:rFonts w:ascii="Arial" w:hAnsi="Arial" w:eastAsia="等线" w:cs="Arial"/>
+          <w:sz w:val="22"/>
+        </w:rPr>
+        <w:t>阶段管控：每个项目阶段结束后，专项检查该阶段风险管控情况，确保风险无遗留，为下一阶段铺垫；</w:t>
+      </w:r>
+    </w:p>
+    <w:p>
+      <w:pPr>
+        <w:numPr>
+          <w:ilvl w:val="0"/>
+          <w:numId w:val="4"/>
+        </w:numPr>
+        <w:spacing w:before="120" w:after="120" w:line="288" w:lineRule="auto"/>
+        <w:ind w:left="0"/>
+        <w:jc w:val="left"/>
+      </w:pPr>
+      <w:r>
+        <w:rPr>
+          <w:rFonts w:ascii="Arial" w:hAnsi="Arial" w:eastAsia="等线" w:cs="Arial"/>
+          <w:sz w:val="22"/>
+        </w:rPr>
+        <w:t>应急响应：建立应急小组（项目经理、技术负责人、运维工程师），风险发生时立即启动应急方案，2小时内响应，24小时内给出解决方案。</w:t>
+      </w:r>
+      <w:bookmarkStart w:id="7" w:name="_GoBack"/>
+      <w:bookmarkEnd w:id="7"/>
+    </w:p>
+    <w:p>
+      <w:pPr>
+        <w:spacing w:before="120" w:after="120" w:line="288" w:lineRule="auto"/>
+        <w:ind w:left="0"/>
+        <w:jc w:val="left"/>
+        <w:rPr>
+          <w:rFonts w:hint="default" w:eastAsiaTheme="minorEastAsia"/>
+          <w:lang w:val="en-US" w:eastAsia="zh-CN"/>
+        </w:rPr>
+      </w:pPr>
     </w:p>
     <w:sectPr>
       <w:headerReference r:id="rId3" w:type="default"/>
@@ -1378,6 +5138,188 @@
 <file path=word/numbering.xml><?xml version="1.0" encoding="utf-8"?>
 <w:numbering xmlns:wpc="http://schemas.microsoft.com/office/word/2010/wordprocessingCanvas" xmlns:mc="http://schemas.openxmlformats.org/markup-compatibility/2006" xmlns:o="urn:schemas-microsoft-com:office:office" xmlns:r="http://schemas.openxmlformats.org/officeDocument/2006/relationships" xmlns:m="http://schemas.openxmlformats.org/officeDocument/2006/math" xmlns:v="urn:schemas-microsoft-com:vml" xmlns:wp14="http://schemas.microsoft.com/office/word/2010/wordprocessingDrawing" xmlns:wp="http://schemas.openxmlformats.org/drawingml/2006/wordprocessingDrawing" xmlns:w10="urn:schemas-microsoft-com:office:word" xmlns:w="http://schemas.openxmlformats.org/wordprocessingml/2006/main" xmlns:w14="http://schemas.microsoft.com/office/word/2010/wordml" xmlns:wpg="http://schemas.microsoft.com/office/word/2010/wordprocessingGroup" xmlns:wpi="http://schemas.microsoft.com/office/word/2010/wordprocessingInk" xmlns:wne="http://schemas.microsoft.com/office/word/2006/wordml" xmlns:wps="http://schemas.microsoft.com/office/word/2010/wordprocessingShape" xmlns:wpsCustomData="http://www.wps.cn/officeDocument/2013/wpsCustomData" mc:Ignorable="w14 wp14">
   <w:abstractNum w:abstractNumId="0">
+    <w:nsid w:val="813A4B87"/>
+    <w:multiLevelType w:val="singleLevel"/>
+    <w:tmpl w:val="813A4B87"/>
+    <w:lvl w:ilvl="0" w:tentative="0">
+      <w:start w:val="0"/>
+      <w:numFmt w:val="bullet"/>
+      <w:lvlText w:val="•"/>
+      <w:lvlJc w:val="left"/>
+      <w:rPr>
+        <w:color w:val="3370FF"/>
+      </w:rPr>
+    </w:lvl>
+  </w:abstractNum>
+  <w:abstractNum w:abstractNumId="1">
+    <w:nsid w:val="845B5372"/>
+    <w:multiLevelType w:val="singleLevel"/>
+    <w:tmpl w:val="845B5372"/>
+    <w:lvl w:ilvl="0" w:tentative="0">
+      <w:start w:val="1"/>
+      <w:numFmt w:val="lowerLetter"/>
+      <w:lvlText w:val="%1."/>
+      <w:lvlJc w:val="left"/>
+      <w:rPr>
+        <w:color w:val="3370FF"/>
+      </w:rPr>
+    </w:lvl>
+  </w:abstractNum>
+  <w:abstractNum w:abstractNumId="2">
+    <w:nsid w:val="8461FADE"/>
+    <w:multiLevelType w:val="singleLevel"/>
+    <w:tmpl w:val="8461FADE"/>
+    <w:lvl w:ilvl="0" w:tentative="0">
+      <w:start w:val="4"/>
+      <w:numFmt w:val="lowerLetter"/>
+      <w:lvlText w:val="%1."/>
+      <w:lvlJc w:val="left"/>
+      <w:rPr>
+        <w:color w:val="3370FF"/>
+      </w:rPr>
+    </w:lvl>
+  </w:abstractNum>
+  <w:abstractNum w:abstractNumId="3">
+    <w:nsid w:val="8CAEB125"/>
+    <w:multiLevelType w:val="singleLevel"/>
+    <w:tmpl w:val="8CAEB125"/>
+    <w:lvl w:ilvl="0" w:tentative="0">
+      <w:start w:val="3"/>
+      <w:numFmt w:val="lowerLetter"/>
+      <w:lvlText w:val="%1."/>
+      <w:lvlJc w:val="left"/>
+      <w:rPr>
+        <w:color w:val="3370FF"/>
+      </w:rPr>
+    </w:lvl>
+  </w:abstractNum>
+  <w:abstractNum w:abstractNumId="4">
+    <w:nsid w:val="91995D4F"/>
+    <w:multiLevelType w:val="singleLevel"/>
+    <w:tmpl w:val="91995D4F"/>
+    <w:lvl w:ilvl="0" w:tentative="0">
+      <w:start w:val="0"/>
+      <w:numFmt w:val="bullet"/>
+      <w:lvlText w:val="•"/>
+      <w:lvlJc w:val="left"/>
+      <w:rPr>
+        <w:color w:val="3370FF"/>
+      </w:rPr>
+    </w:lvl>
+  </w:abstractNum>
+  <w:abstractNum w:abstractNumId="5">
+    <w:nsid w:val="9239341B"/>
+    <w:multiLevelType w:val="singleLevel"/>
+    <w:tmpl w:val="9239341B"/>
+    <w:lvl w:ilvl="0" w:tentative="0">
+      <w:start w:val="0"/>
+      <w:numFmt w:val="bullet"/>
+      <w:lvlText w:val="•"/>
+      <w:lvlJc w:val="left"/>
+      <w:rPr>
+        <w:color w:val="3370FF"/>
+      </w:rPr>
+    </w:lvl>
+  </w:abstractNum>
+  <w:abstractNum w:abstractNumId="6">
+    <w:nsid w:val="9288B902"/>
+    <w:multiLevelType w:val="singleLevel"/>
+    <w:tmpl w:val="9288B902"/>
+    <w:lvl w:ilvl="0" w:tentative="0">
+      <w:start w:val="2"/>
+      <w:numFmt w:val="lowerLetter"/>
+      <w:lvlText w:val="%1."/>
+      <w:lvlJc w:val="left"/>
+      <w:rPr>
+        <w:color w:val="3370FF"/>
+      </w:rPr>
+    </w:lvl>
+  </w:abstractNum>
+  <w:abstractNum w:abstractNumId="7">
+    <w:nsid w:val="9C8AC8EF"/>
+    <w:multiLevelType w:val="singleLevel"/>
+    <w:tmpl w:val="9C8AC8EF"/>
+    <w:lvl w:ilvl="0" w:tentative="0">
+      <w:start w:val="0"/>
+      <w:numFmt w:val="bullet"/>
+      <w:lvlText w:val="•"/>
+      <w:lvlJc w:val="left"/>
+      <w:rPr>
+        <w:color w:val="3370FF"/>
+      </w:rPr>
+    </w:lvl>
+  </w:abstractNum>
+  <w:abstractNum w:abstractNumId="8">
+    <w:nsid w:val="B0F1ACD9"/>
+    <w:multiLevelType w:val="singleLevel"/>
+    <w:tmpl w:val="B0F1ACD9"/>
+    <w:lvl w:ilvl="0" w:tentative="0">
+      <w:start w:val="0"/>
+      <w:numFmt w:val="bullet"/>
+      <w:lvlText w:val="•"/>
+      <w:lvlJc w:val="left"/>
+      <w:rPr>
+        <w:color w:val="3370FF"/>
+      </w:rPr>
+    </w:lvl>
+  </w:abstractNum>
+  <w:abstractNum w:abstractNumId="9">
+    <w:nsid w:val="B5E306ED"/>
+    <w:multiLevelType w:val="singleLevel"/>
+    <w:tmpl w:val="B5E306ED"/>
+    <w:lvl w:ilvl="0" w:tentative="0">
+      <w:start w:val="4"/>
+      <w:numFmt w:val="lowerLetter"/>
+      <w:lvlText w:val="%1."/>
+      <w:lvlJc w:val="left"/>
+      <w:rPr>
+        <w:color w:val="3370FF"/>
+      </w:rPr>
+    </w:lvl>
+  </w:abstractNum>
+  <w:abstractNum w:abstractNumId="10">
+    <w:nsid w:val="B8CEF35B"/>
+    <w:multiLevelType w:val="singleLevel"/>
+    <w:tmpl w:val="B8CEF35B"/>
+    <w:lvl w:ilvl="0" w:tentative="0">
+      <w:start w:val="0"/>
+      <w:numFmt w:val="bullet"/>
+      <w:lvlText w:val="•"/>
+      <w:lvlJc w:val="left"/>
+      <w:rPr>
+        <w:color w:val="3370FF"/>
+      </w:rPr>
+    </w:lvl>
+  </w:abstractNum>
+  <w:abstractNum w:abstractNumId="11">
+    <w:nsid w:val="BB64CFA9"/>
+    <w:multiLevelType w:val="singleLevel"/>
+    <w:tmpl w:val="BB64CFA9"/>
+    <w:lvl w:ilvl="0" w:tentative="0">
+      <w:start w:val="0"/>
+      <w:numFmt w:val="bullet"/>
+      <w:lvlText w:val="•"/>
+      <w:lvlJc w:val="left"/>
+      <w:rPr>
+        <w:color w:val="3370FF"/>
+      </w:rPr>
+    </w:lvl>
+  </w:abstractNum>
+  <w:abstractNum w:abstractNumId="12">
+    <w:nsid w:val="BE923771"/>
+    <w:multiLevelType w:val="singleLevel"/>
+    <w:tmpl w:val="BE923771"/>
+    <w:lvl w:ilvl="0" w:tentative="0">
+      <w:start w:val="0"/>
+      <w:numFmt w:val="bullet"/>
+      <w:lvlText w:val="•"/>
+      <w:lvlJc w:val="left"/>
+      <w:rPr>
+        <w:color w:val="3370FF"/>
+      </w:rPr>
+    </w:lvl>
+  </w:abstractNum>
+  <w:abstractNum w:abstractNumId="13">
     <w:nsid w:val="BF205925"/>
     <w:multiLevelType w:val="singleLevel"/>
     <w:tmpl w:val="BF205925"/>
@@ -1391,7 +5333,21 @@
       </w:rPr>
     </w:lvl>
   </w:abstractNum>
-  <w:abstractNum w:abstractNumId="1">
+  <w:abstractNum w:abstractNumId="14">
+    <w:nsid w:val="C8879AEF"/>
+    <w:multiLevelType w:val="singleLevel"/>
+    <w:tmpl w:val="C8879AEF"/>
+    <w:lvl w:ilvl="0" w:tentative="0">
+      <w:start w:val="3"/>
+      <w:numFmt w:val="lowerLetter"/>
+      <w:lvlText w:val="%1."/>
+      <w:lvlJc w:val="left"/>
+      <w:rPr>
+        <w:color w:val="3370FF"/>
+      </w:rPr>
+    </w:lvl>
+  </w:abstractNum>
+  <w:abstractNum w:abstractNumId="15">
     <w:nsid w:val="CF092B84"/>
     <w:multiLevelType w:val="singleLevel"/>
     <w:tmpl w:val="CF092B84"/>
@@ -1405,7 +5361,77 @@
       </w:rPr>
     </w:lvl>
   </w:abstractNum>
-  <w:abstractNum w:abstractNumId="2">
+  <w:abstractNum w:abstractNumId="16">
+    <w:nsid w:val="D7F9FE59"/>
+    <w:multiLevelType w:val="singleLevel"/>
+    <w:tmpl w:val="D7F9FE59"/>
+    <w:lvl w:ilvl="0" w:tentative="0">
+      <w:start w:val="0"/>
+      <w:numFmt w:val="bullet"/>
+      <w:lvlText w:val="•"/>
+      <w:lvlJc w:val="left"/>
+      <w:rPr>
+        <w:color w:val="3370FF"/>
+      </w:rPr>
+    </w:lvl>
+  </w:abstractNum>
+  <w:abstractNum w:abstractNumId="17">
+    <w:nsid w:val="DCBA6B53"/>
+    <w:multiLevelType w:val="singleLevel"/>
+    <w:tmpl w:val="DCBA6B53"/>
+    <w:lvl w:ilvl="0" w:tentative="0">
+      <w:start w:val="0"/>
+      <w:numFmt w:val="bullet"/>
+      <w:lvlText w:val="•"/>
+      <w:lvlJc w:val="left"/>
+      <w:rPr>
+        <w:color w:val="3370FF"/>
+      </w:rPr>
+    </w:lvl>
+  </w:abstractNum>
+  <w:abstractNum w:abstractNumId="18">
+    <w:nsid w:val="E093A4B0"/>
+    <w:multiLevelType w:val="singleLevel"/>
+    <w:tmpl w:val="E093A4B0"/>
+    <w:lvl w:ilvl="0" w:tentative="0">
+      <w:start w:val="2"/>
+      <w:numFmt w:val="lowerLetter"/>
+      <w:lvlText w:val="%1."/>
+      <w:lvlJc w:val="left"/>
+      <w:rPr>
+        <w:color w:val="3370FF"/>
+      </w:rPr>
+    </w:lvl>
+  </w:abstractNum>
+  <w:abstractNum w:abstractNumId="19">
+    <w:nsid w:val="F4B5D9F5"/>
+    <w:multiLevelType w:val="singleLevel"/>
+    <w:tmpl w:val="F4B5D9F5"/>
+    <w:lvl w:ilvl="0" w:tentative="0">
+      <w:start w:val="5"/>
+      <w:numFmt w:val="lowerLetter"/>
+      <w:lvlText w:val="%1."/>
+      <w:lvlJc w:val="left"/>
+      <w:rPr>
+        <w:color w:val="3370FF"/>
+      </w:rPr>
+    </w:lvl>
+  </w:abstractNum>
+  <w:abstractNum w:abstractNumId="20">
+    <w:nsid w:val="F7735DC9"/>
+    <w:multiLevelType w:val="singleLevel"/>
+    <w:tmpl w:val="F7735DC9"/>
+    <w:lvl w:ilvl="0" w:tentative="0">
+      <w:start w:val="1"/>
+      <w:numFmt w:val="lowerLetter"/>
+      <w:lvlText w:val="%1."/>
+      <w:lvlJc w:val="left"/>
+      <w:rPr>
+        <w:color w:val="3370FF"/>
+      </w:rPr>
+    </w:lvl>
+  </w:abstractNum>
+  <w:abstractNum w:abstractNumId="21">
     <w:nsid w:val="0053208E"/>
     <w:multiLevelType w:val="singleLevel"/>
     <w:tmpl w:val="0053208E"/>
@@ -1419,7 +5445,245 @@
       </w:rPr>
     </w:lvl>
   </w:abstractNum>
-  <w:abstractNum w:abstractNumId="3">
+  <w:abstractNum w:abstractNumId="22">
+    <w:nsid w:val="0248C179"/>
+    <w:multiLevelType w:val="singleLevel"/>
+    <w:tmpl w:val="0248C179"/>
+    <w:lvl w:ilvl="0" w:tentative="0">
+      <w:start w:val="0"/>
+      <w:numFmt w:val="bullet"/>
+      <w:lvlText w:val="•"/>
+      <w:lvlJc w:val="left"/>
+      <w:rPr>
+        <w:color w:val="3370FF"/>
+      </w:rPr>
+    </w:lvl>
+  </w:abstractNum>
+  <w:abstractNum w:abstractNumId="23">
+    <w:nsid w:val="03D62ECE"/>
+    <w:multiLevelType w:val="singleLevel"/>
+    <w:tmpl w:val="03D62ECE"/>
+    <w:lvl w:ilvl="0" w:tentative="0">
+      <w:start w:val="5"/>
+      <w:numFmt w:val="lowerLetter"/>
+      <w:lvlText w:val="%1."/>
+      <w:lvlJc w:val="left"/>
+      <w:rPr>
+        <w:color w:val="3370FF"/>
+      </w:rPr>
+    </w:lvl>
+  </w:abstractNum>
+  <w:abstractNum w:abstractNumId="24">
+    <w:nsid w:val="0E640482"/>
+    <w:multiLevelType w:val="singleLevel"/>
+    <w:tmpl w:val="0E640482"/>
+    <w:lvl w:ilvl="0" w:tentative="0">
+      <w:start w:val="3"/>
+      <w:numFmt w:val="lowerLetter"/>
+      <w:lvlText w:val="%1."/>
+      <w:lvlJc w:val="left"/>
+      <w:rPr>
+        <w:color w:val="3370FF"/>
+      </w:rPr>
+    </w:lvl>
+  </w:abstractNum>
+  <w:abstractNum w:abstractNumId="25">
+    <w:nsid w:val="1ACDE60F"/>
+    <w:multiLevelType w:val="singleLevel"/>
+    <w:tmpl w:val="1ACDE60F"/>
+    <w:lvl w:ilvl="0" w:tentative="0">
+      <w:start w:val="2"/>
+      <w:numFmt w:val="lowerLetter"/>
+      <w:lvlText w:val="%1."/>
+      <w:lvlJc w:val="left"/>
+      <w:rPr>
+        <w:color w:val="3370FF"/>
+      </w:rPr>
+    </w:lvl>
+  </w:abstractNum>
+  <w:abstractNum w:abstractNumId="26">
+    <w:nsid w:val="243FCF68"/>
+    <w:multiLevelType w:val="singleLevel"/>
+    <w:tmpl w:val="243FCF68"/>
+    <w:lvl w:ilvl="0" w:tentative="0">
+      <w:start w:val="0"/>
+      <w:numFmt w:val="bullet"/>
+      <w:lvlText w:val="•"/>
+      <w:lvlJc w:val="left"/>
+      <w:rPr>
+        <w:color w:val="3370FF"/>
+      </w:rPr>
+    </w:lvl>
+  </w:abstractNum>
+  <w:abstractNum w:abstractNumId="27">
+    <w:nsid w:val="2470EC97"/>
+    <w:multiLevelType w:val="singleLevel"/>
+    <w:tmpl w:val="2470EC97"/>
+    <w:lvl w:ilvl="0" w:tentative="0">
+      <w:start w:val="0"/>
+      <w:numFmt w:val="bullet"/>
+      <w:lvlText w:val="•"/>
+      <w:lvlJc w:val="left"/>
+      <w:rPr>
+        <w:color w:val="3370FF"/>
+      </w:rPr>
+    </w:lvl>
+  </w:abstractNum>
+  <w:abstractNum w:abstractNumId="28">
+    <w:nsid w:val="25B654F3"/>
+    <w:multiLevelType w:val="singleLevel"/>
+    <w:tmpl w:val="25B654F3"/>
+    <w:lvl w:ilvl="0" w:tentative="0">
+      <w:start w:val="0"/>
+      <w:numFmt w:val="bullet"/>
+      <w:lvlText w:val="•"/>
+      <w:lvlJc w:val="left"/>
+      <w:rPr>
+        <w:color w:val="3370FF"/>
+      </w:rPr>
+    </w:lvl>
+  </w:abstractNum>
+  <w:abstractNum w:abstractNumId="29">
+    <w:nsid w:val="2A8F537B"/>
+    <w:multiLevelType w:val="singleLevel"/>
+    <w:tmpl w:val="2A8F537B"/>
+    <w:lvl w:ilvl="0" w:tentative="0">
+      <w:start w:val="1"/>
+      <w:numFmt w:val="lowerLetter"/>
+      <w:lvlText w:val="%1."/>
+      <w:lvlJc w:val="left"/>
+      <w:rPr>
+        <w:color w:val="3370FF"/>
+      </w:rPr>
+    </w:lvl>
+  </w:abstractNum>
+  <w:abstractNum w:abstractNumId="30">
+    <w:nsid w:val="30FC5B15"/>
+    <w:multiLevelType w:val="singleLevel"/>
+    <w:tmpl w:val="30FC5B15"/>
+    <w:lvl w:ilvl="0" w:tentative="0">
+      <w:start w:val="3"/>
+      <w:numFmt w:val="lowerLetter"/>
+      <w:lvlText w:val="%1."/>
+      <w:lvlJc w:val="left"/>
+      <w:rPr>
+        <w:color w:val="3370FF"/>
+      </w:rPr>
+    </w:lvl>
+  </w:abstractNum>
+  <w:abstractNum w:abstractNumId="31">
+    <w:nsid w:val="322D85CA"/>
+    <w:multiLevelType w:val="singleLevel"/>
+    <w:tmpl w:val="322D85CA"/>
+    <w:lvl w:ilvl="0" w:tentative="0">
+      <w:start w:val="0"/>
+      <w:numFmt w:val="bullet"/>
+      <w:lvlText w:val="•"/>
+      <w:lvlJc w:val="left"/>
+      <w:rPr>
+        <w:color w:val="3370FF"/>
+      </w:rPr>
+    </w:lvl>
+  </w:abstractNum>
+  <w:abstractNum w:abstractNumId="32">
+    <w:nsid w:val="39A0D9AC"/>
+    <w:multiLevelType w:val="singleLevel"/>
+    <w:tmpl w:val="39A0D9AC"/>
+    <w:lvl w:ilvl="0" w:tentative="0">
+      <w:start w:val="3"/>
+      <w:numFmt w:val="lowerLetter"/>
+      <w:lvlText w:val="%1."/>
+      <w:lvlJc w:val="left"/>
+      <w:rPr>
+        <w:color w:val="3370FF"/>
+      </w:rPr>
+    </w:lvl>
+  </w:abstractNum>
+  <w:abstractNum w:abstractNumId="33">
+    <w:nsid w:val="46A08BB8"/>
+    <w:multiLevelType w:val="singleLevel"/>
+    <w:tmpl w:val="46A08BB8"/>
+    <w:lvl w:ilvl="0" w:tentative="0">
+      <w:start w:val="4"/>
+      <w:numFmt w:val="lowerLetter"/>
+      <w:lvlText w:val="%1."/>
+      <w:lvlJc w:val="left"/>
+      <w:rPr>
+        <w:color w:val="3370FF"/>
+      </w:rPr>
+    </w:lvl>
+  </w:abstractNum>
+  <w:abstractNum w:abstractNumId="34">
+    <w:nsid w:val="4C1BAE26"/>
+    <w:multiLevelType w:val="singleLevel"/>
+    <w:tmpl w:val="4C1BAE26"/>
+    <w:lvl w:ilvl="0" w:tentative="0">
+      <w:start w:val="1"/>
+      <w:numFmt w:val="lowerLetter"/>
+      <w:lvlText w:val="%1."/>
+      <w:lvlJc w:val="left"/>
+      <w:rPr>
+        <w:color w:val="3370FF"/>
+      </w:rPr>
+    </w:lvl>
+  </w:abstractNum>
+  <w:abstractNum w:abstractNumId="35">
+    <w:nsid w:val="4C3D7A74"/>
+    <w:multiLevelType w:val="singleLevel"/>
+    <w:tmpl w:val="4C3D7A74"/>
+    <w:lvl w:ilvl="0" w:tentative="0">
+      <w:start w:val="0"/>
+      <w:numFmt w:val="bullet"/>
+      <w:lvlText w:val="•"/>
+      <w:lvlJc w:val="left"/>
+      <w:rPr>
+        <w:color w:val="3370FF"/>
+      </w:rPr>
+    </w:lvl>
+  </w:abstractNum>
+  <w:abstractNum w:abstractNumId="36">
+    <w:nsid w:val="4D4DC07F"/>
+    <w:multiLevelType w:val="singleLevel"/>
+    <w:tmpl w:val="4D4DC07F"/>
+    <w:lvl w:ilvl="0" w:tentative="0">
+      <w:start w:val="4"/>
+      <w:numFmt w:val="lowerLetter"/>
+      <w:lvlText w:val="%1."/>
+      <w:lvlJc w:val="left"/>
+      <w:rPr>
+        <w:color w:val="3370FF"/>
+      </w:rPr>
+    </w:lvl>
+  </w:abstractNum>
+  <w:abstractNum w:abstractNumId="37">
+    <w:nsid w:val="4D94DA66"/>
+    <w:multiLevelType w:val="singleLevel"/>
+    <w:tmpl w:val="4D94DA66"/>
+    <w:lvl w:ilvl="0" w:tentative="0">
+      <w:start w:val="0"/>
+      <w:numFmt w:val="bullet"/>
+      <w:lvlText w:val="•"/>
+      <w:lvlJc w:val="left"/>
+      <w:rPr>
+        <w:color w:val="3370FF"/>
+      </w:rPr>
+    </w:lvl>
+  </w:abstractNum>
+  <w:abstractNum w:abstractNumId="38">
+    <w:nsid w:val="58765686"/>
+    <w:multiLevelType w:val="singleLevel"/>
+    <w:tmpl w:val="58765686"/>
+    <w:lvl w:ilvl="0" w:tentative="0">
+      <w:start w:val="5"/>
+      <w:numFmt w:val="lowerLetter"/>
+      <w:lvlText w:val="%1."/>
+      <w:lvlJc w:val="left"/>
+      <w:rPr>
+        <w:color w:val="3370FF"/>
+      </w:rPr>
+    </w:lvl>
+  </w:abstractNum>
+  <w:abstractNum w:abstractNumId="39">
     <w:nsid w:val="59ADCABA"/>
     <w:multiLevelType w:val="singleLevel"/>
     <w:tmpl w:val="59ADCABA"/>
@@ -1433,17 +5697,329 @@
       </w:rPr>
     </w:lvl>
   </w:abstractNum>
+  <w:abstractNum w:abstractNumId="40">
+    <w:nsid w:val="5A241D34"/>
+    <w:multiLevelType w:val="singleLevel"/>
+    <w:tmpl w:val="5A241D34"/>
+    <w:lvl w:ilvl="0" w:tentative="0">
+      <w:start w:val="2"/>
+      <w:numFmt w:val="lowerLetter"/>
+      <w:lvlText w:val="%1."/>
+      <w:lvlJc w:val="left"/>
+      <w:rPr>
+        <w:color w:val="3370FF"/>
+      </w:rPr>
+    </w:lvl>
+  </w:abstractNum>
+  <w:abstractNum w:abstractNumId="41">
+    <w:nsid w:val="5E29AB5A"/>
+    <w:multiLevelType w:val="singleLevel"/>
+    <w:tmpl w:val="5E29AB5A"/>
+    <w:lvl w:ilvl="0" w:tentative="0">
+      <w:start w:val="0"/>
+      <w:numFmt w:val="bullet"/>
+      <w:lvlText w:val="•"/>
+      <w:lvlJc w:val="left"/>
+      <w:rPr>
+        <w:color w:val="3370FF"/>
+      </w:rPr>
+    </w:lvl>
+  </w:abstractNum>
+  <w:abstractNum w:abstractNumId="42">
+    <w:nsid w:val="5FFFB1A7"/>
+    <w:multiLevelType w:val="singleLevel"/>
+    <w:tmpl w:val="5FFFB1A7"/>
+    <w:lvl w:ilvl="0" w:tentative="0">
+      <w:start w:val="4"/>
+      <w:numFmt w:val="lowerLetter"/>
+      <w:lvlText w:val="%1."/>
+      <w:lvlJc w:val="left"/>
+      <w:rPr>
+        <w:color w:val="3370FF"/>
+      </w:rPr>
+    </w:lvl>
+  </w:abstractNum>
+  <w:abstractNum w:abstractNumId="43">
+    <w:nsid w:val="60382F6E"/>
+    <w:multiLevelType w:val="singleLevel"/>
+    <w:tmpl w:val="60382F6E"/>
+    <w:lvl w:ilvl="0" w:tentative="0">
+      <w:start w:val="2"/>
+      <w:numFmt w:val="lowerLetter"/>
+      <w:lvlText w:val="%1."/>
+      <w:lvlJc w:val="left"/>
+      <w:rPr>
+        <w:color w:val="3370FF"/>
+      </w:rPr>
+    </w:lvl>
+  </w:abstractNum>
+  <w:abstractNum w:abstractNumId="44">
+    <w:nsid w:val="629F7852"/>
+    <w:multiLevelType w:val="singleLevel"/>
+    <w:tmpl w:val="629F7852"/>
+    <w:lvl w:ilvl="0" w:tentative="0">
+      <w:start w:val="1"/>
+      <w:numFmt w:val="lowerLetter"/>
+      <w:lvlText w:val="%1."/>
+      <w:lvlJc w:val="left"/>
+      <w:rPr>
+        <w:color w:val="3370FF"/>
+      </w:rPr>
+    </w:lvl>
+  </w:abstractNum>
+  <w:abstractNum w:abstractNumId="45">
+    <w:nsid w:val="65CD0074"/>
+    <w:multiLevelType w:val="singleLevel"/>
+    <w:tmpl w:val="65CD0074"/>
+    <w:lvl w:ilvl="0" w:tentative="0">
+      <w:start w:val="0"/>
+      <w:numFmt w:val="bullet"/>
+      <w:lvlText w:val="•"/>
+      <w:lvlJc w:val="left"/>
+      <w:rPr>
+        <w:color w:val="3370FF"/>
+      </w:rPr>
+    </w:lvl>
+  </w:abstractNum>
+  <w:abstractNum w:abstractNumId="46">
+    <w:nsid w:val="72183CF9"/>
+    <w:multiLevelType w:val="singleLevel"/>
+    <w:tmpl w:val="72183CF9"/>
+    <w:lvl w:ilvl="0" w:tentative="0">
+      <w:start w:val="0"/>
+      <w:numFmt w:val="bullet"/>
+      <w:lvlText w:val="•"/>
+      <w:lvlJc w:val="left"/>
+      <w:rPr>
+        <w:color w:val="3370FF"/>
+      </w:rPr>
+    </w:lvl>
+  </w:abstractNum>
+  <w:abstractNum w:abstractNumId="47">
+    <w:nsid w:val="74C28B35"/>
+    <w:multiLevelType w:val="singleLevel"/>
+    <w:tmpl w:val="74C28B35"/>
+    <w:lvl w:ilvl="0" w:tentative="0">
+      <w:start w:val="5"/>
+      <w:numFmt w:val="lowerLetter"/>
+      <w:lvlText w:val="%1."/>
+      <w:lvlJc w:val="left"/>
+      <w:rPr>
+        <w:color w:val="3370FF"/>
+      </w:rPr>
+    </w:lvl>
+  </w:abstractNum>
+  <w:abstractNum w:abstractNumId="48">
+    <w:nsid w:val="77ECEA79"/>
+    <w:multiLevelType w:val="singleLevel"/>
+    <w:tmpl w:val="77ECEA79"/>
+    <w:lvl w:ilvl="0" w:tentative="0">
+      <w:start w:val="0"/>
+      <w:numFmt w:val="bullet"/>
+      <w:lvlText w:val="•"/>
+      <w:lvlJc w:val="left"/>
+      <w:rPr>
+        <w:color w:val="3370FF"/>
+      </w:rPr>
+    </w:lvl>
+  </w:abstractNum>
+  <w:abstractNum w:abstractNumId="49">
+    <w:nsid w:val="79AA4FA4"/>
+    <w:multiLevelType w:val="singleLevel"/>
+    <w:tmpl w:val="79AA4FA4"/>
+    <w:lvl w:ilvl="0" w:tentative="0">
+      <w:start w:val="4"/>
+      <w:numFmt w:val="lowerLetter"/>
+      <w:lvlText w:val="%1."/>
+      <w:lvlJc w:val="left"/>
+      <w:rPr>
+        <w:color w:val="3370FF"/>
+      </w:rPr>
+    </w:lvl>
+  </w:abstractNum>
+  <w:abstractNum w:abstractNumId="50">
+    <w:nsid w:val="7C246926"/>
+    <w:multiLevelType w:val="singleLevel"/>
+    <w:tmpl w:val="7C246926"/>
+    <w:lvl w:ilvl="0" w:tentative="0">
+      <w:start w:val="0"/>
+      <w:numFmt w:val="bullet"/>
+      <w:lvlText w:val="•"/>
+      <w:lvlJc w:val="left"/>
+      <w:rPr>
+        <w:color w:val="3370FF"/>
+      </w:rPr>
+    </w:lvl>
+  </w:abstractNum>
+  <w:abstractNum w:abstractNumId="51">
+    <w:nsid w:val="7DEC2089"/>
+    <w:multiLevelType w:val="singleLevel"/>
+    <w:tmpl w:val="7DEC2089"/>
+    <w:lvl w:ilvl="0" w:tentative="0">
+      <w:start w:val="0"/>
+      <w:numFmt w:val="bullet"/>
+      <w:lvlText w:val="•"/>
+      <w:lvlJc w:val="left"/>
+      <w:rPr>
+        <w:color w:val="3370FF"/>
+      </w:rPr>
+    </w:lvl>
+  </w:abstractNum>
   <w:num w:numId="1">
+    <w:abstractNumId w:val="21"/>
+  </w:num>
+  <w:num w:numId="2">
+    <w:abstractNumId w:val="15"/>
+  </w:num>
+  <w:num w:numId="3">
+    <w:abstractNumId w:val="39"/>
+  </w:num>
+  <w:num w:numId="4">
+    <w:abstractNumId w:val="13"/>
+  </w:num>
+  <w:num w:numId="5">
+    <w:abstractNumId w:val="9"/>
+  </w:num>
+  <w:num w:numId="6">
+    <w:abstractNumId w:val="23"/>
+  </w:num>
+  <w:num w:numId="7">
+    <w:abstractNumId w:val="28"/>
+  </w:num>
+  <w:num w:numId="8">
+    <w:abstractNumId w:val="46"/>
+  </w:num>
+  <w:num w:numId="9">
+    <w:abstractNumId w:val="22"/>
+  </w:num>
+  <w:num w:numId="10">
+    <w:abstractNumId w:val="5"/>
+  </w:num>
+  <w:num w:numId="11">
+    <w:abstractNumId w:val="29"/>
+  </w:num>
+  <w:num w:numId="12">
+    <w:abstractNumId w:val="40"/>
+  </w:num>
+  <w:num w:numId="13">
+    <w:abstractNumId w:val="14"/>
+  </w:num>
+  <w:num w:numId="14">
+    <w:abstractNumId w:val="36"/>
+  </w:num>
+  <w:num w:numId="15">
+    <w:abstractNumId w:val="19"/>
+  </w:num>
+  <w:num w:numId="16">
+    <w:abstractNumId w:val="27"/>
+  </w:num>
+  <w:num w:numId="17">
+    <w:abstractNumId w:val="17"/>
+  </w:num>
+  <w:num w:numId="18">
+    <w:abstractNumId w:val="16"/>
+  </w:num>
+  <w:num w:numId="19">
+    <w:abstractNumId w:val="7"/>
+  </w:num>
+  <w:num w:numId="20">
+    <w:abstractNumId w:val="34"/>
+  </w:num>
+  <w:num w:numId="21">
+    <w:abstractNumId w:val="43"/>
+  </w:num>
+  <w:num w:numId="22">
+    <w:abstractNumId w:val="24"/>
+  </w:num>
+  <w:num w:numId="23">
+    <w:abstractNumId w:val="33"/>
+  </w:num>
+  <w:num w:numId="24">
+    <w:abstractNumId w:val="8"/>
+  </w:num>
+  <w:num w:numId="25">
+    <w:abstractNumId w:val="50"/>
+  </w:num>
+  <w:num w:numId="26">
+    <w:abstractNumId w:val="48"/>
+  </w:num>
+  <w:num w:numId="27">
+    <w:abstractNumId w:val="12"/>
+  </w:num>
+  <w:num w:numId="28">
+    <w:abstractNumId w:val="44"/>
+  </w:num>
+  <w:num w:numId="29">
+    <w:abstractNumId w:val="6"/>
+  </w:num>
+  <w:num w:numId="30">
+    <w:abstractNumId w:val="32"/>
+  </w:num>
+  <w:num w:numId="31">
     <w:abstractNumId w:val="2"/>
   </w:num>
-  <w:num w:numId="2">
+  <w:num w:numId="32">
+    <w:abstractNumId w:val="38"/>
+  </w:num>
+  <w:num w:numId="33">
+    <w:abstractNumId w:val="51"/>
+  </w:num>
+  <w:num w:numId="34">
+    <w:abstractNumId w:val="0"/>
+  </w:num>
+  <w:num w:numId="35">
+    <w:abstractNumId w:val="26"/>
+  </w:num>
+  <w:num w:numId="36">
+    <w:abstractNumId w:val="37"/>
+  </w:num>
+  <w:num w:numId="37">
+    <w:abstractNumId w:val="20"/>
+  </w:num>
+  <w:num w:numId="38">
+    <w:abstractNumId w:val="18"/>
+  </w:num>
+  <w:num w:numId="39">
+    <w:abstractNumId w:val="30"/>
+  </w:num>
+  <w:num w:numId="40">
+    <w:abstractNumId w:val="49"/>
+  </w:num>
+  <w:num w:numId="41">
+    <w:abstractNumId w:val="11"/>
+  </w:num>
+  <w:num w:numId="42">
+    <w:abstractNumId w:val="4"/>
+  </w:num>
+  <w:num w:numId="43">
+    <w:abstractNumId w:val="10"/>
+  </w:num>
+  <w:num w:numId="44">
+    <w:abstractNumId w:val="41"/>
+  </w:num>
+  <w:num w:numId="45">
     <w:abstractNumId w:val="1"/>
   </w:num>
-  <w:num w:numId="3">
+  <w:num w:numId="46">
+    <w:abstractNumId w:val="25"/>
+  </w:num>
+  <w:num w:numId="47">
     <w:abstractNumId w:val="3"/>
   </w:num>
-  <w:num w:numId="4">
-    <w:abstractNumId w:val="0"/>
+  <w:num w:numId="48">
+    <w:abstractNumId w:val="42"/>
+  </w:num>
+  <w:num w:numId="49">
+    <w:abstractNumId w:val="47"/>
+  </w:num>
+  <w:num w:numId="50">
+    <w:abstractNumId w:val="35"/>
+  </w:num>
+  <w:num w:numId="51">
+    <w:abstractNumId w:val="31"/>
+  </w:num>
+  <w:num w:numId="52">
+    <w:abstractNumId w:val="45"/>
   </w:num>
 </w:numbering>
 </file>
@@ -1717,6 +6293,7 @@
       <w:jc w:val="both"/>
     </w:pPr>
     <w:rPr>
+      <w:rFonts w:asciiTheme="minorHAnsi" w:hAnsiTheme="minorHAnsi" w:eastAsiaTheme="minorEastAsia" w:cstheme="minorBidi"/>
       <w:sz w:val="21"/>
       <w:szCs w:val="22"/>
     </w:rPr>

--- a/项目计划.docx
+++ b/项目计划.docx
@@ -146,6 +146,8 @@
         </w:rPr>
         <w:t>项目团队规模：10人</w:t>
       </w:r>
+      <w:bookmarkStart w:id="9" w:name="_GoBack"/>
+      <w:bookmarkEnd w:id="9"/>
     </w:p>
     <w:p>
       <w:pPr>
@@ -2674,12 +2676,6 @@
             <w:insideH w:val="single" w:color="DEE0E3" w:sz="0" w:space="0"/>
             <w:insideV w:val="single" w:color="DEE0E3" w:sz="0" w:space="0"/>
           </w:tblBorders>
-          <w:tblCellMar>
-            <w:top w:w="0" w:type="dxa"/>
-            <w:left w:w="10" w:type="dxa"/>
-            <w:bottom w:w="0" w:type="dxa"/>
-            <w:right w:w="10" w:type="dxa"/>
-          </w:tblCellMar>
         </w:tblPrEx>
         <w:tc>
           <w:tcPr>
@@ -3877,12 +3873,6 @@
             <w:insideH w:val="single" w:color="DEE0E3" w:sz="0" w:space="0"/>
             <w:insideV w:val="single" w:color="DEE0E3" w:sz="0" w:space="0"/>
           </w:tblBorders>
-          <w:tblCellMar>
-            <w:top w:w="0" w:type="dxa"/>
-            <w:left w:w="10" w:type="dxa"/>
-            <w:bottom w:w="0" w:type="dxa"/>
-            <w:right w:w="10" w:type="dxa"/>
-          </w:tblCellMar>
         </w:tblPrEx>
         <w:tc>
           <w:tcPr>
@@ -5099,7 +5089,497 @@
         </w:rPr>
         <w:t>应急响应：建立应急小组（项目经理、技术负责人、运维工程师），风险发生时立即启动应急方案，2小时内响应，24小时内给出解决方案。</w:t>
       </w:r>
-      <w:bookmarkStart w:id="7" w:name="_GoBack"/>
+    </w:p>
+    <w:p>
+      <w:pPr>
+        <w:spacing w:before="320" w:after="120" w:line="288" w:lineRule="auto"/>
+        <w:ind w:left="0"/>
+        <w:jc w:val="left"/>
+        <w:outlineLvl w:val="1"/>
+      </w:pPr>
+      <w:r>
+        <w:rPr>
+          <w:rFonts w:ascii="Arial" w:hAnsi="Arial" w:eastAsia="等线" w:cs="Arial"/>
+          <w:b/>
+          <w:sz w:val="32"/>
+        </w:rPr>
+        <w:t>六、项目资源保障</w:t>
+      </w:r>
+    </w:p>
+    <w:p>
+      <w:pPr>
+        <w:spacing w:before="120" w:after="120" w:line="288" w:lineRule="auto"/>
+        <w:ind w:left="0"/>
+        <w:jc w:val="left"/>
+      </w:pPr>
+      <w:r>
+        <w:rPr>
+          <w:rFonts w:ascii="Arial" w:hAnsi="Arial" w:eastAsia="等线" w:cs="Arial"/>
+          <w:sz w:val="22"/>
+        </w:rPr>
+        <w:t>结合项目需求、团队规模及2个月周期，围绕人力、物力、技术、沟通四大核心资源，制定全面的保障方案，确保各类资源足额配置、高效利用，避免因资源不足导致项目进度延误或质量不达标，具体如下：</w:t>
+      </w:r>
+    </w:p>
+    <w:p>
+      <w:pPr>
+        <w:spacing w:before="300" w:after="120" w:line="288" w:lineRule="auto"/>
+        <w:ind w:left="0"/>
+        <w:jc w:val="left"/>
+        <w:outlineLvl w:val="2"/>
+      </w:pPr>
+      <w:r>
+        <w:rPr>
+          <w:rFonts w:ascii="Arial" w:hAnsi="Arial" w:eastAsia="等线" w:cs="Arial"/>
+          <w:b/>
+          <w:sz w:val="30"/>
+        </w:rPr>
+        <w:t>6.1 人力资源保障</w:t>
+      </w:r>
+    </w:p>
+    <w:p>
+      <w:pPr>
+        <w:spacing w:before="120" w:after="120" w:line="288" w:lineRule="auto"/>
+        <w:ind w:left="0"/>
+        <w:jc w:val="left"/>
+      </w:pPr>
+      <w:r>
+        <w:rPr>
+          <w:rFonts w:ascii="Arial" w:hAnsi="Arial" w:eastAsia="等线" w:cs="Arial"/>
+          <w:sz w:val="22"/>
+        </w:rPr>
+        <w:t>基于10人团队组织架构，明确各角色人力配置、职责边界及保障措施，确保人力充足、分工清晰、衔接顺畅：</w:t>
+      </w:r>
+    </w:p>
+    <w:p>
+      <w:pPr>
+        <w:numPr>
+          <w:ilvl w:val="0"/>
+          <w:numId w:val="1"/>
+        </w:numPr>
+        <w:spacing w:before="120" w:after="120" w:line="288" w:lineRule="auto"/>
+        <w:ind w:left="0"/>
+        <w:jc w:val="left"/>
+      </w:pPr>
+      <w:r>
+        <w:rPr>
+          <w:rFonts w:ascii="Arial" w:hAnsi="Arial" w:eastAsia="等线" w:cs="Arial"/>
+          <w:sz w:val="22"/>
+        </w:rPr>
+        <w:t>人员配置：严格按照既定架构落实10名团队成员，确保项目经理、产品经理、前后端开发、测试、UI/UE、运维各岗位人员足额到岗，无空缺；</w:t>
+      </w:r>
+    </w:p>
+    <w:p>
+      <w:pPr>
+        <w:numPr>
+          <w:ilvl w:val="0"/>
+          <w:numId w:val="2"/>
+        </w:numPr>
+        <w:spacing w:before="120" w:after="120" w:line="288" w:lineRule="auto"/>
+        <w:ind w:left="0"/>
+        <w:jc w:val="left"/>
+      </w:pPr>
+      <w:r>
+        <w:rPr>
+          <w:rFonts w:ascii="Arial" w:hAnsi="Arial" w:eastAsia="等线" w:cs="Arial"/>
+          <w:sz w:val="22"/>
+        </w:rPr>
+        <w:t>职责明确：各角色核心职责已在团队组织架构模块明确，补充细化岗位职责说明书，确保每位成员清楚自身工作内容、交付标准及时间节点，避免职责交叉或遗漏；</w:t>
+      </w:r>
+    </w:p>
+    <w:p>
+      <w:pPr>
+        <w:numPr>
+          <w:ilvl w:val="0"/>
+          <w:numId w:val="3"/>
+        </w:numPr>
+        <w:spacing w:before="120" w:after="120" w:line="288" w:lineRule="auto"/>
+        <w:ind w:left="0"/>
+        <w:jc w:val="left"/>
+      </w:pPr>
+      <w:r>
+        <w:rPr>
+          <w:rFonts w:ascii="Arial" w:hAnsi="Arial" w:eastAsia="等线" w:cs="Arial"/>
+          <w:sz w:val="22"/>
+        </w:rPr>
+        <w:t>人员保障：项目期间禁止团队成员擅自离岗，确需请假的，需提前3个工作日提交请假申请，经项目经理审批同意后，安排相关成员临时接手工作，确保工作衔接；</w:t>
+      </w:r>
+    </w:p>
+    <w:p>
+      <w:pPr>
+        <w:numPr>
+          <w:ilvl w:val="0"/>
+          <w:numId w:val="4"/>
+        </w:numPr>
+        <w:spacing w:before="120" w:after="120" w:line="288" w:lineRule="auto"/>
+        <w:ind w:left="0"/>
+        <w:jc w:val="left"/>
+      </w:pPr>
+      <w:r>
+        <w:rPr>
+          <w:rFonts w:ascii="Arial" w:hAnsi="Arial" w:eastAsia="等线" w:cs="Arial"/>
+          <w:sz w:val="22"/>
+        </w:rPr>
+        <w:t>能力支撑：针对项目涉及的技术栈（如前端框架、后端接口开发、数据库设计等），提前组织1次专项培训，确保开发、测试等技术岗位人员熟练掌握相关技能；针对国家失业监测系统接口对接，安排专人学习接口规范，提升对接能力。</w:t>
+      </w:r>
+    </w:p>
+    <w:p>
+      <w:pPr>
+        <w:spacing w:before="300" w:after="120" w:line="288" w:lineRule="auto"/>
+        <w:ind w:left="0"/>
+        <w:jc w:val="left"/>
+        <w:outlineLvl w:val="2"/>
+      </w:pPr>
+      <w:r>
+        <w:rPr>
+          <w:rFonts w:ascii="Arial" w:hAnsi="Arial" w:eastAsia="等线" w:cs="Arial"/>
+          <w:b/>
+          <w:sz w:val="30"/>
+        </w:rPr>
+        <w:t>6.2 物力资源保障</w:t>
+      </w:r>
+    </w:p>
+    <w:p>
+      <w:pPr>
+        <w:spacing w:before="120" w:after="120" w:line="288" w:lineRule="auto"/>
+        <w:ind w:left="0"/>
+        <w:jc w:val="left"/>
+      </w:pPr>
+      <w:r>
+        <w:rPr>
+          <w:rFonts w:ascii="Arial" w:hAnsi="Arial" w:eastAsia="等线" w:cs="Arial"/>
+          <w:sz w:val="22"/>
+        </w:rPr>
+        <w:t>聚焦项目开发、测试、部署所需的硬件、软件及环境资源，提前配置、调试到位，确保项目各阶段顺利推进：</w:t>
+      </w:r>
+    </w:p>
+    <w:p>
+      <w:pPr>
+        <w:spacing w:before="260" w:after="120" w:line="288" w:lineRule="auto"/>
+        <w:ind w:left="0"/>
+        <w:jc w:val="left"/>
+        <w:outlineLvl w:val="3"/>
+      </w:pPr>
+      <w:r>
+        <w:rPr>
+          <w:rFonts w:ascii="Arial" w:hAnsi="Arial" w:eastAsia="等线" w:cs="Arial"/>
+          <w:b/>
+          <w:sz w:val="28"/>
+        </w:rPr>
+        <w:t>6.2.1 硬件资源</w:t>
+      </w:r>
+    </w:p>
+    <w:p>
+      <w:pPr>
+        <w:numPr>
+          <w:ilvl w:val="0"/>
+          <w:numId w:val="5"/>
+        </w:numPr>
+        <w:spacing w:before="120" w:after="120" w:line="288" w:lineRule="auto"/>
+        <w:ind w:left="0"/>
+        <w:jc w:val="left"/>
+      </w:pPr>
+      <w:r>
+        <w:rPr>
+          <w:rFonts w:ascii="Arial" w:hAnsi="Arial" w:eastAsia="等线" w:cs="Arial"/>
+          <w:sz w:val="22"/>
+        </w:rPr>
+        <w:t>开发设备：为每位开发、测试、UI/UE设计师配置高性能电脑（满足开发、设计及测试需求），确保运行流畅，无卡顿；</w:t>
+      </w:r>
+    </w:p>
+    <w:p>
+      <w:pPr>
+        <w:numPr>
+          <w:ilvl w:val="0"/>
+          <w:numId w:val="6"/>
+        </w:numPr>
+        <w:spacing w:before="120" w:after="120" w:line="288" w:lineRule="auto"/>
+        <w:ind w:left="0"/>
+        <w:jc w:val="left"/>
+      </w:pPr>
+      <w:r>
+        <w:rPr>
+          <w:rFonts w:ascii="Arial" w:hAnsi="Arial" w:eastAsia="等线" w:cs="Arial"/>
+          <w:sz w:val="22"/>
+        </w:rPr>
+        <w:t>服务器资源：提前申请开发、测试、生产三套服务器，配置满足系统运行需求的CPU、内存、硬盘，其中生产环境服务器需具备高稳定性、高安全性，支撑系统上线后正常运行；</w:t>
+      </w:r>
+    </w:p>
+    <w:p>
+      <w:pPr>
+        <w:numPr>
+          <w:ilvl w:val="0"/>
+          <w:numId w:val="7"/>
+        </w:numPr>
+        <w:spacing w:before="120" w:after="120" w:line="288" w:lineRule="auto"/>
+        <w:ind w:left="0"/>
+        <w:jc w:val="left"/>
+      </w:pPr>
+      <w:r>
+        <w:rPr>
+          <w:rFonts w:ascii="Arial" w:hAnsi="Arial" w:eastAsia="等线" w:cs="Arial"/>
+          <w:sz w:val="22"/>
+        </w:rPr>
+        <w:t>辅助设备：配置打印机、投影仪等辅助设备，用于需求评审、项目例会、用户培训等场景，保障会议及培训顺利开展。</w:t>
+      </w:r>
+    </w:p>
+    <w:p>
+      <w:pPr>
+        <w:spacing w:before="260" w:after="120" w:line="288" w:lineRule="auto"/>
+        <w:ind w:left="0"/>
+        <w:jc w:val="left"/>
+        <w:outlineLvl w:val="3"/>
+      </w:pPr>
+      <w:r>
+        <w:rPr>
+          <w:rFonts w:ascii="Arial" w:hAnsi="Arial" w:eastAsia="等线" w:cs="Arial"/>
+          <w:b/>
+          <w:sz w:val="28"/>
+        </w:rPr>
+        <w:t>6.2.2 软件资源</w:t>
+      </w:r>
+    </w:p>
+    <w:p>
+      <w:pPr>
+        <w:numPr>
+          <w:ilvl w:val="0"/>
+          <w:numId w:val="8"/>
+        </w:numPr>
+        <w:spacing w:before="120" w:after="120" w:line="288" w:lineRule="auto"/>
+        <w:ind w:left="0"/>
+        <w:jc w:val="left"/>
+      </w:pPr>
+      <w:r>
+        <w:rPr>
+          <w:rFonts w:ascii="Arial" w:hAnsi="Arial" w:eastAsia="等线" w:cs="Arial"/>
+          <w:sz w:val="22"/>
+        </w:rPr>
+        <w:t>开发工具：统一配置前端开发工具、后端开发工具、数据库管理工具、UI设计工具等，确保团队使用工具一致，提升开发效率；</w:t>
+      </w:r>
+    </w:p>
+    <w:p>
+      <w:pPr>
+        <w:numPr>
+          <w:ilvl w:val="0"/>
+          <w:numId w:val="9"/>
+        </w:numPr>
+        <w:spacing w:before="120" w:after="120" w:line="288" w:lineRule="auto"/>
+        <w:ind w:left="0"/>
+        <w:jc w:val="left"/>
+      </w:pPr>
+      <w:r>
+        <w:rPr>
+          <w:rFonts w:ascii="Arial" w:hAnsi="Arial" w:eastAsia="等线" w:cs="Arial"/>
+          <w:sz w:val="22"/>
+        </w:rPr>
+        <w:t>测试工具：配置功能测试工具、性能测试工具、缺陷管理工具，用于测试用例编写、测试执行及缺陷跟踪，确保测试工作高效推进；</w:t>
+      </w:r>
+    </w:p>
+    <w:p>
+      <w:pPr>
+        <w:numPr>
+          <w:ilvl w:val="0"/>
+          <w:numId w:val="10"/>
+        </w:numPr>
+        <w:spacing w:before="120" w:after="120" w:line="288" w:lineRule="auto"/>
+        <w:ind w:left="0"/>
+        <w:jc w:val="left"/>
+      </w:pPr>
+      <w:r>
+        <w:rPr>
+          <w:rFonts w:ascii="Arial" w:hAnsi="Arial" w:eastAsia="等线" w:cs="Arial"/>
+          <w:sz w:val="22"/>
+        </w:rPr>
+        <w:t>协作工具：配置项目管理工具（用于进度跟踪）、CM工具（用于项目计划迭代及版本管理）、即时沟通工具（用于团队日常沟通）、文档协作工具（用于文档共享及修改），确保团队协作高效。</w:t>
+      </w:r>
+    </w:p>
+    <w:p>
+      <w:pPr>
+        <w:spacing w:before="260" w:after="120" w:line="288" w:lineRule="auto"/>
+        <w:ind w:left="0"/>
+        <w:jc w:val="left"/>
+        <w:outlineLvl w:val="3"/>
+      </w:pPr>
+      <w:r>
+        <w:rPr>
+          <w:rFonts w:ascii="Arial" w:hAnsi="Arial" w:eastAsia="等线" w:cs="Arial"/>
+          <w:b/>
+          <w:sz w:val="28"/>
+        </w:rPr>
+        <w:t>6.2.3 环境资源</w:t>
+      </w:r>
+    </w:p>
+    <w:p>
+      <w:pPr>
+        <w:numPr>
+          <w:ilvl w:val="0"/>
+          <w:numId w:val="11"/>
+        </w:numPr>
+        <w:spacing w:before="120" w:after="120" w:line="288" w:lineRule="auto"/>
+        <w:ind w:left="0"/>
+        <w:jc w:val="left"/>
+      </w:pPr>
+      <w:r>
+        <w:rPr>
+          <w:rFonts w:ascii="Arial" w:hAnsi="Arial" w:eastAsia="等线" w:cs="Arial"/>
+          <w:sz w:val="22"/>
+        </w:rPr>
+        <w:t>开发环境：由运维工程师提前搭建统一的开发环境，配置好相关依赖，确保所有开发人员在同一环境下开发，避免环境差异导致的开发问题；</w:t>
+      </w:r>
+    </w:p>
+    <w:p>
+      <w:pPr>
+        <w:numPr>
+          <w:ilvl w:val="0"/>
+          <w:numId w:val="12"/>
+        </w:numPr>
+        <w:spacing w:before="120" w:after="120" w:line="288" w:lineRule="auto"/>
+        <w:ind w:left="0"/>
+        <w:jc w:val="left"/>
+      </w:pPr>
+      <w:r>
+        <w:rPr>
+          <w:rFonts w:ascii="Arial" w:hAnsi="Arial" w:eastAsia="等线" w:cs="Arial"/>
+          <w:sz w:val="22"/>
+        </w:rPr>
+        <w:t>测试环境：与开发环境隔离，提前搭建完成，配置与生产环境一致的参数，用于测试工程师开展功能、兼容性、性能测试，确保测试结果真实有效；</w:t>
+      </w:r>
+    </w:p>
+    <w:p>
+      <w:pPr>
+        <w:numPr>
+          <w:ilvl w:val="0"/>
+          <w:numId w:val="13"/>
+        </w:numPr>
+        <w:spacing w:before="120" w:after="120" w:line="288" w:lineRule="auto"/>
+        <w:ind w:left="0"/>
+        <w:jc w:val="left"/>
+      </w:pPr>
+      <w:r>
+        <w:rPr>
+          <w:rFonts w:ascii="Arial" w:hAnsi="Arial" w:eastAsia="等线" w:cs="Arial"/>
+          <w:sz w:val="22"/>
+        </w:rPr>
+        <w:t>生产环境：在项目上线前1周搭建完成，进行环境调试、安全检测，确保环境稳定、安全，满足系统上线运行及数据存储需求。</w:t>
+      </w:r>
+    </w:p>
+    <w:p>
+      <w:pPr>
+        <w:spacing w:before="300" w:after="120" w:line="288" w:lineRule="auto"/>
+        <w:ind w:left="0"/>
+        <w:jc w:val="left"/>
+        <w:outlineLvl w:val="2"/>
+      </w:pPr>
+      <w:r>
+        <w:rPr>
+          <w:rFonts w:ascii="Arial" w:hAnsi="Arial" w:eastAsia="等线" w:cs="Arial"/>
+          <w:b/>
+          <w:sz w:val="30"/>
+        </w:rPr>
+        <w:t>6.3 技术资源保障</w:t>
+      </w:r>
+    </w:p>
+    <w:p>
+      <w:pPr>
+        <w:spacing w:before="120" w:after="120" w:line="288" w:lineRule="auto"/>
+        <w:ind w:left="0"/>
+        <w:jc w:val="left"/>
+      </w:pPr>
+      <w:r>
+        <w:rPr>
+          <w:rFonts w:ascii="Arial" w:hAnsi="Arial" w:eastAsia="等线" w:cs="Arial"/>
+          <w:sz w:val="22"/>
+        </w:rPr>
+        <w:t>围绕项目技术需求，提供技术支持、接口对接及技术难题解决方案，确保技术层面无阻碍：</w:t>
+      </w:r>
+    </w:p>
+    <w:p>
+      <w:pPr>
+        <w:numPr>
+          <w:ilvl w:val="0"/>
+          <w:numId w:val="14"/>
+        </w:numPr>
+        <w:spacing w:before="120" w:after="120" w:line="288" w:lineRule="auto"/>
+        <w:ind w:left="0"/>
+        <w:jc w:val="left"/>
+      </w:pPr>
+      <w:r>
+        <w:rPr>
+          <w:rFonts w:ascii="Arial" w:hAnsi="Arial" w:eastAsia="等线" w:cs="Arial"/>
+          <w:sz w:val="22"/>
+        </w:rPr>
+        <w:t>技术方案支撑：后端开发工程师牵头制定详细的技术方案，明确技术架构、开发规范、数据库设计标准，确保开发工作有章可循；</w:t>
+      </w:r>
+    </w:p>
+    <w:p>
+      <w:pPr>
+        <w:numPr>
+          <w:ilvl w:val="0"/>
+          <w:numId w:val="15"/>
+        </w:numPr>
+        <w:spacing w:before="120" w:after="120" w:line="288" w:lineRule="auto"/>
+        <w:ind w:left="0"/>
+        <w:jc w:val="left"/>
+      </w:pPr>
+      <w:r>
+        <w:rPr>
+          <w:rFonts w:ascii="Arial" w:hAnsi="Arial" w:eastAsia="等线" w:cs="Arial"/>
+          <w:sz w:val="22"/>
+        </w:rPr>
+        <w:t>接口对接保障：提前与国家失业监测系统对接方建立沟通机制，获取接口文档及对接支持，安排专人负责接口对接，及时解决对接过程中遇到的技术难题；</w:t>
+      </w:r>
+    </w:p>
+    <w:p>
+      <w:pPr>
+        <w:numPr>
+          <w:ilvl w:val="0"/>
+          <w:numId w:val="16"/>
+        </w:numPr>
+        <w:spacing w:before="120" w:after="120" w:line="288" w:lineRule="auto"/>
+        <w:ind w:left="0"/>
+        <w:jc w:val="left"/>
+      </w:pPr>
+      <w:r>
+        <w:rPr>
+          <w:rFonts w:ascii="Arial" w:hAnsi="Arial" w:eastAsia="等线" w:cs="Arial"/>
+          <w:sz w:val="22"/>
+        </w:rPr>
+        <w:t>技术难题解决：建立技术研讨机制，遇到复杂技术问题时，组织前后端开发、运维等相关人员开展研讨，快速制定解决方案；必要时，联系外部技术专家提供支持；</w:t>
+      </w:r>
+    </w:p>
+    <w:p>
+      <w:pPr>
+        <w:numPr>
+          <w:ilvl w:val="0"/>
+          <w:numId w:val="17"/>
+        </w:numPr>
+        <w:spacing w:before="120" w:after="120" w:line="288" w:lineRule="auto"/>
+        <w:ind w:left="0"/>
+        <w:jc w:val="left"/>
+      </w:pPr>
+      <w:r>
+        <w:rPr>
+          <w:rFonts w:ascii="Arial" w:hAnsi="Arial" w:eastAsia="等线" w:cs="Arial"/>
+          <w:sz w:val="22"/>
+        </w:rPr>
+        <w:t>技术规范管控：制定统一的开发规范、代码规范、测试规范，确保开发、测试工作标准化，提升系统质量，减少后期维护成本。</w:t>
+      </w:r>
+    </w:p>
+    <w:p>
+      <w:pPr>
+        <w:spacing w:before="300" w:after="120" w:line="288" w:lineRule="auto"/>
+        <w:ind w:left="0"/>
+        <w:jc w:val="left"/>
+        <w:outlineLvl w:val="2"/>
+      </w:pPr>
+      <w:bookmarkStart w:id="7" w:name="heading_7"/>
+      <w:r>
+        <w:rPr>
+          <w:rFonts w:ascii="Arial" w:hAnsi="Arial" w:eastAsia="等线" w:cs="Arial"/>
+          <w:b/>
+          <w:sz w:val="30"/>
+        </w:rPr>
+        <w:t>6.4 沟通资源保障</w:t>
+      </w:r>
       <w:bookmarkEnd w:id="7"/>
     </w:p>
     <w:p>
@@ -5107,8 +5587,4659 @@
         <w:spacing w:before="120" w:after="120" w:line="288" w:lineRule="auto"/>
         <w:ind w:left="0"/>
         <w:jc w:val="left"/>
-        <w:rPr>
-          <w:rFonts w:hint="default" w:eastAsiaTheme="minorEastAsia"/>
+      </w:pPr>
+      <w:r>
+        <w:rPr>
+          <w:rFonts w:ascii="Arial" w:hAnsi="Arial" w:eastAsia="等线" w:cs="Arial"/>
+          <w:sz w:val="22"/>
+        </w:rPr>
+        <w:t>建立高效的沟通机制，明确沟通对象、沟通方式及沟通频率，确保信息传递及时、准确，避免因沟通不畅导致需求误解、进度滞后：</w:t>
+      </w:r>
+    </w:p>
+    <w:p>
+      <w:pPr>
+        <w:numPr>
+          <w:ilvl w:val="0"/>
+          <w:numId w:val="18"/>
+        </w:numPr>
+        <w:spacing w:before="120" w:after="120" w:line="288" w:lineRule="auto"/>
+        <w:ind w:left="0"/>
+        <w:jc w:val="left"/>
+      </w:pPr>
+      <w:r>
+        <w:rPr>
+          <w:rFonts w:ascii="Arial" w:hAnsi="Arial" w:eastAsia="等线" w:cs="Arial"/>
+          <w:sz w:val="22"/>
+        </w:rPr>
+        <w:t>内部沟通：每日召开15分钟站会，同步当日工作进度、遇到的问题及解决方案；每周五召开项目例会，汇总本周进度、梳理下周计划，排查风险及问题；建立即时沟通群，用于日常工作沟通、信息同步；</w:t>
+      </w:r>
+    </w:p>
+    <w:p>
+      <w:pPr>
+        <w:numPr>
+          <w:ilvl w:val="0"/>
+          <w:numId w:val="19"/>
+        </w:numPr>
+        <w:spacing w:before="120" w:after="120" w:line="288" w:lineRule="auto"/>
+        <w:ind w:left="0"/>
+        <w:jc w:val="left"/>
+      </w:pPr>
+      <w:r>
+        <w:rPr>
+          <w:rFonts w:ascii="Arial" w:hAnsi="Arial" w:eastAsia="等线" w:cs="Arial"/>
+          <w:sz w:val="22"/>
+        </w:rPr>
+        <w:t>外部沟通：项目经理作为唯一对外对接人，定期与省厅需求方沟通，同步项目进度、确认需求细节、反馈项目问题；每月至少召开1次需求对接会，确保需求无歧义；与国家失业监测系统对接方保持常态化沟通，及时获取接口更新信息；</w:t>
+      </w:r>
+    </w:p>
+    <w:p>
+      <w:pPr>
+        <w:numPr>
+          <w:ilvl w:val="0"/>
+          <w:numId w:val="20"/>
+        </w:numPr>
+        <w:spacing w:before="120" w:after="120" w:line="288" w:lineRule="auto"/>
+        <w:ind w:left="0"/>
+        <w:jc w:val="left"/>
+      </w:pPr>
+      <w:r>
+        <w:rPr>
+          <w:rFonts w:ascii="Arial" w:hAnsi="Arial" w:eastAsia="等线" w:cs="Arial"/>
+          <w:sz w:val="22"/>
+        </w:rPr>
+        <w:t>沟通记录：安排专人记录每次沟通的内容、达成的共识、待解决的问题及责任人、时间节点，形成沟通纪要，同步至相关人员，确保沟通内容可追溯。</w:t>
+      </w:r>
+    </w:p>
+    <w:p>
+      <w:pPr>
+        <w:spacing w:before="300" w:after="120" w:line="288" w:lineRule="auto"/>
+        <w:ind w:left="0"/>
+        <w:jc w:val="left"/>
+        <w:outlineLvl w:val="2"/>
+      </w:pPr>
+      <w:bookmarkStart w:id="8" w:name="heading_8"/>
+      <w:r>
+        <w:rPr>
+          <w:rFonts w:ascii="Arial" w:hAnsi="Arial" w:eastAsia="等线" w:cs="Arial"/>
+          <w:b/>
+          <w:sz w:val="30"/>
+        </w:rPr>
+        <w:t>6.5 资源管理与优化</w:t>
+      </w:r>
+      <w:bookmarkEnd w:id="8"/>
+    </w:p>
+    <w:p>
+      <w:pPr>
+        <w:numPr>
+          <w:ilvl w:val="0"/>
+          <w:numId w:val="21"/>
+        </w:numPr>
+        <w:spacing w:before="120" w:after="120" w:line="288" w:lineRule="auto"/>
+        <w:ind w:left="0"/>
+        <w:jc w:val="left"/>
+      </w:pPr>
+      <w:r>
+        <w:rPr>
+          <w:rFonts w:ascii="Arial" w:hAnsi="Arial" w:eastAsia="等线" w:cs="Arial"/>
+          <w:sz w:val="22"/>
+        </w:rPr>
+        <w:t>资源监控：项目经理每周排查各类资源的使用情况，确保资源足额配置、高效利用，发现资源不足或浪费情况，及时调整；</w:t>
+      </w:r>
+    </w:p>
+    <w:p>
+      <w:pPr>
+        <w:numPr>
+          <w:ilvl w:val="0"/>
+          <w:numId w:val="22"/>
+        </w:numPr>
+        <w:spacing w:before="120" w:after="120" w:line="288" w:lineRule="auto"/>
+        <w:ind w:left="0"/>
+        <w:jc w:val="left"/>
+      </w:pPr>
+      <w:r>
+        <w:rPr>
+          <w:rFonts w:ascii="Arial" w:hAnsi="Arial" w:eastAsia="等线" w:cs="Arial"/>
+          <w:sz w:val="22"/>
+        </w:rPr>
+        <w:t>资源优化：根据项目进度及需求变化，动态调整资源配置，优先保障核心阶段、核心任务的资源需求；</w:t>
+      </w:r>
+    </w:p>
+    <w:p>
+      <w:pPr>
+        <w:spacing w:before="120" w:after="120" w:line="288" w:lineRule="auto"/>
+        <w:ind w:left="0"/>
+        <w:jc w:val="left"/>
+        <w:rPr>
+          <w:rFonts w:ascii="Arial" w:hAnsi="Arial" w:eastAsia="等线" w:cs="Arial"/>
+          <w:sz w:val="22"/>
+        </w:rPr>
+      </w:pPr>
+      <w:r>
+        <w:rPr>
+          <w:rFonts w:ascii="Arial" w:hAnsi="Arial" w:eastAsia="等线" w:cs="Arial"/>
+          <w:sz w:val="22"/>
+        </w:rPr>
+        <w:t>资源归档：项目结束后，对各类资源进行整理、归档，包括硬件设备、软件工具、技术文档、沟通纪要等，为后续项目提供参考。</w:t>
+      </w:r>
+    </w:p>
+    <w:p>
+      <w:pPr>
+        <w:spacing w:before="320" w:after="120" w:line="288" w:lineRule="auto"/>
+        <w:ind w:left="0"/>
+        <w:jc w:val="left"/>
+        <w:outlineLvl w:val="1"/>
+      </w:pPr>
+      <w:r>
+        <w:rPr>
+          <w:rFonts w:ascii="Arial" w:hAnsi="Arial" w:eastAsia="等线" w:cs="Arial"/>
+          <w:b/>
+          <w:sz w:val="32"/>
+        </w:rPr>
+        <w:t>七、项目全阶段交付物清单</w:t>
+      </w:r>
+    </w:p>
+    <w:p>
+      <w:pPr>
+        <w:spacing w:before="120" w:after="120" w:line="288" w:lineRule="auto"/>
+        <w:ind w:left="0"/>
+        <w:jc w:val="left"/>
+      </w:pPr>
+      <w:r>
+        <w:rPr>
+          <w:rFonts w:ascii="Arial" w:hAnsi="Arial" w:eastAsia="等线" w:cs="Arial"/>
+          <w:sz w:val="22"/>
+        </w:rPr>
+        <w:t>结合项目六大阶段任务，梳理各阶段核心交付物，按阶段分类整理，明确交付物类型、交付时间、责任人及交付标准，所有交付物均需符合《云南省企业就业失业数据采集系统工作说明书》需求，确保项目验收时有据可依，具体如下：</w:t>
+      </w:r>
+    </w:p>
+    <w:tbl>
+      <w:tblPr>
+        <w:tblStyle w:val="2"/>
+        <w:tblW w:w="0" w:type="auto"/>
+        <w:tblInd w:w="0" w:type="dxa"/>
+        <w:tblBorders>
+          <w:top w:val="single" w:color="DEE0E3" w:sz="0" w:space="0"/>
+          <w:left w:val="single" w:color="DEE0E3" w:sz="0" w:space="0"/>
+          <w:bottom w:val="single" w:color="DEE0E3" w:sz="0" w:space="0"/>
+          <w:right w:val="single" w:color="DEE0E3" w:sz="0" w:space="0"/>
+          <w:insideH w:val="single" w:color="DEE0E3" w:sz="0" w:space="0"/>
+          <w:insideV w:val="single" w:color="DEE0E3" w:sz="0" w:space="0"/>
+        </w:tblBorders>
+        <w:tblLayout w:type="fixed"/>
+        <w:tblCellMar>
+          <w:top w:w="0" w:type="dxa"/>
+          <w:left w:w="10" w:type="dxa"/>
+          <w:bottom w:w="0" w:type="dxa"/>
+          <w:right w:w="10" w:type="dxa"/>
+        </w:tblCellMar>
+      </w:tblPr>
+      <w:tblGrid>
+        <w:gridCol w:w="1035"/>
+        <w:gridCol w:w="1035"/>
+        <w:gridCol w:w="1035"/>
+        <w:gridCol w:w="1035"/>
+        <w:gridCol w:w="1035"/>
+        <w:gridCol w:w="1035"/>
+        <w:gridCol w:w="1035"/>
+        <w:gridCol w:w="1035"/>
+      </w:tblGrid>
+      <w:tr>
+        <w:tblPrEx>
+          <w:tblBorders>
+            <w:top w:val="single" w:color="DEE0E3" w:sz="0" w:space="0"/>
+            <w:left w:val="single" w:color="DEE0E3" w:sz="0" w:space="0"/>
+            <w:bottom w:val="single" w:color="DEE0E3" w:sz="0" w:space="0"/>
+            <w:right w:val="single" w:color="DEE0E3" w:sz="0" w:space="0"/>
+            <w:insideH w:val="single" w:color="DEE0E3" w:sz="0" w:space="0"/>
+            <w:insideV w:val="single" w:color="DEE0E3" w:sz="0" w:space="0"/>
+          </w:tblBorders>
+          <w:tblCellMar>
+            <w:top w:w="0" w:type="dxa"/>
+            <w:left w:w="10" w:type="dxa"/>
+            <w:bottom w:w="0" w:type="dxa"/>
+            <w:right w:w="10" w:type="dxa"/>
+          </w:tblCellMar>
+        </w:tblPrEx>
+        <w:tc>
+          <w:tcPr>
+            <w:tcW w:w="1035" w:type="dxa"/>
+            <w:tcMar>
+              <w:top w:w="60" w:type="dxa"/>
+              <w:left w:w="120" w:type="dxa"/>
+              <w:bottom w:w="30" w:type="dxa"/>
+              <w:right w:w="120" w:type="dxa"/>
+            </w:tcMar>
+          </w:tcPr>
+          <w:p>
+            <w:pPr>
+              <w:spacing w:before="120" w:after="120" w:line="288" w:lineRule="auto"/>
+              <w:ind w:left="0"/>
+              <w:jc w:val="left"/>
+            </w:pPr>
+            <w:r>
+              <w:rPr>
+                <w:rFonts w:ascii="Arial" w:hAnsi="Arial" w:eastAsia="等线" w:cs="Arial"/>
+                <w:sz w:val="22"/>
+              </w:rPr>
+              <w:t>阶段序号</w:t>
+            </w:r>
+          </w:p>
+        </w:tc>
+        <w:tc>
+          <w:tcPr>
+            <w:tcW w:w="1035" w:type="dxa"/>
+            <w:tcMar>
+              <w:top w:w="60" w:type="dxa"/>
+              <w:left w:w="120" w:type="dxa"/>
+              <w:bottom w:w="30" w:type="dxa"/>
+              <w:right w:w="120" w:type="dxa"/>
+            </w:tcMar>
+          </w:tcPr>
+          <w:p>
+            <w:pPr>
+              <w:spacing w:before="120" w:after="120" w:line="288" w:lineRule="auto"/>
+              <w:ind w:left="0"/>
+              <w:jc w:val="left"/>
+            </w:pPr>
+            <w:r>
+              <w:rPr>
+                <w:rFonts w:ascii="Arial" w:hAnsi="Arial" w:eastAsia="等线" w:cs="Arial"/>
+                <w:sz w:val="22"/>
+              </w:rPr>
+              <w:t>项目阶段</w:t>
+            </w:r>
+          </w:p>
+        </w:tc>
+        <w:tc>
+          <w:tcPr>
+            <w:tcW w:w="1035" w:type="dxa"/>
+            <w:tcMar>
+              <w:top w:w="60" w:type="dxa"/>
+              <w:left w:w="120" w:type="dxa"/>
+              <w:bottom w:w="30" w:type="dxa"/>
+              <w:right w:w="120" w:type="dxa"/>
+            </w:tcMar>
+          </w:tcPr>
+          <w:p>
+            <w:pPr>
+              <w:spacing w:before="120" w:after="120" w:line="288" w:lineRule="auto"/>
+              <w:ind w:left="0"/>
+              <w:jc w:val="left"/>
+            </w:pPr>
+            <w:r>
+              <w:rPr>
+                <w:rFonts w:ascii="Arial" w:hAnsi="Arial" w:eastAsia="等线" w:cs="Arial"/>
+                <w:sz w:val="22"/>
+              </w:rPr>
+              <w:t>交付物名称</w:t>
+            </w:r>
+          </w:p>
+        </w:tc>
+        <w:tc>
+          <w:tcPr>
+            <w:tcW w:w="1035" w:type="dxa"/>
+            <w:tcMar>
+              <w:top w:w="60" w:type="dxa"/>
+              <w:left w:w="120" w:type="dxa"/>
+              <w:bottom w:w="30" w:type="dxa"/>
+              <w:right w:w="120" w:type="dxa"/>
+            </w:tcMar>
+          </w:tcPr>
+          <w:p>
+            <w:pPr>
+              <w:spacing w:before="120" w:after="120" w:line="288" w:lineRule="auto"/>
+              <w:ind w:left="0"/>
+              <w:jc w:val="left"/>
+            </w:pPr>
+            <w:r>
+              <w:rPr>
+                <w:rFonts w:ascii="Arial" w:hAnsi="Arial" w:eastAsia="等线" w:cs="Arial"/>
+                <w:sz w:val="22"/>
+              </w:rPr>
+              <w:t>交付物类型</w:t>
+            </w:r>
+          </w:p>
+        </w:tc>
+        <w:tc>
+          <w:tcPr>
+            <w:tcW w:w="1035" w:type="dxa"/>
+            <w:tcMar>
+              <w:top w:w="60" w:type="dxa"/>
+              <w:left w:w="120" w:type="dxa"/>
+              <w:bottom w:w="30" w:type="dxa"/>
+              <w:right w:w="120" w:type="dxa"/>
+            </w:tcMar>
+          </w:tcPr>
+          <w:p>
+            <w:pPr>
+              <w:spacing w:before="120" w:after="120" w:line="288" w:lineRule="auto"/>
+              <w:ind w:left="0"/>
+              <w:jc w:val="left"/>
+            </w:pPr>
+            <w:r>
+              <w:rPr>
+                <w:rFonts w:ascii="Arial" w:hAnsi="Arial" w:eastAsia="等线" w:cs="Arial"/>
+                <w:sz w:val="22"/>
+              </w:rPr>
+              <w:t>交付时间</w:t>
+            </w:r>
+          </w:p>
+        </w:tc>
+        <w:tc>
+          <w:tcPr>
+            <w:tcW w:w="1035" w:type="dxa"/>
+            <w:tcMar>
+              <w:top w:w="60" w:type="dxa"/>
+              <w:left w:w="120" w:type="dxa"/>
+              <w:bottom w:w="30" w:type="dxa"/>
+              <w:right w:w="120" w:type="dxa"/>
+            </w:tcMar>
+          </w:tcPr>
+          <w:p>
+            <w:pPr>
+              <w:spacing w:before="120" w:after="120" w:line="288" w:lineRule="auto"/>
+              <w:ind w:left="0"/>
+              <w:jc w:val="left"/>
+            </w:pPr>
+            <w:r>
+              <w:rPr>
+                <w:rFonts w:ascii="Arial" w:hAnsi="Arial" w:eastAsia="等线" w:cs="Arial"/>
+                <w:sz w:val="22"/>
+              </w:rPr>
+              <w:t>责任人</w:t>
+            </w:r>
+          </w:p>
+        </w:tc>
+        <w:tc>
+          <w:tcPr>
+            <w:tcW w:w="1035" w:type="dxa"/>
+            <w:tcMar>
+              <w:top w:w="60" w:type="dxa"/>
+              <w:left w:w="120" w:type="dxa"/>
+              <w:bottom w:w="30" w:type="dxa"/>
+              <w:right w:w="120" w:type="dxa"/>
+            </w:tcMar>
+          </w:tcPr>
+          <w:p>
+            <w:pPr>
+              <w:spacing w:before="120" w:after="120" w:line="288" w:lineRule="auto"/>
+              <w:ind w:left="0"/>
+              <w:jc w:val="left"/>
+            </w:pPr>
+            <w:r>
+              <w:rPr>
+                <w:rFonts w:ascii="Arial" w:hAnsi="Arial" w:eastAsia="等线" w:cs="Arial"/>
+                <w:sz w:val="22"/>
+              </w:rPr>
+              <w:t>交付标准</w:t>
+            </w:r>
+          </w:p>
+        </w:tc>
+        <w:tc>
+          <w:tcPr>
+            <w:tcW w:w="1035" w:type="dxa"/>
+            <w:tcMar>
+              <w:top w:w="60" w:type="dxa"/>
+              <w:left w:w="120" w:type="dxa"/>
+              <w:bottom w:w="30" w:type="dxa"/>
+              <w:right w:w="120" w:type="dxa"/>
+            </w:tcMar>
+          </w:tcPr>
+          <w:p>
+            <w:pPr>
+              <w:spacing w:before="120" w:after="120" w:line="288" w:lineRule="auto"/>
+              <w:ind w:left="0"/>
+              <w:jc w:val="left"/>
+            </w:pPr>
+            <w:r>
+              <w:rPr>
+                <w:rFonts w:ascii="Arial" w:hAnsi="Arial" w:eastAsia="等线" w:cs="Arial"/>
+                <w:sz w:val="22"/>
+              </w:rPr>
+              <w:t>备注</w:t>
+            </w:r>
+          </w:p>
+        </w:tc>
+      </w:tr>
+      <w:tr>
+        <w:tblPrEx>
+          <w:tblBorders>
+            <w:top w:val="single" w:color="DEE0E3" w:sz="0" w:space="0"/>
+            <w:left w:val="single" w:color="DEE0E3" w:sz="0" w:space="0"/>
+            <w:bottom w:val="single" w:color="DEE0E3" w:sz="0" w:space="0"/>
+            <w:right w:val="single" w:color="DEE0E3" w:sz="0" w:space="0"/>
+            <w:insideH w:val="single" w:color="DEE0E3" w:sz="0" w:space="0"/>
+            <w:insideV w:val="single" w:color="DEE0E3" w:sz="0" w:space="0"/>
+          </w:tblBorders>
+          <w:tblCellMar>
+            <w:top w:w="0" w:type="dxa"/>
+            <w:left w:w="10" w:type="dxa"/>
+            <w:bottom w:w="0" w:type="dxa"/>
+            <w:right w:w="10" w:type="dxa"/>
+          </w:tblCellMar>
+        </w:tblPrEx>
+        <w:tc>
+          <w:tcPr>
+            <w:tcW w:w="1035" w:type="dxa"/>
+            <w:tcMar>
+              <w:top w:w="60" w:type="dxa"/>
+              <w:left w:w="120" w:type="dxa"/>
+              <w:bottom w:w="30" w:type="dxa"/>
+              <w:right w:w="120" w:type="dxa"/>
+            </w:tcMar>
+          </w:tcPr>
+          <w:p>
+            <w:pPr>
+              <w:spacing w:before="120" w:after="120" w:line="288" w:lineRule="auto"/>
+              <w:ind w:left="0"/>
+              <w:jc w:val="left"/>
+            </w:pPr>
+            <w:r>
+              <w:rPr>
+                <w:rFonts w:ascii="Arial" w:hAnsi="Arial" w:eastAsia="等线" w:cs="Arial"/>
+                <w:sz w:val="22"/>
+              </w:rPr>
+              <w:t>1</w:t>
+            </w:r>
+          </w:p>
+        </w:tc>
+        <w:tc>
+          <w:tcPr>
+            <w:tcW w:w="1035" w:type="dxa"/>
+            <w:tcMar>
+              <w:top w:w="60" w:type="dxa"/>
+              <w:left w:w="120" w:type="dxa"/>
+              <w:bottom w:w="30" w:type="dxa"/>
+              <w:right w:w="120" w:type="dxa"/>
+            </w:tcMar>
+          </w:tcPr>
+          <w:p>
+            <w:pPr>
+              <w:spacing w:before="120" w:after="120" w:line="288" w:lineRule="auto"/>
+              <w:ind w:left="0"/>
+              <w:jc w:val="left"/>
+            </w:pPr>
+            <w:r>
+              <w:rPr>
+                <w:rFonts w:ascii="Arial" w:hAnsi="Arial" w:eastAsia="等线" w:cs="Arial"/>
+                <w:sz w:val="22"/>
+              </w:rPr>
+              <w:t>项目启动与需求确认</w:t>
+            </w:r>
+          </w:p>
+        </w:tc>
+        <w:tc>
+          <w:tcPr>
+            <w:tcW w:w="1035" w:type="dxa"/>
+            <w:tcMar>
+              <w:top w:w="60" w:type="dxa"/>
+              <w:left w:w="120" w:type="dxa"/>
+              <w:bottom w:w="30" w:type="dxa"/>
+              <w:right w:w="120" w:type="dxa"/>
+            </w:tcMar>
+          </w:tcPr>
+          <w:p>
+            <w:pPr>
+              <w:spacing w:before="120" w:after="120" w:line="288" w:lineRule="auto"/>
+              <w:ind w:left="0"/>
+              <w:jc w:val="left"/>
+            </w:pPr>
+            <w:r>
+              <w:rPr>
+                <w:rFonts w:ascii="Arial" w:hAnsi="Arial" w:eastAsia="等线" w:cs="Arial"/>
+                <w:sz w:val="22"/>
+              </w:rPr>
+              <w:t>项目启动会纪要</w:t>
+            </w:r>
+          </w:p>
+        </w:tc>
+        <w:tc>
+          <w:tcPr>
+            <w:tcW w:w="1035" w:type="dxa"/>
+            <w:tcMar>
+              <w:top w:w="60" w:type="dxa"/>
+              <w:left w:w="120" w:type="dxa"/>
+              <w:bottom w:w="30" w:type="dxa"/>
+              <w:right w:w="120" w:type="dxa"/>
+            </w:tcMar>
+          </w:tcPr>
+          <w:p>
+            <w:pPr>
+              <w:spacing w:before="120" w:after="120" w:line="288" w:lineRule="auto"/>
+              <w:ind w:left="0"/>
+              <w:jc w:val="left"/>
+            </w:pPr>
+            <w:r>
+              <w:rPr>
+                <w:rFonts w:ascii="Arial" w:hAnsi="Arial" w:eastAsia="等线" w:cs="Arial"/>
+                <w:sz w:val="22"/>
+              </w:rPr>
+              <w:t>文档类</w:t>
+            </w:r>
+          </w:p>
+        </w:tc>
+        <w:tc>
+          <w:tcPr>
+            <w:tcW w:w="1035" w:type="dxa"/>
+            <w:tcMar>
+              <w:top w:w="60" w:type="dxa"/>
+              <w:left w:w="120" w:type="dxa"/>
+              <w:bottom w:w="30" w:type="dxa"/>
+              <w:right w:w="120" w:type="dxa"/>
+            </w:tcMar>
+          </w:tcPr>
+          <w:p>
+            <w:pPr>
+              <w:spacing w:before="120" w:after="120" w:line="288" w:lineRule="auto"/>
+              <w:ind w:left="0"/>
+              <w:jc w:val="left"/>
+            </w:pPr>
+            <w:r>
+              <w:rPr>
+                <w:rFonts w:ascii="Arial" w:hAnsi="Arial" w:eastAsia="等线" w:cs="Arial"/>
+                <w:sz w:val="22"/>
+              </w:rPr>
+              <w:t>第1周第1个工作日</w:t>
+            </w:r>
+          </w:p>
+        </w:tc>
+        <w:tc>
+          <w:tcPr>
+            <w:tcW w:w="1035" w:type="dxa"/>
+            <w:tcMar>
+              <w:top w:w="60" w:type="dxa"/>
+              <w:left w:w="120" w:type="dxa"/>
+              <w:bottom w:w="30" w:type="dxa"/>
+              <w:right w:w="120" w:type="dxa"/>
+            </w:tcMar>
+          </w:tcPr>
+          <w:p>
+            <w:pPr>
+              <w:spacing w:before="120" w:after="120" w:line="288" w:lineRule="auto"/>
+              <w:ind w:left="0"/>
+              <w:jc w:val="left"/>
+            </w:pPr>
+            <w:r>
+              <w:rPr>
+                <w:rFonts w:ascii="Arial" w:hAnsi="Arial" w:eastAsia="等线" w:cs="Arial"/>
+                <w:sz w:val="22"/>
+              </w:rPr>
+              <w:t>项目经理</w:t>
+            </w:r>
+          </w:p>
+        </w:tc>
+        <w:tc>
+          <w:tcPr>
+            <w:tcW w:w="1035" w:type="dxa"/>
+            <w:tcMar>
+              <w:top w:w="60" w:type="dxa"/>
+              <w:left w:w="120" w:type="dxa"/>
+              <w:bottom w:w="30" w:type="dxa"/>
+              <w:right w:w="120" w:type="dxa"/>
+            </w:tcMar>
+          </w:tcPr>
+          <w:p>
+            <w:pPr>
+              <w:spacing w:before="120" w:after="120" w:line="288" w:lineRule="auto"/>
+              <w:ind w:left="0"/>
+              <w:jc w:val="left"/>
+            </w:pPr>
+            <w:r>
+              <w:rPr>
+                <w:rFonts w:ascii="Arial" w:hAnsi="Arial" w:eastAsia="等线" w:cs="Arial"/>
+                <w:sz w:val="22"/>
+              </w:rPr>
+              <w:t>明确项目目标、团队分工、沟通机制，参会人员签字确认</w:t>
+            </w:r>
+          </w:p>
+        </w:tc>
+        <w:tc>
+          <w:tcPr>
+            <w:tcW w:w="1035" w:type="dxa"/>
+            <w:tcMar>
+              <w:top w:w="60" w:type="dxa"/>
+              <w:left w:w="120" w:type="dxa"/>
+              <w:bottom w:w="30" w:type="dxa"/>
+              <w:right w:w="120" w:type="dxa"/>
+            </w:tcMar>
+          </w:tcPr>
+          <w:p>
+            <w:pPr>
+              <w:spacing w:before="120" w:after="120" w:line="288" w:lineRule="auto"/>
+              <w:ind w:left="0"/>
+              <w:jc w:val="left"/>
+            </w:pPr>
+            <w:r>
+              <w:rPr>
+                <w:rFonts w:ascii="Arial" w:hAnsi="Arial" w:eastAsia="等线" w:cs="Arial"/>
+                <w:sz w:val="22"/>
+              </w:rPr>
+              <w:t>同步至全团队及省厅需求方</w:t>
+            </w:r>
+          </w:p>
+        </w:tc>
+      </w:tr>
+      <w:tr>
+        <w:tblPrEx>
+          <w:tblBorders>
+            <w:top w:val="single" w:color="DEE0E3" w:sz="0" w:space="0"/>
+            <w:left w:val="single" w:color="DEE0E3" w:sz="0" w:space="0"/>
+            <w:bottom w:val="single" w:color="DEE0E3" w:sz="0" w:space="0"/>
+            <w:right w:val="single" w:color="DEE0E3" w:sz="0" w:space="0"/>
+            <w:insideH w:val="single" w:color="DEE0E3" w:sz="0" w:space="0"/>
+            <w:insideV w:val="single" w:color="DEE0E3" w:sz="0" w:space="0"/>
+          </w:tblBorders>
+          <w:tblCellMar>
+            <w:top w:w="0" w:type="dxa"/>
+            <w:left w:w="10" w:type="dxa"/>
+            <w:bottom w:w="0" w:type="dxa"/>
+            <w:right w:w="10" w:type="dxa"/>
+          </w:tblCellMar>
+        </w:tblPrEx>
+        <w:tc>
+          <w:tcPr>
+            <w:tcW w:w="1035" w:type="dxa"/>
+            <w:tcMar>
+              <w:top w:w="60" w:type="dxa"/>
+              <w:left w:w="120" w:type="dxa"/>
+              <w:bottom w:w="30" w:type="dxa"/>
+              <w:right w:w="120" w:type="dxa"/>
+            </w:tcMar>
+          </w:tcPr>
+          <w:p>
+            <w:pPr>
+              <w:spacing w:before="120" w:after="120" w:line="288" w:lineRule="auto"/>
+              <w:ind w:left="0"/>
+              <w:jc w:val="left"/>
+            </w:pPr>
+            <w:r>
+              <w:rPr>
+                <w:rFonts w:ascii="Arial" w:hAnsi="Arial" w:eastAsia="等线" w:cs="Arial"/>
+                <w:sz w:val="22"/>
+              </w:rPr>
+              <w:t>1</w:t>
+            </w:r>
+          </w:p>
+        </w:tc>
+        <w:tc>
+          <w:tcPr>
+            <w:tcW w:w="1035" w:type="dxa"/>
+            <w:tcMar>
+              <w:top w:w="60" w:type="dxa"/>
+              <w:left w:w="120" w:type="dxa"/>
+              <w:bottom w:w="30" w:type="dxa"/>
+              <w:right w:w="120" w:type="dxa"/>
+            </w:tcMar>
+          </w:tcPr>
+          <w:p>
+            <w:pPr>
+              <w:spacing w:before="120" w:after="120" w:line="288" w:lineRule="auto"/>
+              <w:ind w:left="0"/>
+              <w:jc w:val="left"/>
+            </w:pPr>
+            <w:r>
+              <w:rPr>
+                <w:rFonts w:ascii="Arial" w:hAnsi="Arial" w:eastAsia="等线" w:cs="Arial"/>
+                <w:sz w:val="22"/>
+              </w:rPr>
+              <w:t>项目启动与需求确认</w:t>
+            </w:r>
+          </w:p>
+        </w:tc>
+        <w:tc>
+          <w:tcPr>
+            <w:tcW w:w="1035" w:type="dxa"/>
+            <w:tcMar>
+              <w:top w:w="60" w:type="dxa"/>
+              <w:left w:w="120" w:type="dxa"/>
+              <w:bottom w:w="30" w:type="dxa"/>
+              <w:right w:w="120" w:type="dxa"/>
+            </w:tcMar>
+          </w:tcPr>
+          <w:p>
+            <w:pPr>
+              <w:spacing w:before="120" w:after="120" w:line="288" w:lineRule="auto"/>
+              <w:ind w:left="0"/>
+              <w:jc w:val="left"/>
+            </w:pPr>
+            <w:r>
+              <w:rPr>
+                <w:rFonts w:ascii="Arial" w:hAnsi="Arial" w:eastAsia="等线" w:cs="Arial"/>
+                <w:sz w:val="22"/>
+              </w:rPr>
+              <w:t>需求规格说明书（初稿）</w:t>
+            </w:r>
+          </w:p>
+        </w:tc>
+        <w:tc>
+          <w:tcPr>
+            <w:tcW w:w="1035" w:type="dxa"/>
+            <w:tcMar>
+              <w:top w:w="60" w:type="dxa"/>
+              <w:left w:w="120" w:type="dxa"/>
+              <w:bottom w:w="30" w:type="dxa"/>
+              <w:right w:w="120" w:type="dxa"/>
+            </w:tcMar>
+          </w:tcPr>
+          <w:p>
+            <w:pPr>
+              <w:spacing w:before="120" w:after="120" w:line="288" w:lineRule="auto"/>
+              <w:ind w:left="0"/>
+              <w:jc w:val="left"/>
+            </w:pPr>
+            <w:r>
+              <w:rPr>
+                <w:rFonts w:ascii="Arial" w:hAnsi="Arial" w:eastAsia="等线" w:cs="Arial"/>
+                <w:sz w:val="22"/>
+              </w:rPr>
+              <w:t>文档类</w:t>
+            </w:r>
+          </w:p>
+        </w:tc>
+        <w:tc>
+          <w:tcPr>
+            <w:tcW w:w="1035" w:type="dxa"/>
+            <w:tcMar>
+              <w:top w:w="60" w:type="dxa"/>
+              <w:left w:w="120" w:type="dxa"/>
+              <w:bottom w:w="30" w:type="dxa"/>
+              <w:right w:w="120" w:type="dxa"/>
+            </w:tcMar>
+          </w:tcPr>
+          <w:p>
+            <w:pPr>
+              <w:spacing w:before="120" w:after="120" w:line="288" w:lineRule="auto"/>
+              <w:ind w:left="0"/>
+              <w:jc w:val="left"/>
+            </w:pPr>
+            <w:r>
+              <w:rPr>
+                <w:rFonts w:ascii="Arial" w:hAnsi="Arial" w:eastAsia="等线" w:cs="Arial"/>
+                <w:sz w:val="22"/>
+              </w:rPr>
+              <w:t>第1周第3个工作日</w:t>
+            </w:r>
+          </w:p>
+        </w:tc>
+        <w:tc>
+          <w:tcPr>
+            <w:tcW w:w="1035" w:type="dxa"/>
+            <w:tcMar>
+              <w:top w:w="60" w:type="dxa"/>
+              <w:left w:w="120" w:type="dxa"/>
+              <w:bottom w:w="30" w:type="dxa"/>
+              <w:right w:w="120" w:type="dxa"/>
+            </w:tcMar>
+          </w:tcPr>
+          <w:p>
+            <w:pPr>
+              <w:spacing w:before="120" w:after="120" w:line="288" w:lineRule="auto"/>
+              <w:ind w:left="0"/>
+              <w:jc w:val="left"/>
+            </w:pPr>
+            <w:r>
+              <w:rPr>
+                <w:rFonts w:ascii="Arial" w:hAnsi="Arial" w:eastAsia="等线" w:cs="Arial"/>
+                <w:sz w:val="22"/>
+              </w:rPr>
+              <w:t>产品经理</w:t>
+            </w:r>
+          </w:p>
+        </w:tc>
+        <w:tc>
+          <w:tcPr>
+            <w:tcW w:w="1035" w:type="dxa"/>
+            <w:tcMar>
+              <w:top w:w="60" w:type="dxa"/>
+              <w:left w:w="120" w:type="dxa"/>
+              <w:bottom w:w="30" w:type="dxa"/>
+              <w:right w:w="120" w:type="dxa"/>
+            </w:tcMar>
+          </w:tcPr>
+          <w:p>
+            <w:pPr>
+              <w:spacing w:before="120" w:after="120" w:line="288" w:lineRule="auto"/>
+              <w:ind w:left="0"/>
+              <w:jc w:val="left"/>
+            </w:pPr>
+            <w:r>
+              <w:rPr>
+                <w:rFonts w:ascii="Arial" w:hAnsi="Arial" w:eastAsia="等线" w:cs="Arial"/>
+                <w:sz w:val="22"/>
+              </w:rPr>
+              <w:t>细化项目说明书需求，明确三级用户功能边界，无歧义</w:t>
+            </w:r>
+          </w:p>
+        </w:tc>
+        <w:tc>
+          <w:tcPr>
+            <w:tcW w:w="1035" w:type="dxa"/>
+            <w:tcMar>
+              <w:top w:w="60" w:type="dxa"/>
+              <w:left w:w="120" w:type="dxa"/>
+              <w:bottom w:w="30" w:type="dxa"/>
+              <w:right w:w="120" w:type="dxa"/>
+            </w:tcMar>
+          </w:tcPr>
+          <w:p>
+            <w:pPr>
+              <w:spacing w:before="120" w:after="120" w:line="288" w:lineRule="auto"/>
+              <w:ind w:left="0"/>
+              <w:jc w:val="left"/>
+            </w:pPr>
+            <w:r>
+              <w:rPr>
+                <w:rFonts w:ascii="Arial" w:hAnsi="Arial" w:eastAsia="等线" w:cs="Arial"/>
+                <w:sz w:val="22"/>
+              </w:rPr>
+              <w:t>用于后续需求评审</w:t>
+            </w:r>
+          </w:p>
+        </w:tc>
+      </w:tr>
+      <w:tr>
+        <w:tblPrEx>
+          <w:tblBorders>
+            <w:top w:val="single" w:color="DEE0E3" w:sz="0" w:space="0"/>
+            <w:left w:val="single" w:color="DEE0E3" w:sz="0" w:space="0"/>
+            <w:bottom w:val="single" w:color="DEE0E3" w:sz="0" w:space="0"/>
+            <w:right w:val="single" w:color="DEE0E3" w:sz="0" w:space="0"/>
+            <w:insideH w:val="single" w:color="DEE0E3" w:sz="0" w:space="0"/>
+            <w:insideV w:val="single" w:color="DEE0E3" w:sz="0" w:space="0"/>
+          </w:tblBorders>
+          <w:tblCellMar>
+            <w:top w:w="0" w:type="dxa"/>
+            <w:left w:w="10" w:type="dxa"/>
+            <w:bottom w:w="0" w:type="dxa"/>
+            <w:right w:w="10" w:type="dxa"/>
+          </w:tblCellMar>
+        </w:tblPrEx>
+        <w:tc>
+          <w:tcPr>
+            <w:tcW w:w="1035" w:type="dxa"/>
+            <w:tcMar>
+              <w:top w:w="60" w:type="dxa"/>
+              <w:left w:w="120" w:type="dxa"/>
+              <w:bottom w:w="30" w:type="dxa"/>
+              <w:right w:w="120" w:type="dxa"/>
+            </w:tcMar>
+          </w:tcPr>
+          <w:p>
+            <w:pPr>
+              <w:spacing w:before="120" w:after="120" w:line="288" w:lineRule="auto"/>
+              <w:ind w:left="0"/>
+              <w:jc w:val="left"/>
+            </w:pPr>
+            <w:r>
+              <w:rPr>
+                <w:rFonts w:ascii="Arial" w:hAnsi="Arial" w:eastAsia="等线" w:cs="Arial"/>
+                <w:sz w:val="22"/>
+              </w:rPr>
+              <w:t>1</w:t>
+            </w:r>
+          </w:p>
+        </w:tc>
+        <w:tc>
+          <w:tcPr>
+            <w:tcW w:w="1035" w:type="dxa"/>
+            <w:tcMar>
+              <w:top w:w="60" w:type="dxa"/>
+              <w:left w:w="120" w:type="dxa"/>
+              <w:bottom w:w="30" w:type="dxa"/>
+              <w:right w:w="120" w:type="dxa"/>
+            </w:tcMar>
+          </w:tcPr>
+          <w:p>
+            <w:pPr>
+              <w:spacing w:before="120" w:after="120" w:line="288" w:lineRule="auto"/>
+              <w:ind w:left="0"/>
+              <w:jc w:val="left"/>
+            </w:pPr>
+            <w:r>
+              <w:rPr>
+                <w:rFonts w:ascii="Arial" w:hAnsi="Arial" w:eastAsia="等线" w:cs="Arial"/>
+                <w:sz w:val="22"/>
+              </w:rPr>
+              <w:t>项目启动与需求确认</w:t>
+            </w:r>
+          </w:p>
+        </w:tc>
+        <w:tc>
+          <w:tcPr>
+            <w:tcW w:w="1035" w:type="dxa"/>
+            <w:tcMar>
+              <w:top w:w="60" w:type="dxa"/>
+              <w:left w:w="120" w:type="dxa"/>
+              <w:bottom w:w="30" w:type="dxa"/>
+              <w:right w:w="120" w:type="dxa"/>
+            </w:tcMar>
+          </w:tcPr>
+          <w:p>
+            <w:pPr>
+              <w:spacing w:before="120" w:after="120" w:line="288" w:lineRule="auto"/>
+              <w:ind w:left="0"/>
+              <w:jc w:val="left"/>
+            </w:pPr>
+            <w:r>
+              <w:rPr>
+                <w:rFonts w:ascii="Arial" w:hAnsi="Arial" w:eastAsia="等线" w:cs="Arial"/>
+                <w:sz w:val="22"/>
+              </w:rPr>
+              <w:t>产品原型（V1.0）</w:t>
+            </w:r>
+          </w:p>
+        </w:tc>
+        <w:tc>
+          <w:tcPr>
+            <w:tcW w:w="1035" w:type="dxa"/>
+            <w:tcMar>
+              <w:top w:w="60" w:type="dxa"/>
+              <w:left w:w="120" w:type="dxa"/>
+              <w:bottom w:w="30" w:type="dxa"/>
+              <w:right w:w="120" w:type="dxa"/>
+            </w:tcMar>
+          </w:tcPr>
+          <w:p>
+            <w:pPr>
+              <w:spacing w:before="120" w:after="120" w:line="288" w:lineRule="auto"/>
+              <w:ind w:left="0"/>
+              <w:jc w:val="left"/>
+            </w:pPr>
+            <w:r>
+              <w:rPr>
+                <w:rFonts w:ascii="Arial" w:hAnsi="Arial" w:eastAsia="等线" w:cs="Arial"/>
+                <w:sz w:val="22"/>
+              </w:rPr>
+              <w:t>原型类</w:t>
+            </w:r>
+          </w:p>
+        </w:tc>
+        <w:tc>
+          <w:tcPr>
+            <w:tcW w:w="1035" w:type="dxa"/>
+            <w:tcMar>
+              <w:top w:w="60" w:type="dxa"/>
+              <w:left w:w="120" w:type="dxa"/>
+              <w:bottom w:w="30" w:type="dxa"/>
+              <w:right w:w="120" w:type="dxa"/>
+            </w:tcMar>
+          </w:tcPr>
+          <w:p>
+            <w:pPr>
+              <w:spacing w:before="120" w:after="120" w:line="288" w:lineRule="auto"/>
+              <w:ind w:left="0"/>
+              <w:jc w:val="left"/>
+            </w:pPr>
+            <w:r>
+              <w:rPr>
+                <w:rFonts w:ascii="Arial" w:hAnsi="Arial" w:eastAsia="等线" w:cs="Arial"/>
+                <w:sz w:val="22"/>
+              </w:rPr>
+              <w:t>第1周第5个工作日</w:t>
+            </w:r>
+          </w:p>
+        </w:tc>
+        <w:tc>
+          <w:tcPr>
+            <w:tcW w:w="1035" w:type="dxa"/>
+            <w:tcMar>
+              <w:top w:w="60" w:type="dxa"/>
+              <w:left w:w="120" w:type="dxa"/>
+              <w:bottom w:w="30" w:type="dxa"/>
+              <w:right w:w="120" w:type="dxa"/>
+            </w:tcMar>
+          </w:tcPr>
+          <w:p>
+            <w:pPr>
+              <w:spacing w:before="120" w:after="120" w:line="288" w:lineRule="auto"/>
+              <w:ind w:left="0"/>
+              <w:jc w:val="left"/>
+            </w:pPr>
+            <w:r>
+              <w:rPr>
+                <w:rFonts w:ascii="Arial" w:hAnsi="Arial" w:eastAsia="等线" w:cs="Arial"/>
+                <w:sz w:val="22"/>
+              </w:rPr>
+              <w:t>产品经理</w:t>
+            </w:r>
+          </w:p>
+        </w:tc>
+        <w:tc>
+          <w:tcPr>
+            <w:tcW w:w="1035" w:type="dxa"/>
+            <w:tcMar>
+              <w:top w:w="60" w:type="dxa"/>
+              <w:left w:w="120" w:type="dxa"/>
+              <w:bottom w:w="30" w:type="dxa"/>
+              <w:right w:w="120" w:type="dxa"/>
+            </w:tcMar>
+          </w:tcPr>
+          <w:p>
+            <w:pPr>
+              <w:spacing w:before="120" w:after="120" w:line="288" w:lineRule="auto"/>
+              <w:ind w:left="0"/>
+              <w:jc w:val="left"/>
+            </w:pPr>
+            <w:r>
+              <w:rPr>
+                <w:rFonts w:ascii="Arial" w:hAnsi="Arial" w:eastAsia="等线" w:cs="Arial"/>
+                <w:sz w:val="22"/>
+              </w:rPr>
+              <w:t>覆盖企业、市、省端所有核心页面，交互逻辑清晰</w:t>
+            </w:r>
+          </w:p>
+        </w:tc>
+        <w:tc>
+          <w:tcPr>
+            <w:tcW w:w="1035" w:type="dxa"/>
+            <w:tcMar>
+              <w:top w:w="60" w:type="dxa"/>
+              <w:left w:w="120" w:type="dxa"/>
+              <w:bottom w:w="30" w:type="dxa"/>
+              <w:right w:w="120" w:type="dxa"/>
+            </w:tcMar>
+          </w:tcPr>
+          <w:p>
+            <w:pPr>
+              <w:spacing w:before="120" w:after="120" w:line="288" w:lineRule="auto"/>
+              <w:ind w:left="0"/>
+              <w:jc w:val="left"/>
+            </w:pPr>
+            <w:r>
+              <w:rPr>
+                <w:rFonts w:ascii="Arial" w:hAnsi="Arial" w:eastAsia="等线" w:cs="Arial"/>
+                <w:sz w:val="22"/>
+              </w:rPr>
+              <w:t>同步至设计、开发团队</w:t>
+            </w:r>
+          </w:p>
+        </w:tc>
+      </w:tr>
+      <w:tr>
+        <w:tblPrEx>
+          <w:tblBorders>
+            <w:top w:val="single" w:color="DEE0E3" w:sz="0" w:space="0"/>
+            <w:left w:val="single" w:color="DEE0E3" w:sz="0" w:space="0"/>
+            <w:bottom w:val="single" w:color="DEE0E3" w:sz="0" w:space="0"/>
+            <w:right w:val="single" w:color="DEE0E3" w:sz="0" w:space="0"/>
+            <w:insideH w:val="single" w:color="DEE0E3" w:sz="0" w:space="0"/>
+            <w:insideV w:val="single" w:color="DEE0E3" w:sz="0" w:space="0"/>
+          </w:tblBorders>
+          <w:tblCellMar>
+            <w:top w:w="0" w:type="dxa"/>
+            <w:left w:w="10" w:type="dxa"/>
+            <w:bottom w:w="0" w:type="dxa"/>
+            <w:right w:w="10" w:type="dxa"/>
+          </w:tblCellMar>
+        </w:tblPrEx>
+        <w:tc>
+          <w:tcPr>
+            <w:tcW w:w="1035" w:type="dxa"/>
+            <w:tcMar>
+              <w:top w:w="60" w:type="dxa"/>
+              <w:left w:w="120" w:type="dxa"/>
+              <w:bottom w:w="30" w:type="dxa"/>
+              <w:right w:w="120" w:type="dxa"/>
+            </w:tcMar>
+          </w:tcPr>
+          <w:p>
+            <w:pPr>
+              <w:spacing w:before="120" w:after="120" w:line="288" w:lineRule="auto"/>
+              <w:ind w:left="0"/>
+              <w:jc w:val="left"/>
+            </w:pPr>
+            <w:r>
+              <w:rPr>
+                <w:rFonts w:ascii="Arial" w:hAnsi="Arial" w:eastAsia="等线" w:cs="Arial"/>
+                <w:sz w:val="22"/>
+              </w:rPr>
+              <w:t>2</w:t>
+            </w:r>
+          </w:p>
+        </w:tc>
+        <w:tc>
+          <w:tcPr>
+            <w:tcW w:w="1035" w:type="dxa"/>
+            <w:tcMar>
+              <w:top w:w="60" w:type="dxa"/>
+              <w:left w:w="120" w:type="dxa"/>
+              <w:bottom w:w="30" w:type="dxa"/>
+              <w:right w:w="120" w:type="dxa"/>
+            </w:tcMar>
+          </w:tcPr>
+          <w:p>
+            <w:pPr>
+              <w:spacing w:before="120" w:after="120" w:line="288" w:lineRule="auto"/>
+              <w:ind w:left="0"/>
+              <w:jc w:val="left"/>
+            </w:pPr>
+            <w:r>
+              <w:rPr>
+                <w:rFonts w:ascii="Arial" w:hAnsi="Arial" w:eastAsia="等线" w:cs="Arial"/>
+                <w:sz w:val="22"/>
+              </w:rPr>
+              <w:t>系统设计</w:t>
+            </w:r>
+          </w:p>
+        </w:tc>
+        <w:tc>
+          <w:tcPr>
+            <w:tcW w:w="1035" w:type="dxa"/>
+            <w:tcMar>
+              <w:top w:w="60" w:type="dxa"/>
+              <w:left w:w="120" w:type="dxa"/>
+              <w:bottom w:w="30" w:type="dxa"/>
+              <w:right w:w="120" w:type="dxa"/>
+            </w:tcMar>
+          </w:tcPr>
+          <w:p>
+            <w:pPr>
+              <w:spacing w:before="120" w:after="120" w:line="288" w:lineRule="auto"/>
+              <w:ind w:left="0"/>
+              <w:jc w:val="left"/>
+            </w:pPr>
+            <w:r>
+              <w:rPr>
+                <w:rFonts w:ascii="Arial" w:hAnsi="Arial" w:eastAsia="等线" w:cs="Arial"/>
+                <w:sz w:val="22"/>
+              </w:rPr>
+              <w:t>数据库设计文档</w:t>
+            </w:r>
+          </w:p>
+        </w:tc>
+        <w:tc>
+          <w:tcPr>
+            <w:tcW w:w="1035" w:type="dxa"/>
+            <w:tcMar>
+              <w:top w:w="60" w:type="dxa"/>
+              <w:left w:w="120" w:type="dxa"/>
+              <w:bottom w:w="30" w:type="dxa"/>
+              <w:right w:w="120" w:type="dxa"/>
+            </w:tcMar>
+          </w:tcPr>
+          <w:p>
+            <w:pPr>
+              <w:spacing w:before="120" w:after="120" w:line="288" w:lineRule="auto"/>
+              <w:ind w:left="0"/>
+              <w:jc w:val="left"/>
+            </w:pPr>
+            <w:r>
+              <w:rPr>
+                <w:rFonts w:ascii="Arial" w:hAnsi="Arial" w:eastAsia="等线" w:cs="Arial"/>
+                <w:sz w:val="22"/>
+              </w:rPr>
+              <w:t>文档类</w:t>
+            </w:r>
+          </w:p>
+        </w:tc>
+        <w:tc>
+          <w:tcPr>
+            <w:tcW w:w="1035" w:type="dxa"/>
+            <w:tcMar>
+              <w:top w:w="60" w:type="dxa"/>
+              <w:left w:w="120" w:type="dxa"/>
+              <w:bottom w:w="30" w:type="dxa"/>
+              <w:right w:w="120" w:type="dxa"/>
+            </w:tcMar>
+          </w:tcPr>
+          <w:p>
+            <w:pPr>
+              <w:spacing w:before="120" w:after="120" w:line="288" w:lineRule="auto"/>
+              <w:ind w:left="0"/>
+              <w:jc w:val="left"/>
+            </w:pPr>
+            <w:r>
+              <w:rPr>
+                <w:rFonts w:ascii="Arial" w:hAnsi="Arial" w:eastAsia="等线" w:cs="Arial"/>
+                <w:sz w:val="22"/>
+              </w:rPr>
+              <w:t>第2周第2个工作日</w:t>
+            </w:r>
+          </w:p>
+        </w:tc>
+        <w:tc>
+          <w:tcPr>
+            <w:tcW w:w="1035" w:type="dxa"/>
+            <w:tcMar>
+              <w:top w:w="60" w:type="dxa"/>
+              <w:left w:w="120" w:type="dxa"/>
+              <w:bottom w:w="30" w:type="dxa"/>
+              <w:right w:w="120" w:type="dxa"/>
+            </w:tcMar>
+          </w:tcPr>
+          <w:p>
+            <w:pPr>
+              <w:spacing w:before="120" w:after="120" w:line="288" w:lineRule="auto"/>
+              <w:ind w:left="0"/>
+              <w:jc w:val="left"/>
+            </w:pPr>
+            <w:r>
+              <w:rPr>
+                <w:rFonts w:ascii="Arial" w:hAnsi="Arial" w:eastAsia="等线" w:cs="Arial"/>
+                <w:sz w:val="22"/>
+              </w:rPr>
+              <w:t>后端开发工程师</w:t>
+            </w:r>
+          </w:p>
+        </w:tc>
+        <w:tc>
+          <w:tcPr>
+            <w:tcW w:w="1035" w:type="dxa"/>
+            <w:tcMar>
+              <w:top w:w="60" w:type="dxa"/>
+              <w:left w:w="120" w:type="dxa"/>
+              <w:bottom w:w="30" w:type="dxa"/>
+              <w:right w:w="120" w:type="dxa"/>
+            </w:tcMar>
+          </w:tcPr>
+          <w:p>
+            <w:pPr>
+              <w:spacing w:before="120" w:after="120" w:line="288" w:lineRule="auto"/>
+              <w:ind w:left="0"/>
+              <w:jc w:val="left"/>
+            </w:pPr>
+            <w:r>
+              <w:rPr>
+                <w:rFonts w:ascii="Arial" w:hAnsi="Arial" w:eastAsia="等线" w:cs="Arial"/>
+                <w:sz w:val="22"/>
+              </w:rPr>
+              <w:t>明确数据库表结构、字段含义、关联关系，贴合需求</w:t>
+            </w:r>
+          </w:p>
+        </w:tc>
+        <w:tc>
+          <w:tcPr>
+            <w:tcW w:w="1035" w:type="dxa"/>
+            <w:tcMar>
+              <w:top w:w="60" w:type="dxa"/>
+              <w:left w:w="120" w:type="dxa"/>
+              <w:bottom w:w="30" w:type="dxa"/>
+              <w:right w:w="120" w:type="dxa"/>
+            </w:tcMar>
+          </w:tcPr>
+          <w:p>
+            <w:pPr>
+              <w:spacing w:before="120" w:after="120" w:line="288" w:lineRule="auto"/>
+              <w:ind w:left="0"/>
+              <w:jc w:val="left"/>
+            </w:pPr>
+            <w:r>
+              <w:rPr>
+                <w:rFonts w:ascii="Arial" w:hAnsi="Arial" w:eastAsia="等线" w:cs="Arial"/>
+                <w:sz w:val="22"/>
+              </w:rPr>
+              <w:t>包含数据库脚本</w:t>
+            </w:r>
+          </w:p>
+        </w:tc>
+      </w:tr>
+      <w:tr>
+        <w:tblPrEx>
+          <w:tblBorders>
+            <w:top w:val="single" w:color="DEE0E3" w:sz="0" w:space="0"/>
+            <w:left w:val="single" w:color="DEE0E3" w:sz="0" w:space="0"/>
+            <w:bottom w:val="single" w:color="DEE0E3" w:sz="0" w:space="0"/>
+            <w:right w:val="single" w:color="DEE0E3" w:sz="0" w:space="0"/>
+            <w:insideH w:val="single" w:color="DEE0E3" w:sz="0" w:space="0"/>
+            <w:insideV w:val="single" w:color="DEE0E3" w:sz="0" w:space="0"/>
+          </w:tblBorders>
+          <w:tblCellMar>
+            <w:top w:w="0" w:type="dxa"/>
+            <w:left w:w="10" w:type="dxa"/>
+            <w:bottom w:w="0" w:type="dxa"/>
+            <w:right w:w="10" w:type="dxa"/>
+          </w:tblCellMar>
+        </w:tblPrEx>
+        <w:tc>
+          <w:tcPr>
+            <w:tcW w:w="1035" w:type="dxa"/>
+            <w:tcMar>
+              <w:top w:w="60" w:type="dxa"/>
+              <w:left w:w="120" w:type="dxa"/>
+              <w:bottom w:w="30" w:type="dxa"/>
+              <w:right w:w="120" w:type="dxa"/>
+            </w:tcMar>
+          </w:tcPr>
+          <w:p>
+            <w:pPr>
+              <w:spacing w:before="120" w:after="120" w:line="288" w:lineRule="auto"/>
+              <w:ind w:left="0"/>
+              <w:jc w:val="left"/>
+            </w:pPr>
+            <w:r>
+              <w:rPr>
+                <w:rFonts w:ascii="Arial" w:hAnsi="Arial" w:eastAsia="等线" w:cs="Arial"/>
+                <w:sz w:val="22"/>
+              </w:rPr>
+              <w:t>2</w:t>
+            </w:r>
+          </w:p>
+        </w:tc>
+        <w:tc>
+          <w:tcPr>
+            <w:tcW w:w="1035" w:type="dxa"/>
+            <w:tcMar>
+              <w:top w:w="60" w:type="dxa"/>
+              <w:left w:w="120" w:type="dxa"/>
+              <w:bottom w:w="30" w:type="dxa"/>
+              <w:right w:w="120" w:type="dxa"/>
+            </w:tcMar>
+          </w:tcPr>
+          <w:p>
+            <w:pPr>
+              <w:spacing w:before="120" w:after="120" w:line="288" w:lineRule="auto"/>
+              <w:ind w:left="0"/>
+              <w:jc w:val="left"/>
+            </w:pPr>
+            <w:r>
+              <w:rPr>
+                <w:rFonts w:ascii="Arial" w:hAnsi="Arial" w:eastAsia="等线" w:cs="Arial"/>
+                <w:sz w:val="22"/>
+              </w:rPr>
+              <w:t>系统设计</w:t>
+            </w:r>
+          </w:p>
+        </w:tc>
+        <w:tc>
+          <w:tcPr>
+            <w:tcW w:w="1035" w:type="dxa"/>
+            <w:tcMar>
+              <w:top w:w="60" w:type="dxa"/>
+              <w:left w:w="120" w:type="dxa"/>
+              <w:bottom w:w="30" w:type="dxa"/>
+              <w:right w:w="120" w:type="dxa"/>
+            </w:tcMar>
+          </w:tcPr>
+          <w:p>
+            <w:pPr>
+              <w:spacing w:before="120" w:after="120" w:line="288" w:lineRule="auto"/>
+              <w:ind w:left="0"/>
+              <w:jc w:val="left"/>
+            </w:pPr>
+            <w:r>
+              <w:rPr>
+                <w:rFonts w:ascii="Arial" w:hAnsi="Arial" w:eastAsia="等线" w:cs="Arial"/>
+                <w:sz w:val="22"/>
+              </w:rPr>
+              <w:t>技术方案文档</w:t>
+            </w:r>
+          </w:p>
+        </w:tc>
+        <w:tc>
+          <w:tcPr>
+            <w:tcW w:w="1035" w:type="dxa"/>
+            <w:tcMar>
+              <w:top w:w="60" w:type="dxa"/>
+              <w:left w:w="120" w:type="dxa"/>
+              <w:bottom w:w="30" w:type="dxa"/>
+              <w:right w:w="120" w:type="dxa"/>
+            </w:tcMar>
+          </w:tcPr>
+          <w:p>
+            <w:pPr>
+              <w:spacing w:before="120" w:after="120" w:line="288" w:lineRule="auto"/>
+              <w:ind w:left="0"/>
+              <w:jc w:val="left"/>
+            </w:pPr>
+            <w:r>
+              <w:rPr>
+                <w:rFonts w:ascii="Arial" w:hAnsi="Arial" w:eastAsia="等线" w:cs="Arial"/>
+                <w:sz w:val="22"/>
+              </w:rPr>
+              <w:t>文档类</w:t>
+            </w:r>
+          </w:p>
+        </w:tc>
+        <w:tc>
+          <w:tcPr>
+            <w:tcW w:w="1035" w:type="dxa"/>
+            <w:tcMar>
+              <w:top w:w="60" w:type="dxa"/>
+              <w:left w:w="120" w:type="dxa"/>
+              <w:bottom w:w="30" w:type="dxa"/>
+              <w:right w:w="120" w:type="dxa"/>
+            </w:tcMar>
+          </w:tcPr>
+          <w:p>
+            <w:pPr>
+              <w:spacing w:before="120" w:after="120" w:line="288" w:lineRule="auto"/>
+              <w:ind w:left="0"/>
+              <w:jc w:val="left"/>
+            </w:pPr>
+            <w:r>
+              <w:rPr>
+                <w:rFonts w:ascii="Arial" w:hAnsi="Arial" w:eastAsia="等线" w:cs="Arial"/>
+                <w:sz w:val="22"/>
+              </w:rPr>
+              <w:t>第2周第2个工作日</w:t>
+            </w:r>
+          </w:p>
+        </w:tc>
+        <w:tc>
+          <w:tcPr>
+            <w:tcW w:w="1035" w:type="dxa"/>
+            <w:tcMar>
+              <w:top w:w="60" w:type="dxa"/>
+              <w:left w:w="120" w:type="dxa"/>
+              <w:bottom w:w="30" w:type="dxa"/>
+              <w:right w:w="120" w:type="dxa"/>
+            </w:tcMar>
+          </w:tcPr>
+          <w:p>
+            <w:pPr>
+              <w:spacing w:before="120" w:after="120" w:line="288" w:lineRule="auto"/>
+              <w:ind w:left="0"/>
+              <w:jc w:val="left"/>
+            </w:pPr>
+            <w:r>
+              <w:rPr>
+                <w:rFonts w:ascii="Arial" w:hAnsi="Arial" w:eastAsia="等线" w:cs="Arial"/>
+                <w:sz w:val="22"/>
+              </w:rPr>
+              <w:t>后端开发工程师</w:t>
+            </w:r>
+          </w:p>
+        </w:tc>
+        <w:tc>
+          <w:tcPr>
+            <w:tcW w:w="1035" w:type="dxa"/>
+            <w:tcMar>
+              <w:top w:w="60" w:type="dxa"/>
+              <w:left w:w="120" w:type="dxa"/>
+              <w:bottom w:w="30" w:type="dxa"/>
+              <w:right w:w="120" w:type="dxa"/>
+            </w:tcMar>
+          </w:tcPr>
+          <w:p>
+            <w:pPr>
+              <w:spacing w:before="120" w:after="120" w:line="288" w:lineRule="auto"/>
+              <w:ind w:left="0"/>
+              <w:jc w:val="left"/>
+            </w:pPr>
+            <w:r>
+              <w:rPr>
+                <w:rFonts w:ascii="Arial" w:hAnsi="Arial" w:eastAsia="等线" w:cs="Arial"/>
+                <w:sz w:val="22"/>
+              </w:rPr>
+              <w:t>明确技术架构、开发规范、接口设计标准</w:t>
+            </w:r>
+          </w:p>
+        </w:tc>
+        <w:tc>
+          <w:tcPr>
+            <w:tcW w:w="1035" w:type="dxa"/>
+            <w:tcMar>
+              <w:top w:w="60" w:type="dxa"/>
+              <w:left w:w="120" w:type="dxa"/>
+              <w:bottom w:w="30" w:type="dxa"/>
+              <w:right w:w="120" w:type="dxa"/>
+            </w:tcMar>
+          </w:tcPr>
+          <w:p>
+            <w:pPr>
+              <w:spacing w:before="120" w:after="120" w:line="288" w:lineRule="auto"/>
+              <w:ind w:left="0"/>
+              <w:jc w:val="left"/>
+            </w:pPr>
+            <w:r>
+              <w:rPr>
+                <w:rFonts w:ascii="Arial" w:hAnsi="Arial" w:eastAsia="等线" w:cs="Arial"/>
+                <w:sz w:val="22"/>
+              </w:rPr>
+              <w:t>前后端开发共同遵循</w:t>
+            </w:r>
+          </w:p>
+        </w:tc>
+      </w:tr>
+      <w:tr>
+        <w:tblPrEx>
+          <w:tblBorders>
+            <w:top w:val="single" w:color="DEE0E3" w:sz="0" w:space="0"/>
+            <w:left w:val="single" w:color="DEE0E3" w:sz="0" w:space="0"/>
+            <w:bottom w:val="single" w:color="DEE0E3" w:sz="0" w:space="0"/>
+            <w:right w:val="single" w:color="DEE0E3" w:sz="0" w:space="0"/>
+            <w:insideH w:val="single" w:color="DEE0E3" w:sz="0" w:space="0"/>
+            <w:insideV w:val="single" w:color="DEE0E3" w:sz="0" w:space="0"/>
+          </w:tblBorders>
+          <w:tblCellMar>
+            <w:top w:w="0" w:type="dxa"/>
+            <w:left w:w="10" w:type="dxa"/>
+            <w:bottom w:w="0" w:type="dxa"/>
+            <w:right w:w="10" w:type="dxa"/>
+          </w:tblCellMar>
+        </w:tblPrEx>
+        <w:tc>
+          <w:tcPr>
+            <w:tcW w:w="1035" w:type="dxa"/>
+            <w:tcMar>
+              <w:top w:w="60" w:type="dxa"/>
+              <w:left w:w="120" w:type="dxa"/>
+              <w:bottom w:w="30" w:type="dxa"/>
+              <w:right w:w="120" w:type="dxa"/>
+            </w:tcMar>
+          </w:tcPr>
+          <w:p>
+            <w:pPr>
+              <w:spacing w:before="120" w:after="120" w:line="288" w:lineRule="auto"/>
+              <w:ind w:left="0"/>
+              <w:jc w:val="left"/>
+            </w:pPr>
+            <w:r>
+              <w:rPr>
+                <w:rFonts w:ascii="Arial" w:hAnsi="Arial" w:eastAsia="等线" w:cs="Arial"/>
+                <w:sz w:val="22"/>
+              </w:rPr>
+              <w:t>2</w:t>
+            </w:r>
+          </w:p>
+        </w:tc>
+        <w:tc>
+          <w:tcPr>
+            <w:tcW w:w="1035" w:type="dxa"/>
+            <w:tcMar>
+              <w:top w:w="60" w:type="dxa"/>
+              <w:left w:w="120" w:type="dxa"/>
+              <w:bottom w:w="30" w:type="dxa"/>
+              <w:right w:w="120" w:type="dxa"/>
+            </w:tcMar>
+          </w:tcPr>
+          <w:p>
+            <w:pPr>
+              <w:spacing w:before="120" w:after="120" w:line="288" w:lineRule="auto"/>
+              <w:ind w:left="0"/>
+              <w:jc w:val="left"/>
+            </w:pPr>
+            <w:r>
+              <w:rPr>
+                <w:rFonts w:ascii="Arial" w:hAnsi="Arial" w:eastAsia="等线" w:cs="Arial"/>
+                <w:sz w:val="22"/>
+              </w:rPr>
+              <w:t>系统设计</w:t>
+            </w:r>
+          </w:p>
+        </w:tc>
+        <w:tc>
+          <w:tcPr>
+            <w:tcW w:w="1035" w:type="dxa"/>
+            <w:tcMar>
+              <w:top w:w="60" w:type="dxa"/>
+              <w:left w:w="120" w:type="dxa"/>
+              <w:bottom w:w="30" w:type="dxa"/>
+              <w:right w:w="120" w:type="dxa"/>
+            </w:tcMar>
+          </w:tcPr>
+          <w:p>
+            <w:pPr>
+              <w:spacing w:before="120" w:after="120" w:line="288" w:lineRule="auto"/>
+              <w:ind w:left="0"/>
+              <w:jc w:val="left"/>
+            </w:pPr>
+            <w:r>
+              <w:rPr>
+                <w:rFonts w:ascii="Arial" w:hAnsi="Arial" w:eastAsia="等线" w:cs="Arial"/>
+                <w:sz w:val="22"/>
+              </w:rPr>
+              <w:t>UI设计稿</w:t>
+            </w:r>
+          </w:p>
+        </w:tc>
+        <w:tc>
+          <w:tcPr>
+            <w:tcW w:w="1035" w:type="dxa"/>
+            <w:tcMar>
+              <w:top w:w="60" w:type="dxa"/>
+              <w:left w:w="120" w:type="dxa"/>
+              <w:bottom w:w="30" w:type="dxa"/>
+              <w:right w:w="120" w:type="dxa"/>
+            </w:tcMar>
+          </w:tcPr>
+          <w:p>
+            <w:pPr>
+              <w:spacing w:before="120" w:after="120" w:line="288" w:lineRule="auto"/>
+              <w:ind w:left="0"/>
+              <w:jc w:val="left"/>
+            </w:pPr>
+            <w:r>
+              <w:rPr>
+                <w:rFonts w:ascii="Arial" w:hAnsi="Arial" w:eastAsia="等线" w:cs="Arial"/>
+                <w:sz w:val="22"/>
+              </w:rPr>
+              <w:t>设计类</w:t>
+            </w:r>
+          </w:p>
+        </w:tc>
+        <w:tc>
+          <w:tcPr>
+            <w:tcW w:w="1035" w:type="dxa"/>
+            <w:tcMar>
+              <w:top w:w="60" w:type="dxa"/>
+              <w:left w:w="120" w:type="dxa"/>
+              <w:bottom w:w="30" w:type="dxa"/>
+              <w:right w:w="120" w:type="dxa"/>
+            </w:tcMar>
+          </w:tcPr>
+          <w:p>
+            <w:pPr>
+              <w:spacing w:before="120" w:after="120" w:line="288" w:lineRule="auto"/>
+              <w:ind w:left="0"/>
+              <w:jc w:val="left"/>
+            </w:pPr>
+            <w:r>
+              <w:rPr>
+                <w:rFonts w:ascii="Arial" w:hAnsi="Arial" w:eastAsia="等线" w:cs="Arial"/>
+                <w:sz w:val="22"/>
+              </w:rPr>
+              <w:t>第2周第3个工作日</w:t>
+            </w:r>
+          </w:p>
+        </w:tc>
+        <w:tc>
+          <w:tcPr>
+            <w:tcW w:w="1035" w:type="dxa"/>
+            <w:tcMar>
+              <w:top w:w="60" w:type="dxa"/>
+              <w:left w:w="120" w:type="dxa"/>
+              <w:bottom w:w="30" w:type="dxa"/>
+              <w:right w:w="120" w:type="dxa"/>
+            </w:tcMar>
+          </w:tcPr>
+          <w:p>
+            <w:pPr>
+              <w:spacing w:before="120" w:after="120" w:line="288" w:lineRule="auto"/>
+              <w:ind w:left="0"/>
+              <w:jc w:val="left"/>
+            </w:pPr>
+            <w:r>
+              <w:rPr>
+                <w:rFonts w:ascii="Arial" w:hAnsi="Arial" w:eastAsia="等线" w:cs="Arial"/>
+                <w:sz w:val="22"/>
+              </w:rPr>
+              <w:t>UI/UE设计师</w:t>
+            </w:r>
+          </w:p>
+        </w:tc>
+        <w:tc>
+          <w:tcPr>
+            <w:tcW w:w="1035" w:type="dxa"/>
+            <w:tcMar>
+              <w:top w:w="60" w:type="dxa"/>
+              <w:left w:w="120" w:type="dxa"/>
+              <w:bottom w:w="30" w:type="dxa"/>
+              <w:right w:w="120" w:type="dxa"/>
+            </w:tcMar>
+          </w:tcPr>
+          <w:p>
+            <w:pPr>
+              <w:spacing w:before="120" w:after="120" w:line="288" w:lineRule="auto"/>
+              <w:ind w:left="0"/>
+              <w:jc w:val="left"/>
+            </w:pPr>
+            <w:r>
+              <w:rPr>
+                <w:rFonts w:ascii="Arial" w:hAnsi="Arial" w:eastAsia="等线" w:cs="Arial"/>
+                <w:sz w:val="22"/>
+              </w:rPr>
+              <w:t>覆盖所有页面，风格统一，符合用户操作习惯</w:t>
+            </w:r>
+          </w:p>
+        </w:tc>
+        <w:tc>
+          <w:tcPr>
+            <w:tcW w:w="1035" w:type="dxa"/>
+            <w:tcMar>
+              <w:top w:w="60" w:type="dxa"/>
+              <w:left w:w="120" w:type="dxa"/>
+              <w:bottom w:w="30" w:type="dxa"/>
+              <w:right w:w="120" w:type="dxa"/>
+            </w:tcMar>
+          </w:tcPr>
+          <w:p>
+            <w:pPr>
+              <w:spacing w:before="120" w:after="120" w:line="288" w:lineRule="auto"/>
+              <w:ind w:left="0"/>
+              <w:jc w:val="left"/>
+            </w:pPr>
+            <w:r>
+              <w:rPr>
+                <w:rFonts w:ascii="Arial" w:hAnsi="Arial" w:eastAsia="等线" w:cs="Arial"/>
+                <w:sz w:val="22"/>
+              </w:rPr>
+              <w:t>经产品经理、项目经理评审确认</w:t>
+            </w:r>
+          </w:p>
+        </w:tc>
+      </w:tr>
+      <w:tr>
+        <w:tblPrEx>
+          <w:tblBorders>
+            <w:top w:val="single" w:color="DEE0E3" w:sz="0" w:space="0"/>
+            <w:left w:val="single" w:color="DEE0E3" w:sz="0" w:space="0"/>
+            <w:bottom w:val="single" w:color="DEE0E3" w:sz="0" w:space="0"/>
+            <w:right w:val="single" w:color="DEE0E3" w:sz="0" w:space="0"/>
+            <w:insideH w:val="single" w:color="DEE0E3" w:sz="0" w:space="0"/>
+            <w:insideV w:val="single" w:color="DEE0E3" w:sz="0" w:space="0"/>
+          </w:tblBorders>
+          <w:tblCellMar>
+            <w:top w:w="0" w:type="dxa"/>
+            <w:left w:w="10" w:type="dxa"/>
+            <w:bottom w:w="0" w:type="dxa"/>
+            <w:right w:w="10" w:type="dxa"/>
+          </w:tblCellMar>
+        </w:tblPrEx>
+        <w:tc>
+          <w:tcPr>
+            <w:tcW w:w="1035" w:type="dxa"/>
+            <w:tcMar>
+              <w:top w:w="60" w:type="dxa"/>
+              <w:left w:w="120" w:type="dxa"/>
+              <w:bottom w:w="30" w:type="dxa"/>
+              <w:right w:w="120" w:type="dxa"/>
+            </w:tcMar>
+          </w:tcPr>
+          <w:p>
+            <w:pPr>
+              <w:spacing w:before="120" w:after="120" w:line="288" w:lineRule="auto"/>
+              <w:ind w:left="0"/>
+              <w:jc w:val="left"/>
+            </w:pPr>
+            <w:r>
+              <w:rPr>
+                <w:rFonts w:ascii="Arial" w:hAnsi="Arial" w:eastAsia="等线" w:cs="Arial"/>
+                <w:sz w:val="22"/>
+              </w:rPr>
+              <w:t>2</w:t>
+            </w:r>
+          </w:p>
+        </w:tc>
+        <w:tc>
+          <w:tcPr>
+            <w:tcW w:w="1035" w:type="dxa"/>
+            <w:tcMar>
+              <w:top w:w="60" w:type="dxa"/>
+              <w:left w:w="120" w:type="dxa"/>
+              <w:bottom w:w="30" w:type="dxa"/>
+              <w:right w:w="120" w:type="dxa"/>
+            </w:tcMar>
+          </w:tcPr>
+          <w:p>
+            <w:pPr>
+              <w:spacing w:before="120" w:after="120" w:line="288" w:lineRule="auto"/>
+              <w:ind w:left="0"/>
+              <w:jc w:val="left"/>
+            </w:pPr>
+            <w:r>
+              <w:rPr>
+                <w:rFonts w:ascii="Arial" w:hAnsi="Arial" w:eastAsia="等线" w:cs="Arial"/>
+                <w:sz w:val="22"/>
+              </w:rPr>
+              <w:t>系统设计</w:t>
+            </w:r>
+          </w:p>
+        </w:tc>
+        <w:tc>
+          <w:tcPr>
+            <w:tcW w:w="1035" w:type="dxa"/>
+            <w:tcMar>
+              <w:top w:w="60" w:type="dxa"/>
+              <w:left w:w="120" w:type="dxa"/>
+              <w:bottom w:w="30" w:type="dxa"/>
+              <w:right w:w="120" w:type="dxa"/>
+            </w:tcMar>
+          </w:tcPr>
+          <w:p>
+            <w:pPr>
+              <w:spacing w:before="120" w:after="120" w:line="288" w:lineRule="auto"/>
+              <w:ind w:left="0"/>
+              <w:jc w:val="left"/>
+            </w:pPr>
+            <w:r>
+              <w:rPr>
+                <w:rFonts w:ascii="Arial" w:hAnsi="Arial" w:eastAsia="等线" w:cs="Arial"/>
+                <w:sz w:val="22"/>
+              </w:rPr>
+              <w:t>UI切图</w:t>
+            </w:r>
+          </w:p>
+        </w:tc>
+        <w:tc>
+          <w:tcPr>
+            <w:tcW w:w="1035" w:type="dxa"/>
+            <w:tcMar>
+              <w:top w:w="60" w:type="dxa"/>
+              <w:left w:w="120" w:type="dxa"/>
+              <w:bottom w:w="30" w:type="dxa"/>
+              <w:right w:w="120" w:type="dxa"/>
+            </w:tcMar>
+          </w:tcPr>
+          <w:p>
+            <w:pPr>
+              <w:spacing w:before="120" w:after="120" w:line="288" w:lineRule="auto"/>
+              <w:ind w:left="0"/>
+              <w:jc w:val="left"/>
+            </w:pPr>
+            <w:r>
+              <w:rPr>
+                <w:rFonts w:ascii="Arial" w:hAnsi="Arial" w:eastAsia="等线" w:cs="Arial"/>
+                <w:sz w:val="22"/>
+              </w:rPr>
+              <w:t>设计类</w:t>
+            </w:r>
+          </w:p>
+        </w:tc>
+        <w:tc>
+          <w:tcPr>
+            <w:tcW w:w="1035" w:type="dxa"/>
+            <w:tcMar>
+              <w:top w:w="60" w:type="dxa"/>
+              <w:left w:w="120" w:type="dxa"/>
+              <w:bottom w:w="30" w:type="dxa"/>
+              <w:right w:w="120" w:type="dxa"/>
+            </w:tcMar>
+          </w:tcPr>
+          <w:p>
+            <w:pPr>
+              <w:spacing w:before="120" w:after="120" w:line="288" w:lineRule="auto"/>
+              <w:ind w:left="0"/>
+              <w:jc w:val="left"/>
+            </w:pPr>
+            <w:r>
+              <w:rPr>
+                <w:rFonts w:ascii="Arial" w:hAnsi="Arial" w:eastAsia="等线" w:cs="Arial"/>
+                <w:sz w:val="22"/>
+              </w:rPr>
+              <w:t>第2周第5个工作日</w:t>
+            </w:r>
+          </w:p>
+        </w:tc>
+        <w:tc>
+          <w:tcPr>
+            <w:tcW w:w="1035" w:type="dxa"/>
+            <w:tcMar>
+              <w:top w:w="60" w:type="dxa"/>
+              <w:left w:w="120" w:type="dxa"/>
+              <w:bottom w:w="30" w:type="dxa"/>
+              <w:right w:w="120" w:type="dxa"/>
+            </w:tcMar>
+          </w:tcPr>
+          <w:p>
+            <w:pPr>
+              <w:spacing w:before="120" w:after="120" w:line="288" w:lineRule="auto"/>
+              <w:ind w:left="0"/>
+              <w:jc w:val="left"/>
+            </w:pPr>
+            <w:r>
+              <w:rPr>
+                <w:rFonts w:ascii="Arial" w:hAnsi="Arial" w:eastAsia="等线" w:cs="Arial"/>
+                <w:sz w:val="22"/>
+              </w:rPr>
+              <w:t>UI/UE设计师</w:t>
+            </w:r>
+          </w:p>
+        </w:tc>
+        <w:tc>
+          <w:tcPr>
+            <w:tcW w:w="1035" w:type="dxa"/>
+            <w:tcMar>
+              <w:top w:w="60" w:type="dxa"/>
+              <w:left w:w="120" w:type="dxa"/>
+              <w:bottom w:w="30" w:type="dxa"/>
+              <w:right w:w="120" w:type="dxa"/>
+            </w:tcMar>
+          </w:tcPr>
+          <w:p>
+            <w:pPr>
+              <w:spacing w:before="120" w:after="120" w:line="288" w:lineRule="auto"/>
+              <w:ind w:left="0"/>
+              <w:jc w:val="left"/>
+            </w:pPr>
+            <w:r>
+              <w:rPr>
+                <w:rFonts w:ascii="Arial" w:hAnsi="Arial" w:eastAsia="等线" w:cs="Arial"/>
+                <w:sz w:val="22"/>
+              </w:rPr>
+              <w:t>切图清晰，命名规范，适配前端开发需求</w:t>
+            </w:r>
+          </w:p>
+        </w:tc>
+        <w:tc>
+          <w:tcPr>
+            <w:tcW w:w="1035" w:type="dxa"/>
+            <w:tcMar>
+              <w:top w:w="60" w:type="dxa"/>
+              <w:left w:w="120" w:type="dxa"/>
+              <w:bottom w:w="30" w:type="dxa"/>
+              <w:right w:w="120" w:type="dxa"/>
+            </w:tcMar>
+          </w:tcPr>
+          <w:p>
+            <w:pPr>
+              <w:spacing w:before="120" w:after="120" w:line="288" w:lineRule="auto"/>
+              <w:ind w:left="0"/>
+              <w:jc w:val="left"/>
+            </w:pPr>
+            <w:r>
+              <w:rPr>
+                <w:rFonts w:ascii="Arial" w:hAnsi="Arial" w:eastAsia="等线" w:cs="Arial"/>
+                <w:sz w:val="22"/>
+              </w:rPr>
+              <w:t>同步至前端开发工程师</w:t>
+            </w:r>
+          </w:p>
+        </w:tc>
+      </w:tr>
+      <w:tr>
+        <w:tblPrEx>
+          <w:tblBorders>
+            <w:top w:val="single" w:color="DEE0E3" w:sz="0" w:space="0"/>
+            <w:left w:val="single" w:color="DEE0E3" w:sz="0" w:space="0"/>
+            <w:bottom w:val="single" w:color="DEE0E3" w:sz="0" w:space="0"/>
+            <w:right w:val="single" w:color="DEE0E3" w:sz="0" w:space="0"/>
+            <w:insideH w:val="single" w:color="DEE0E3" w:sz="0" w:space="0"/>
+            <w:insideV w:val="single" w:color="DEE0E3" w:sz="0" w:space="0"/>
+          </w:tblBorders>
+          <w:tblCellMar>
+            <w:top w:w="0" w:type="dxa"/>
+            <w:left w:w="10" w:type="dxa"/>
+            <w:bottom w:w="0" w:type="dxa"/>
+            <w:right w:w="10" w:type="dxa"/>
+          </w:tblCellMar>
+        </w:tblPrEx>
+        <w:tc>
+          <w:tcPr>
+            <w:tcW w:w="1035" w:type="dxa"/>
+            <w:tcMar>
+              <w:top w:w="60" w:type="dxa"/>
+              <w:left w:w="120" w:type="dxa"/>
+              <w:bottom w:w="30" w:type="dxa"/>
+              <w:right w:w="120" w:type="dxa"/>
+            </w:tcMar>
+          </w:tcPr>
+          <w:p>
+            <w:pPr>
+              <w:spacing w:before="120" w:after="120" w:line="288" w:lineRule="auto"/>
+              <w:ind w:left="0"/>
+              <w:jc w:val="left"/>
+            </w:pPr>
+            <w:r>
+              <w:rPr>
+                <w:rFonts w:ascii="Arial" w:hAnsi="Arial" w:eastAsia="等线" w:cs="Arial"/>
+                <w:sz w:val="22"/>
+              </w:rPr>
+              <w:t>3</w:t>
+            </w:r>
+          </w:p>
+        </w:tc>
+        <w:tc>
+          <w:tcPr>
+            <w:tcW w:w="1035" w:type="dxa"/>
+            <w:tcMar>
+              <w:top w:w="60" w:type="dxa"/>
+              <w:left w:w="120" w:type="dxa"/>
+              <w:bottom w:w="30" w:type="dxa"/>
+              <w:right w:w="120" w:type="dxa"/>
+            </w:tcMar>
+          </w:tcPr>
+          <w:p>
+            <w:pPr>
+              <w:spacing w:before="120" w:after="120" w:line="288" w:lineRule="auto"/>
+              <w:ind w:left="0"/>
+              <w:jc w:val="left"/>
+            </w:pPr>
+            <w:r>
+              <w:rPr>
+                <w:rFonts w:ascii="Arial" w:hAnsi="Arial" w:eastAsia="等线" w:cs="Arial"/>
+                <w:sz w:val="22"/>
+              </w:rPr>
+              <w:t>核心功能开发</w:t>
+            </w:r>
+          </w:p>
+        </w:tc>
+        <w:tc>
+          <w:tcPr>
+            <w:tcW w:w="1035" w:type="dxa"/>
+            <w:tcMar>
+              <w:top w:w="60" w:type="dxa"/>
+              <w:left w:w="120" w:type="dxa"/>
+              <w:bottom w:w="30" w:type="dxa"/>
+              <w:right w:w="120" w:type="dxa"/>
+            </w:tcMar>
+          </w:tcPr>
+          <w:p>
+            <w:pPr>
+              <w:spacing w:before="120" w:after="120" w:line="288" w:lineRule="auto"/>
+              <w:ind w:left="0"/>
+              <w:jc w:val="left"/>
+            </w:pPr>
+            <w:r>
+              <w:rPr>
+                <w:rFonts w:ascii="Arial" w:hAnsi="Arial" w:eastAsia="等线" w:cs="Arial"/>
+                <w:sz w:val="22"/>
+              </w:rPr>
+              <w:t>核心功能开发代码</w:t>
+            </w:r>
+          </w:p>
+        </w:tc>
+        <w:tc>
+          <w:tcPr>
+            <w:tcW w:w="1035" w:type="dxa"/>
+            <w:tcMar>
+              <w:top w:w="60" w:type="dxa"/>
+              <w:left w:w="120" w:type="dxa"/>
+              <w:bottom w:w="30" w:type="dxa"/>
+              <w:right w:w="120" w:type="dxa"/>
+            </w:tcMar>
+          </w:tcPr>
+          <w:p>
+            <w:pPr>
+              <w:spacing w:before="120" w:after="120" w:line="288" w:lineRule="auto"/>
+              <w:ind w:left="0"/>
+              <w:jc w:val="left"/>
+            </w:pPr>
+            <w:r>
+              <w:rPr>
+                <w:rFonts w:ascii="Arial" w:hAnsi="Arial" w:eastAsia="等线" w:cs="Arial"/>
+                <w:sz w:val="22"/>
+              </w:rPr>
+              <w:t>代码类</w:t>
+            </w:r>
+          </w:p>
+        </w:tc>
+        <w:tc>
+          <w:tcPr>
+            <w:tcW w:w="1035" w:type="dxa"/>
+            <w:tcMar>
+              <w:top w:w="60" w:type="dxa"/>
+              <w:left w:w="120" w:type="dxa"/>
+              <w:bottom w:w="30" w:type="dxa"/>
+              <w:right w:w="120" w:type="dxa"/>
+            </w:tcMar>
+          </w:tcPr>
+          <w:p>
+            <w:pPr>
+              <w:spacing w:before="120" w:after="120" w:line="288" w:lineRule="auto"/>
+              <w:ind w:left="0"/>
+              <w:jc w:val="left"/>
+            </w:pPr>
+            <w:r>
+              <w:rPr>
+                <w:rFonts w:ascii="Arial" w:hAnsi="Arial" w:eastAsia="等线" w:cs="Arial"/>
+                <w:sz w:val="22"/>
+              </w:rPr>
+              <w:t>第4周第5个工作日</w:t>
+            </w:r>
+          </w:p>
+        </w:tc>
+        <w:tc>
+          <w:tcPr>
+            <w:tcW w:w="1035" w:type="dxa"/>
+            <w:tcMar>
+              <w:top w:w="60" w:type="dxa"/>
+              <w:left w:w="120" w:type="dxa"/>
+              <w:bottom w:w="30" w:type="dxa"/>
+              <w:right w:w="120" w:type="dxa"/>
+            </w:tcMar>
+          </w:tcPr>
+          <w:p>
+            <w:pPr>
+              <w:spacing w:before="120" w:after="120" w:line="288" w:lineRule="auto"/>
+              <w:ind w:left="0"/>
+              <w:jc w:val="left"/>
+            </w:pPr>
+            <w:r>
+              <w:rPr>
+                <w:rFonts w:ascii="Arial" w:hAnsi="Arial" w:eastAsia="等线" w:cs="Arial"/>
+                <w:sz w:val="22"/>
+              </w:rPr>
+              <w:t>前端/后端开发工程师</w:t>
+            </w:r>
+          </w:p>
+        </w:tc>
+        <w:tc>
+          <w:tcPr>
+            <w:tcW w:w="1035" w:type="dxa"/>
+            <w:tcMar>
+              <w:top w:w="60" w:type="dxa"/>
+              <w:left w:w="120" w:type="dxa"/>
+              <w:bottom w:w="30" w:type="dxa"/>
+              <w:right w:w="120" w:type="dxa"/>
+            </w:tcMar>
+          </w:tcPr>
+          <w:p>
+            <w:pPr>
+              <w:spacing w:before="120" w:after="120" w:line="288" w:lineRule="auto"/>
+              <w:ind w:left="0"/>
+              <w:jc w:val="left"/>
+            </w:pPr>
+            <w:r>
+              <w:rPr>
+                <w:rFonts w:ascii="Arial" w:hAnsi="Arial" w:eastAsia="等线" w:cs="Arial"/>
+                <w:sz w:val="22"/>
+              </w:rPr>
+              <w:t>代码规范，无语法错误，可正常运行</w:t>
+            </w:r>
+          </w:p>
+        </w:tc>
+        <w:tc>
+          <w:tcPr>
+            <w:tcW w:w="1035" w:type="dxa"/>
+            <w:tcMar>
+              <w:top w:w="60" w:type="dxa"/>
+              <w:left w:w="120" w:type="dxa"/>
+              <w:bottom w:w="30" w:type="dxa"/>
+              <w:right w:w="120" w:type="dxa"/>
+            </w:tcMar>
+          </w:tcPr>
+          <w:p>
+            <w:pPr>
+              <w:spacing w:before="120" w:after="120" w:line="288" w:lineRule="auto"/>
+              <w:ind w:left="0"/>
+              <w:jc w:val="left"/>
+            </w:pPr>
+            <w:r>
+              <w:rPr>
+                <w:rFonts w:ascii="Arial" w:hAnsi="Arial" w:eastAsia="等线" w:cs="Arial"/>
+                <w:sz w:val="22"/>
+              </w:rPr>
+              <w:t>包含企业端核心功能及省市端基础功能</w:t>
+            </w:r>
+          </w:p>
+        </w:tc>
+      </w:tr>
+      <w:tr>
+        <w:tblPrEx>
+          <w:tblBorders>
+            <w:top w:val="single" w:color="DEE0E3" w:sz="0" w:space="0"/>
+            <w:left w:val="single" w:color="DEE0E3" w:sz="0" w:space="0"/>
+            <w:bottom w:val="single" w:color="DEE0E3" w:sz="0" w:space="0"/>
+            <w:right w:val="single" w:color="DEE0E3" w:sz="0" w:space="0"/>
+            <w:insideH w:val="single" w:color="DEE0E3" w:sz="0" w:space="0"/>
+            <w:insideV w:val="single" w:color="DEE0E3" w:sz="0" w:space="0"/>
+          </w:tblBorders>
+          <w:tblCellMar>
+            <w:top w:w="0" w:type="dxa"/>
+            <w:left w:w="10" w:type="dxa"/>
+            <w:bottom w:w="0" w:type="dxa"/>
+            <w:right w:w="10" w:type="dxa"/>
+          </w:tblCellMar>
+        </w:tblPrEx>
+        <w:tc>
+          <w:tcPr>
+            <w:tcW w:w="1035" w:type="dxa"/>
+            <w:tcMar>
+              <w:top w:w="60" w:type="dxa"/>
+              <w:left w:w="120" w:type="dxa"/>
+              <w:bottom w:w="30" w:type="dxa"/>
+              <w:right w:w="120" w:type="dxa"/>
+            </w:tcMar>
+          </w:tcPr>
+          <w:p>
+            <w:pPr>
+              <w:spacing w:before="120" w:after="120" w:line="288" w:lineRule="auto"/>
+              <w:ind w:left="0"/>
+              <w:jc w:val="left"/>
+            </w:pPr>
+            <w:r>
+              <w:rPr>
+                <w:rFonts w:ascii="Arial" w:hAnsi="Arial" w:eastAsia="等线" w:cs="Arial"/>
+                <w:sz w:val="22"/>
+              </w:rPr>
+              <w:t>3</w:t>
+            </w:r>
+          </w:p>
+        </w:tc>
+        <w:tc>
+          <w:tcPr>
+            <w:tcW w:w="1035" w:type="dxa"/>
+            <w:tcMar>
+              <w:top w:w="60" w:type="dxa"/>
+              <w:left w:w="120" w:type="dxa"/>
+              <w:bottom w:w="30" w:type="dxa"/>
+              <w:right w:w="120" w:type="dxa"/>
+            </w:tcMar>
+          </w:tcPr>
+          <w:p>
+            <w:pPr>
+              <w:spacing w:before="120" w:after="120" w:line="288" w:lineRule="auto"/>
+              <w:ind w:left="0"/>
+              <w:jc w:val="left"/>
+            </w:pPr>
+            <w:r>
+              <w:rPr>
+                <w:rFonts w:ascii="Arial" w:hAnsi="Arial" w:eastAsia="等线" w:cs="Arial"/>
+                <w:sz w:val="22"/>
+              </w:rPr>
+              <w:t>核心功能开发</w:t>
+            </w:r>
+          </w:p>
+        </w:tc>
+        <w:tc>
+          <w:tcPr>
+            <w:tcW w:w="1035" w:type="dxa"/>
+            <w:tcMar>
+              <w:top w:w="60" w:type="dxa"/>
+              <w:left w:w="120" w:type="dxa"/>
+              <w:bottom w:w="30" w:type="dxa"/>
+              <w:right w:w="120" w:type="dxa"/>
+            </w:tcMar>
+          </w:tcPr>
+          <w:p>
+            <w:pPr>
+              <w:spacing w:before="120" w:after="120" w:line="288" w:lineRule="auto"/>
+              <w:ind w:left="0"/>
+              <w:jc w:val="left"/>
+            </w:pPr>
+            <w:r>
+              <w:rPr>
+                <w:rFonts w:ascii="Arial" w:hAnsi="Arial" w:eastAsia="等线" w:cs="Arial"/>
+                <w:sz w:val="22"/>
+              </w:rPr>
+              <w:t>内部联调报告</w:t>
+            </w:r>
+          </w:p>
+        </w:tc>
+        <w:tc>
+          <w:tcPr>
+            <w:tcW w:w="1035" w:type="dxa"/>
+            <w:tcMar>
+              <w:top w:w="60" w:type="dxa"/>
+              <w:left w:w="120" w:type="dxa"/>
+              <w:bottom w:w="30" w:type="dxa"/>
+              <w:right w:w="120" w:type="dxa"/>
+            </w:tcMar>
+          </w:tcPr>
+          <w:p>
+            <w:pPr>
+              <w:spacing w:before="120" w:after="120" w:line="288" w:lineRule="auto"/>
+              <w:ind w:left="0"/>
+              <w:jc w:val="left"/>
+            </w:pPr>
+            <w:r>
+              <w:rPr>
+                <w:rFonts w:ascii="Arial" w:hAnsi="Arial" w:eastAsia="等线" w:cs="Arial"/>
+                <w:sz w:val="22"/>
+              </w:rPr>
+              <w:t>文档类</w:t>
+            </w:r>
+          </w:p>
+        </w:tc>
+        <w:tc>
+          <w:tcPr>
+            <w:tcW w:w="1035" w:type="dxa"/>
+            <w:tcMar>
+              <w:top w:w="60" w:type="dxa"/>
+              <w:left w:w="120" w:type="dxa"/>
+              <w:bottom w:w="30" w:type="dxa"/>
+              <w:right w:w="120" w:type="dxa"/>
+            </w:tcMar>
+          </w:tcPr>
+          <w:p>
+            <w:pPr>
+              <w:spacing w:before="120" w:after="120" w:line="288" w:lineRule="auto"/>
+              <w:ind w:left="0"/>
+              <w:jc w:val="left"/>
+            </w:pPr>
+            <w:r>
+              <w:rPr>
+                <w:rFonts w:ascii="Arial" w:hAnsi="Arial" w:eastAsia="等线" w:cs="Arial"/>
+                <w:sz w:val="22"/>
+              </w:rPr>
+              <w:t>第4周第5个工作日</w:t>
+            </w:r>
+          </w:p>
+        </w:tc>
+        <w:tc>
+          <w:tcPr>
+            <w:tcW w:w="1035" w:type="dxa"/>
+            <w:tcMar>
+              <w:top w:w="60" w:type="dxa"/>
+              <w:left w:w="120" w:type="dxa"/>
+              <w:bottom w:w="30" w:type="dxa"/>
+              <w:right w:w="120" w:type="dxa"/>
+            </w:tcMar>
+          </w:tcPr>
+          <w:p>
+            <w:pPr>
+              <w:spacing w:before="120" w:after="120" w:line="288" w:lineRule="auto"/>
+              <w:ind w:left="0"/>
+              <w:jc w:val="left"/>
+            </w:pPr>
+            <w:r>
+              <w:rPr>
+                <w:rFonts w:ascii="Arial" w:hAnsi="Arial" w:eastAsia="等线" w:cs="Arial"/>
+                <w:sz w:val="22"/>
+              </w:rPr>
+              <w:t>前端/后端开发工程师</w:t>
+            </w:r>
+          </w:p>
+        </w:tc>
+        <w:tc>
+          <w:tcPr>
+            <w:tcW w:w="1035" w:type="dxa"/>
+            <w:tcMar>
+              <w:top w:w="60" w:type="dxa"/>
+              <w:left w:w="120" w:type="dxa"/>
+              <w:bottom w:w="30" w:type="dxa"/>
+              <w:right w:w="120" w:type="dxa"/>
+            </w:tcMar>
+          </w:tcPr>
+          <w:p>
+            <w:pPr>
+              <w:spacing w:before="120" w:after="120" w:line="288" w:lineRule="auto"/>
+              <w:ind w:left="0"/>
+              <w:jc w:val="left"/>
+            </w:pPr>
+            <w:r>
+              <w:rPr>
+                <w:rFonts w:ascii="Arial" w:hAnsi="Arial" w:eastAsia="等线" w:cs="Arial"/>
+                <w:sz w:val="22"/>
+              </w:rPr>
+              <w:t>明确联调内容、结果，无核心功能异常</w:t>
+            </w:r>
+          </w:p>
+        </w:tc>
+        <w:tc>
+          <w:tcPr>
+            <w:tcW w:w="1035" w:type="dxa"/>
+            <w:tcMar>
+              <w:top w:w="60" w:type="dxa"/>
+              <w:left w:w="120" w:type="dxa"/>
+              <w:bottom w:w="30" w:type="dxa"/>
+              <w:right w:w="120" w:type="dxa"/>
+            </w:tcMar>
+          </w:tcPr>
+          <w:p>
+            <w:pPr>
+              <w:spacing w:before="120" w:after="120" w:line="288" w:lineRule="auto"/>
+              <w:ind w:left="0"/>
+              <w:jc w:val="left"/>
+            </w:pPr>
+            <w:r>
+              <w:rPr>
+                <w:rFonts w:ascii="Arial" w:hAnsi="Arial" w:eastAsia="等线" w:cs="Arial"/>
+                <w:sz w:val="22"/>
+              </w:rPr>
+              <w:t>提交项目经理审核</w:t>
+            </w:r>
+          </w:p>
+        </w:tc>
+      </w:tr>
+      <w:tr>
+        <w:tblPrEx>
+          <w:tblBorders>
+            <w:top w:val="single" w:color="DEE0E3" w:sz="0" w:space="0"/>
+            <w:left w:val="single" w:color="DEE0E3" w:sz="0" w:space="0"/>
+            <w:bottom w:val="single" w:color="DEE0E3" w:sz="0" w:space="0"/>
+            <w:right w:val="single" w:color="DEE0E3" w:sz="0" w:space="0"/>
+            <w:insideH w:val="single" w:color="DEE0E3" w:sz="0" w:space="0"/>
+            <w:insideV w:val="single" w:color="DEE0E3" w:sz="0" w:space="0"/>
+          </w:tblBorders>
+          <w:tblCellMar>
+            <w:top w:w="0" w:type="dxa"/>
+            <w:left w:w="10" w:type="dxa"/>
+            <w:bottom w:w="0" w:type="dxa"/>
+            <w:right w:w="10" w:type="dxa"/>
+          </w:tblCellMar>
+        </w:tblPrEx>
+        <w:tc>
+          <w:tcPr>
+            <w:tcW w:w="1035" w:type="dxa"/>
+            <w:tcMar>
+              <w:top w:w="60" w:type="dxa"/>
+              <w:left w:w="120" w:type="dxa"/>
+              <w:bottom w:w="30" w:type="dxa"/>
+              <w:right w:w="120" w:type="dxa"/>
+            </w:tcMar>
+          </w:tcPr>
+          <w:p>
+            <w:pPr>
+              <w:spacing w:before="120" w:after="120" w:line="288" w:lineRule="auto"/>
+              <w:ind w:left="0"/>
+              <w:jc w:val="left"/>
+            </w:pPr>
+            <w:r>
+              <w:rPr>
+                <w:rFonts w:ascii="Arial" w:hAnsi="Arial" w:eastAsia="等线" w:cs="Arial"/>
+                <w:sz w:val="22"/>
+              </w:rPr>
+              <w:t>4</w:t>
+            </w:r>
+          </w:p>
+        </w:tc>
+        <w:tc>
+          <w:tcPr>
+            <w:tcW w:w="1035" w:type="dxa"/>
+            <w:tcMar>
+              <w:top w:w="60" w:type="dxa"/>
+              <w:left w:w="120" w:type="dxa"/>
+              <w:bottom w:w="30" w:type="dxa"/>
+              <w:right w:w="120" w:type="dxa"/>
+            </w:tcMar>
+          </w:tcPr>
+          <w:p>
+            <w:pPr>
+              <w:spacing w:before="120" w:after="120" w:line="288" w:lineRule="auto"/>
+              <w:ind w:left="0"/>
+              <w:jc w:val="left"/>
+            </w:pPr>
+            <w:r>
+              <w:rPr>
+                <w:rFonts w:ascii="Arial" w:hAnsi="Arial" w:eastAsia="等线" w:cs="Arial"/>
+                <w:sz w:val="22"/>
+              </w:rPr>
+              <w:t>全功能开发与联调</w:t>
+            </w:r>
+          </w:p>
+        </w:tc>
+        <w:tc>
+          <w:tcPr>
+            <w:tcW w:w="1035" w:type="dxa"/>
+            <w:tcMar>
+              <w:top w:w="60" w:type="dxa"/>
+              <w:left w:w="120" w:type="dxa"/>
+              <w:bottom w:w="30" w:type="dxa"/>
+              <w:right w:w="120" w:type="dxa"/>
+            </w:tcMar>
+          </w:tcPr>
+          <w:p>
+            <w:pPr>
+              <w:spacing w:before="120" w:after="120" w:line="288" w:lineRule="auto"/>
+              <w:ind w:left="0"/>
+              <w:jc w:val="left"/>
+            </w:pPr>
+            <w:r>
+              <w:rPr>
+                <w:rFonts w:ascii="Arial" w:hAnsi="Arial" w:eastAsia="等线" w:cs="Arial"/>
+                <w:sz w:val="22"/>
+              </w:rPr>
+              <w:t>全功能开发代码</w:t>
+            </w:r>
+          </w:p>
+        </w:tc>
+        <w:tc>
+          <w:tcPr>
+            <w:tcW w:w="1035" w:type="dxa"/>
+            <w:tcMar>
+              <w:top w:w="60" w:type="dxa"/>
+              <w:left w:w="120" w:type="dxa"/>
+              <w:bottom w:w="30" w:type="dxa"/>
+              <w:right w:w="120" w:type="dxa"/>
+            </w:tcMar>
+          </w:tcPr>
+          <w:p>
+            <w:pPr>
+              <w:spacing w:before="120" w:after="120" w:line="288" w:lineRule="auto"/>
+              <w:ind w:left="0"/>
+              <w:jc w:val="left"/>
+            </w:pPr>
+            <w:r>
+              <w:rPr>
+                <w:rFonts w:ascii="Arial" w:hAnsi="Arial" w:eastAsia="等线" w:cs="Arial"/>
+                <w:sz w:val="22"/>
+              </w:rPr>
+              <w:t>代码类</w:t>
+            </w:r>
+          </w:p>
+        </w:tc>
+        <w:tc>
+          <w:tcPr>
+            <w:tcW w:w="1035" w:type="dxa"/>
+            <w:tcMar>
+              <w:top w:w="60" w:type="dxa"/>
+              <w:left w:w="120" w:type="dxa"/>
+              <w:bottom w:w="30" w:type="dxa"/>
+              <w:right w:w="120" w:type="dxa"/>
+            </w:tcMar>
+          </w:tcPr>
+          <w:p>
+            <w:pPr>
+              <w:spacing w:before="120" w:after="120" w:line="288" w:lineRule="auto"/>
+              <w:ind w:left="0"/>
+              <w:jc w:val="left"/>
+            </w:pPr>
+            <w:r>
+              <w:rPr>
+                <w:rFonts w:ascii="Arial" w:hAnsi="Arial" w:eastAsia="等线" w:cs="Arial"/>
+                <w:sz w:val="22"/>
+              </w:rPr>
+              <w:t>第6周第4个工作日</w:t>
+            </w:r>
+          </w:p>
+        </w:tc>
+        <w:tc>
+          <w:tcPr>
+            <w:tcW w:w="1035" w:type="dxa"/>
+            <w:tcMar>
+              <w:top w:w="60" w:type="dxa"/>
+              <w:left w:w="120" w:type="dxa"/>
+              <w:bottom w:w="30" w:type="dxa"/>
+              <w:right w:w="120" w:type="dxa"/>
+            </w:tcMar>
+          </w:tcPr>
+          <w:p>
+            <w:pPr>
+              <w:spacing w:before="120" w:after="120" w:line="288" w:lineRule="auto"/>
+              <w:ind w:left="0"/>
+              <w:jc w:val="left"/>
+            </w:pPr>
+            <w:r>
+              <w:rPr>
+                <w:rFonts w:ascii="Arial" w:hAnsi="Arial" w:eastAsia="等线" w:cs="Arial"/>
+                <w:sz w:val="22"/>
+              </w:rPr>
+              <w:t>前端/后端开发工程师</w:t>
+            </w:r>
+          </w:p>
+        </w:tc>
+        <w:tc>
+          <w:tcPr>
+            <w:tcW w:w="1035" w:type="dxa"/>
+            <w:tcMar>
+              <w:top w:w="60" w:type="dxa"/>
+              <w:left w:w="120" w:type="dxa"/>
+              <w:bottom w:w="30" w:type="dxa"/>
+              <w:right w:w="120" w:type="dxa"/>
+            </w:tcMar>
+          </w:tcPr>
+          <w:p>
+            <w:pPr>
+              <w:spacing w:before="120" w:after="120" w:line="288" w:lineRule="auto"/>
+              <w:ind w:left="0"/>
+              <w:jc w:val="left"/>
+            </w:pPr>
+            <w:r>
+              <w:rPr>
+                <w:rFonts w:ascii="Arial" w:hAnsi="Arial" w:eastAsia="等线" w:cs="Arial"/>
+                <w:sz w:val="22"/>
+              </w:rPr>
+              <w:t>覆盖所有功能模块，代码规范，运行流畅</w:t>
+            </w:r>
+          </w:p>
+        </w:tc>
+        <w:tc>
+          <w:tcPr>
+            <w:tcW w:w="1035" w:type="dxa"/>
+            <w:tcMar>
+              <w:top w:w="60" w:type="dxa"/>
+              <w:left w:w="120" w:type="dxa"/>
+              <w:bottom w:w="30" w:type="dxa"/>
+              <w:right w:w="120" w:type="dxa"/>
+            </w:tcMar>
+          </w:tcPr>
+          <w:p>
+            <w:pPr>
+              <w:spacing w:before="120" w:after="120" w:line="288" w:lineRule="auto"/>
+              <w:ind w:left="0"/>
+              <w:jc w:val="left"/>
+            </w:pPr>
+            <w:r>
+              <w:rPr>
+                <w:rFonts w:ascii="Arial" w:hAnsi="Arial" w:eastAsia="等线" w:cs="Arial"/>
+                <w:sz w:val="22"/>
+              </w:rPr>
+              <w:t>包含数据接口对接代码</w:t>
+            </w:r>
+          </w:p>
+        </w:tc>
+      </w:tr>
+      <w:tr>
+        <w:tblPrEx>
+          <w:tblBorders>
+            <w:top w:val="single" w:color="DEE0E3" w:sz="0" w:space="0"/>
+            <w:left w:val="single" w:color="DEE0E3" w:sz="0" w:space="0"/>
+            <w:bottom w:val="single" w:color="DEE0E3" w:sz="0" w:space="0"/>
+            <w:right w:val="single" w:color="DEE0E3" w:sz="0" w:space="0"/>
+            <w:insideH w:val="single" w:color="DEE0E3" w:sz="0" w:space="0"/>
+            <w:insideV w:val="single" w:color="DEE0E3" w:sz="0" w:space="0"/>
+          </w:tblBorders>
+          <w:tblCellMar>
+            <w:top w:w="0" w:type="dxa"/>
+            <w:left w:w="10" w:type="dxa"/>
+            <w:bottom w:w="0" w:type="dxa"/>
+            <w:right w:w="10" w:type="dxa"/>
+          </w:tblCellMar>
+        </w:tblPrEx>
+        <w:tc>
+          <w:tcPr>
+            <w:tcW w:w="1035" w:type="dxa"/>
+            <w:tcMar>
+              <w:top w:w="60" w:type="dxa"/>
+              <w:left w:w="120" w:type="dxa"/>
+              <w:bottom w:w="30" w:type="dxa"/>
+              <w:right w:w="120" w:type="dxa"/>
+            </w:tcMar>
+          </w:tcPr>
+          <w:p>
+            <w:pPr>
+              <w:spacing w:before="120" w:after="120" w:line="288" w:lineRule="auto"/>
+              <w:ind w:left="0"/>
+              <w:jc w:val="left"/>
+            </w:pPr>
+            <w:r>
+              <w:rPr>
+                <w:rFonts w:ascii="Arial" w:hAnsi="Arial" w:eastAsia="等线" w:cs="Arial"/>
+                <w:sz w:val="22"/>
+              </w:rPr>
+              <w:t>4</w:t>
+            </w:r>
+          </w:p>
+        </w:tc>
+        <w:tc>
+          <w:tcPr>
+            <w:tcW w:w="1035" w:type="dxa"/>
+            <w:tcMar>
+              <w:top w:w="60" w:type="dxa"/>
+              <w:left w:w="120" w:type="dxa"/>
+              <w:bottom w:w="30" w:type="dxa"/>
+              <w:right w:w="120" w:type="dxa"/>
+            </w:tcMar>
+          </w:tcPr>
+          <w:p>
+            <w:pPr>
+              <w:spacing w:before="120" w:after="120" w:line="288" w:lineRule="auto"/>
+              <w:ind w:left="0"/>
+              <w:jc w:val="left"/>
+            </w:pPr>
+            <w:r>
+              <w:rPr>
+                <w:rFonts w:ascii="Arial" w:hAnsi="Arial" w:eastAsia="等线" w:cs="Arial"/>
+                <w:sz w:val="22"/>
+              </w:rPr>
+              <w:t>全功能开发与联调</w:t>
+            </w:r>
+          </w:p>
+        </w:tc>
+        <w:tc>
+          <w:tcPr>
+            <w:tcW w:w="1035" w:type="dxa"/>
+            <w:tcMar>
+              <w:top w:w="60" w:type="dxa"/>
+              <w:left w:w="120" w:type="dxa"/>
+              <w:bottom w:w="30" w:type="dxa"/>
+              <w:right w:w="120" w:type="dxa"/>
+            </w:tcMar>
+          </w:tcPr>
+          <w:p>
+            <w:pPr>
+              <w:spacing w:before="120" w:after="120" w:line="288" w:lineRule="auto"/>
+              <w:ind w:left="0"/>
+              <w:jc w:val="left"/>
+            </w:pPr>
+            <w:r>
+              <w:rPr>
+                <w:rFonts w:ascii="Arial" w:hAnsi="Arial" w:eastAsia="等线" w:cs="Arial"/>
+                <w:sz w:val="22"/>
+              </w:rPr>
+              <w:t>前后端联调报告</w:t>
+            </w:r>
+          </w:p>
+        </w:tc>
+        <w:tc>
+          <w:tcPr>
+            <w:tcW w:w="1035" w:type="dxa"/>
+            <w:tcMar>
+              <w:top w:w="60" w:type="dxa"/>
+              <w:left w:w="120" w:type="dxa"/>
+              <w:bottom w:w="30" w:type="dxa"/>
+              <w:right w:w="120" w:type="dxa"/>
+            </w:tcMar>
+          </w:tcPr>
+          <w:p>
+            <w:pPr>
+              <w:spacing w:before="120" w:after="120" w:line="288" w:lineRule="auto"/>
+              <w:ind w:left="0"/>
+              <w:jc w:val="left"/>
+            </w:pPr>
+            <w:r>
+              <w:rPr>
+                <w:rFonts w:ascii="Arial" w:hAnsi="Arial" w:eastAsia="等线" w:cs="Arial"/>
+                <w:sz w:val="22"/>
+              </w:rPr>
+              <w:t>文档类</w:t>
+            </w:r>
+          </w:p>
+        </w:tc>
+        <w:tc>
+          <w:tcPr>
+            <w:tcW w:w="1035" w:type="dxa"/>
+            <w:tcMar>
+              <w:top w:w="60" w:type="dxa"/>
+              <w:left w:w="120" w:type="dxa"/>
+              <w:bottom w:w="30" w:type="dxa"/>
+              <w:right w:w="120" w:type="dxa"/>
+            </w:tcMar>
+          </w:tcPr>
+          <w:p>
+            <w:pPr>
+              <w:spacing w:before="120" w:after="120" w:line="288" w:lineRule="auto"/>
+              <w:ind w:left="0"/>
+              <w:jc w:val="left"/>
+            </w:pPr>
+            <w:r>
+              <w:rPr>
+                <w:rFonts w:ascii="Arial" w:hAnsi="Arial" w:eastAsia="等线" w:cs="Arial"/>
+                <w:sz w:val="22"/>
+              </w:rPr>
+              <w:t>第6周第5个工作日</w:t>
+            </w:r>
+          </w:p>
+        </w:tc>
+        <w:tc>
+          <w:tcPr>
+            <w:tcW w:w="1035" w:type="dxa"/>
+            <w:tcMar>
+              <w:top w:w="60" w:type="dxa"/>
+              <w:left w:w="120" w:type="dxa"/>
+              <w:bottom w:w="30" w:type="dxa"/>
+              <w:right w:w="120" w:type="dxa"/>
+            </w:tcMar>
+          </w:tcPr>
+          <w:p>
+            <w:pPr>
+              <w:spacing w:before="120" w:after="120" w:line="288" w:lineRule="auto"/>
+              <w:ind w:left="0"/>
+              <w:jc w:val="left"/>
+            </w:pPr>
+            <w:r>
+              <w:rPr>
+                <w:rFonts w:ascii="Arial" w:hAnsi="Arial" w:eastAsia="等线" w:cs="Arial"/>
+                <w:sz w:val="22"/>
+              </w:rPr>
+              <w:t>前端/后端开发工程师</w:t>
+            </w:r>
+          </w:p>
+        </w:tc>
+        <w:tc>
+          <w:tcPr>
+            <w:tcW w:w="1035" w:type="dxa"/>
+            <w:tcMar>
+              <w:top w:w="60" w:type="dxa"/>
+              <w:left w:w="120" w:type="dxa"/>
+              <w:bottom w:w="30" w:type="dxa"/>
+              <w:right w:w="120" w:type="dxa"/>
+            </w:tcMar>
+          </w:tcPr>
+          <w:p>
+            <w:pPr>
+              <w:spacing w:before="120" w:after="120" w:line="288" w:lineRule="auto"/>
+              <w:ind w:left="0"/>
+              <w:jc w:val="left"/>
+            </w:pPr>
+            <w:r>
+              <w:rPr>
+                <w:rFonts w:ascii="Arial" w:hAnsi="Arial" w:eastAsia="等线" w:cs="Arial"/>
+                <w:sz w:val="22"/>
+              </w:rPr>
+              <w:t>明确联调流程、问题及解决方案，全功能可正常流转</w:t>
+            </w:r>
+          </w:p>
+        </w:tc>
+        <w:tc>
+          <w:tcPr>
+            <w:tcW w:w="1035" w:type="dxa"/>
+            <w:tcMar>
+              <w:top w:w="60" w:type="dxa"/>
+              <w:left w:w="120" w:type="dxa"/>
+              <w:bottom w:w="30" w:type="dxa"/>
+              <w:right w:w="120" w:type="dxa"/>
+            </w:tcMar>
+          </w:tcPr>
+          <w:p>
+            <w:pPr>
+              <w:spacing w:before="120" w:after="120" w:line="288" w:lineRule="auto"/>
+              <w:ind w:left="0"/>
+              <w:jc w:val="left"/>
+            </w:pPr>
+            <w:r>
+              <w:rPr>
+                <w:rFonts w:ascii="Arial" w:hAnsi="Arial" w:eastAsia="等线" w:cs="Arial"/>
+                <w:sz w:val="22"/>
+              </w:rPr>
+              <w:t>提交测试工程师准备测试</w:t>
+            </w:r>
+          </w:p>
+        </w:tc>
+      </w:tr>
+      <w:tr>
+        <w:tblPrEx>
+          <w:tblBorders>
+            <w:top w:val="single" w:color="DEE0E3" w:sz="0" w:space="0"/>
+            <w:left w:val="single" w:color="DEE0E3" w:sz="0" w:space="0"/>
+            <w:bottom w:val="single" w:color="DEE0E3" w:sz="0" w:space="0"/>
+            <w:right w:val="single" w:color="DEE0E3" w:sz="0" w:space="0"/>
+            <w:insideH w:val="single" w:color="DEE0E3" w:sz="0" w:space="0"/>
+            <w:insideV w:val="single" w:color="DEE0E3" w:sz="0" w:space="0"/>
+          </w:tblBorders>
+          <w:tblCellMar>
+            <w:top w:w="0" w:type="dxa"/>
+            <w:left w:w="10" w:type="dxa"/>
+            <w:bottom w:w="0" w:type="dxa"/>
+            <w:right w:w="10" w:type="dxa"/>
+          </w:tblCellMar>
+        </w:tblPrEx>
+        <w:tc>
+          <w:tcPr>
+            <w:tcW w:w="1035" w:type="dxa"/>
+            <w:tcMar>
+              <w:top w:w="60" w:type="dxa"/>
+              <w:left w:w="120" w:type="dxa"/>
+              <w:bottom w:w="30" w:type="dxa"/>
+              <w:right w:w="120" w:type="dxa"/>
+            </w:tcMar>
+          </w:tcPr>
+          <w:p>
+            <w:pPr>
+              <w:spacing w:before="120" w:after="120" w:line="288" w:lineRule="auto"/>
+              <w:ind w:left="0"/>
+              <w:jc w:val="left"/>
+            </w:pPr>
+            <w:r>
+              <w:rPr>
+                <w:rFonts w:ascii="Arial" w:hAnsi="Arial" w:eastAsia="等线" w:cs="Arial"/>
+                <w:sz w:val="22"/>
+              </w:rPr>
+              <w:t>4</w:t>
+            </w:r>
+          </w:p>
+        </w:tc>
+        <w:tc>
+          <w:tcPr>
+            <w:tcW w:w="1035" w:type="dxa"/>
+            <w:tcMar>
+              <w:top w:w="60" w:type="dxa"/>
+              <w:left w:w="120" w:type="dxa"/>
+              <w:bottom w:w="30" w:type="dxa"/>
+              <w:right w:w="120" w:type="dxa"/>
+            </w:tcMar>
+          </w:tcPr>
+          <w:p>
+            <w:pPr>
+              <w:spacing w:before="120" w:after="120" w:line="288" w:lineRule="auto"/>
+              <w:ind w:left="0"/>
+              <w:jc w:val="left"/>
+            </w:pPr>
+            <w:r>
+              <w:rPr>
+                <w:rFonts w:ascii="Arial" w:hAnsi="Arial" w:eastAsia="等线" w:cs="Arial"/>
+                <w:sz w:val="22"/>
+              </w:rPr>
+              <w:t>全功能开发与联调</w:t>
+            </w:r>
+          </w:p>
+        </w:tc>
+        <w:tc>
+          <w:tcPr>
+            <w:tcW w:w="1035" w:type="dxa"/>
+            <w:tcMar>
+              <w:top w:w="60" w:type="dxa"/>
+              <w:left w:w="120" w:type="dxa"/>
+              <w:bottom w:w="30" w:type="dxa"/>
+              <w:right w:w="120" w:type="dxa"/>
+            </w:tcMar>
+          </w:tcPr>
+          <w:p>
+            <w:pPr>
+              <w:spacing w:before="120" w:after="120" w:line="288" w:lineRule="auto"/>
+              <w:ind w:left="0"/>
+              <w:jc w:val="left"/>
+            </w:pPr>
+            <w:r>
+              <w:rPr>
+                <w:rFonts w:ascii="Arial" w:hAnsi="Arial" w:eastAsia="等线" w:cs="Arial"/>
+                <w:sz w:val="22"/>
+              </w:rPr>
+              <w:t>国家失业监测系统接口对接文档</w:t>
+            </w:r>
+          </w:p>
+        </w:tc>
+        <w:tc>
+          <w:tcPr>
+            <w:tcW w:w="1035" w:type="dxa"/>
+            <w:tcMar>
+              <w:top w:w="60" w:type="dxa"/>
+              <w:left w:w="120" w:type="dxa"/>
+              <w:bottom w:w="30" w:type="dxa"/>
+              <w:right w:w="120" w:type="dxa"/>
+            </w:tcMar>
+          </w:tcPr>
+          <w:p>
+            <w:pPr>
+              <w:spacing w:before="120" w:after="120" w:line="288" w:lineRule="auto"/>
+              <w:ind w:left="0"/>
+              <w:jc w:val="left"/>
+            </w:pPr>
+            <w:r>
+              <w:rPr>
+                <w:rFonts w:ascii="Arial" w:hAnsi="Arial" w:eastAsia="等线" w:cs="Arial"/>
+                <w:sz w:val="22"/>
+              </w:rPr>
+              <w:t>文档类</w:t>
+            </w:r>
+          </w:p>
+        </w:tc>
+        <w:tc>
+          <w:tcPr>
+            <w:tcW w:w="1035" w:type="dxa"/>
+            <w:tcMar>
+              <w:top w:w="60" w:type="dxa"/>
+              <w:left w:w="120" w:type="dxa"/>
+              <w:bottom w:w="30" w:type="dxa"/>
+              <w:right w:w="120" w:type="dxa"/>
+            </w:tcMar>
+          </w:tcPr>
+          <w:p>
+            <w:pPr>
+              <w:spacing w:before="120" w:after="120" w:line="288" w:lineRule="auto"/>
+              <w:ind w:left="0"/>
+              <w:jc w:val="left"/>
+            </w:pPr>
+            <w:r>
+              <w:rPr>
+                <w:rFonts w:ascii="Arial" w:hAnsi="Arial" w:eastAsia="等线" w:cs="Arial"/>
+                <w:sz w:val="22"/>
+              </w:rPr>
+              <w:t>第6周第5个工作日</w:t>
+            </w:r>
+          </w:p>
+        </w:tc>
+        <w:tc>
+          <w:tcPr>
+            <w:tcW w:w="1035" w:type="dxa"/>
+            <w:tcMar>
+              <w:top w:w="60" w:type="dxa"/>
+              <w:left w:w="120" w:type="dxa"/>
+              <w:bottom w:w="30" w:type="dxa"/>
+              <w:right w:w="120" w:type="dxa"/>
+            </w:tcMar>
+          </w:tcPr>
+          <w:p>
+            <w:pPr>
+              <w:spacing w:before="120" w:after="120" w:line="288" w:lineRule="auto"/>
+              <w:ind w:left="0"/>
+              <w:jc w:val="left"/>
+            </w:pPr>
+            <w:r>
+              <w:rPr>
+                <w:rFonts w:ascii="Arial" w:hAnsi="Arial" w:eastAsia="等线" w:cs="Arial"/>
+                <w:sz w:val="22"/>
+              </w:rPr>
+              <w:t>后端开发工程师</w:t>
+            </w:r>
+          </w:p>
+        </w:tc>
+        <w:tc>
+          <w:tcPr>
+            <w:tcW w:w="1035" w:type="dxa"/>
+            <w:tcMar>
+              <w:top w:w="60" w:type="dxa"/>
+              <w:left w:w="120" w:type="dxa"/>
+              <w:bottom w:w="30" w:type="dxa"/>
+              <w:right w:w="120" w:type="dxa"/>
+            </w:tcMar>
+          </w:tcPr>
+          <w:p>
+            <w:pPr>
+              <w:spacing w:before="120" w:after="120" w:line="288" w:lineRule="auto"/>
+              <w:ind w:left="0"/>
+              <w:jc w:val="left"/>
+            </w:pPr>
+            <w:r>
+              <w:rPr>
+                <w:rFonts w:ascii="Arial" w:hAnsi="Arial" w:eastAsia="等线" w:cs="Arial"/>
+                <w:sz w:val="22"/>
+              </w:rPr>
+              <w:t>明确接口对接流程、参数、测试结果，可正常数据交换</w:t>
+            </w:r>
+          </w:p>
+        </w:tc>
+        <w:tc>
+          <w:tcPr>
+            <w:tcW w:w="1035" w:type="dxa"/>
+            <w:tcMar>
+              <w:top w:w="60" w:type="dxa"/>
+              <w:left w:w="120" w:type="dxa"/>
+              <w:bottom w:w="30" w:type="dxa"/>
+              <w:right w:w="120" w:type="dxa"/>
+            </w:tcMar>
+          </w:tcPr>
+          <w:p>
+            <w:pPr>
+              <w:spacing w:before="120" w:after="120" w:line="288" w:lineRule="auto"/>
+              <w:ind w:left="0"/>
+              <w:jc w:val="left"/>
+            </w:pPr>
+            <w:r>
+              <w:rPr>
+                <w:rFonts w:ascii="Arial" w:hAnsi="Arial" w:eastAsia="等线" w:cs="Arial"/>
+                <w:sz w:val="22"/>
+              </w:rPr>
+              <w:t>同步至省厅需求方</w:t>
+            </w:r>
+          </w:p>
+        </w:tc>
+      </w:tr>
+      <w:tr>
+        <w:tblPrEx>
+          <w:tblBorders>
+            <w:top w:val="single" w:color="DEE0E3" w:sz="0" w:space="0"/>
+            <w:left w:val="single" w:color="DEE0E3" w:sz="0" w:space="0"/>
+            <w:bottom w:val="single" w:color="DEE0E3" w:sz="0" w:space="0"/>
+            <w:right w:val="single" w:color="DEE0E3" w:sz="0" w:space="0"/>
+            <w:insideH w:val="single" w:color="DEE0E3" w:sz="0" w:space="0"/>
+            <w:insideV w:val="single" w:color="DEE0E3" w:sz="0" w:space="0"/>
+          </w:tblBorders>
+          <w:tblCellMar>
+            <w:top w:w="0" w:type="dxa"/>
+            <w:left w:w="10" w:type="dxa"/>
+            <w:bottom w:w="0" w:type="dxa"/>
+            <w:right w:w="10" w:type="dxa"/>
+          </w:tblCellMar>
+        </w:tblPrEx>
+        <w:tc>
+          <w:tcPr>
+            <w:tcW w:w="1035" w:type="dxa"/>
+            <w:tcMar>
+              <w:top w:w="60" w:type="dxa"/>
+              <w:left w:w="120" w:type="dxa"/>
+              <w:bottom w:w="30" w:type="dxa"/>
+              <w:right w:w="120" w:type="dxa"/>
+            </w:tcMar>
+          </w:tcPr>
+          <w:p>
+            <w:pPr>
+              <w:spacing w:before="120" w:after="120" w:line="288" w:lineRule="auto"/>
+              <w:ind w:left="0"/>
+              <w:jc w:val="left"/>
+            </w:pPr>
+            <w:r>
+              <w:rPr>
+                <w:rFonts w:ascii="Arial" w:hAnsi="Arial" w:eastAsia="等线" w:cs="Arial"/>
+                <w:sz w:val="22"/>
+              </w:rPr>
+              <w:t>5</w:t>
+            </w:r>
+          </w:p>
+        </w:tc>
+        <w:tc>
+          <w:tcPr>
+            <w:tcW w:w="1035" w:type="dxa"/>
+            <w:tcMar>
+              <w:top w:w="60" w:type="dxa"/>
+              <w:left w:w="120" w:type="dxa"/>
+              <w:bottom w:w="30" w:type="dxa"/>
+              <w:right w:w="120" w:type="dxa"/>
+            </w:tcMar>
+          </w:tcPr>
+          <w:p>
+            <w:pPr>
+              <w:spacing w:before="120" w:after="120" w:line="288" w:lineRule="auto"/>
+              <w:ind w:left="0"/>
+              <w:jc w:val="left"/>
+            </w:pPr>
+            <w:r>
+              <w:rPr>
+                <w:rFonts w:ascii="Arial" w:hAnsi="Arial" w:eastAsia="等线" w:cs="Arial"/>
+                <w:sz w:val="22"/>
+              </w:rPr>
+              <w:t>系统测试与缺陷修复</w:t>
+            </w:r>
+          </w:p>
+        </w:tc>
+        <w:tc>
+          <w:tcPr>
+            <w:tcW w:w="1035" w:type="dxa"/>
+            <w:tcMar>
+              <w:top w:w="60" w:type="dxa"/>
+              <w:left w:w="120" w:type="dxa"/>
+              <w:bottom w:w="30" w:type="dxa"/>
+              <w:right w:w="120" w:type="dxa"/>
+            </w:tcMar>
+          </w:tcPr>
+          <w:p>
+            <w:pPr>
+              <w:spacing w:before="120" w:after="120" w:line="288" w:lineRule="auto"/>
+              <w:ind w:left="0"/>
+              <w:jc w:val="left"/>
+            </w:pPr>
+            <w:r>
+              <w:rPr>
+                <w:rFonts w:ascii="Arial" w:hAnsi="Arial" w:eastAsia="等线" w:cs="Arial"/>
+                <w:sz w:val="22"/>
+              </w:rPr>
+              <w:t>测试用例</w:t>
+            </w:r>
+          </w:p>
+        </w:tc>
+        <w:tc>
+          <w:tcPr>
+            <w:tcW w:w="1035" w:type="dxa"/>
+            <w:tcMar>
+              <w:top w:w="60" w:type="dxa"/>
+              <w:left w:w="120" w:type="dxa"/>
+              <w:bottom w:w="30" w:type="dxa"/>
+              <w:right w:w="120" w:type="dxa"/>
+            </w:tcMar>
+          </w:tcPr>
+          <w:p>
+            <w:pPr>
+              <w:spacing w:before="120" w:after="120" w:line="288" w:lineRule="auto"/>
+              <w:ind w:left="0"/>
+              <w:jc w:val="left"/>
+            </w:pPr>
+            <w:r>
+              <w:rPr>
+                <w:rFonts w:ascii="Arial" w:hAnsi="Arial" w:eastAsia="等线" w:cs="Arial"/>
+                <w:sz w:val="22"/>
+              </w:rPr>
+              <w:t>文档类</w:t>
+            </w:r>
+          </w:p>
+        </w:tc>
+        <w:tc>
+          <w:tcPr>
+            <w:tcW w:w="1035" w:type="dxa"/>
+            <w:tcMar>
+              <w:top w:w="60" w:type="dxa"/>
+              <w:left w:w="120" w:type="dxa"/>
+              <w:bottom w:w="30" w:type="dxa"/>
+              <w:right w:w="120" w:type="dxa"/>
+            </w:tcMar>
+          </w:tcPr>
+          <w:p>
+            <w:pPr>
+              <w:spacing w:before="120" w:after="120" w:line="288" w:lineRule="auto"/>
+              <w:ind w:left="0"/>
+              <w:jc w:val="left"/>
+            </w:pPr>
+            <w:r>
+              <w:rPr>
+                <w:rFonts w:ascii="Arial" w:hAnsi="Arial" w:eastAsia="等线" w:cs="Arial"/>
+                <w:sz w:val="22"/>
+              </w:rPr>
+              <w:t>第7周第1个工作日</w:t>
+            </w:r>
+          </w:p>
+        </w:tc>
+        <w:tc>
+          <w:tcPr>
+            <w:tcW w:w="1035" w:type="dxa"/>
+            <w:tcMar>
+              <w:top w:w="60" w:type="dxa"/>
+              <w:left w:w="120" w:type="dxa"/>
+              <w:bottom w:w="30" w:type="dxa"/>
+              <w:right w:w="120" w:type="dxa"/>
+            </w:tcMar>
+          </w:tcPr>
+          <w:p>
+            <w:pPr>
+              <w:spacing w:before="120" w:after="120" w:line="288" w:lineRule="auto"/>
+              <w:ind w:left="0"/>
+              <w:jc w:val="left"/>
+            </w:pPr>
+            <w:r>
+              <w:rPr>
+                <w:rFonts w:ascii="Arial" w:hAnsi="Arial" w:eastAsia="等线" w:cs="Arial"/>
+                <w:sz w:val="22"/>
+              </w:rPr>
+              <w:t>测试工程师</w:t>
+            </w:r>
+          </w:p>
+        </w:tc>
+        <w:tc>
+          <w:tcPr>
+            <w:tcW w:w="1035" w:type="dxa"/>
+            <w:tcMar>
+              <w:top w:w="60" w:type="dxa"/>
+              <w:left w:w="120" w:type="dxa"/>
+              <w:bottom w:w="30" w:type="dxa"/>
+              <w:right w:w="120" w:type="dxa"/>
+            </w:tcMar>
+          </w:tcPr>
+          <w:p>
+            <w:pPr>
+              <w:spacing w:before="120" w:after="120" w:line="288" w:lineRule="auto"/>
+              <w:ind w:left="0"/>
+              <w:jc w:val="left"/>
+            </w:pPr>
+            <w:r>
+              <w:rPr>
+                <w:rFonts w:ascii="Arial" w:hAnsi="Arial" w:eastAsia="等线" w:cs="Arial"/>
+                <w:sz w:val="22"/>
+              </w:rPr>
+              <w:t>覆盖所有功能模块，用例清晰，可复现</w:t>
+            </w:r>
+          </w:p>
+        </w:tc>
+        <w:tc>
+          <w:tcPr>
+            <w:tcW w:w="1035" w:type="dxa"/>
+            <w:tcMar>
+              <w:top w:w="60" w:type="dxa"/>
+              <w:left w:w="120" w:type="dxa"/>
+              <w:bottom w:w="30" w:type="dxa"/>
+              <w:right w:w="120" w:type="dxa"/>
+            </w:tcMar>
+          </w:tcPr>
+          <w:p>
+            <w:pPr>
+              <w:spacing w:before="120" w:after="120" w:line="288" w:lineRule="auto"/>
+              <w:ind w:left="0"/>
+              <w:jc w:val="left"/>
+            </w:pPr>
+            <w:r>
+              <w:rPr>
+                <w:rFonts w:ascii="Arial" w:hAnsi="Arial" w:eastAsia="等线" w:cs="Arial"/>
+                <w:sz w:val="22"/>
+              </w:rPr>
+              <w:t>经产品经理确认</w:t>
+            </w:r>
+          </w:p>
+        </w:tc>
+      </w:tr>
+      <w:tr>
+        <w:tblPrEx>
+          <w:tblBorders>
+            <w:top w:val="single" w:color="DEE0E3" w:sz="0" w:space="0"/>
+            <w:left w:val="single" w:color="DEE0E3" w:sz="0" w:space="0"/>
+            <w:bottom w:val="single" w:color="DEE0E3" w:sz="0" w:space="0"/>
+            <w:right w:val="single" w:color="DEE0E3" w:sz="0" w:space="0"/>
+            <w:insideH w:val="single" w:color="DEE0E3" w:sz="0" w:space="0"/>
+            <w:insideV w:val="single" w:color="DEE0E3" w:sz="0" w:space="0"/>
+          </w:tblBorders>
+          <w:tblCellMar>
+            <w:top w:w="0" w:type="dxa"/>
+            <w:left w:w="10" w:type="dxa"/>
+            <w:bottom w:w="0" w:type="dxa"/>
+            <w:right w:w="10" w:type="dxa"/>
+          </w:tblCellMar>
+        </w:tblPrEx>
+        <w:tc>
+          <w:tcPr>
+            <w:tcW w:w="1035" w:type="dxa"/>
+            <w:tcMar>
+              <w:top w:w="60" w:type="dxa"/>
+              <w:left w:w="120" w:type="dxa"/>
+              <w:bottom w:w="30" w:type="dxa"/>
+              <w:right w:w="120" w:type="dxa"/>
+            </w:tcMar>
+          </w:tcPr>
+          <w:p>
+            <w:pPr>
+              <w:spacing w:before="120" w:after="120" w:line="288" w:lineRule="auto"/>
+              <w:ind w:left="0"/>
+              <w:jc w:val="left"/>
+            </w:pPr>
+            <w:r>
+              <w:rPr>
+                <w:rFonts w:ascii="Arial" w:hAnsi="Arial" w:eastAsia="等线" w:cs="Arial"/>
+                <w:sz w:val="22"/>
+              </w:rPr>
+              <w:t>5</w:t>
+            </w:r>
+          </w:p>
+        </w:tc>
+        <w:tc>
+          <w:tcPr>
+            <w:tcW w:w="1035" w:type="dxa"/>
+            <w:tcMar>
+              <w:top w:w="60" w:type="dxa"/>
+              <w:left w:w="120" w:type="dxa"/>
+              <w:bottom w:w="30" w:type="dxa"/>
+              <w:right w:w="120" w:type="dxa"/>
+            </w:tcMar>
+          </w:tcPr>
+          <w:p>
+            <w:pPr>
+              <w:spacing w:before="120" w:after="120" w:line="288" w:lineRule="auto"/>
+              <w:ind w:left="0"/>
+              <w:jc w:val="left"/>
+            </w:pPr>
+            <w:r>
+              <w:rPr>
+                <w:rFonts w:ascii="Arial" w:hAnsi="Arial" w:eastAsia="等线" w:cs="Arial"/>
+                <w:sz w:val="22"/>
+              </w:rPr>
+              <w:t>系统测试与缺陷修复</w:t>
+            </w:r>
+          </w:p>
+        </w:tc>
+        <w:tc>
+          <w:tcPr>
+            <w:tcW w:w="1035" w:type="dxa"/>
+            <w:tcMar>
+              <w:top w:w="60" w:type="dxa"/>
+              <w:left w:w="120" w:type="dxa"/>
+              <w:bottom w:w="30" w:type="dxa"/>
+              <w:right w:w="120" w:type="dxa"/>
+            </w:tcMar>
+          </w:tcPr>
+          <w:p>
+            <w:pPr>
+              <w:spacing w:before="120" w:after="120" w:line="288" w:lineRule="auto"/>
+              <w:ind w:left="0"/>
+              <w:jc w:val="left"/>
+            </w:pPr>
+            <w:r>
+              <w:rPr>
+                <w:rFonts w:ascii="Arial" w:hAnsi="Arial" w:eastAsia="等线" w:cs="Arial"/>
+                <w:sz w:val="22"/>
+              </w:rPr>
+              <w:t>测试报告</w:t>
+            </w:r>
+          </w:p>
+        </w:tc>
+        <w:tc>
+          <w:tcPr>
+            <w:tcW w:w="1035" w:type="dxa"/>
+            <w:tcMar>
+              <w:top w:w="60" w:type="dxa"/>
+              <w:left w:w="120" w:type="dxa"/>
+              <w:bottom w:w="30" w:type="dxa"/>
+              <w:right w:w="120" w:type="dxa"/>
+            </w:tcMar>
+          </w:tcPr>
+          <w:p>
+            <w:pPr>
+              <w:spacing w:before="120" w:after="120" w:line="288" w:lineRule="auto"/>
+              <w:ind w:left="0"/>
+              <w:jc w:val="left"/>
+            </w:pPr>
+            <w:r>
+              <w:rPr>
+                <w:rFonts w:ascii="Arial" w:hAnsi="Arial" w:eastAsia="等线" w:cs="Arial"/>
+                <w:sz w:val="22"/>
+              </w:rPr>
+              <w:t>文档类</w:t>
+            </w:r>
+          </w:p>
+        </w:tc>
+        <w:tc>
+          <w:tcPr>
+            <w:tcW w:w="1035" w:type="dxa"/>
+            <w:tcMar>
+              <w:top w:w="60" w:type="dxa"/>
+              <w:left w:w="120" w:type="dxa"/>
+              <w:bottom w:w="30" w:type="dxa"/>
+              <w:right w:w="120" w:type="dxa"/>
+            </w:tcMar>
+          </w:tcPr>
+          <w:p>
+            <w:pPr>
+              <w:spacing w:before="120" w:after="120" w:line="288" w:lineRule="auto"/>
+              <w:ind w:left="0"/>
+              <w:jc w:val="left"/>
+            </w:pPr>
+            <w:r>
+              <w:rPr>
+                <w:rFonts w:ascii="Arial" w:hAnsi="Arial" w:eastAsia="等线" w:cs="Arial"/>
+                <w:sz w:val="22"/>
+              </w:rPr>
+              <w:t>第7周第5个工作日</w:t>
+            </w:r>
+          </w:p>
+        </w:tc>
+        <w:tc>
+          <w:tcPr>
+            <w:tcW w:w="1035" w:type="dxa"/>
+            <w:tcMar>
+              <w:top w:w="60" w:type="dxa"/>
+              <w:left w:w="120" w:type="dxa"/>
+              <w:bottom w:w="30" w:type="dxa"/>
+              <w:right w:w="120" w:type="dxa"/>
+            </w:tcMar>
+          </w:tcPr>
+          <w:p>
+            <w:pPr>
+              <w:spacing w:before="120" w:after="120" w:line="288" w:lineRule="auto"/>
+              <w:ind w:left="0"/>
+              <w:jc w:val="left"/>
+            </w:pPr>
+            <w:r>
+              <w:rPr>
+                <w:rFonts w:ascii="Arial" w:hAnsi="Arial" w:eastAsia="等线" w:cs="Arial"/>
+                <w:sz w:val="22"/>
+              </w:rPr>
+              <w:t>测试工程师</w:t>
+            </w:r>
+          </w:p>
+        </w:tc>
+        <w:tc>
+          <w:tcPr>
+            <w:tcW w:w="1035" w:type="dxa"/>
+            <w:tcMar>
+              <w:top w:w="60" w:type="dxa"/>
+              <w:left w:w="120" w:type="dxa"/>
+              <w:bottom w:w="30" w:type="dxa"/>
+              <w:right w:w="120" w:type="dxa"/>
+            </w:tcMar>
+          </w:tcPr>
+          <w:p>
+            <w:pPr>
+              <w:spacing w:before="120" w:after="120" w:line="288" w:lineRule="auto"/>
+              <w:ind w:left="0"/>
+              <w:jc w:val="left"/>
+            </w:pPr>
+            <w:r>
+              <w:rPr>
+                <w:rFonts w:ascii="Arial" w:hAnsi="Arial" w:eastAsia="等线" w:cs="Arial"/>
+                <w:sz w:val="22"/>
+              </w:rPr>
+              <w:t>明确测试结果、缺陷统计、修复情况，无重大缺陷</w:t>
+            </w:r>
+          </w:p>
+        </w:tc>
+        <w:tc>
+          <w:tcPr>
+            <w:tcW w:w="1035" w:type="dxa"/>
+            <w:tcMar>
+              <w:top w:w="60" w:type="dxa"/>
+              <w:left w:w="120" w:type="dxa"/>
+              <w:bottom w:w="30" w:type="dxa"/>
+              <w:right w:w="120" w:type="dxa"/>
+            </w:tcMar>
+          </w:tcPr>
+          <w:p>
+            <w:pPr>
+              <w:spacing w:before="120" w:after="120" w:line="288" w:lineRule="auto"/>
+              <w:ind w:left="0"/>
+              <w:jc w:val="left"/>
+            </w:pPr>
+            <w:r>
+              <w:rPr>
+                <w:rFonts w:ascii="Arial" w:hAnsi="Arial" w:eastAsia="等线" w:cs="Arial"/>
+                <w:sz w:val="22"/>
+              </w:rPr>
+              <w:t>提交项目经理审核</w:t>
+            </w:r>
+          </w:p>
+        </w:tc>
+      </w:tr>
+      <w:tr>
+        <w:tblPrEx>
+          <w:tblBorders>
+            <w:top w:val="single" w:color="DEE0E3" w:sz="0" w:space="0"/>
+            <w:left w:val="single" w:color="DEE0E3" w:sz="0" w:space="0"/>
+            <w:bottom w:val="single" w:color="DEE0E3" w:sz="0" w:space="0"/>
+            <w:right w:val="single" w:color="DEE0E3" w:sz="0" w:space="0"/>
+            <w:insideH w:val="single" w:color="DEE0E3" w:sz="0" w:space="0"/>
+            <w:insideV w:val="single" w:color="DEE0E3" w:sz="0" w:space="0"/>
+          </w:tblBorders>
+          <w:tblCellMar>
+            <w:top w:w="0" w:type="dxa"/>
+            <w:left w:w="10" w:type="dxa"/>
+            <w:bottom w:w="0" w:type="dxa"/>
+            <w:right w:w="10" w:type="dxa"/>
+          </w:tblCellMar>
+        </w:tblPrEx>
+        <w:tc>
+          <w:tcPr>
+            <w:tcW w:w="1035" w:type="dxa"/>
+            <w:tcMar>
+              <w:top w:w="60" w:type="dxa"/>
+              <w:left w:w="120" w:type="dxa"/>
+              <w:bottom w:w="30" w:type="dxa"/>
+              <w:right w:w="120" w:type="dxa"/>
+            </w:tcMar>
+          </w:tcPr>
+          <w:p>
+            <w:pPr>
+              <w:spacing w:before="120" w:after="120" w:line="288" w:lineRule="auto"/>
+              <w:ind w:left="0"/>
+              <w:jc w:val="left"/>
+            </w:pPr>
+            <w:r>
+              <w:rPr>
+                <w:rFonts w:ascii="Arial" w:hAnsi="Arial" w:eastAsia="等线" w:cs="Arial"/>
+                <w:sz w:val="22"/>
+              </w:rPr>
+              <w:t>5</w:t>
+            </w:r>
+          </w:p>
+        </w:tc>
+        <w:tc>
+          <w:tcPr>
+            <w:tcW w:w="1035" w:type="dxa"/>
+            <w:tcMar>
+              <w:top w:w="60" w:type="dxa"/>
+              <w:left w:w="120" w:type="dxa"/>
+              <w:bottom w:w="30" w:type="dxa"/>
+              <w:right w:w="120" w:type="dxa"/>
+            </w:tcMar>
+          </w:tcPr>
+          <w:p>
+            <w:pPr>
+              <w:spacing w:before="120" w:after="120" w:line="288" w:lineRule="auto"/>
+              <w:ind w:left="0"/>
+              <w:jc w:val="left"/>
+            </w:pPr>
+            <w:r>
+              <w:rPr>
+                <w:rFonts w:ascii="Arial" w:hAnsi="Arial" w:eastAsia="等线" w:cs="Arial"/>
+                <w:sz w:val="22"/>
+              </w:rPr>
+              <w:t>系统测试与缺陷修复</w:t>
+            </w:r>
+          </w:p>
+        </w:tc>
+        <w:tc>
+          <w:tcPr>
+            <w:tcW w:w="1035" w:type="dxa"/>
+            <w:tcMar>
+              <w:top w:w="60" w:type="dxa"/>
+              <w:left w:w="120" w:type="dxa"/>
+              <w:bottom w:w="30" w:type="dxa"/>
+              <w:right w:w="120" w:type="dxa"/>
+            </w:tcMar>
+          </w:tcPr>
+          <w:p>
+            <w:pPr>
+              <w:spacing w:before="120" w:after="120" w:line="288" w:lineRule="auto"/>
+              <w:ind w:left="0"/>
+              <w:jc w:val="left"/>
+            </w:pPr>
+            <w:r>
+              <w:rPr>
+                <w:rFonts w:ascii="Arial" w:hAnsi="Arial" w:eastAsia="等线" w:cs="Arial"/>
+                <w:sz w:val="22"/>
+              </w:rPr>
+              <w:t>缺陷修复记录</w:t>
+            </w:r>
+          </w:p>
+        </w:tc>
+        <w:tc>
+          <w:tcPr>
+            <w:tcW w:w="1035" w:type="dxa"/>
+            <w:tcMar>
+              <w:top w:w="60" w:type="dxa"/>
+              <w:left w:w="120" w:type="dxa"/>
+              <w:bottom w:w="30" w:type="dxa"/>
+              <w:right w:w="120" w:type="dxa"/>
+            </w:tcMar>
+          </w:tcPr>
+          <w:p>
+            <w:pPr>
+              <w:spacing w:before="120" w:after="120" w:line="288" w:lineRule="auto"/>
+              <w:ind w:left="0"/>
+              <w:jc w:val="left"/>
+            </w:pPr>
+            <w:r>
+              <w:rPr>
+                <w:rFonts w:ascii="Arial" w:hAnsi="Arial" w:eastAsia="等线" w:cs="Arial"/>
+                <w:sz w:val="22"/>
+              </w:rPr>
+              <w:t>文档类</w:t>
+            </w:r>
+          </w:p>
+        </w:tc>
+        <w:tc>
+          <w:tcPr>
+            <w:tcW w:w="1035" w:type="dxa"/>
+            <w:tcMar>
+              <w:top w:w="60" w:type="dxa"/>
+              <w:left w:w="120" w:type="dxa"/>
+              <w:bottom w:w="30" w:type="dxa"/>
+              <w:right w:w="120" w:type="dxa"/>
+            </w:tcMar>
+          </w:tcPr>
+          <w:p>
+            <w:pPr>
+              <w:spacing w:before="120" w:after="120" w:line="288" w:lineRule="auto"/>
+              <w:ind w:left="0"/>
+              <w:jc w:val="left"/>
+            </w:pPr>
+            <w:r>
+              <w:rPr>
+                <w:rFonts w:ascii="Arial" w:hAnsi="Arial" w:eastAsia="等线" w:cs="Arial"/>
+                <w:sz w:val="22"/>
+              </w:rPr>
+              <w:t>第7周第5个工作日</w:t>
+            </w:r>
+          </w:p>
+        </w:tc>
+        <w:tc>
+          <w:tcPr>
+            <w:tcW w:w="1035" w:type="dxa"/>
+            <w:tcMar>
+              <w:top w:w="60" w:type="dxa"/>
+              <w:left w:w="120" w:type="dxa"/>
+              <w:bottom w:w="30" w:type="dxa"/>
+              <w:right w:w="120" w:type="dxa"/>
+            </w:tcMar>
+          </w:tcPr>
+          <w:p>
+            <w:pPr>
+              <w:spacing w:before="120" w:after="120" w:line="288" w:lineRule="auto"/>
+              <w:ind w:left="0"/>
+              <w:jc w:val="left"/>
+            </w:pPr>
+            <w:r>
+              <w:rPr>
+                <w:rFonts w:ascii="Arial" w:hAnsi="Arial" w:eastAsia="等线" w:cs="Arial"/>
+                <w:sz w:val="22"/>
+              </w:rPr>
+              <w:t>测试工程师/开发工程师</w:t>
+            </w:r>
+          </w:p>
+        </w:tc>
+        <w:tc>
+          <w:tcPr>
+            <w:tcW w:w="1035" w:type="dxa"/>
+            <w:tcMar>
+              <w:top w:w="60" w:type="dxa"/>
+              <w:left w:w="120" w:type="dxa"/>
+              <w:bottom w:w="30" w:type="dxa"/>
+              <w:right w:w="120" w:type="dxa"/>
+            </w:tcMar>
+          </w:tcPr>
+          <w:p>
+            <w:pPr>
+              <w:spacing w:before="120" w:after="120" w:line="288" w:lineRule="auto"/>
+              <w:ind w:left="0"/>
+              <w:jc w:val="left"/>
+            </w:pPr>
+            <w:r>
+              <w:rPr>
+                <w:rFonts w:ascii="Arial" w:hAnsi="Arial" w:eastAsia="等线" w:cs="Arial"/>
+                <w:sz w:val="22"/>
+              </w:rPr>
+              <w:t>记录缺陷详情、修复方案、回归测试结果，闭环率100%</w:t>
+            </w:r>
+          </w:p>
+        </w:tc>
+        <w:tc>
+          <w:tcPr>
+            <w:tcW w:w="1035" w:type="dxa"/>
+            <w:tcMar>
+              <w:top w:w="60" w:type="dxa"/>
+              <w:left w:w="120" w:type="dxa"/>
+              <w:bottom w:w="30" w:type="dxa"/>
+              <w:right w:w="120" w:type="dxa"/>
+            </w:tcMar>
+          </w:tcPr>
+          <w:p>
+            <w:pPr>
+              <w:spacing w:before="120" w:after="120" w:line="288" w:lineRule="auto"/>
+              <w:ind w:left="0"/>
+              <w:jc w:val="left"/>
+            </w:pPr>
+            <w:r>
+              <w:rPr>
+                <w:rFonts w:ascii="Arial" w:hAnsi="Arial" w:eastAsia="等线" w:cs="Arial"/>
+                <w:sz w:val="22"/>
+              </w:rPr>
+              <w:t>留存备查</w:t>
+            </w:r>
+          </w:p>
+        </w:tc>
+      </w:tr>
+      <w:tr>
+        <w:tblPrEx>
+          <w:tblBorders>
+            <w:top w:val="single" w:color="DEE0E3" w:sz="0" w:space="0"/>
+            <w:left w:val="single" w:color="DEE0E3" w:sz="0" w:space="0"/>
+            <w:bottom w:val="single" w:color="DEE0E3" w:sz="0" w:space="0"/>
+            <w:right w:val="single" w:color="DEE0E3" w:sz="0" w:space="0"/>
+            <w:insideH w:val="single" w:color="DEE0E3" w:sz="0" w:space="0"/>
+            <w:insideV w:val="single" w:color="DEE0E3" w:sz="0" w:space="0"/>
+          </w:tblBorders>
+          <w:tblCellMar>
+            <w:top w:w="0" w:type="dxa"/>
+            <w:left w:w="10" w:type="dxa"/>
+            <w:bottom w:w="0" w:type="dxa"/>
+            <w:right w:w="10" w:type="dxa"/>
+          </w:tblCellMar>
+        </w:tblPrEx>
+        <w:tc>
+          <w:tcPr>
+            <w:tcW w:w="1035" w:type="dxa"/>
+            <w:tcMar>
+              <w:top w:w="60" w:type="dxa"/>
+              <w:left w:w="120" w:type="dxa"/>
+              <w:bottom w:w="30" w:type="dxa"/>
+              <w:right w:w="120" w:type="dxa"/>
+            </w:tcMar>
+          </w:tcPr>
+          <w:p>
+            <w:pPr>
+              <w:spacing w:before="120" w:after="120" w:line="288" w:lineRule="auto"/>
+              <w:ind w:left="0"/>
+              <w:jc w:val="left"/>
+            </w:pPr>
+            <w:r>
+              <w:rPr>
+                <w:rFonts w:ascii="Arial" w:hAnsi="Arial" w:eastAsia="等线" w:cs="Arial"/>
+                <w:sz w:val="22"/>
+              </w:rPr>
+              <w:t>6</w:t>
+            </w:r>
+          </w:p>
+        </w:tc>
+        <w:tc>
+          <w:tcPr>
+            <w:tcW w:w="1035" w:type="dxa"/>
+            <w:tcMar>
+              <w:top w:w="60" w:type="dxa"/>
+              <w:left w:w="120" w:type="dxa"/>
+              <w:bottom w:w="30" w:type="dxa"/>
+              <w:right w:w="120" w:type="dxa"/>
+            </w:tcMar>
+          </w:tcPr>
+          <w:p>
+            <w:pPr>
+              <w:spacing w:before="120" w:after="120" w:line="288" w:lineRule="auto"/>
+              <w:ind w:left="0"/>
+              <w:jc w:val="left"/>
+            </w:pPr>
+            <w:r>
+              <w:rPr>
+                <w:rFonts w:ascii="Arial" w:hAnsi="Arial" w:eastAsia="等线" w:cs="Arial"/>
+                <w:sz w:val="22"/>
+              </w:rPr>
+              <w:t>上线部署与验收交付</w:t>
+            </w:r>
+          </w:p>
+        </w:tc>
+        <w:tc>
+          <w:tcPr>
+            <w:tcW w:w="1035" w:type="dxa"/>
+            <w:tcMar>
+              <w:top w:w="60" w:type="dxa"/>
+              <w:left w:w="120" w:type="dxa"/>
+              <w:bottom w:w="30" w:type="dxa"/>
+              <w:right w:w="120" w:type="dxa"/>
+            </w:tcMar>
+          </w:tcPr>
+          <w:p>
+            <w:pPr>
+              <w:spacing w:before="120" w:after="120" w:line="288" w:lineRule="auto"/>
+              <w:ind w:left="0"/>
+              <w:jc w:val="left"/>
+            </w:pPr>
+            <w:r>
+              <w:rPr>
+                <w:rFonts w:ascii="Arial" w:hAnsi="Arial" w:eastAsia="等线" w:cs="Arial"/>
+                <w:sz w:val="22"/>
+              </w:rPr>
+              <w:t>部署文档</w:t>
+            </w:r>
+          </w:p>
+        </w:tc>
+        <w:tc>
+          <w:tcPr>
+            <w:tcW w:w="1035" w:type="dxa"/>
+            <w:tcMar>
+              <w:top w:w="60" w:type="dxa"/>
+              <w:left w:w="120" w:type="dxa"/>
+              <w:bottom w:w="30" w:type="dxa"/>
+              <w:right w:w="120" w:type="dxa"/>
+            </w:tcMar>
+          </w:tcPr>
+          <w:p>
+            <w:pPr>
+              <w:spacing w:before="120" w:after="120" w:line="288" w:lineRule="auto"/>
+              <w:ind w:left="0"/>
+              <w:jc w:val="left"/>
+            </w:pPr>
+            <w:r>
+              <w:rPr>
+                <w:rFonts w:ascii="Arial" w:hAnsi="Arial" w:eastAsia="等线" w:cs="Arial"/>
+                <w:sz w:val="22"/>
+              </w:rPr>
+              <w:t>文档类</w:t>
+            </w:r>
+          </w:p>
+        </w:tc>
+        <w:tc>
+          <w:tcPr>
+            <w:tcW w:w="1035" w:type="dxa"/>
+            <w:tcMar>
+              <w:top w:w="60" w:type="dxa"/>
+              <w:left w:w="120" w:type="dxa"/>
+              <w:bottom w:w="30" w:type="dxa"/>
+              <w:right w:w="120" w:type="dxa"/>
+            </w:tcMar>
+          </w:tcPr>
+          <w:p>
+            <w:pPr>
+              <w:spacing w:before="120" w:after="120" w:line="288" w:lineRule="auto"/>
+              <w:ind w:left="0"/>
+              <w:jc w:val="left"/>
+            </w:pPr>
+            <w:r>
+              <w:rPr>
+                <w:rFonts w:ascii="Arial" w:hAnsi="Arial" w:eastAsia="等线" w:cs="Arial"/>
+                <w:sz w:val="22"/>
+              </w:rPr>
+              <w:t>第8周第2个工作日</w:t>
+            </w:r>
+          </w:p>
+        </w:tc>
+        <w:tc>
+          <w:tcPr>
+            <w:tcW w:w="1035" w:type="dxa"/>
+            <w:tcMar>
+              <w:top w:w="60" w:type="dxa"/>
+              <w:left w:w="120" w:type="dxa"/>
+              <w:bottom w:w="30" w:type="dxa"/>
+              <w:right w:w="120" w:type="dxa"/>
+            </w:tcMar>
+          </w:tcPr>
+          <w:p>
+            <w:pPr>
+              <w:spacing w:before="120" w:after="120" w:line="288" w:lineRule="auto"/>
+              <w:ind w:left="0"/>
+              <w:jc w:val="left"/>
+            </w:pPr>
+            <w:r>
+              <w:rPr>
+                <w:rFonts w:ascii="Arial" w:hAnsi="Arial" w:eastAsia="等线" w:cs="Arial"/>
+                <w:sz w:val="22"/>
+              </w:rPr>
+              <w:t>运维工程师</w:t>
+            </w:r>
+          </w:p>
+        </w:tc>
+        <w:tc>
+          <w:tcPr>
+            <w:tcW w:w="1035" w:type="dxa"/>
+            <w:tcMar>
+              <w:top w:w="60" w:type="dxa"/>
+              <w:left w:w="120" w:type="dxa"/>
+              <w:bottom w:w="30" w:type="dxa"/>
+              <w:right w:w="120" w:type="dxa"/>
+            </w:tcMar>
+          </w:tcPr>
+          <w:p>
+            <w:pPr>
+              <w:spacing w:before="120" w:after="120" w:line="288" w:lineRule="auto"/>
+              <w:ind w:left="0"/>
+              <w:jc w:val="left"/>
+            </w:pPr>
+            <w:r>
+              <w:rPr>
+                <w:rFonts w:ascii="Arial" w:hAnsi="Arial" w:eastAsia="等线" w:cs="Arial"/>
+                <w:sz w:val="22"/>
+              </w:rPr>
+              <w:t>明确环境配置、部署步骤、注意事项，可复现部署过程</w:t>
+            </w:r>
+          </w:p>
+        </w:tc>
+        <w:tc>
+          <w:tcPr>
+            <w:tcW w:w="1035" w:type="dxa"/>
+            <w:tcMar>
+              <w:top w:w="60" w:type="dxa"/>
+              <w:left w:w="120" w:type="dxa"/>
+              <w:bottom w:w="30" w:type="dxa"/>
+              <w:right w:w="120" w:type="dxa"/>
+            </w:tcMar>
+          </w:tcPr>
+          <w:p>
+            <w:pPr>
+              <w:spacing w:before="120" w:after="120" w:line="288" w:lineRule="auto"/>
+              <w:ind w:left="0"/>
+              <w:jc w:val="left"/>
+            </w:pPr>
+            <w:r>
+              <w:rPr>
+                <w:rFonts w:ascii="Arial" w:hAnsi="Arial" w:eastAsia="等线" w:cs="Arial"/>
+                <w:sz w:val="22"/>
+              </w:rPr>
+              <w:t>用于后续运维参考</w:t>
+            </w:r>
+          </w:p>
+        </w:tc>
+      </w:tr>
+      <w:tr>
+        <w:tblPrEx>
+          <w:tblBorders>
+            <w:top w:val="single" w:color="DEE0E3" w:sz="0" w:space="0"/>
+            <w:left w:val="single" w:color="DEE0E3" w:sz="0" w:space="0"/>
+            <w:bottom w:val="single" w:color="DEE0E3" w:sz="0" w:space="0"/>
+            <w:right w:val="single" w:color="DEE0E3" w:sz="0" w:space="0"/>
+            <w:insideH w:val="single" w:color="DEE0E3" w:sz="0" w:space="0"/>
+            <w:insideV w:val="single" w:color="DEE0E3" w:sz="0" w:space="0"/>
+          </w:tblBorders>
+          <w:tblCellMar>
+            <w:top w:w="0" w:type="dxa"/>
+            <w:left w:w="10" w:type="dxa"/>
+            <w:bottom w:w="0" w:type="dxa"/>
+            <w:right w:w="10" w:type="dxa"/>
+          </w:tblCellMar>
+        </w:tblPrEx>
+        <w:tc>
+          <w:tcPr>
+            <w:tcW w:w="1035" w:type="dxa"/>
+            <w:tcMar>
+              <w:top w:w="60" w:type="dxa"/>
+              <w:left w:w="120" w:type="dxa"/>
+              <w:bottom w:w="30" w:type="dxa"/>
+              <w:right w:w="120" w:type="dxa"/>
+            </w:tcMar>
+          </w:tcPr>
+          <w:p>
+            <w:pPr>
+              <w:spacing w:before="120" w:after="120" w:line="288" w:lineRule="auto"/>
+              <w:ind w:left="0"/>
+              <w:jc w:val="left"/>
+            </w:pPr>
+            <w:r>
+              <w:rPr>
+                <w:rFonts w:ascii="Arial" w:hAnsi="Arial" w:eastAsia="等线" w:cs="Arial"/>
+                <w:sz w:val="22"/>
+              </w:rPr>
+              <w:t>6</w:t>
+            </w:r>
+          </w:p>
+        </w:tc>
+        <w:tc>
+          <w:tcPr>
+            <w:tcW w:w="1035" w:type="dxa"/>
+            <w:tcMar>
+              <w:top w:w="60" w:type="dxa"/>
+              <w:left w:w="120" w:type="dxa"/>
+              <w:bottom w:w="30" w:type="dxa"/>
+              <w:right w:w="120" w:type="dxa"/>
+            </w:tcMar>
+          </w:tcPr>
+          <w:p>
+            <w:pPr>
+              <w:spacing w:before="120" w:after="120" w:line="288" w:lineRule="auto"/>
+              <w:ind w:left="0"/>
+              <w:jc w:val="left"/>
+            </w:pPr>
+            <w:r>
+              <w:rPr>
+                <w:rFonts w:ascii="Arial" w:hAnsi="Arial" w:eastAsia="等线" w:cs="Arial"/>
+                <w:sz w:val="22"/>
+              </w:rPr>
+              <w:t>上线部署与验收交付</w:t>
+            </w:r>
+          </w:p>
+        </w:tc>
+        <w:tc>
+          <w:tcPr>
+            <w:tcW w:w="1035" w:type="dxa"/>
+            <w:tcMar>
+              <w:top w:w="60" w:type="dxa"/>
+              <w:left w:w="120" w:type="dxa"/>
+              <w:bottom w:w="30" w:type="dxa"/>
+              <w:right w:w="120" w:type="dxa"/>
+            </w:tcMar>
+          </w:tcPr>
+          <w:p>
+            <w:pPr>
+              <w:spacing w:before="120" w:after="120" w:line="288" w:lineRule="auto"/>
+              <w:ind w:left="0"/>
+              <w:jc w:val="left"/>
+            </w:pPr>
+            <w:r>
+              <w:rPr>
+                <w:rFonts w:ascii="Arial" w:hAnsi="Arial" w:eastAsia="等线" w:cs="Arial"/>
+                <w:sz w:val="22"/>
+              </w:rPr>
+              <w:t>用户手册</w:t>
+            </w:r>
+          </w:p>
+        </w:tc>
+        <w:tc>
+          <w:tcPr>
+            <w:tcW w:w="1035" w:type="dxa"/>
+            <w:tcMar>
+              <w:top w:w="60" w:type="dxa"/>
+              <w:left w:w="120" w:type="dxa"/>
+              <w:bottom w:w="30" w:type="dxa"/>
+              <w:right w:w="120" w:type="dxa"/>
+            </w:tcMar>
+          </w:tcPr>
+          <w:p>
+            <w:pPr>
+              <w:spacing w:before="120" w:after="120" w:line="288" w:lineRule="auto"/>
+              <w:ind w:left="0"/>
+              <w:jc w:val="left"/>
+            </w:pPr>
+            <w:r>
+              <w:rPr>
+                <w:rFonts w:ascii="Arial" w:hAnsi="Arial" w:eastAsia="等线" w:cs="Arial"/>
+                <w:sz w:val="22"/>
+              </w:rPr>
+              <w:t>文档类</w:t>
+            </w:r>
+          </w:p>
+        </w:tc>
+        <w:tc>
+          <w:tcPr>
+            <w:tcW w:w="1035" w:type="dxa"/>
+            <w:tcMar>
+              <w:top w:w="60" w:type="dxa"/>
+              <w:left w:w="120" w:type="dxa"/>
+              <w:bottom w:w="30" w:type="dxa"/>
+              <w:right w:w="120" w:type="dxa"/>
+            </w:tcMar>
+          </w:tcPr>
+          <w:p>
+            <w:pPr>
+              <w:spacing w:before="120" w:after="120" w:line="288" w:lineRule="auto"/>
+              <w:ind w:left="0"/>
+              <w:jc w:val="left"/>
+            </w:pPr>
+            <w:r>
+              <w:rPr>
+                <w:rFonts w:ascii="Arial" w:hAnsi="Arial" w:eastAsia="等线" w:cs="Arial"/>
+                <w:sz w:val="22"/>
+              </w:rPr>
+              <w:t>第8周第2个工作日</w:t>
+            </w:r>
+          </w:p>
+        </w:tc>
+        <w:tc>
+          <w:tcPr>
+            <w:tcW w:w="1035" w:type="dxa"/>
+            <w:tcMar>
+              <w:top w:w="60" w:type="dxa"/>
+              <w:left w:w="120" w:type="dxa"/>
+              <w:bottom w:w="30" w:type="dxa"/>
+              <w:right w:w="120" w:type="dxa"/>
+            </w:tcMar>
+          </w:tcPr>
+          <w:p>
+            <w:pPr>
+              <w:spacing w:before="120" w:after="120" w:line="288" w:lineRule="auto"/>
+              <w:ind w:left="0"/>
+              <w:jc w:val="left"/>
+            </w:pPr>
+            <w:r>
+              <w:rPr>
+                <w:rFonts w:ascii="Arial" w:hAnsi="Arial" w:eastAsia="等线" w:cs="Arial"/>
+                <w:sz w:val="22"/>
+              </w:rPr>
+              <w:t>产品经理</w:t>
+            </w:r>
+          </w:p>
+        </w:tc>
+        <w:tc>
+          <w:tcPr>
+            <w:tcW w:w="1035" w:type="dxa"/>
+            <w:tcMar>
+              <w:top w:w="60" w:type="dxa"/>
+              <w:left w:w="120" w:type="dxa"/>
+              <w:bottom w:w="30" w:type="dxa"/>
+              <w:right w:w="120" w:type="dxa"/>
+            </w:tcMar>
+          </w:tcPr>
+          <w:p>
+            <w:pPr>
+              <w:spacing w:before="120" w:after="120" w:line="288" w:lineRule="auto"/>
+              <w:ind w:left="0"/>
+              <w:jc w:val="left"/>
+            </w:pPr>
+            <w:r>
+              <w:rPr>
+                <w:rFonts w:ascii="Arial" w:hAnsi="Arial" w:eastAsia="等线" w:cs="Arial"/>
+                <w:sz w:val="22"/>
+              </w:rPr>
+              <w:t>分企业、市、省端，步骤清晰，适配不同用户操作</w:t>
+            </w:r>
+          </w:p>
+        </w:tc>
+        <w:tc>
+          <w:tcPr>
+            <w:tcW w:w="1035" w:type="dxa"/>
+            <w:tcMar>
+              <w:top w:w="60" w:type="dxa"/>
+              <w:left w:w="120" w:type="dxa"/>
+              <w:bottom w:w="30" w:type="dxa"/>
+              <w:right w:w="120" w:type="dxa"/>
+            </w:tcMar>
+          </w:tcPr>
+          <w:p>
+            <w:pPr>
+              <w:spacing w:before="120" w:after="120" w:line="288" w:lineRule="auto"/>
+              <w:ind w:left="0"/>
+              <w:jc w:val="left"/>
+            </w:pPr>
+            <w:r>
+              <w:rPr>
+                <w:rFonts w:ascii="Arial" w:hAnsi="Arial" w:eastAsia="等线" w:cs="Arial"/>
+                <w:sz w:val="22"/>
+              </w:rPr>
+              <w:t>用于用户培训及后续使用</w:t>
+            </w:r>
+          </w:p>
+        </w:tc>
+      </w:tr>
+      <w:tr>
+        <w:tblPrEx>
+          <w:tblBorders>
+            <w:top w:val="single" w:color="DEE0E3" w:sz="0" w:space="0"/>
+            <w:left w:val="single" w:color="DEE0E3" w:sz="0" w:space="0"/>
+            <w:bottom w:val="single" w:color="DEE0E3" w:sz="0" w:space="0"/>
+            <w:right w:val="single" w:color="DEE0E3" w:sz="0" w:space="0"/>
+            <w:insideH w:val="single" w:color="DEE0E3" w:sz="0" w:space="0"/>
+            <w:insideV w:val="single" w:color="DEE0E3" w:sz="0" w:space="0"/>
+          </w:tblBorders>
+          <w:tblCellMar>
+            <w:top w:w="0" w:type="dxa"/>
+            <w:left w:w="10" w:type="dxa"/>
+            <w:bottom w:w="0" w:type="dxa"/>
+            <w:right w:w="10" w:type="dxa"/>
+          </w:tblCellMar>
+        </w:tblPrEx>
+        <w:tc>
+          <w:tcPr>
+            <w:tcW w:w="1035" w:type="dxa"/>
+            <w:tcMar>
+              <w:top w:w="60" w:type="dxa"/>
+              <w:left w:w="120" w:type="dxa"/>
+              <w:bottom w:w="30" w:type="dxa"/>
+              <w:right w:w="120" w:type="dxa"/>
+            </w:tcMar>
+          </w:tcPr>
+          <w:p>
+            <w:pPr>
+              <w:spacing w:before="120" w:after="120" w:line="288" w:lineRule="auto"/>
+              <w:ind w:left="0"/>
+              <w:jc w:val="left"/>
+            </w:pPr>
+            <w:r>
+              <w:rPr>
+                <w:rFonts w:ascii="Arial" w:hAnsi="Arial" w:eastAsia="等线" w:cs="Arial"/>
+                <w:sz w:val="22"/>
+              </w:rPr>
+              <w:t>6</w:t>
+            </w:r>
+          </w:p>
+        </w:tc>
+        <w:tc>
+          <w:tcPr>
+            <w:tcW w:w="1035" w:type="dxa"/>
+            <w:tcMar>
+              <w:top w:w="60" w:type="dxa"/>
+              <w:left w:w="120" w:type="dxa"/>
+              <w:bottom w:w="30" w:type="dxa"/>
+              <w:right w:w="120" w:type="dxa"/>
+            </w:tcMar>
+          </w:tcPr>
+          <w:p>
+            <w:pPr>
+              <w:spacing w:before="120" w:after="120" w:line="288" w:lineRule="auto"/>
+              <w:ind w:left="0"/>
+              <w:jc w:val="left"/>
+            </w:pPr>
+            <w:r>
+              <w:rPr>
+                <w:rFonts w:ascii="Arial" w:hAnsi="Arial" w:eastAsia="等线" w:cs="Arial"/>
+                <w:sz w:val="22"/>
+              </w:rPr>
+              <w:t>上线部署与验收交付</w:t>
+            </w:r>
+          </w:p>
+        </w:tc>
+        <w:tc>
+          <w:tcPr>
+            <w:tcW w:w="1035" w:type="dxa"/>
+            <w:tcMar>
+              <w:top w:w="60" w:type="dxa"/>
+              <w:left w:w="120" w:type="dxa"/>
+              <w:bottom w:w="30" w:type="dxa"/>
+              <w:right w:w="120" w:type="dxa"/>
+            </w:tcMar>
+          </w:tcPr>
+          <w:p>
+            <w:pPr>
+              <w:spacing w:before="120" w:after="120" w:line="288" w:lineRule="auto"/>
+              <w:ind w:left="0"/>
+              <w:jc w:val="left"/>
+            </w:pPr>
+            <w:r>
+              <w:rPr>
+                <w:rFonts w:ascii="Arial" w:hAnsi="Arial" w:eastAsia="等线" w:cs="Arial"/>
+                <w:sz w:val="22"/>
+              </w:rPr>
+              <w:t>验收材料包</w:t>
+            </w:r>
+          </w:p>
+        </w:tc>
+        <w:tc>
+          <w:tcPr>
+            <w:tcW w:w="1035" w:type="dxa"/>
+            <w:tcMar>
+              <w:top w:w="60" w:type="dxa"/>
+              <w:left w:w="120" w:type="dxa"/>
+              <w:bottom w:w="30" w:type="dxa"/>
+              <w:right w:w="120" w:type="dxa"/>
+            </w:tcMar>
+          </w:tcPr>
+          <w:p>
+            <w:pPr>
+              <w:spacing w:before="120" w:after="120" w:line="288" w:lineRule="auto"/>
+              <w:ind w:left="0"/>
+              <w:jc w:val="left"/>
+            </w:pPr>
+            <w:r>
+              <w:rPr>
+                <w:rFonts w:ascii="Arial" w:hAnsi="Arial" w:eastAsia="等线" w:cs="Arial"/>
+                <w:sz w:val="22"/>
+              </w:rPr>
+              <w:t>文档类</w:t>
+            </w:r>
+          </w:p>
+        </w:tc>
+        <w:tc>
+          <w:tcPr>
+            <w:tcW w:w="1035" w:type="dxa"/>
+            <w:tcMar>
+              <w:top w:w="60" w:type="dxa"/>
+              <w:left w:w="120" w:type="dxa"/>
+              <w:bottom w:w="30" w:type="dxa"/>
+              <w:right w:w="120" w:type="dxa"/>
+            </w:tcMar>
+          </w:tcPr>
+          <w:p>
+            <w:pPr>
+              <w:spacing w:before="120" w:after="120" w:line="288" w:lineRule="auto"/>
+              <w:ind w:left="0"/>
+              <w:jc w:val="left"/>
+            </w:pPr>
+            <w:r>
+              <w:rPr>
+                <w:rFonts w:ascii="Arial" w:hAnsi="Arial" w:eastAsia="等线" w:cs="Arial"/>
+                <w:sz w:val="22"/>
+              </w:rPr>
+              <w:t>第8周第3个工作日</w:t>
+            </w:r>
+          </w:p>
+        </w:tc>
+        <w:tc>
+          <w:tcPr>
+            <w:tcW w:w="1035" w:type="dxa"/>
+            <w:tcMar>
+              <w:top w:w="60" w:type="dxa"/>
+              <w:left w:w="120" w:type="dxa"/>
+              <w:bottom w:w="30" w:type="dxa"/>
+              <w:right w:w="120" w:type="dxa"/>
+            </w:tcMar>
+          </w:tcPr>
+          <w:p>
+            <w:pPr>
+              <w:spacing w:before="120" w:after="120" w:line="288" w:lineRule="auto"/>
+              <w:ind w:left="0"/>
+              <w:jc w:val="left"/>
+            </w:pPr>
+            <w:r>
+              <w:rPr>
+                <w:rFonts w:ascii="Arial" w:hAnsi="Arial" w:eastAsia="等线" w:cs="Arial"/>
+                <w:sz w:val="22"/>
+              </w:rPr>
+              <w:t>项目经理</w:t>
+            </w:r>
+          </w:p>
+        </w:tc>
+        <w:tc>
+          <w:tcPr>
+            <w:tcW w:w="1035" w:type="dxa"/>
+            <w:tcMar>
+              <w:top w:w="60" w:type="dxa"/>
+              <w:left w:w="120" w:type="dxa"/>
+              <w:bottom w:w="30" w:type="dxa"/>
+              <w:right w:w="120" w:type="dxa"/>
+            </w:tcMar>
+          </w:tcPr>
+          <w:p>
+            <w:pPr>
+              <w:spacing w:before="120" w:after="120" w:line="288" w:lineRule="auto"/>
+              <w:ind w:left="0"/>
+              <w:jc w:val="left"/>
+            </w:pPr>
+            <w:r>
+              <w:rPr>
+                <w:rFonts w:ascii="Arial" w:hAnsi="Arial" w:eastAsia="等线" w:cs="Arial"/>
+                <w:sz w:val="22"/>
+              </w:rPr>
+              <w:t>包含所有阶段交付物，整理规范，便于验收查阅</w:t>
+            </w:r>
+          </w:p>
+        </w:tc>
+        <w:tc>
+          <w:tcPr>
+            <w:tcW w:w="1035" w:type="dxa"/>
+            <w:tcMar>
+              <w:top w:w="60" w:type="dxa"/>
+              <w:left w:w="120" w:type="dxa"/>
+              <w:bottom w:w="30" w:type="dxa"/>
+              <w:right w:w="120" w:type="dxa"/>
+            </w:tcMar>
+          </w:tcPr>
+          <w:p>
+            <w:pPr>
+              <w:spacing w:before="120" w:after="120" w:line="288" w:lineRule="auto"/>
+              <w:ind w:left="0"/>
+              <w:jc w:val="left"/>
+            </w:pPr>
+            <w:r>
+              <w:rPr>
+                <w:rFonts w:ascii="Arial" w:hAnsi="Arial" w:eastAsia="等线" w:cs="Arial"/>
+                <w:sz w:val="22"/>
+              </w:rPr>
+              <w:t>提交省厅需求方</w:t>
+            </w:r>
+          </w:p>
+        </w:tc>
+      </w:tr>
+      <w:tr>
+        <w:tblPrEx>
+          <w:tblBorders>
+            <w:top w:val="single" w:color="DEE0E3" w:sz="0" w:space="0"/>
+            <w:left w:val="single" w:color="DEE0E3" w:sz="0" w:space="0"/>
+            <w:bottom w:val="single" w:color="DEE0E3" w:sz="0" w:space="0"/>
+            <w:right w:val="single" w:color="DEE0E3" w:sz="0" w:space="0"/>
+            <w:insideH w:val="single" w:color="DEE0E3" w:sz="0" w:space="0"/>
+            <w:insideV w:val="single" w:color="DEE0E3" w:sz="0" w:space="0"/>
+          </w:tblBorders>
+          <w:tblCellMar>
+            <w:top w:w="0" w:type="dxa"/>
+            <w:left w:w="10" w:type="dxa"/>
+            <w:bottom w:w="0" w:type="dxa"/>
+            <w:right w:w="10" w:type="dxa"/>
+          </w:tblCellMar>
+        </w:tblPrEx>
+        <w:tc>
+          <w:tcPr>
+            <w:tcW w:w="1035" w:type="dxa"/>
+            <w:tcMar>
+              <w:top w:w="60" w:type="dxa"/>
+              <w:left w:w="120" w:type="dxa"/>
+              <w:bottom w:w="30" w:type="dxa"/>
+              <w:right w:w="120" w:type="dxa"/>
+            </w:tcMar>
+          </w:tcPr>
+          <w:p>
+            <w:pPr>
+              <w:spacing w:before="120" w:after="120" w:line="288" w:lineRule="auto"/>
+              <w:ind w:left="0"/>
+              <w:jc w:val="left"/>
+            </w:pPr>
+            <w:r>
+              <w:rPr>
+                <w:rFonts w:ascii="Arial" w:hAnsi="Arial" w:eastAsia="等线" w:cs="Arial"/>
+                <w:sz w:val="22"/>
+              </w:rPr>
+              <w:t>6</w:t>
+            </w:r>
+          </w:p>
+        </w:tc>
+        <w:tc>
+          <w:tcPr>
+            <w:tcW w:w="1035" w:type="dxa"/>
+            <w:tcMar>
+              <w:top w:w="60" w:type="dxa"/>
+              <w:left w:w="120" w:type="dxa"/>
+              <w:bottom w:w="30" w:type="dxa"/>
+              <w:right w:w="120" w:type="dxa"/>
+            </w:tcMar>
+          </w:tcPr>
+          <w:p>
+            <w:pPr>
+              <w:spacing w:before="120" w:after="120" w:line="288" w:lineRule="auto"/>
+              <w:ind w:left="0"/>
+              <w:jc w:val="left"/>
+            </w:pPr>
+            <w:r>
+              <w:rPr>
+                <w:rFonts w:ascii="Arial" w:hAnsi="Arial" w:eastAsia="等线" w:cs="Arial"/>
+                <w:sz w:val="22"/>
+              </w:rPr>
+              <w:t>上线部署与验收交付</w:t>
+            </w:r>
+          </w:p>
+        </w:tc>
+        <w:tc>
+          <w:tcPr>
+            <w:tcW w:w="1035" w:type="dxa"/>
+            <w:tcMar>
+              <w:top w:w="60" w:type="dxa"/>
+              <w:left w:w="120" w:type="dxa"/>
+              <w:bottom w:w="30" w:type="dxa"/>
+              <w:right w:w="120" w:type="dxa"/>
+            </w:tcMar>
+          </w:tcPr>
+          <w:p>
+            <w:pPr>
+              <w:spacing w:before="120" w:after="120" w:line="288" w:lineRule="auto"/>
+              <w:ind w:left="0"/>
+              <w:jc w:val="left"/>
+            </w:pPr>
+            <w:r>
+              <w:rPr>
+                <w:rFonts w:ascii="Arial" w:hAnsi="Arial" w:eastAsia="等线" w:cs="Arial"/>
+                <w:sz w:val="22"/>
+              </w:rPr>
+              <w:t>验收报告</w:t>
+            </w:r>
+          </w:p>
+        </w:tc>
+        <w:tc>
+          <w:tcPr>
+            <w:tcW w:w="1035" w:type="dxa"/>
+            <w:tcMar>
+              <w:top w:w="60" w:type="dxa"/>
+              <w:left w:w="120" w:type="dxa"/>
+              <w:bottom w:w="30" w:type="dxa"/>
+              <w:right w:w="120" w:type="dxa"/>
+            </w:tcMar>
+          </w:tcPr>
+          <w:p>
+            <w:pPr>
+              <w:spacing w:before="120" w:after="120" w:line="288" w:lineRule="auto"/>
+              <w:ind w:left="0"/>
+              <w:jc w:val="left"/>
+            </w:pPr>
+            <w:r>
+              <w:rPr>
+                <w:rFonts w:ascii="Arial" w:hAnsi="Arial" w:eastAsia="等线" w:cs="Arial"/>
+                <w:sz w:val="22"/>
+              </w:rPr>
+              <w:t>文档类</w:t>
+            </w:r>
+          </w:p>
+        </w:tc>
+        <w:tc>
+          <w:tcPr>
+            <w:tcW w:w="1035" w:type="dxa"/>
+            <w:tcMar>
+              <w:top w:w="60" w:type="dxa"/>
+              <w:left w:w="120" w:type="dxa"/>
+              <w:bottom w:w="30" w:type="dxa"/>
+              <w:right w:w="120" w:type="dxa"/>
+            </w:tcMar>
+          </w:tcPr>
+          <w:p>
+            <w:pPr>
+              <w:spacing w:before="120" w:after="120" w:line="288" w:lineRule="auto"/>
+              <w:ind w:left="0"/>
+              <w:jc w:val="left"/>
+            </w:pPr>
+            <w:r>
+              <w:rPr>
+                <w:rFonts w:ascii="Arial" w:hAnsi="Arial" w:eastAsia="等线" w:cs="Arial"/>
+                <w:sz w:val="22"/>
+              </w:rPr>
+              <w:t>第8周第5个工作日</w:t>
+            </w:r>
+          </w:p>
+        </w:tc>
+        <w:tc>
+          <w:tcPr>
+            <w:tcW w:w="1035" w:type="dxa"/>
+            <w:tcMar>
+              <w:top w:w="60" w:type="dxa"/>
+              <w:left w:w="120" w:type="dxa"/>
+              <w:bottom w:w="30" w:type="dxa"/>
+              <w:right w:w="120" w:type="dxa"/>
+            </w:tcMar>
+          </w:tcPr>
+          <w:p>
+            <w:pPr>
+              <w:spacing w:before="120" w:after="120" w:line="288" w:lineRule="auto"/>
+              <w:ind w:left="0"/>
+              <w:jc w:val="left"/>
+            </w:pPr>
+            <w:r>
+              <w:rPr>
+                <w:rFonts w:ascii="Arial" w:hAnsi="Arial" w:eastAsia="等线" w:cs="Arial"/>
+                <w:sz w:val="22"/>
+              </w:rPr>
+              <w:t>项目经理</w:t>
+            </w:r>
+          </w:p>
+        </w:tc>
+        <w:tc>
+          <w:tcPr>
+            <w:tcW w:w="1035" w:type="dxa"/>
+            <w:tcMar>
+              <w:top w:w="60" w:type="dxa"/>
+              <w:left w:w="120" w:type="dxa"/>
+              <w:bottom w:w="30" w:type="dxa"/>
+              <w:right w:w="120" w:type="dxa"/>
+            </w:tcMar>
+          </w:tcPr>
+          <w:p>
+            <w:pPr>
+              <w:spacing w:before="120" w:after="120" w:line="288" w:lineRule="auto"/>
+              <w:ind w:left="0"/>
+              <w:jc w:val="left"/>
+            </w:pPr>
+            <w:r>
+              <w:rPr>
+                <w:rFonts w:ascii="Arial" w:hAnsi="Arial" w:eastAsia="等线" w:cs="Arial"/>
+                <w:sz w:val="22"/>
+              </w:rPr>
+              <w:t>明确验收结果、反馈意见及整改情况，双方签字确认</w:t>
+            </w:r>
+          </w:p>
+        </w:tc>
+        <w:tc>
+          <w:tcPr>
+            <w:tcW w:w="1035" w:type="dxa"/>
+            <w:tcMar>
+              <w:top w:w="60" w:type="dxa"/>
+              <w:left w:w="120" w:type="dxa"/>
+              <w:bottom w:w="30" w:type="dxa"/>
+              <w:right w:w="120" w:type="dxa"/>
+            </w:tcMar>
+          </w:tcPr>
+          <w:p>
+            <w:pPr>
+              <w:spacing w:before="120" w:after="120" w:line="288" w:lineRule="auto"/>
+              <w:ind w:left="0"/>
+              <w:jc w:val="left"/>
+            </w:pPr>
+            <w:r>
+              <w:rPr>
+                <w:rFonts w:ascii="Arial" w:hAnsi="Arial" w:eastAsia="等线" w:cs="Arial"/>
+                <w:sz w:val="22"/>
+              </w:rPr>
+              <w:t>项目闭环核心交付物</w:t>
+            </w:r>
+          </w:p>
+        </w:tc>
+      </w:tr>
+    </w:tbl>
+    <w:p>
+      <w:pPr>
+        <w:spacing w:before="300" w:after="120" w:line="288" w:lineRule="auto"/>
+        <w:ind w:left="0"/>
+        <w:jc w:val="left"/>
+        <w:outlineLvl w:val="2"/>
+      </w:pPr>
+      <w:r>
+        <w:rPr>
+          <w:rFonts w:ascii="Arial" w:hAnsi="Arial" w:eastAsia="等线" w:cs="Arial"/>
+          <w:b/>
+          <w:sz w:val="30"/>
+        </w:rPr>
+        <w:t>交付物管理说明</w:t>
+      </w:r>
+    </w:p>
+    <w:p>
+      <w:pPr>
+        <w:numPr>
+          <w:ilvl w:val="0"/>
+          <w:numId w:val="1"/>
+        </w:numPr>
+        <w:spacing w:before="120" w:after="120" w:line="288" w:lineRule="auto"/>
+        <w:ind w:left="0"/>
+        <w:jc w:val="left"/>
+      </w:pPr>
+      <w:r>
+        <w:rPr>
+          <w:rFonts w:ascii="Arial" w:hAnsi="Arial" w:eastAsia="等线" w:cs="Arial"/>
+          <w:sz w:val="22"/>
+        </w:rPr>
+        <w:t>所有交付物需按交付标准提交，经项目经理审核通过后，归档至文档协作工具，确保可追溯；</w:t>
+      </w:r>
+    </w:p>
+    <w:p>
+      <w:pPr>
+        <w:numPr>
+          <w:ilvl w:val="0"/>
+          <w:numId w:val="2"/>
+        </w:numPr>
+        <w:spacing w:before="120" w:after="120" w:line="288" w:lineRule="auto"/>
+        <w:ind w:left="0"/>
+        <w:jc w:val="left"/>
+      </w:pPr>
+      <w:r>
+        <w:rPr>
+          <w:rFonts w:ascii="Arial" w:hAnsi="Arial" w:eastAsia="等线" w:cs="Arial"/>
+          <w:sz w:val="22"/>
+        </w:rPr>
+        <w:t>交付物需按阶段及时提交，逾期未提交的，责任人需说明原因，制定补提交计划，避免影响后续阶段推进；</w:t>
+      </w:r>
+    </w:p>
+    <w:p>
+      <w:pPr>
+        <w:numPr>
+          <w:ilvl w:val="0"/>
+          <w:numId w:val="3"/>
+        </w:numPr>
+        <w:spacing w:before="120" w:after="120" w:line="288" w:lineRule="auto"/>
+        <w:ind w:left="0"/>
+        <w:jc w:val="left"/>
+      </w:pPr>
+      <w:r>
+        <w:rPr>
+          <w:rFonts w:ascii="Arial" w:hAnsi="Arial" w:eastAsia="等线" w:cs="Arial"/>
+          <w:sz w:val="22"/>
+        </w:rPr>
+        <w:t>交付物格式统一为Word/PDF，命名规范为“阶段-交付物名称-V1.0”，后续迭代更新版本号；</w:t>
+      </w:r>
+    </w:p>
+    <w:p>
+      <w:pPr>
+        <w:numPr>
+          <w:ilvl w:val="0"/>
+          <w:numId w:val="4"/>
+        </w:numPr>
+        <w:spacing w:before="120" w:after="120" w:line="288" w:lineRule="auto"/>
+        <w:ind w:left="0"/>
+        <w:jc w:val="left"/>
+      </w:pPr>
+      <w:r>
+        <w:rPr>
+          <w:rFonts w:ascii="Arial" w:hAnsi="Arial" w:eastAsia="等线" w:cs="Arial"/>
+          <w:sz w:val="22"/>
+        </w:rPr>
+        <w:t>项目结束后，所有交付物统一整理归档，作为项目验收及后续维护的核心参考资料。</w:t>
+      </w:r>
+    </w:p>
+    <w:p>
+      <w:pPr>
+        <w:spacing w:before="120" w:after="120" w:line="288" w:lineRule="auto"/>
+        <w:ind w:left="0"/>
+        <w:jc w:val="left"/>
+        <w:rPr>
+          <w:rFonts w:hint="default" w:ascii="Arial" w:hAnsi="Arial" w:eastAsia="等线" w:cs="Arial"/>
+          <w:sz w:val="22"/>
           <w:lang w:val="en-US" w:eastAsia="zh-CN"/>
         </w:rPr>
       </w:pPr>
@@ -6029,7 +11160,7 @@
   <w:docDefaults>
     <w:rPrDefault>
       <w:rPr>
-        <w:rFonts w:asciiTheme="minorHAnsi" w:hAnsiTheme="minorHAnsi" w:eastAsiaTheme="minorEastAsia" w:cstheme="minorBidi"/>
+        <w:rFonts w:ascii="Times New Roman" w:hAnsi="Times New Roman" w:eastAsia="宋体" w:cs="Times New Roman"/>
       </w:rPr>
     </w:rPrDefault>
     <w:pPrDefault/>
